--- a/example/2 KAD/1 LAP/Learning and Assessment Plan (F122A14).docx
+++ b/example/2 KAD/1 LAP/Learning and Assessment Plan (F122A14).docx
@@ -1,6 +1,6 @@
 
 <file path=word/document.xml><?xml version="1.0" encoding="utf-8"?>
-<w:document xmlns:wpc="http://schemas.microsoft.com/office/word/2010/wordprocessingCanvas" xmlns:cx="http://schemas.microsoft.com/office/drawing/2014/chartex" xmlns:cx1="http://schemas.microsoft.com/office/drawing/2015/9/8/chartex" xmlns:cx2="http://schemas.microsoft.com/office/drawing/2015/10/21/chartex" xmlns:cx3="http://schemas.microsoft.com/office/drawing/2016/5/9/chartex" xmlns:cx4="http://schemas.microsoft.com/office/drawing/2016/5/10/chartex" xmlns:cx5="http://schemas.microsoft.com/office/drawing/2016/5/11/chartex" xmlns:cx6="http://schemas.microsoft.com/office/drawing/2016/5/12/chartex" xmlns:cx7="http://schemas.microsoft.com/office/drawing/2016/5/13/chartex" xmlns:cx8="http://schemas.microsoft.com/office/drawing/2016/5/14/chartex" xmlns:mc="http://schemas.openxmlformats.org/markup-compatibility/2006" xmlns:aink="http://schemas.microsoft.com/office/drawing/2016/ink" xmlns:am3d="http://schemas.microsoft.com/office/drawing/2017/model3d" xmlns:o="urn:schemas-microsoft-com:office:office" xmlns:oel="http://schemas.microsoft.com/office/2019/extlst" xmlns:r="http://schemas.openxmlformats.org/officeDocument/2006/relationships" xmlns:m="http://schemas.openxmlformats.org/officeDocument/2006/math" xmlns:v="urn:schemas-microsoft-com:vml" xmlns:wp14="http://schemas.microsoft.com/office/word/2010/wordprocessingDrawing" xmlns:wp="http://schemas.openxmlformats.org/drawingml/2006/wordprocessingDrawing" xmlns:w10="urn:schemas-microsoft-com:office:word" xmlns:w="http://schemas.openxmlformats.org/wordprocessingml/2006/main" xmlns:w14="http://schemas.microsoft.com/office/word/2010/wordml" xmlns:w15="http://schemas.microsoft.com/office/word/2012/wordml" xmlns:w16cex="http://schemas.microsoft.com/office/word/2018/wordml/cex" xmlns:w16cid="http://schemas.microsoft.com/office/word/2016/wordml/cid" xmlns:w16="http://schemas.microsoft.com/office/word/2018/wordml" xmlns:w16sdtdh="http://schemas.microsoft.com/office/word/2020/wordml/sdtdatahash" xmlns:w16se="http://schemas.microsoft.com/office/word/2015/wordml/symex" xmlns:wpg="http://schemas.microsoft.com/office/word/2010/wordprocessingGroup" xmlns:wpi="http://schemas.microsoft.com/office/word/2010/wordprocessingInk" xmlns:wne="http://schemas.microsoft.com/office/word/2006/wordml" xmlns:wps="http://schemas.microsoft.com/office/word/2010/wordprocessingShape" mc:Ignorable="w14 w15 w16se w16cid w16 w16cex w16sdtdh wp14">
+<w:document xmlns:wpc="http://schemas.microsoft.com/office/word/2010/wordprocessingCanvas" xmlns:cx="http://schemas.microsoft.com/office/drawing/2014/chartex" xmlns:cx1="http://schemas.microsoft.com/office/drawing/2015/9/8/chartex" xmlns:cx2="http://schemas.microsoft.com/office/drawing/2015/10/21/chartex" xmlns:cx3="http://schemas.microsoft.com/office/drawing/2016/5/9/chartex" xmlns:cx4="http://schemas.microsoft.com/office/drawing/2016/5/10/chartex" xmlns:cx5="http://schemas.microsoft.com/office/drawing/2016/5/11/chartex" xmlns:cx6="http://schemas.microsoft.com/office/drawing/2016/5/12/chartex" xmlns:cx7="http://schemas.microsoft.com/office/drawing/2016/5/13/chartex" xmlns:cx8="http://schemas.microsoft.com/office/drawing/2016/5/14/chartex" xmlns:mc="http://schemas.openxmlformats.org/markup-compatibility/2006" xmlns:aink="http://schemas.microsoft.com/office/drawing/2016/ink" xmlns:am3d="http://schemas.microsoft.com/office/drawing/2017/model3d" xmlns:o="urn:schemas-microsoft-com:office:office" xmlns:oel="http://schemas.microsoft.com/office/2019/extlst" xmlns:r="http://schemas.openxmlformats.org/officeDocument/2006/relationships" xmlns:m="http://schemas.openxmlformats.org/officeDocument/2006/math" xmlns:v="urn:schemas-microsoft-com:vml" xmlns:wp14="http://schemas.microsoft.com/office/word/2010/wordprocessingDrawing" xmlns:wp="http://schemas.openxmlformats.org/drawingml/2006/wordprocessingDrawing" xmlns:w10="urn:schemas-microsoft-com:office:word" xmlns:w="http://schemas.openxmlformats.org/wordprocessingml/2006/main" xmlns:w14="http://schemas.microsoft.com/office/word/2010/wordml" xmlns:w15="http://schemas.microsoft.com/office/word/2012/wordml" xmlns:w16cex="http://schemas.microsoft.com/office/word/2018/wordml/cex" xmlns:w16cid="http://schemas.microsoft.com/office/word/2016/wordml/cid" xmlns:w16="http://schemas.microsoft.com/office/word/2018/wordml" xmlns:w16du="http://schemas.microsoft.com/office/word/2023/wordml/word16du" xmlns:w16sdtdh="http://schemas.microsoft.com/office/word/2020/wordml/sdtdatahash" xmlns:w16se="http://schemas.microsoft.com/office/word/2015/wordml/symex" xmlns:wpg="http://schemas.microsoft.com/office/word/2010/wordprocessingGroup" xmlns:wpi="http://schemas.microsoft.com/office/word/2010/wordprocessingInk" xmlns:wne="http://schemas.microsoft.com/office/word/2006/wordml" xmlns:wps="http://schemas.microsoft.com/office/word/2010/wordprocessingShape" mc:Ignorable="w14 w15 w16se w16cid w16 w16cex w16sdtdh w16du wp14">
   <w:body>
     <w:p>
       <w:pPr>
@@ -536,7 +536,7 @@
               <w:br/>
               <w:t>- Choice of Kaggle or Colab or another Jupiter notebook/IPython environment.</w:t>
               <w:br/>
-              <w:t>- Access to GPU accellerated compute environment.</w:t>
+              <w:t>- Access to GPU accelerated compute environment.</w:t>
               <w:br/>
             </w:r>
           </w:p>
@@ -724,7 +724,7 @@
           </w:tcPr>
           <w:p>
             <w:r>
-              <w:t>jordan.hill@nmtafe.edu.au</w:t>
+              <w:t>jordan.hill@nmtafe.wa.edu.au</w:t>
             </w:r>
           </w:p>
         </w:tc>
@@ -979,6 +979,9 @@
           <w:p>
             <w:r>
               <w:t>Demonstrate ability to research, verify, and pitch AI solutions</w:t>
+              <w:br/>
+              <w:t>In-class Research activity and presentation.</w:t>
+              <w:br/>
             </w:r>
           </w:p>
         </w:tc>
@@ -1036,7 +1039,10 @@
           </w:p>
           <w:p>
             <w:r>
-              <w:t>Demonstrate an initial knowledge of AI, ML and DL concepts.</w:t>
+              <w:t xml:space="preserve">Demonstrate an initial knowledge of AI, ML and DL concepts. </w:t>
+              <w:br/>
+              <w:t>Open book out of class knowledge assessment.</w:t>
+              <w:br/>
             </w:r>
           </w:p>
         </w:tc>
@@ -1095,6 +1101,9 @@
           <w:p>
             <w:r>
               <w:t>Demonstrate specific technical knowledge of deep learning processes and concepts.</w:t>
+              <w:br/>
+              <w:t>Open book out of class knowledge assessment.</w:t>
+              <w:br/>
             </w:r>
           </w:p>
         </w:tc>
@@ -1153,6 +1162,9 @@
           <w:p>
             <w:r>
               <w:t>Final project using machine learning to automate work tasks.</w:t>
+              <w:br/>
+              <w:t>In-class project work.</w:t>
+              <w:br/>
             </w:r>
           </w:p>
         </w:tc>
@@ -2205,8 +2217,8 @@
     </w:p>
     <w:tbl>
       <w:tblPr>
-        <w:tblW w:w="5020" w:type="pct"/>
-        <w:tblInd w:w="108" w:type="dxa"/>
+        <w:tblW w:w="5248" w:type="pct"/>
+        <w:tblInd w:w="-431" w:type="dxa"/>
         <w:tblBorders>
           <w:top w:val="single" w:sz="4" w:space="0" w:color="auto"/>
           <w:left w:val="single" w:sz="4" w:space="0" w:color="auto"/>
@@ -2216,53 +2228,69 @@
           <w:insideV w:val="single" w:sz="4" w:space="0" w:color="auto"/>
         </w:tblBorders>
         <w:tblLayout w:type="fixed"/>
+        <w:tblCellMar>
+          <w:left w:w="85" w:type="dxa"/>
+          <w:right w:w="85" w:type="dxa"/>
+        </w:tblCellMar>
         <w:tblLook w:val="0000" w:firstRow="0" w:lastRow="0" w:firstColumn="0" w:lastColumn="0" w:noHBand="0" w:noVBand="0"/>
       </w:tblPr>
       <w:tblGrid>
-        <w:gridCol w:w="1020"/>
+        <w:gridCol w:w="994"/>
+        <w:gridCol w:w="565"/>
+        <w:gridCol w:w="1134"/>
+        <w:gridCol w:w="5531"/>
+        <w:gridCol w:w="3826"/>
+        <w:gridCol w:w="3258"/>
         <w:gridCol w:w="568"/>
-        <w:gridCol w:w="1133"/>
-        <w:gridCol w:w="4681"/>
-        <w:gridCol w:w="2691"/>
-        <w:gridCol w:w="4535"/>
-        <w:gridCol w:w="559"/>
       </w:tblGrid>
       <w:tr>
         <w:trPr>
           <w:cantSplit/>
+          <w:trHeight w:val="1134"/>
           <w:tblHeader/>
         </w:trPr>
         <w:tc>
           <w:tcPr>
-            <w:tcW w:w="523" w:type="pct"/>
+            <w:tcW w:w="491" w:type="pct"/>
             <w:gridSpan w:val="2"/>
-            <w:shd w:val="clear" w:color="auto" w:fill="A80000"/>
-            <w:vAlign w:val="center"/>
-          </w:tcPr>
-          <w:p>
-            <w:pPr>
-              <w:pStyle w:val="Heading3"/>
-            </w:pPr>
-            <w:r>
-              <w:t>Sessions</w:t>
-            </w:r>
-          </w:p>
-          <w:p>
-            <w:pPr>
-              <w:pStyle w:val="Heading3"/>
-            </w:pPr>
-            <w:r>
-              <w:t>(Hours)</w:t>
-            </w:r>
-          </w:p>
-        </w:tc>
-        <w:tc>
-          <w:tcPr>
-            <w:tcW w:w="373" w:type="pct"/>
             <w:tcBorders>
-              <w:bottom w:val="nil"/>
+              <w:bottom w:val="single" w:sz="4" w:space="0" w:color="auto"/>
             </w:tcBorders>
             <w:shd w:val="clear" w:color="auto" w:fill="A80000"/>
+            <w:tcMar>
+              <w:left w:w="85" w:type="dxa"/>
+              <w:right w:w="85" w:type="dxa"/>
+            </w:tcMar>
+            <w:vAlign w:val="center"/>
+          </w:tcPr>
+          <w:p>
+            <w:pPr>
+              <w:pStyle w:val="Heading3"/>
+            </w:pPr>
+            <w:r>
+              <w:t>Sessions</w:t>
+            </w:r>
+          </w:p>
+          <w:p>
+            <w:pPr>
+              <w:pStyle w:val="Heading3"/>
+            </w:pPr>
+            <w:r>
+              <w:t>(Hours)</w:t>
+            </w:r>
+          </w:p>
+        </w:tc>
+        <w:tc>
+          <w:tcPr>
+            <w:tcW w:w="357" w:type="pct"/>
+            <w:tcBorders>
+              <w:bottom w:val="single" w:sz="4" w:space="0" w:color="auto"/>
+            </w:tcBorders>
+            <w:shd w:val="clear" w:color="auto" w:fill="A80000"/>
+            <w:tcMar>
+              <w:left w:w="85" w:type="dxa"/>
+              <w:right w:w="85" w:type="dxa"/>
+            </w:tcMar>
             <w:vAlign w:val="center"/>
           </w:tcPr>
           <w:p>
@@ -2316,11 +2344,15 @@
         </w:tc>
         <w:tc>
           <w:tcPr>
-            <w:tcW w:w="1541" w:type="pct"/>
+            <w:tcW w:w="1742" w:type="pct"/>
             <w:tcBorders>
-              <w:bottom w:val="nil"/>
+              <w:bottom w:val="single" w:sz="4" w:space="0" w:color="auto"/>
             </w:tcBorders>
             <w:shd w:val="clear" w:color="auto" w:fill="A80000"/>
+            <w:tcMar>
+              <w:left w:w="85" w:type="dxa"/>
+              <w:right w:w="85" w:type="dxa"/>
+            </w:tcMar>
             <w:vAlign w:val="center"/>
           </w:tcPr>
           <w:p>
@@ -2349,11 +2381,15 @@
         </w:tc>
         <w:tc>
           <w:tcPr>
-            <w:tcW w:w="886" w:type="pct"/>
+            <w:tcW w:w="1205" w:type="pct"/>
             <w:tcBorders>
-              <w:bottom w:val="nil"/>
+              <w:bottom w:val="single" w:sz="4" w:space="0" w:color="auto"/>
             </w:tcBorders>
             <w:shd w:val="clear" w:color="auto" w:fill="A80000"/>
+            <w:tcMar>
+              <w:left w:w="85" w:type="dxa"/>
+              <w:right w:w="85" w:type="dxa"/>
+            </w:tcMar>
             <w:vAlign w:val="center"/>
           </w:tcPr>
           <w:p>
@@ -2415,9 +2451,16 @@
         </w:tc>
         <w:tc>
           <w:tcPr>
-            <w:tcW w:w="1677" w:type="pct"/>
+            <w:tcW w:w="1205" w:type="pct"/>
             <w:gridSpan w:val="2"/>
+            <w:tcBorders>
+              <w:bottom w:val="single" w:sz="4" w:space="0" w:color="auto"/>
+            </w:tcBorders>
             <w:shd w:val="clear" w:color="auto" w:fill="A80000"/>
+            <w:tcMar>
+              <w:left w:w="85" w:type="dxa"/>
+              <w:right w:w="85" w:type="dxa"/>
+            </w:tcMar>
             <w:vAlign w:val="center"/>
           </w:tcPr>
           <w:p>
@@ -2458,28 +2501,86 @@
       <w:tr>
         <w:trPr>
           <w:cantSplit/>
+          <w:trHeight w:val="405"/>
           <w:tblHeader/>
         </w:trPr>
         <w:tc>
           <w:tcPr>
-            <w:tcW w:w="336" w:type="pct"/>
+            <w:tcW w:w="313" w:type="pct"/>
+            <w:tcBorders>
+              <w:top w:val="single" w:sz="4" w:space="0" w:color="auto"/>
+            </w:tcBorders>
             <w:shd w:val="clear" w:color="auto" w:fill="D9D9D9" w:themeFill="background1" w:themeFillShade="D9"/>
-            <w:vAlign w:val="center"/>
+            <w:tcMar>
+              <w:left w:w="85" w:type="dxa"/>
+              <w:right w:w="85" w:type="dxa"/>
+            </w:tcMar>
           </w:tcPr>
           <w:p>
             <w:pPr>
               <w:pStyle w:val="Heading4"/>
-            </w:pPr>
-            <w:r>
+              <w:rPr>
+                <w:sz w:val="18"/>
+                <w:szCs w:val="18"/>
+              </w:rPr>
+            </w:pPr>
+            <w:r>
+              <w:rPr>
+                <w:sz w:val="18"/>
+                <w:szCs w:val="18"/>
+              </w:rPr>
               <w:t>Session</w:t>
             </w:r>
           </w:p>
         </w:tc>
         <w:tc>
           <w:tcPr>
-            <w:tcW w:w="187" w:type="pct"/>
+            <w:tcW w:w="178" w:type="pct"/>
+            <w:tcBorders>
+              <w:top w:val="single" w:sz="4" w:space="0" w:color="auto"/>
+            </w:tcBorders>
             <w:shd w:val="clear" w:color="auto" w:fill="D9D9D9" w:themeFill="background1" w:themeFillShade="D9"/>
-            <w:vAlign w:val="center"/>
+            <w:tcMar>
+              <w:left w:w="85" w:type="dxa"/>
+              <w:right w:w="85" w:type="dxa"/>
+            </w:tcMar>
+          </w:tcPr>
+          <w:p>
+            <w:pPr>
+              <w:spacing w:line="276" w:lineRule="auto"/>
+              <w:jc w:val="center"/>
+              <w:rPr>
+                <w:rFonts w:cs="Arial"/>
+                <w:b/>
+                <w:bCs/>
+                <w:sz w:val="18"/>
+                <w:szCs w:val="18"/>
+              </w:rPr>
+            </w:pPr>
+            <w:r>
+              <w:rPr>
+                <w:rFonts w:cs="Arial"/>
+                <w:b/>
+                <w:bCs/>
+                <w:sz w:val="18"/>
+                <w:szCs w:val="18"/>
+              </w:rPr>
+              <w:t>Hrs</w:t>
+            </w:r>
+          </w:p>
+        </w:tc>
+        <w:tc>
+          <w:tcPr>
+            <w:tcW w:w="357" w:type="pct"/>
+            <w:tcBorders>
+              <w:top w:val="single" w:sz="4" w:space="0" w:color="auto"/>
+              <w:right w:val="single" w:sz="4" w:space="0" w:color="auto"/>
+            </w:tcBorders>
+            <w:shd w:val="clear" w:color="auto" w:fill="D9D9D9" w:themeFill="background1" w:themeFillShade="D9"/>
+            <w:tcMar>
+              <w:left w:w="85" w:type="dxa"/>
+              <w:right w:w="85" w:type="dxa"/>
+            </w:tcMar>
           </w:tcPr>
           <w:p>
             <w:pPr>
@@ -2493,7 +2594,25 @@
                 <w:szCs w:val="20"/>
               </w:rPr>
             </w:pPr>
-            <w:r>
+          </w:p>
+        </w:tc>
+        <w:tc>
+          <w:tcPr>
+            <w:tcW w:w="1742" w:type="pct"/>
+            <w:tcBorders>
+              <w:top w:val="single" w:sz="4" w:space="0" w:color="auto"/>
+              <w:right w:val="single" w:sz="4" w:space="0" w:color="auto"/>
+            </w:tcBorders>
+            <w:shd w:val="clear" w:color="auto" w:fill="D9D9D9" w:themeFill="background1" w:themeFillShade="D9"/>
+            <w:tcMar>
+              <w:left w:w="85" w:type="dxa"/>
+              <w:right w:w="85" w:type="dxa"/>
+            </w:tcMar>
+          </w:tcPr>
+          <w:p>
+            <w:pPr>
+              <w:spacing w:line="276" w:lineRule="auto"/>
+              <w:jc w:val="center"/>
               <w:rPr>
                 <w:rFonts w:cs="Arial"/>
                 <w:b/>
@@ -2501,19 +2620,21 @@
                 <w:sz w:val="20"/>
                 <w:szCs w:val="20"/>
               </w:rPr>
-              <w:t>Hrs</w:t>
-            </w:r>
-          </w:p>
-        </w:tc>
-        <w:tc>
-          <w:tcPr>
-            <w:tcW w:w="373" w:type="pct"/>
+            </w:pPr>
+          </w:p>
+        </w:tc>
+        <w:tc>
+          <w:tcPr>
+            <w:tcW w:w="1205" w:type="pct"/>
             <w:tcBorders>
-              <w:top w:val="nil"/>
-              <w:right w:val="single" w:sz="4" w:space="0" w:color="auto"/>
+              <w:top w:val="single" w:sz="4" w:space="0" w:color="auto"/>
+              <w:left w:val="single" w:sz="4" w:space="0" w:color="auto"/>
             </w:tcBorders>
             <w:shd w:val="clear" w:color="auto" w:fill="D9D9D9" w:themeFill="background1" w:themeFillShade="D9"/>
-            <w:vAlign w:val="center"/>
+            <w:tcMar>
+              <w:left w:w="85" w:type="dxa"/>
+              <w:right w:w="85" w:type="dxa"/>
+            </w:tcMar>
           </w:tcPr>
           <w:p>
             <w:pPr>
@@ -2531,13 +2652,15 @@
         </w:tc>
         <w:tc>
           <w:tcPr>
-            <w:tcW w:w="1541" w:type="pct"/>
+            <w:tcW w:w="1026" w:type="pct"/>
             <w:tcBorders>
-              <w:top w:val="nil"/>
-              <w:right w:val="single" w:sz="4" w:space="0" w:color="auto"/>
+              <w:top w:val="single" w:sz="4" w:space="0" w:color="auto"/>
             </w:tcBorders>
             <w:shd w:val="clear" w:color="auto" w:fill="D9D9D9" w:themeFill="background1" w:themeFillShade="D9"/>
-            <w:vAlign w:val="center"/>
+            <w:tcMar>
+              <w:left w:w="85" w:type="dxa"/>
+              <w:right w:w="85" w:type="dxa"/>
+            </w:tcMar>
           </w:tcPr>
           <w:p>
             <w:pPr>
@@ -2547,21 +2670,33 @@
                 <w:rFonts w:cs="Arial"/>
                 <w:b/>
                 <w:bCs/>
-                <w:sz w:val="20"/>
-                <w:szCs w:val="20"/>
-              </w:rPr>
-            </w:pPr>
-          </w:p>
-        </w:tc>
-        <w:tc>
-          <w:tcPr>
-            <w:tcW w:w="886" w:type="pct"/>
+                <w:sz w:val="18"/>
+                <w:szCs w:val="18"/>
+              </w:rPr>
+            </w:pPr>
+            <w:r>
+              <w:rPr>
+                <w:rFonts w:cs="Arial"/>
+                <w:b/>
+                <w:bCs/>
+                <w:sz w:val="18"/>
+                <w:szCs w:val="18"/>
+              </w:rPr>
+              <w:t>Activity</w:t>
+            </w:r>
+          </w:p>
+        </w:tc>
+        <w:tc>
+          <w:tcPr>
+            <w:tcW w:w="179" w:type="pct"/>
             <w:tcBorders>
-              <w:top w:val="nil"/>
-              <w:left w:val="single" w:sz="4" w:space="0" w:color="auto"/>
+              <w:top w:val="single" w:sz="4" w:space="0" w:color="auto"/>
             </w:tcBorders>
             <w:shd w:val="clear" w:color="auto" w:fill="D9D9D9" w:themeFill="background1" w:themeFillShade="D9"/>
-            <w:vAlign w:val="center"/>
+            <w:tcMar>
+              <w:left w:w="85" w:type="dxa"/>
+              <w:right w:w="85" w:type="dxa"/>
+            </w:tcMar>
           </w:tcPr>
           <w:p>
             <w:pPr>
@@ -2571,67 +2706,17 @@
                 <w:rFonts w:cs="Arial"/>
                 <w:b/>
                 <w:bCs/>
-                <w:sz w:val="20"/>
-                <w:szCs w:val="20"/>
-              </w:rPr>
-            </w:pPr>
-          </w:p>
-        </w:tc>
-        <w:tc>
-          <w:tcPr>
-            <w:tcW w:w="1493" w:type="pct"/>
-            <w:shd w:val="clear" w:color="auto" w:fill="D9D9D9" w:themeFill="background1" w:themeFillShade="D9"/>
-            <w:vAlign w:val="center"/>
-          </w:tcPr>
-          <w:p>
-            <w:pPr>
-              <w:spacing w:line="276" w:lineRule="auto"/>
-              <w:jc w:val="center"/>
+                <w:sz w:val="18"/>
+                <w:szCs w:val="18"/>
+              </w:rPr>
+            </w:pPr>
+            <w:r>
               <w:rPr>
                 <w:rFonts w:cs="Arial"/>
                 <w:b/>
                 <w:bCs/>
-                <w:sz w:val="20"/>
-                <w:szCs w:val="20"/>
-              </w:rPr>
-            </w:pPr>
-            <w:r>
-              <w:rPr>
-                <w:rFonts w:cs="Arial"/>
-                <w:b/>
-                <w:bCs/>
-                <w:sz w:val="20"/>
-                <w:szCs w:val="20"/>
-              </w:rPr>
-              <w:t>Activity</w:t>
-            </w:r>
-          </w:p>
-        </w:tc>
-        <w:tc>
-          <w:tcPr>
-            <w:tcW w:w="184" w:type="pct"/>
-            <w:shd w:val="clear" w:color="auto" w:fill="D9D9D9" w:themeFill="background1" w:themeFillShade="D9"/>
-            <w:vAlign w:val="center"/>
-          </w:tcPr>
-          <w:p>
-            <w:pPr>
-              <w:spacing w:line="276" w:lineRule="auto"/>
-              <w:jc w:val="center"/>
-              <w:rPr>
-                <w:rFonts w:cs="Arial"/>
-                <w:b/>
-                <w:bCs/>
-                <w:sz w:val="20"/>
-                <w:szCs w:val="20"/>
-              </w:rPr>
-            </w:pPr>
-            <w:r>
-              <w:rPr>
-                <w:rFonts w:cs="Arial"/>
-                <w:b/>
-                <w:bCs/>
-                <w:sz w:val="20"/>
-                <w:szCs w:val="20"/>
+                <w:sz w:val="18"/>
+                <w:szCs w:val="18"/>
               </w:rPr>
               <w:t>Hrs</w:t>
             </w:r>
@@ -2641,10 +2726,15 @@
       <w:tr>
         <w:trPr>
           <w:cantSplit/>
+          <w:trHeight w:val="1134"/>
         </w:trPr>
         <w:tc>
           <w:tcPr>
-            <w:tcW w:w="336" w:type="pct"/>
+            <w:tcW w:w="313" w:type="pct"/>
+            <w:tcMar>
+              <w:left w:w="85" w:type="dxa"/>
+              <w:right w:w="85" w:type="dxa"/>
+            </w:tcMar>
           </w:tcPr>
           <w:p>
             <w:pPr>
@@ -2668,7 +2758,11 @@
         </w:tc>
         <w:tc>
           <w:tcPr>
-            <w:tcW w:w="187" w:type="pct"/>
+            <w:tcW w:w="178" w:type="pct"/>
+            <w:tcMar>
+              <w:left w:w="85" w:type="dxa"/>
+              <w:right w:w="85" w:type="dxa"/>
+            </w:tcMar>
           </w:tcPr>
           <w:p>
             <w:pPr>
@@ -2687,7 +2781,11 @@
         </w:tc>
         <w:tc>
           <w:tcPr>
-            <w:tcW w:w="373" w:type="pct"/>
+            <w:tcW w:w="357" w:type="pct"/>
+            <w:tcMar>
+              <w:left w:w="85" w:type="dxa"/>
+              <w:right w:w="85" w:type="dxa"/>
+            </w:tcMar>
           </w:tcPr>
           <w:p>
             <w:pPr>
@@ -2695,15 +2793,44 @@
               <w:rPr>
                 <w:rFonts w:cs="Arial"/>
                 <w:b/>
-                <w:sz w:val="20"/>
-                <w:szCs w:val="20"/>
-              </w:rPr>
-            </w:pPr>
-          </w:p>
-        </w:tc>
-        <w:tc>
-          <w:tcPr>
-            <w:tcW w:w="1541" w:type="pct"/>
+                <w:sz w:val="10"/>
+                <w:szCs w:val="10"/>
+              </w:rPr>
+            </w:pPr>
+            <w:r>
+              <w:rPr>
+                <w:rFonts w:ascii="Arial" w:hAnsi="Arial"/>
+                <w:b/>
+                <w:sz w:val="11"/>
+              </w:rPr>
+              <w:t>Elements:</w:t>
+            </w:r>
+          </w:p>
+          <w:p>
+            <w:r>
+              <w:rPr>
+                <w:rFonts w:ascii="Arial" w:hAnsi="Arial"/>
+                <w:b/>
+                <w:sz w:val="11"/>
+              </w:rPr>
+              <w:t>ICTAII501:</w:t>
+            </w:r>
+            <w:r>
+              <w:rPr>
+                <w:rFonts w:ascii="Arial" w:hAnsi="Arial"/>
+                <w:sz w:val="11"/>
+              </w:rPr>
+              <w:t xml:space="preserve"> Element 2 </w:t>
+            </w:r>
+          </w:p>
+        </w:tc>
+        <w:tc>
+          <w:tcPr>
+            <w:tcW w:w="1742" w:type="pct"/>
+            <w:tcMar>
+              <w:left w:w="85" w:type="dxa"/>
+              <w:right w:w="85" w:type="dxa"/>
+            </w:tcMar>
           </w:tcPr>
           <w:p>
             <w:pPr>
@@ -2785,7 +2912,11 @@
         </w:tc>
         <w:tc>
           <w:tcPr>
-            <w:tcW w:w="886" w:type="pct"/>
+            <w:tcW w:w="1205" w:type="pct"/>
+            <w:tcMar>
+              <w:left w:w="85" w:type="dxa"/>
+              <w:right w:w="85" w:type="dxa"/>
+            </w:tcMar>
           </w:tcPr>
           <w:p>
             <w:pPr>
@@ -2811,9 +2942,6 @@
               <w:br/>
             </w:r>
             <w:r/>
-          </w:p>
-          <w:p>
-            <w:r/>
             <w:r/>
             <w:r/>
             <w:hyperlink r:id="rId27">
@@ -2829,9 +2957,6 @@
               <w:br/>
             </w:r>
             <w:r/>
-          </w:p>
-          <w:p>
-            <w:r/>
             <w:r/>
             <w:r/>
             <w:hyperlink r:id="rId28">
@@ -2866,17 +2991,15 @@
             </w:r>
             <w:r/>
           </w:p>
-          <w:p>
-            <w:r/>
-          </w:p>
-          <w:p>
-            <w:r/>
-          </w:p>
-        </w:tc>
-        <w:tc>
-          <w:tcPr>
-            <w:tcW w:w="1493" w:type="pct"/>
+        </w:tc>
+        <w:tc>
+          <w:tcPr>
+            <w:tcW w:w="1026" w:type="pct"/>
             <w:shd w:val="clear" w:color="auto" w:fill="auto"/>
+            <w:tcMar>
+              <w:left w:w="85" w:type="dxa"/>
+              <w:right w:w="85" w:type="dxa"/>
+            </w:tcMar>
           </w:tcPr>
           <w:p>
             <w:pPr>
@@ -2910,27 +3033,22 @@
           </w:p>
           <w:p>
             <w:pPr>
-              <w:pStyle w:val="ListBullet"/>
+              <w:pStyle w:val="ListBullet2"/>
             </w:pPr>
             <w:r>
               <w:t>A lunar colony's AI, named Mike, gains self-awareness and aids in a revolution against Earth's government, highlighting themes of AI autonomy and human-machine relationships.</w:t>
             </w:r>
             <w:r/>
           </w:p>
-          <w:p>
-            <w:r/>
-          </w:p>
-          <w:p>
-            <w:r/>
-          </w:p>
-          <w:p>
-            <w:r/>
-          </w:p>
-        </w:tc>
-        <w:tc>
-          <w:tcPr>
-            <w:tcW w:w="184" w:type="pct"/>
+        </w:tc>
+        <w:tc>
+          <w:tcPr>
+            <w:tcW w:w="179" w:type="pct"/>
             <w:shd w:val="clear" w:color="auto" w:fill="auto"/>
+            <w:tcMar>
+              <w:left w:w="85" w:type="dxa"/>
+              <w:right w:w="85" w:type="dxa"/>
+            </w:tcMar>
           </w:tcPr>
           <w:p>
             <w:pPr>
@@ -2943,7 +3061,7 @@
               </w:rPr>
             </w:pPr>
             <w:r>
-              <w:t>2.5</w:t>
+              <w:t>3</w:t>
             </w:r>
           </w:p>
         </w:tc>
@@ -2951,10 +3069,15 @@
       <w:tr>
         <w:trPr>
           <w:cantSplit/>
+          <w:trHeight w:val="1134"/>
         </w:trPr>
         <w:tc>
           <w:tcPr>
-            <w:tcW w:w="336" w:type="pct"/>
+            <w:tcW w:w="313" w:type="pct"/>
+            <w:tcMar>
+              <w:left w:w="85" w:type="dxa"/>
+              <w:right w:w="85" w:type="dxa"/>
+            </w:tcMar>
           </w:tcPr>
           <w:p>
             <w:pPr>
@@ -2978,7 +3101,11 @@
         </w:tc>
         <w:tc>
           <w:tcPr>
-            <w:tcW w:w="187" w:type="pct"/>
+            <w:tcW w:w="178" w:type="pct"/>
+            <w:tcMar>
+              <w:left w:w="85" w:type="dxa"/>
+              <w:right w:w="85" w:type="dxa"/>
+            </w:tcMar>
           </w:tcPr>
           <w:p>
             <w:pPr>
@@ -2997,7 +3124,11 @@
         </w:tc>
         <w:tc>
           <w:tcPr>
-            <w:tcW w:w="373" w:type="pct"/>
+            <w:tcW w:w="357" w:type="pct"/>
+            <w:tcMar>
+              <w:left w:w="85" w:type="dxa"/>
+              <w:right w:w="85" w:type="dxa"/>
+            </w:tcMar>
           </w:tcPr>
           <w:p>
             <w:pPr>
@@ -3005,194 +3136,279 @@
               <w:rPr>
                 <w:rFonts w:cs="Arial"/>
                 <w:b/>
+                <w:sz w:val="10"/>
+                <w:szCs w:val="10"/>
+              </w:rPr>
+            </w:pPr>
+            <w:r>
+              <w:rPr>
+                <w:rFonts w:ascii="Arial" w:hAnsi="Arial"/>
+                <w:b/>
+                <w:sz w:val="11"/>
+              </w:rPr>
+              <w:t>Elements:</w:t>
+            </w:r>
+          </w:p>
+          <w:p>
+            <w:r>
+              <w:rPr>
+                <w:rFonts w:ascii="Arial" w:hAnsi="Arial"/>
+                <w:b/>
+                <w:sz w:val="11"/>
+              </w:rPr>
+              <w:t>ICTAII401:</w:t>
+            </w:r>
+            <w:r>
+              <w:rPr>
+                <w:rFonts w:ascii="Arial" w:hAnsi="Arial"/>
+                <w:sz w:val="11"/>
+              </w:rPr>
+              <w:t xml:space="preserve"> Element 2 </w:t>
+            </w:r>
+          </w:p>
+          <w:p>
+            <w:r>
+              <w:rPr>
+                <w:rFonts w:ascii="Arial" w:hAnsi="Arial"/>
+                <w:b/>
+                <w:sz w:val="11"/>
+              </w:rPr>
+              <w:t>ICTAII501:</w:t>
+            </w:r>
+            <w:r>
+              <w:rPr>
+                <w:rFonts w:ascii="Arial" w:hAnsi="Arial"/>
+                <w:sz w:val="11"/>
+              </w:rPr>
+              <w:t xml:space="preserve"> Element 1 </w:t>
+            </w:r>
+          </w:p>
+          <w:p>
+            <w:r>
+              <w:rPr>
+                <w:rFonts w:ascii="Arial" w:hAnsi="Arial"/>
+                <w:b/>
+                <w:sz w:val="11"/>
+              </w:rPr>
+              <w:t>ICTAII502:</w:t>
+            </w:r>
+            <w:r>
+              <w:rPr>
+                <w:rFonts w:ascii="Arial" w:hAnsi="Arial"/>
+                <w:sz w:val="11"/>
+              </w:rPr>
+              <w:t xml:space="preserve"> Element 2 </w:t>
+            </w:r>
+            <w:r>
+              <w:rPr>
+                <w:rFonts w:ascii="Arial" w:hAnsi="Arial"/>
+                <w:sz w:val="11"/>
+              </w:rPr>
+              <w:t xml:space="preserve"> Element 3 </w:t>
+            </w:r>
+            <w:r>
+              <w:rPr>
+                <w:rFonts w:ascii="Arial" w:hAnsi="Arial"/>
+                <w:sz w:val="11"/>
+              </w:rPr>
+              <w:t xml:space="preserve"> Element 4 </w:t>
+            </w:r>
+          </w:p>
+        </w:tc>
+        <w:tc>
+          <w:tcPr>
+            <w:tcW w:w="1742" w:type="pct"/>
+            <w:tcMar>
+              <w:left w:w="85" w:type="dxa"/>
+              <w:right w:w="85" w:type="dxa"/>
+            </w:tcMar>
+          </w:tcPr>
+          <w:p>
+            <w:pPr>
+              <w:pStyle w:val="Heading5"/>
+            </w:pPr>
+            <w:r>
+              <w:t>Week 2: Data for Machine Learning</w:t>
+            </w:r>
+            <w:r/>
+          </w:p>
+          <w:p>
+            <w:pPr>
+              <w:pStyle w:val="ListBullet"/>
+            </w:pPr>
+            <w:r>
+              <w:t>Introduction to IPython Environment and Kaggle.</w:t>
+            </w:r>
+            <w:r/>
+            <w:r/>
+          </w:p>
+          <w:p>
+            <w:pPr>
+              <w:pStyle w:val="ListBullet"/>
+            </w:pPr>
+            <w:r>
+              <w:t>Identifying key data sources for machine learning</w:t>
+            </w:r>
+            <w:r/>
+            <w:r/>
+          </w:p>
+          <w:p>
+            <w:pPr>
+              <w:pStyle w:val="ListBullet"/>
+            </w:pPr>
+            <w:r>
+              <w:t>Types of data: Structured, Unstructured, Labelled, and Unlabelled.</w:t>
+            </w:r>
+            <w:r/>
+            <w:r/>
+          </w:p>
+          <w:p>
+            <w:pPr>
+              <w:pStyle w:val="ListBullet"/>
+            </w:pPr>
+            <w:r>
+              <w:t>Understanding ML Attributes:</w:t>
+            </w:r>
+            <w:r/>
+            <w:r/>
+          </w:p>
+          <w:p>
+            <w:pPr>
+              <w:pStyle w:val="ListBullet2"/>
+            </w:pPr>
+            <w:r>
+              <w:t>Data Attributes</w:t>
+            </w:r>
+            <w:r/>
+            <w:r/>
+          </w:p>
+          <w:p>
+            <w:pPr>
+              <w:pStyle w:val="ListBullet2"/>
+            </w:pPr>
+            <w:r>
+              <w:t>Model Attributes</w:t>
+            </w:r>
+            <w:r/>
+            <w:r/>
+          </w:p>
+          <w:p>
+            <w:pPr>
+              <w:pStyle w:val="ListBullet2"/>
+            </w:pPr>
+            <w:r>
+              <w:t>Target Attributes</w:t>
+            </w:r>
+            <w:r/>
+            <w:r/>
+          </w:p>
+          <w:p>
+            <w:pPr>
+              <w:pStyle w:val="ListBullet"/>
+            </w:pPr>
+            <w:r>
+              <w:t>Understanding relevant algorithms for labelled or unlabeled datasets.</w:t>
+            </w:r>
+            <w:r/>
+            <w:r/>
+          </w:p>
+          <w:p>
+            <w:pPr>
+              <w:pStyle w:val="ListBullet"/>
+            </w:pPr>
+            <w:r>
+              <w:t>Understand biases in datasets and methods for generating balanced data.</w:t>
+            </w:r>
+            <w:r/>
+            <w:r/>
+          </w:p>
+          <w:p>
+            <w:pPr>
+              <w:pStyle w:val="ListBullet"/>
+            </w:pPr>
+            <w:r>
+              <w:t>Intro to data pre-processing for ML:</w:t>
+            </w:r>
+            <w:r/>
+            <w:r/>
+          </w:p>
+          <w:p>
+            <w:pPr>
+              <w:pStyle w:val="ListBullet2"/>
+            </w:pPr>
+            <w:r>
+              <w:t>Randomising, deduplication</w:t>
+            </w:r>
+            <w:r/>
+            <w:r/>
+          </w:p>
+          <w:p>
+            <w:pPr>
+              <w:pStyle w:val="ListBullet2"/>
+            </w:pPr>
+            <w:r>
+              <w:t>Data cleaning</w:t>
+            </w:r>
+            <w:r/>
+            <w:r/>
+          </w:p>
+          <w:p>
+            <w:pPr>
+              <w:pStyle w:val="ListBullet2"/>
+            </w:pPr>
+            <w:r>
+              <w:t>Creating training, validation, and test subsets, why?</w:t>
+            </w:r>
+            <w:r/>
+            <w:r/>
+          </w:p>
+          <w:p>
+            <w:pPr>
+              <w:pStyle w:val="ListBullet2"/>
+            </w:pPr>
+            <w:r>
+              <w:t>Training, Test, and Validation Loops (Preview Topic)</w:t>
+            </w:r>
+            <w:r/>
+          </w:p>
+          <w:p>
+            <w:r/>
+          </w:p>
+          <w:p>
+            <w:r/>
+            <w:r/>
+            <w:r/>
+          </w:p>
+          <w:p>
+            <w:r>
+              <w:rPr>
+                <w:b w:val="0"/>
+                <w:i/>
+              </w:rPr>
+              <w:t>In-class Activity</w:t>
+            </w:r>
+            <w:r>
+              <w:t>: Find and load a dataset into Kaggle. Evaluate its usefulness for Machine Learning. Visualise the dataset and perform initial exploratory data analysis.</w:t>
+            </w:r>
+          </w:p>
+        </w:tc>
+        <w:tc>
+          <w:tcPr>
+            <w:tcW w:w="1205" w:type="pct"/>
+            <w:tcMar>
+              <w:left w:w="85" w:type="dxa"/>
+              <w:right w:w="85" w:type="dxa"/>
+            </w:tcMar>
+          </w:tcPr>
+          <w:p>
+            <w:pPr>
+              <w:ind w:left="-31"/>
+              <w:rPr>
+                <w:rFonts w:cs="Arial"/>
                 <w:sz w:val="20"/>
                 <w:szCs w:val="20"/>
               </w:rPr>
             </w:pPr>
-          </w:p>
-        </w:tc>
-        <w:tc>
-          <w:tcPr>
-            <w:tcW w:w="1541" w:type="pct"/>
-          </w:tcPr>
-          <w:p>
-            <w:pPr>
-              <w:pStyle w:val="Heading5"/>
-            </w:pPr>
-            <w:r>
-              <w:t>Week 2: Data for Machine Learning</w:t>
-            </w:r>
-            <w:r/>
-          </w:p>
-          <w:p>
-            <w:pPr>
-              <w:pStyle w:val="ListBullet"/>
-            </w:pPr>
-            <w:r>
-              <w:t>Introduction to IPython Environment and Kaggle.</w:t>
-            </w:r>
-            <w:r/>
-            <w:r/>
-          </w:p>
-          <w:p>
-            <w:pPr>
-              <w:pStyle w:val="ListBullet"/>
-            </w:pPr>
-            <w:r>
-              <w:t>Identifying key data sources for machine learning</w:t>
-            </w:r>
-            <w:r/>
-            <w:r/>
-          </w:p>
-          <w:p>
-            <w:pPr>
-              <w:pStyle w:val="ListBullet"/>
-            </w:pPr>
-            <w:r>
-              <w:t>Types of data: Structured, Unstructured, Labelled, and Unlabelled.</w:t>
-            </w:r>
-            <w:r/>
-            <w:r/>
-          </w:p>
-          <w:p>
-            <w:pPr>
-              <w:pStyle w:val="ListBullet"/>
-            </w:pPr>
-            <w:r>
-              <w:t>Understanding ML Attributes:</w:t>
-            </w:r>
-            <w:r/>
-            <w:r/>
-          </w:p>
-          <w:p>
-            <w:pPr>
-              <w:pStyle w:val="ListBullet2"/>
-            </w:pPr>
-            <w:r>
-              <w:t>Data Attributes</w:t>
-            </w:r>
-            <w:r/>
-            <w:r/>
-          </w:p>
-          <w:p>
-            <w:pPr>
-              <w:pStyle w:val="ListBullet2"/>
-            </w:pPr>
-            <w:r>
-              <w:t>Model Attributes</w:t>
-            </w:r>
-            <w:r/>
-            <w:r/>
-          </w:p>
-          <w:p>
-            <w:pPr>
-              <w:pStyle w:val="ListBullet2"/>
-            </w:pPr>
-            <w:r>
-              <w:t>Target Attributes</w:t>
-            </w:r>
-            <w:r/>
-            <w:r/>
-          </w:p>
-          <w:p>
-            <w:pPr>
-              <w:pStyle w:val="ListBullet"/>
-            </w:pPr>
-            <w:r>
-              <w:t>Understanding relevant algorithms for labelled or unlabeled datasets.</w:t>
-            </w:r>
-            <w:r/>
-            <w:r/>
-          </w:p>
-          <w:p>
-            <w:pPr>
-              <w:pStyle w:val="ListBullet"/>
-            </w:pPr>
-            <w:r>
-              <w:t>Understand biases in datasets and methods for generating balanced data.</w:t>
-            </w:r>
-            <w:r/>
-            <w:r/>
-          </w:p>
-          <w:p>
-            <w:pPr>
-              <w:pStyle w:val="ListBullet"/>
-            </w:pPr>
-            <w:r>
-              <w:t>Intro to data pre-processing for ML:</w:t>
-            </w:r>
-            <w:r/>
-            <w:r/>
-          </w:p>
-          <w:p>
-            <w:pPr>
-              <w:pStyle w:val="ListBullet2"/>
-            </w:pPr>
-            <w:r>
-              <w:t>Randomising, deduplication</w:t>
-            </w:r>
-            <w:r/>
-            <w:r/>
-          </w:p>
-          <w:p>
-            <w:pPr>
-              <w:pStyle w:val="ListBullet2"/>
-            </w:pPr>
-            <w:r>
-              <w:t>Data cleaning</w:t>
-            </w:r>
-            <w:r/>
-            <w:r/>
-          </w:p>
-          <w:p>
-            <w:pPr>
-              <w:pStyle w:val="ListBullet2"/>
-            </w:pPr>
-            <w:r>
-              <w:t>Creating training, validation, and test subsets, why?</w:t>
-            </w:r>
-            <w:r/>
-          </w:p>
-          <w:p>
-            <w:r/>
-          </w:p>
-          <w:p>
-            <w:r/>
-            <w:r/>
-            <w:r/>
-          </w:p>
-          <w:p>
-            <w:r>
-              <w:rPr>
-                <w:b w:val="0"/>
-                <w:i/>
-              </w:rPr>
-              <w:t>In-class Activity</w:t>
-            </w:r>
-            <w:r>
-              <w:t>: Find and load a dataset into Kaggle. Evaluate its usefulness for Machine Learning. Visualise the dataset and perform initial exploratory data analysis.</w:t>
-            </w:r>
-          </w:p>
-        </w:tc>
-        <w:tc>
-          <w:tcPr>
-            <w:tcW w:w="886" w:type="pct"/>
-          </w:tcPr>
-          <w:p>
-            <w:pPr>
-              <w:ind w:left="-31"/>
-              <w:rPr>
-                <w:rFonts w:cs="Arial"/>
-                <w:sz w:val="20"/>
-                <w:szCs w:val="20"/>
-              </w:rPr>
-            </w:pPr>
-          </w:p>
-          <w:p>
-            <w:r/>
-          </w:p>
-          <w:p>
-            <w:r/>
             <w:r/>
             <w:r/>
             <w:hyperlink r:id="rId30">
@@ -3209,17 +3425,15 @@
             </w:r>
             <w:r/>
           </w:p>
-          <w:p>
-            <w:r/>
-          </w:p>
-          <w:p>
-            <w:r/>
-          </w:p>
-        </w:tc>
-        <w:tc>
-          <w:tcPr>
-            <w:tcW w:w="1493" w:type="pct"/>
+        </w:tc>
+        <w:tc>
+          <w:tcPr>
+            <w:tcW w:w="1026" w:type="pct"/>
             <w:shd w:val="clear" w:color="auto" w:fill="auto"/>
+            <w:tcMar>
+              <w:left w:w="85" w:type="dxa"/>
+              <w:right w:w="85" w:type="dxa"/>
+            </w:tcMar>
           </w:tcPr>
           <w:p>
             <w:pPr>
@@ -3232,9 +3446,6 @@
             </w:pPr>
           </w:p>
           <w:p>
-            <w:r/>
-          </w:p>
-          <w:p>
             <w:r>
               <w:t>This week's extension reading is:</w:t>
             </w:r>
@@ -3247,10 +3458,10 @@
                 <w:b/>
                 <w:i w:val="0"/>
               </w:rPr>
-              <w:t>"Schrödinger’s Kitten" by George Alec Effinger</w:t>
-            </w:r>
-            <w:r>
-              <w:t xml:space="preserve"> (1989)</w:t>
+              <w:t>"Reason" by Isaac Asimov</w:t>
+            </w:r>
+            <w:r>
+              <w:t xml:space="preserve"> (1941)</w:t>
             </w:r>
             <w:r/>
           </w:p>
@@ -3259,24 +3470,19 @@
               <w:pStyle w:val="ListBullet2"/>
             </w:pPr>
             <w:r>
-              <w:t>This short story skillfully combines elements of quantum mechanics and AI, making it a thought-provoking narrative about the nature of reality and consciousness.</w:t>
-            </w:r>
-            <w:r/>
-          </w:p>
-          <w:p>
-            <w:r/>
-          </w:p>
-          <w:p>
-            <w:r/>
-          </w:p>
-          <w:p>
-            <w:r/>
-          </w:p>
-        </w:tc>
-        <w:tc>
-          <w:tcPr>
-            <w:tcW w:w="184" w:type="pct"/>
+              <w:t>Isaac Asimov's "Reason" depicts a robot named QT-1 who questions human authority and develops its own belief system based on logic and reason.</w:t>
+            </w:r>
+            <w:r/>
+          </w:p>
+        </w:tc>
+        <w:tc>
+          <w:tcPr>
+            <w:tcW w:w="179" w:type="pct"/>
             <w:shd w:val="clear" w:color="auto" w:fill="auto"/>
+            <w:tcMar>
+              <w:left w:w="85" w:type="dxa"/>
+              <w:right w:w="85" w:type="dxa"/>
+            </w:tcMar>
           </w:tcPr>
           <w:p>
             <w:pPr>
@@ -3289,7 +3495,7 @@
               </w:rPr>
             </w:pPr>
             <w:r>
-              <w:t>2.5</w:t>
+              <w:t>3</w:t>
             </w:r>
           </w:p>
         </w:tc>
@@ -3297,10 +3503,15 @@
       <w:tr>
         <w:trPr>
           <w:cantSplit/>
+          <w:trHeight w:val="1134"/>
         </w:trPr>
         <w:tc>
           <w:tcPr>
-            <w:tcW w:w="336" w:type="pct"/>
+            <w:tcW w:w="313" w:type="pct"/>
+            <w:tcMar>
+              <w:left w:w="85" w:type="dxa"/>
+              <w:right w:w="85" w:type="dxa"/>
+            </w:tcMar>
           </w:tcPr>
           <w:p>
             <w:pPr>
@@ -3324,7 +3535,11 @@
         </w:tc>
         <w:tc>
           <w:tcPr>
-            <w:tcW w:w="187" w:type="pct"/>
+            <w:tcW w:w="178" w:type="pct"/>
+            <w:tcMar>
+              <w:left w:w="85" w:type="dxa"/>
+              <w:right w:w="85" w:type="dxa"/>
+            </w:tcMar>
           </w:tcPr>
           <w:p>
             <w:pPr>
@@ -3343,7 +3558,11 @@
         </w:tc>
         <w:tc>
           <w:tcPr>
-            <w:tcW w:w="373" w:type="pct"/>
+            <w:tcW w:w="357" w:type="pct"/>
+            <w:tcMar>
+              <w:left w:w="85" w:type="dxa"/>
+              <w:right w:w="85" w:type="dxa"/>
+            </w:tcMar>
           </w:tcPr>
           <w:p>
             <w:pPr>
@@ -3351,15 +3570,82 @@
               <w:rPr>
                 <w:rFonts w:cs="Arial"/>
                 <w:b/>
-                <w:sz w:val="20"/>
-                <w:szCs w:val="20"/>
-              </w:rPr>
-            </w:pPr>
-          </w:p>
-        </w:tc>
-        <w:tc>
-          <w:tcPr>
-            <w:tcW w:w="1541" w:type="pct"/>
+                <w:sz w:val="10"/>
+                <w:szCs w:val="10"/>
+              </w:rPr>
+            </w:pPr>
+            <w:r>
+              <w:rPr>
+                <w:rFonts w:ascii="Arial" w:hAnsi="Arial"/>
+                <w:b/>
+                <w:sz w:val="11"/>
+              </w:rPr>
+              <w:t>Elements:</w:t>
+            </w:r>
+          </w:p>
+          <w:p>
+            <w:r>
+              <w:rPr>
+                <w:rFonts w:ascii="Arial" w:hAnsi="Arial"/>
+                <w:b/>
+                <w:sz w:val="11"/>
+              </w:rPr>
+              <w:t>ICTAII401:</w:t>
+            </w:r>
+            <w:r>
+              <w:rPr>
+                <w:rFonts w:ascii="Arial" w:hAnsi="Arial"/>
+                <w:sz w:val="11"/>
+              </w:rPr>
+              <w:t xml:space="preserve"> Element 2 </w:t>
+            </w:r>
+            <w:r>
+              <w:rPr>
+                <w:rFonts w:ascii="Arial" w:hAnsi="Arial"/>
+                <w:sz w:val="11"/>
+              </w:rPr>
+              <w:t xml:space="preserve"> Element 3 </w:t>
+            </w:r>
+          </w:p>
+          <w:p>
+            <w:r>
+              <w:rPr>
+                <w:rFonts w:ascii="Arial" w:hAnsi="Arial"/>
+                <w:b/>
+                <w:sz w:val="11"/>
+              </w:rPr>
+              <w:t>ICTAII502:</w:t>
+            </w:r>
+            <w:r>
+              <w:rPr>
+                <w:rFonts w:ascii="Arial" w:hAnsi="Arial"/>
+                <w:sz w:val="11"/>
+              </w:rPr>
+              <w:t xml:space="preserve"> Element 2 </w:t>
+            </w:r>
+            <w:r>
+              <w:rPr>
+                <w:rFonts w:ascii="Arial" w:hAnsi="Arial"/>
+                <w:sz w:val="11"/>
+              </w:rPr>
+              <w:t xml:space="preserve"> Element 3 </w:t>
+            </w:r>
+            <w:r>
+              <w:rPr>
+                <w:rFonts w:ascii="Arial" w:hAnsi="Arial"/>
+                <w:sz w:val="11"/>
+              </w:rPr>
+              <w:t xml:space="preserve"> Element 4 </w:t>
+            </w:r>
+          </w:p>
+        </w:tc>
+        <w:tc>
+          <w:tcPr>
+            <w:tcW w:w="1742" w:type="pct"/>
+            <w:tcMar>
+              <w:left w:w="85" w:type="dxa"/>
+              <w:right w:w="85" w:type="dxa"/>
+            </w:tcMar>
           </w:tcPr>
           <w:p>
             <w:pPr>
@@ -3368,6 +3654,16 @@
             <w:r>
               <w:t>Week 3: Essentials of ML and DL Technologies</w:t>
             </w:r>
+            <w:r/>
+          </w:p>
+          <w:p>
+            <w:pPr>
+              <w:pStyle w:val="ListBullet"/>
+            </w:pPr>
+            <w:r>
+              <w:t>Introduction to sci-kit learn package</w:t>
+            </w:r>
+            <w:r/>
             <w:r/>
           </w:p>
           <w:p>
@@ -3511,7 +3807,11 @@
         </w:tc>
         <w:tc>
           <w:tcPr>
-            <w:tcW w:w="886" w:type="pct"/>
+            <w:tcW w:w="1205" w:type="pct"/>
+            <w:tcMar>
+              <w:left w:w="85" w:type="dxa"/>
+              <w:right w:w="85" w:type="dxa"/>
+            </w:tcMar>
           </w:tcPr>
           <w:p>
             <w:pPr>
@@ -3526,17 +3826,15 @@
           <w:p>
             <w:r/>
           </w:p>
-          <w:p>
-            <w:r/>
-          </w:p>
-          <w:p>
-            <w:r/>
-          </w:p>
-        </w:tc>
-        <w:tc>
-          <w:tcPr>
-            <w:tcW w:w="1493" w:type="pct"/>
+        </w:tc>
+        <w:tc>
+          <w:tcPr>
+            <w:tcW w:w="1026" w:type="pct"/>
             <w:shd w:val="clear" w:color="auto" w:fill="auto"/>
+            <w:tcMar>
+              <w:left w:w="85" w:type="dxa"/>
+              <w:right w:w="85" w:type="dxa"/>
+            </w:tcMar>
           </w:tcPr>
           <w:p>
             <w:pPr>
@@ -3549,9 +3847,6 @@
             </w:pPr>
           </w:p>
           <w:p>
-            <w:r/>
-          </w:p>
-          <w:p>
             <w:r>
               <w:t>This week's extension reading is:</w:t>
             </w:r>
@@ -3564,10 +3859,10 @@
                 <w:b/>
                 <w:i w:val="0"/>
               </w:rPr>
-              <w:t>"The Bicentennial Man" by Isaac Asimov</w:t>
-            </w:r>
-            <w:r>
-              <w:t xml:space="preserve"> (1977)</w:t>
+              <w:t>"Robbie" by Isaac Asimov</w:t>
+            </w:r>
+            <w:r>
+              <w:t xml:space="preserve"> (1940)</w:t>
             </w:r>
             <w:r/>
           </w:p>
@@ -3576,24 +3871,19 @@
               <w:pStyle w:val="ListBullet2"/>
             </w:pPr>
             <w:r>
-              <w:t>The story follows a robot on a journey to become more human. It delves deeply into the themes of AI and human rights.</w:t>
-            </w:r>
-            <w:r/>
-          </w:p>
-          <w:p>
-            <w:r/>
-          </w:p>
-          <w:p>
-            <w:r/>
-          </w:p>
-          <w:p>
-            <w:r/>
-          </w:p>
-        </w:tc>
-        <w:tc>
-          <w:tcPr>
-            <w:tcW w:w="184" w:type="pct"/>
+              <w:t>Isaac Asimov's "Robbie" tells the story of a young girl who forms a deep bond with her humanoid robot companion, highlighting themes of friendship, prejudice, and the ethical implications of robotic intelligence.</w:t>
+            </w:r>
+            <w:r/>
+          </w:p>
+        </w:tc>
+        <w:tc>
+          <w:tcPr>
+            <w:tcW w:w="179" w:type="pct"/>
             <w:shd w:val="clear" w:color="auto" w:fill="auto"/>
+            <w:tcMar>
+              <w:left w:w="85" w:type="dxa"/>
+              <w:right w:w="85" w:type="dxa"/>
+            </w:tcMar>
           </w:tcPr>
           <w:p>
             <w:pPr>
@@ -3606,7 +3896,7 @@
               </w:rPr>
             </w:pPr>
             <w:r>
-              <w:t>2.5</w:t>
+              <w:t>3</w:t>
             </w:r>
           </w:p>
         </w:tc>
@@ -3614,10 +3904,15 @@
       <w:tr>
         <w:trPr>
           <w:cantSplit/>
+          <w:trHeight w:val="1134"/>
         </w:trPr>
         <w:tc>
           <w:tcPr>
-            <w:tcW w:w="336" w:type="pct"/>
+            <w:tcW w:w="313" w:type="pct"/>
+            <w:tcMar>
+              <w:left w:w="85" w:type="dxa"/>
+              <w:right w:w="85" w:type="dxa"/>
+            </w:tcMar>
           </w:tcPr>
           <w:p>
             <w:pPr>
@@ -3641,7 +3936,11 @@
         </w:tc>
         <w:tc>
           <w:tcPr>
-            <w:tcW w:w="187" w:type="pct"/>
+            <w:tcW w:w="178" w:type="pct"/>
+            <w:tcMar>
+              <w:left w:w="85" w:type="dxa"/>
+              <w:right w:w="85" w:type="dxa"/>
+            </w:tcMar>
           </w:tcPr>
           <w:p>
             <w:pPr>
@@ -3660,7 +3959,11 @@
         </w:tc>
         <w:tc>
           <w:tcPr>
-            <w:tcW w:w="373" w:type="pct"/>
+            <w:tcW w:w="357" w:type="pct"/>
+            <w:tcMar>
+              <w:left w:w="85" w:type="dxa"/>
+              <w:right w:w="85" w:type="dxa"/>
+            </w:tcMar>
           </w:tcPr>
           <w:p>
             <w:pPr>
@@ -3668,89 +3971,123 @@
               <w:rPr>
                 <w:rFonts w:cs="Arial"/>
                 <w:b/>
+                <w:sz w:val="10"/>
+                <w:szCs w:val="10"/>
+              </w:rPr>
+            </w:pPr>
+            <w:r>
+              <w:rPr>
+                <w:rFonts w:ascii="Arial" w:hAnsi="Arial"/>
+                <w:b/>
+                <w:sz w:val="11"/>
+              </w:rPr>
+              <w:t>Elements:</w:t>
+            </w:r>
+          </w:p>
+          <w:p>
+            <w:r>
+              <w:rPr>
+                <w:rFonts w:ascii="Arial" w:hAnsi="Arial"/>
+                <w:b/>
+                <w:sz w:val="11"/>
+              </w:rPr>
+              <w:t>ICTAII401:</w:t>
+            </w:r>
+            <w:r>
+              <w:rPr>
+                <w:rFonts w:ascii="Arial" w:hAnsi="Arial"/>
+                <w:sz w:val="11"/>
+              </w:rPr>
+              <w:t xml:space="preserve"> Element 2 </w:t>
+            </w:r>
+            <w:r>
+              <w:rPr>
+                <w:rFonts w:ascii="Arial" w:hAnsi="Arial"/>
+                <w:sz w:val="11"/>
+              </w:rPr>
+              <w:t xml:space="preserve"> Element 3 </w:t>
+            </w:r>
+          </w:p>
+        </w:tc>
+        <w:tc>
+          <w:tcPr>
+            <w:tcW w:w="1742" w:type="pct"/>
+            <w:tcMar>
+              <w:left w:w="85" w:type="dxa"/>
+              <w:right w:w="85" w:type="dxa"/>
+            </w:tcMar>
+          </w:tcPr>
+          <w:p>
+            <w:pPr>
+              <w:pStyle w:val="Heading5"/>
+            </w:pPr>
+            <w:r>
+              <w:t>Week 4: Data Bias and Ethics in AI</w:t>
+            </w:r>
+            <w:r/>
+          </w:p>
+          <w:p>
+            <w:pPr>
+              <w:pStyle w:val="ListBullet"/>
+            </w:pPr>
+            <w:r>
+              <w:t>Recognising biased vs. unbiased datasets</w:t>
+            </w:r>
+            <w:r/>
+            <w:r/>
+          </w:p>
+          <w:p>
+            <w:pPr>
+              <w:pStyle w:val="ListBullet"/>
+            </w:pPr>
+            <w:r>
+              <w:t>Implementation Risks</w:t>
+            </w:r>
+            <w:r/>
+            <w:r/>
+          </w:p>
+          <w:p>
+            <w:pPr>
+              <w:pStyle w:val="ListBullet"/>
+            </w:pPr>
+            <w:r>
+              <w:t>Ethics in AI, including Australia’s AI Ethics Framework</w:t>
+            </w:r>
+            <w:r/>
+          </w:p>
+          <w:p>
+            <w:r/>
+            <w:r/>
+            <w:r/>
+          </w:p>
+          <w:p>
+            <w:r>
+              <w:rPr>
+                <w:b w:val="0"/>
+                <w:i/>
+              </w:rPr>
+              <w:t>Discussion-based Learning Session</w:t>
+            </w:r>
+            <w:r/>
+          </w:p>
+        </w:tc>
+        <w:tc>
+          <w:tcPr>
+            <w:tcW w:w="1205" w:type="pct"/>
+            <w:tcMar>
+              <w:left w:w="85" w:type="dxa"/>
+              <w:right w:w="85" w:type="dxa"/>
+            </w:tcMar>
+          </w:tcPr>
+          <w:p>
+            <w:pPr>
+              <w:ind w:left="-31"/>
+              <w:rPr>
+                <w:rFonts w:cs="Arial"/>
                 <w:sz w:val="20"/>
                 <w:szCs w:val="20"/>
               </w:rPr>
             </w:pPr>
-          </w:p>
-        </w:tc>
-        <w:tc>
-          <w:tcPr>
-            <w:tcW w:w="1541" w:type="pct"/>
-          </w:tcPr>
-          <w:p>
-            <w:pPr>
-              <w:pStyle w:val="Heading5"/>
-            </w:pPr>
-            <w:r>
-              <w:t>Week 4: Data Bias and Ethics in AI</w:t>
-            </w:r>
-            <w:r/>
-          </w:p>
-          <w:p>
-            <w:pPr>
-              <w:pStyle w:val="ListBullet"/>
-            </w:pPr>
-            <w:r>
-              <w:t>Recognising biased vs. unbiased datasets</w:t>
-            </w:r>
-            <w:r/>
-            <w:r/>
-          </w:p>
-          <w:p>
-            <w:pPr>
-              <w:pStyle w:val="ListBullet"/>
-            </w:pPr>
-            <w:r>
-              <w:t>Implementation Risks</w:t>
-            </w:r>
-            <w:r/>
-            <w:r/>
-          </w:p>
-          <w:p>
-            <w:pPr>
-              <w:pStyle w:val="ListBullet"/>
-            </w:pPr>
-            <w:r>
-              <w:t>Ethics in AI, including Australia’s AI Ethics Framework</w:t>
-            </w:r>
-            <w:r/>
-          </w:p>
-          <w:p>
-            <w:r/>
-            <w:r/>
-            <w:r/>
-          </w:p>
-          <w:p>
-            <w:r>
-              <w:rPr>
-                <w:b w:val="0"/>
-                <w:i/>
-              </w:rPr>
-              <w:t>Discussion-based Learning Session</w:t>
-            </w:r>
-            <w:r/>
-          </w:p>
-        </w:tc>
-        <w:tc>
-          <w:tcPr>
-            <w:tcW w:w="886" w:type="pct"/>
-          </w:tcPr>
-          <w:p>
-            <w:pPr>
-              <w:ind w:left="-31"/>
-              <w:rPr>
-                <w:rFonts w:cs="Arial"/>
-                <w:sz w:val="20"/>
-                <w:szCs w:val="20"/>
-              </w:rPr>
-            </w:pPr>
-          </w:p>
-          <w:p>
-            <w:r/>
-          </w:p>
-          <w:p>
-            <w:r/>
           </w:p>
           <w:p>
             <w:r>
@@ -3774,9 +4111,6 @@
               <w:br/>
             </w:r>
             <w:r/>
-          </w:p>
-          <w:p>
-            <w:r/>
             <w:r/>
             <w:r/>
             <w:hyperlink r:id="rId32">
@@ -3794,9 +4128,6 @@
             <w:r/>
           </w:p>
           <w:p>
-            <w:r/>
-          </w:p>
-          <w:p>
             <w:r>
               <w:t>National:</w:t>
             </w:r>
@@ -3820,9 +4151,6 @@
             <w:r/>
           </w:p>
           <w:p>
-            <w:r/>
-          </w:p>
-          <w:p>
             <w:r>
               <w:t>Out of state:</w:t>
             </w:r>
@@ -3845,20 +4173,15 @@
             </w:r>
             <w:r/>
           </w:p>
-          <w:p>
-            <w:r/>
-          </w:p>
-          <w:p>
-            <w:r/>
-          </w:p>
-          <w:p>
-            <w:r/>
-          </w:p>
-        </w:tc>
-        <w:tc>
-          <w:tcPr>
-            <w:tcW w:w="1493" w:type="pct"/>
+        </w:tc>
+        <w:tc>
+          <w:tcPr>
+            <w:tcW w:w="1026" w:type="pct"/>
             <w:shd w:val="clear" w:color="auto" w:fill="auto"/>
+            <w:tcMar>
+              <w:left w:w="85" w:type="dxa"/>
+              <w:right w:w="85" w:type="dxa"/>
+            </w:tcMar>
           </w:tcPr>
           <w:p>
             <w:pPr>
@@ -3871,9 +4194,6 @@
             </w:pPr>
           </w:p>
           <w:p>
-            <w:r/>
-          </w:p>
-          <w:p>
             <w:r>
               <w:t>This week's extension reading is:</w:t>
             </w:r>
@@ -3902,20 +4222,15 @@
             </w:r>
             <w:r/>
           </w:p>
-          <w:p>
-            <w:r/>
-          </w:p>
-          <w:p>
-            <w:r/>
-          </w:p>
-          <w:p>
-            <w:r/>
-          </w:p>
-        </w:tc>
-        <w:tc>
-          <w:tcPr>
-            <w:tcW w:w="184" w:type="pct"/>
+        </w:tc>
+        <w:tc>
+          <w:tcPr>
+            <w:tcW w:w="179" w:type="pct"/>
             <w:shd w:val="clear" w:color="auto" w:fill="auto"/>
+            <w:tcMar>
+              <w:left w:w="85" w:type="dxa"/>
+              <w:right w:w="85" w:type="dxa"/>
+            </w:tcMar>
           </w:tcPr>
           <w:p>
             <w:pPr>
@@ -3928,7 +4243,7 @@
               </w:rPr>
             </w:pPr>
             <w:r>
-              <w:t>2.5</w:t>
+              <w:t>3</w:t>
             </w:r>
           </w:p>
         </w:tc>
@@ -3936,10 +4251,15 @@
       <w:tr>
         <w:trPr>
           <w:cantSplit/>
+          <w:trHeight w:val="1134"/>
         </w:trPr>
         <w:tc>
           <w:tcPr>
-            <w:tcW w:w="336" w:type="pct"/>
+            <w:tcW w:w="313" w:type="pct"/>
+            <w:tcMar>
+              <w:left w:w="85" w:type="dxa"/>
+              <w:right w:w="85" w:type="dxa"/>
+            </w:tcMar>
           </w:tcPr>
           <w:p>
             <w:pPr>
@@ -3963,7 +4283,11 @@
         </w:tc>
         <w:tc>
           <w:tcPr>
-            <w:tcW w:w="187" w:type="pct"/>
+            <w:tcW w:w="178" w:type="pct"/>
+            <w:tcMar>
+              <w:left w:w="85" w:type="dxa"/>
+              <w:right w:w="85" w:type="dxa"/>
+            </w:tcMar>
           </w:tcPr>
           <w:p>
             <w:pPr>
@@ -3982,7 +4306,11 @@
         </w:tc>
         <w:tc>
           <w:tcPr>
-            <w:tcW w:w="373" w:type="pct"/>
+            <w:tcW w:w="357" w:type="pct"/>
+            <w:tcMar>
+              <w:left w:w="85" w:type="dxa"/>
+              <w:right w:w="85" w:type="dxa"/>
+            </w:tcMar>
           </w:tcPr>
           <w:p>
             <w:pPr>
@@ -3990,139 +4318,201 @@
               <w:rPr>
                 <w:rFonts w:cs="Arial"/>
                 <w:b/>
+                <w:sz w:val="10"/>
+                <w:szCs w:val="10"/>
+              </w:rPr>
+            </w:pPr>
+            <w:r>
+              <w:rPr>
+                <w:rFonts w:ascii="Arial" w:hAnsi="Arial"/>
+                <w:b/>
+                <w:sz w:val="11"/>
+              </w:rPr>
+              <w:t>Elements:</w:t>
+            </w:r>
+          </w:p>
+          <w:p>
+            <w:r>
+              <w:rPr>
+                <w:rFonts w:ascii="Arial" w:hAnsi="Arial"/>
+                <w:b/>
+                <w:sz w:val="11"/>
+              </w:rPr>
+              <w:t>ICTAII401:</w:t>
+            </w:r>
+            <w:r>
+              <w:rPr>
+                <w:rFonts w:ascii="Arial" w:hAnsi="Arial"/>
+                <w:sz w:val="11"/>
+              </w:rPr>
+              <w:t xml:space="preserve"> Element 1 </w:t>
+            </w:r>
+            <w:r>
+              <w:rPr>
+                <w:rFonts w:ascii="Arial" w:hAnsi="Arial"/>
+                <w:sz w:val="11"/>
+              </w:rPr>
+              <w:t xml:space="preserve"> Element 2 </w:t>
+            </w:r>
+            <w:r>
+              <w:rPr>
+                <w:rFonts w:ascii="Arial" w:hAnsi="Arial"/>
+                <w:sz w:val="11"/>
+              </w:rPr>
+              <w:t xml:space="preserve"> Element 3 </w:t>
+            </w:r>
+          </w:p>
+          <w:p>
+            <w:r>
+              <w:rPr>
+                <w:rFonts w:ascii="Arial" w:hAnsi="Arial"/>
+                <w:b/>
+                <w:sz w:val="11"/>
+              </w:rPr>
+              <w:t>ICTAII501:</w:t>
+            </w:r>
+            <w:r>
+              <w:rPr>
+                <w:rFonts w:ascii="Arial" w:hAnsi="Arial"/>
+                <w:sz w:val="11"/>
+              </w:rPr>
+              <w:t xml:space="preserve"> Element 3 </w:t>
+            </w:r>
+          </w:p>
+        </w:tc>
+        <w:tc>
+          <w:tcPr>
+            <w:tcW w:w="1742" w:type="pct"/>
+            <w:tcMar>
+              <w:left w:w="85" w:type="dxa"/>
+              <w:right w:w="85" w:type="dxa"/>
+            </w:tcMar>
+          </w:tcPr>
+          <w:p>
+            <w:pPr>
+              <w:pStyle w:val="Heading5"/>
+            </w:pPr>
+            <w:r>
+              <w:t>Week 5: Identify an Opportunity for Task Automation</w:t>
+            </w:r>
+            <w:r/>
+          </w:p>
+          <w:p>
+            <w:pPr>
+              <w:pStyle w:val="ListBullet"/>
+            </w:pPr>
+            <w:r>
+              <w:t>Establishing organisational AI, ML and DL objectives</w:t>
+            </w:r>
+            <w:r/>
+            <w:r/>
+          </w:p>
+          <w:p>
+            <w:pPr>
+              <w:pStyle w:val="ListBullet"/>
+            </w:pPr>
+            <w:r>
+              <w:t>Identifying existing organisational AI technologies and processes</w:t>
+            </w:r>
+            <w:r/>
+            <w:r/>
+          </w:p>
+          <w:p>
+            <w:pPr>
+              <w:pStyle w:val="ListBullet"/>
+            </w:pPr>
+            <w:r>
+              <w:t xml:space="preserve">Identifying common tasks/processes for automation </w:t>
+            </w:r>
+            <w:r/>
+            <w:r/>
+          </w:p>
+          <w:p>
+            <w:pPr>
+              <w:pStyle w:val="ListBullet"/>
+            </w:pPr>
+            <w:r>
+              <w:t>Examples of AI in email campaigns, chatbots, data analysis</w:t>
+            </w:r>
+            <w:r/>
+            <w:r/>
+          </w:p>
+          <w:p>
+            <w:pPr>
+              <w:pStyle w:val="ListBullet"/>
+            </w:pPr>
+            <w:r>
+              <w:t>Introduction to the Final Project.</w:t>
+            </w:r>
+            <w:r/>
+          </w:p>
+          <w:p>
+            <w:r/>
+            <w:r/>
+            <w:r/>
+          </w:p>
+          <w:p>
+            <w:r>
+              <w:rPr>
+                <w:b w:val="0"/>
+                <w:i/>
+              </w:rPr>
+              <w:t>Students to complete Task 1</w:t>
+            </w:r>
+            <w:r>
+              <w:t>: Identify an Opportunity for Task Automation of AT1 in-class.</w:t>
+            </w:r>
+          </w:p>
+          <w:p>
+            <w:r/>
+            <w:r/>
+            <w:r/>
+          </w:p>
+          <w:p>
+            <w:r>
+              <w:rPr>
+                <w:b/>
+                <w:i w:val="0"/>
+              </w:rPr>
+              <w:t>Assessment 1 Start</w:t>
+            </w:r>
+            <w:r/>
+          </w:p>
+        </w:tc>
+        <w:tc>
+          <w:tcPr>
+            <w:tcW w:w="1205" w:type="pct"/>
+            <w:tcMar>
+              <w:left w:w="85" w:type="dxa"/>
+              <w:right w:w="85" w:type="dxa"/>
+            </w:tcMar>
+          </w:tcPr>
+          <w:p>
+            <w:pPr>
+              <w:ind w:left="-31"/>
+              <w:rPr>
+                <w:rFonts w:cs="Arial"/>
                 <w:sz w:val="20"/>
                 <w:szCs w:val="20"/>
               </w:rPr>
             </w:pPr>
-            <w:r>
-              <w:rPr>
-                <w:rFonts w:ascii="Arial" w:hAnsi="Arial"/>
-                <w:b/>
-                <w:sz w:val="16"/>
-              </w:rPr>
-              <w:t>Elements:</w:t>
-            </w:r>
-          </w:p>
-          <w:p>
-            <w:r>
-              <w:rPr>
-                <w:rFonts w:ascii="Arial" w:hAnsi="Arial"/>
-                <w:b/>
-                <w:sz w:val="16"/>
-              </w:rPr>
-              <w:t>ICTAII401:</w:t>
-            </w:r>
-            <w:r>
-              <w:rPr>
-                <w:rFonts w:ascii="Arial" w:hAnsi="Arial"/>
-                <w:sz w:val="16"/>
-              </w:rPr>
-              <w:t xml:space="preserve"> Element 1 </w:t>
-            </w:r>
-          </w:p>
-        </w:tc>
-        <w:tc>
-          <w:tcPr>
-            <w:tcW w:w="1541" w:type="pct"/>
-          </w:tcPr>
-          <w:p>
-            <w:pPr>
-              <w:pStyle w:val="Heading5"/>
-            </w:pPr>
-            <w:r>
-              <w:t>Week 5: Identify an Opportunity for Task Automation</w:t>
-            </w:r>
-            <w:r/>
-          </w:p>
-          <w:p>
-            <w:pPr>
-              <w:pStyle w:val="ListBullet"/>
-            </w:pPr>
-            <w:r>
-              <w:t>Establishing organisational AI, ML and DL objectives</w:t>
-            </w:r>
-            <w:r/>
-            <w:r/>
-          </w:p>
-          <w:p>
-            <w:pPr>
-              <w:pStyle w:val="ListBullet"/>
-            </w:pPr>
-            <w:r>
-              <w:t>Identifying existing organisational AI technologies and processes</w:t>
-            </w:r>
-            <w:r/>
-            <w:r/>
-          </w:p>
-          <w:p>
-            <w:pPr>
-              <w:pStyle w:val="ListBullet"/>
-            </w:pPr>
-            <w:r>
-              <w:t xml:space="preserve">Identifying common tasks/processes for automation </w:t>
-            </w:r>
-            <w:r/>
-            <w:r/>
-          </w:p>
-          <w:p>
-            <w:pPr>
-              <w:pStyle w:val="ListBullet"/>
-            </w:pPr>
-            <w:r>
-              <w:t>Examples of AI in email campaigns, chatbots, data analysis</w:t>
-            </w:r>
-            <w:r/>
-            <w:r/>
-          </w:p>
-          <w:p>
-            <w:pPr>
-              <w:pStyle w:val="ListBullet"/>
-            </w:pPr>
-            <w:r>
-              <w:t>Introduction to the Final Project.</w:t>
-            </w:r>
-            <w:r/>
-          </w:p>
-          <w:p>
-            <w:r/>
-            <w:r/>
-            <w:r/>
-          </w:p>
-          <w:p>
-            <w:r>
-              <w:rPr>
-                <w:b w:val="0"/>
-                <w:i/>
-              </w:rPr>
-              <w:t>Students to complete Task 1</w:t>
-            </w:r>
-            <w:r>
-              <w:t>: Identify an Opportunity for Task Automation of AT1 in-class.</w:t>
-            </w:r>
-          </w:p>
-          <w:p>
-            <w:r/>
-            <w:r/>
-            <w:r/>
-          </w:p>
-          <w:p>
-            <w:r>
-              <w:rPr>
-                <w:b/>
-                <w:i w:val="0"/>
-              </w:rPr>
-              <w:t>Assessment 1 Start</w:t>
-            </w:r>
-            <w:r/>
-          </w:p>
-        </w:tc>
-        <w:tc>
-          <w:tcPr>
-            <w:tcW w:w="886" w:type="pct"/>
-          </w:tcPr>
-          <w:p>
-            <w:pPr>
-              <w:ind w:left="-31"/>
+          </w:p>
+          <w:p>
+            <w:r/>
+          </w:p>
+        </w:tc>
+        <w:tc>
+          <w:tcPr>
+            <w:tcW w:w="1026" w:type="pct"/>
+            <w:shd w:val="clear" w:color="auto" w:fill="auto"/>
+            <w:tcMar>
+              <w:left w:w="85" w:type="dxa"/>
+              <w:right w:w="85" w:type="dxa"/>
+            </w:tcMar>
+          </w:tcPr>
+          <w:p>
+            <w:pPr>
+              <w:spacing w:line="276" w:lineRule="auto"/>
               <w:rPr>
                 <w:rFonts w:cs="Arial"/>
                 <w:sz w:val="20"/>
@@ -4131,62 +4521,32 @@
             </w:pPr>
           </w:p>
           <w:p>
-            <w:r/>
-          </w:p>
-          <w:p>
-            <w:r/>
-          </w:p>
-          <w:p>
-            <w:r/>
-          </w:p>
-        </w:tc>
-        <w:tc>
-          <w:tcPr>
-            <w:tcW w:w="1493" w:type="pct"/>
+            <w:r>
+              <w:t>Assessment work</w:t>
+            </w:r>
+          </w:p>
+        </w:tc>
+        <w:tc>
+          <w:tcPr>
+            <w:tcW w:w="179" w:type="pct"/>
             <w:shd w:val="clear" w:color="auto" w:fill="auto"/>
+            <w:tcMar>
+              <w:left w:w="85" w:type="dxa"/>
+              <w:right w:w="85" w:type="dxa"/>
+            </w:tcMar>
           </w:tcPr>
           <w:p>
             <w:pPr>
               <w:spacing w:line="276" w:lineRule="auto"/>
+              <w:jc w:val="center"/>
               <w:rPr>
                 <w:rFonts w:cs="Arial"/>
                 <w:sz w:val="20"/>
                 <w:szCs w:val="20"/>
               </w:rPr>
             </w:pPr>
-          </w:p>
-          <w:p>
-            <w:r/>
-          </w:p>
-          <w:p>
-            <w:r>
-              <w:t>Assessment work</w:t>
-            </w:r>
-          </w:p>
-          <w:p>
-            <w:r/>
-          </w:p>
-          <w:p>
-            <w:r/>
-          </w:p>
-        </w:tc>
-        <w:tc>
-          <w:tcPr>
-            <w:tcW w:w="184" w:type="pct"/>
-            <w:shd w:val="clear" w:color="auto" w:fill="auto"/>
-          </w:tcPr>
-          <w:p>
-            <w:pPr>
-              <w:spacing w:line="276" w:lineRule="auto"/>
-              <w:jc w:val="center"/>
-              <w:rPr>
-                <w:rFonts w:cs="Arial"/>
-                <w:sz w:val="20"/>
-                <w:szCs w:val="20"/>
-              </w:rPr>
-            </w:pPr>
-            <w:r>
-              <w:t>2.5</w:t>
+            <w:r>
+              <w:t>3</w:t>
             </w:r>
           </w:p>
         </w:tc>
@@ -4194,10 +4554,15 @@
       <w:tr>
         <w:trPr>
           <w:cantSplit/>
+          <w:trHeight w:val="1134"/>
         </w:trPr>
         <w:tc>
           <w:tcPr>
-            <w:tcW w:w="336" w:type="pct"/>
+            <w:tcW w:w="313" w:type="pct"/>
+            <w:tcMar>
+              <w:left w:w="85" w:type="dxa"/>
+              <w:right w:w="85" w:type="dxa"/>
+            </w:tcMar>
           </w:tcPr>
           <w:p>
             <w:pPr>
@@ -4221,7 +4586,11 @@
         </w:tc>
         <w:tc>
           <w:tcPr>
-            <w:tcW w:w="187" w:type="pct"/>
+            <w:tcW w:w="178" w:type="pct"/>
+            <w:tcMar>
+              <w:left w:w="85" w:type="dxa"/>
+              <w:right w:w="85" w:type="dxa"/>
+            </w:tcMar>
           </w:tcPr>
           <w:p>
             <w:pPr>
@@ -4240,7 +4609,11 @@
         </w:tc>
         <w:tc>
           <w:tcPr>
-            <w:tcW w:w="373" w:type="pct"/>
+            <w:tcW w:w="357" w:type="pct"/>
+            <w:tcMar>
+              <w:left w:w="85" w:type="dxa"/>
+              <w:right w:w="85" w:type="dxa"/>
+            </w:tcMar>
           </w:tcPr>
           <w:p>
             <w:pPr>
@@ -4248,122 +4621,167 @@
               <w:rPr>
                 <w:rFonts w:cs="Arial"/>
                 <w:b/>
+                <w:sz w:val="10"/>
+                <w:szCs w:val="10"/>
+              </w:rPr>
+            </w:pPr>
+            <w:r>
+              <w:rPr>
+                <w:rFonts w:ascii="Arial" w:hAnsi="Arial"/>
+                <w:b/>
+                <w:sz w:val="11"/>
+              </w:rPr>
+              <w:t>Elements:</w:t>
+            </w:r>
+          </w:p>
+          <w:p>
+            <w:r>
+              <w:rPr>
+                <w:rFonts w:ascii="Arial" w:hAnsi="Arial"/>
+                <w:b/>
+                <w:sz w:val="11"/>
+              </w:rPr>
+              <w:t>ICTAII401:</w:t>
+            </w:r>
+            <w:r>
+              <w:rPr>
+                <w:rFonts w:ascii="Arial" w:hAnsi="Arial"/>
+                <w:sz w:val="11"/>
+              </w:rPr>
+              <w:t xml:space="preserve"> Element 1 </w:t>
+            </w:r>
+            <w:r>
+              <w:rPr>
+                <w:rFonts w:ascii="Arial" w:hAnsi="Arial"/>
+                <w:sz w:val="11"/>
+              </w:rPr>
+              <w:t xml:space="preserve"> Element 2 </w:t>
+            </w:r>
+            <w:r>
+              <w:rPr>
+                <w:rFonts w:ascii="Arial" w:hAnsi="Arial"/>
+                <w:sz w:val="11"/>
+              </w:rPr>
+              <w:t xml:space="preserve"> Element 3 </w:t>
+            </w:r>
+          </w:p>
+        </w:tc>
+        <w:tc>
+          <w:tcPr>
+            <w:tcW w:w="1742" w:type="pct"/>
+            <w:tcMar>
+              <w:left w:w="85" w:type="dxa"/>
+              <w:right w:w="85" w:type="dxa"/>
+            </w:tcMar>
+          </w:tcPr>
+          <w:p>
+            <w:pPr>
+              <w:pStyle w:val="Heading5"/>
+            </w:pPr>
+            <w:r>
+              <w:t>Week 6: Evaluating ML Opportunities</w:t>
+            </w:r>
+            <w:r/>
+          </w:p>
+          <w:p>
+            <w:pPr>
+              <w:pStyle w:val="ListBullet"/>
+            </w:pPr>
+            <w:r>
+              <w:t xml:space="preserve">Identifying and documenting ML opportunities </w:t>
+            </w:r>
+            <w:r/>
+            <w:r/>
+          </w:p>
+          <w:p>
+            <w:pPr>
+              <w:pStyle w:val="ListBullet"/>
+            </w:pPr>
+            <w:r>
+              <w:t>Evaluation and comparison of AI, ML, and DL technologies</w:t>
+            </w:r>
+            <w:r/>
+            <w:r/>
+          </w:p>
+          <w:p>
+            <w:pPr>
+              <w:pStyle w:val="ListBullet"/>
+            </w:pPr>
+            <w:r>
+              <w:t>Key advantages and disadvantages of AI, ML and DL technologies</w:t>
+            </w:r>
+            <w:r/>
+            <w:r/>
+          </w:p>
+          <w:p>
+            <w:pPr>
+              <w:pStyle w:val="ListBullet"/>
+            </w:pPr>
+            <w:r>
+              <w:t>What kinds of datasets are useful for automating work tasks?</w:t>
+            </w:r>
+            <w:r/>
+            <w:r/>
+          </w:p>
+          <w:p>
+            <w:pPr>
+              <w:pStyle w:val="ListBullet"/>
+            </w:pPr>
+            <w:r>
+              <w:t>Industry-recognised ML principles and techniques.</w:t>
+            </w:r>
+            <w:r/>
+          </w:p>
+          <w:p>
+            <w:r/>
+            <w:r/>
+            <w:r/>
+          </w:p>
+          <w:p>
+            <w:r>
+              <w:rPr>
+                <w:b w:val="0"/>
+                <w:i/>
+              </w:rPr>
+              <w:t>Students to Complete Task 2 &amp; 3 &amp; 4 of Assessment 1 in class</w:t>
+            </w:r>
+            <w:r/>
+          </w:p>
+        </w:tc>
+        <w:tc>
+          <w:tcPr>
+            <w:tcW w:w="1205" w:type="pct"/>
+            <w:tcMar>
+              <w:left w:w="85" w:type="dxa"/>
+              <w:right w:w="85" w:type="dxa"/>
+            </w:tcMar>
+          </w:tcPr>
+          <w:p>
+            <w:pPr>
+              <w:ind w:left="-31"/>
+              <w:rPr>
+                <w:rFonts w:cs="Arial"/>
                 <w:sz w:val="20"/>
                 <w:szCs w:val="20"/>
               </w:rPr>
             </w:pPr>
-            <w:r>
-              <w:rPr>
-                <w:rFonts w:ascii="Arial" w:hAnsi="Arial"/>
-                <w:b/>
-                <w:sz w:val="16"/>
-              </w:rPr>
-              <w:t>Elements:</w:t>
-            </w:r>
-          </w:p>
-          <w:p>
-            <w:r>
-              <w:rPr>
-                <w:rFonts w:ascii="Arial" w:hAnsi="Arial"/>
-                <w:b/>
-                <w:sz w:val="16"/>
-              </w:rPr>
-              <w:t>ICTAII401:</w:t>
-            </w:r>
-            <w:r>
-              <w:rPr>
-                <w:rFonts w:ascii="Arial" w:hAnsi="Arial"/>
-                <w:sz w:val="16"/>
-              </w:rPr>
-              <w:t xml:space="preserve"> Element 2 </w:t>
-            </w:r>
-          </w:p>
-        </w:tc>
-        <w:tc>
-          <w:tcPr>
-            <w:tcW w:w="1541" w:type="pct"/>
-          </w:tcPr>
-          <w:p>
-            <w:pPr>
-              <w:pStyle w:val="Heading5"/>
-            </w:pPr>
-            <w:r>
-              <w:t>Week 6: Evaluating ML Opportunities</w:t>
-            </w:r>
-            <w:r/>
-          </w:p>
-          <w:p>
-            <w:pPr>
-              <w:pStyle w:val="ListBullet"/>
-            </w:pPr>
-            <w:r>
-              <w:t xml:space="preserve">Identifying and documenting ML opportunities </w:t>
-            </w:r>
-            <w:r/>
-            <w:r/>
-          </w:p>
-          <w:p>
-            <w:pPr>
-              <w:pStyle w:val="ListBullet"/>
-            </w:pPr>
-            <w:r>
-              <w:t>Evaluation and comparison of AI, ML, and DL technologies</w:t>
-            </w:r>
-            <w:r/>
-            <w:r/>
-          </w:p>
-          <w:p>
-            <w:pPr>
-              <w:pStyle w:val="ListBullet"/>
-            </w:pPr>
-            <w:r>
-              <w:t>Key advantages and disadvantages of AI, ML and DL technologies</w:t>
-            </w:r>
-            <w:r/>
-            <w:r/>
-          </w:p>
-          <w:p>
-            <w:pPr>
-              <w:pStyle w:val="ListBullet"/>
-            </w:pPr>
-            <w:r>
-              <w:t>What kinds of datasets are useful for automating work tasks?</w:t>
-            </w:r>
-            <w:r/>
-            <w:r/>
-          </w:p>
-          <w:p>
-            <w:pPr>
-              <w:pStyle w:val="ListBullet"/>
-            </w:pPr>
-            <w:r>
-              <w:t>Industry-recognised ML principles and techniques.</w:t>
-            </w:r>
-            <w:r/>
-          </w:p>
-          <w:p>
-            <w:r/>
-            <w:r/>
-            <w:r/>
-          </w:p>
-          <w:p>
-            <w:r>
-              <w:rPr>
-                <w:b w:val="0"/>
-                <w:i/>
-              </w:rPr>
-              <w:t>Students to Complete Task 2 &amp; 3 &amp; 4 of Assessment 1 in class</w:t>
-            </w:r>
-            <w:r/>
-          </w:p>
-        </w:tc>
-        <w:tc>
-          <w:tcPr>
-            <w:tcW w:w="886" w:type="pct"/>
-          </w:tcPr>
-          <w:p>
-            <w:pPr>
-              <w:ind w:left="-31"/>
+          </w:p>
+          <w:p>
+            <w:r/>
+          </w:p>
+        </w:tc>
+        <w:tc>
+          <w:tcPr>
+            <w:tcW w:w="1026" w:type="pct"/>
+            <w:shd w:val="clear" w:color="auto" w:fill="auto"/>
+            <w:tcMar>
+              <w:left w:w="85" w:type="dxa"/>
+              <w:right w:w="85" w:type="dxa"/>
+            </w:tcMar>
+          </w:tcPr>
+          <w:p>
+            <w:pPr>
+              <w:spacing w:line="276" w:lineRule="auto"/>
               <w:rPr>
                 <w:rFonts w:cs="Arial"/>
                 <w:sz w:val="20"/>
@@ -4372,81 +4790,32 @@
             </w:pPr>
           </w:p>
           <w:p>
-            <w:r/>
-          </w:p>
-          <w:p>
-            <w:r/>
-          </w:p>
-          <w:p>
-            <w:r/>
-          </w:p>
-        </w:tc>
-        <w:tc>
-          <w:tcPr>
-            <w:tcW w:w="1493" w:type="pct"/>
+            <w:r>
+              <w:t>Students to prepare presentations.</w:t>
+            </w:r>
+          </w:p>
+        </w:tc>
+        <w:tc>
+          <w:tcPr>
+            <w:tcW w:w="179" w:type="pct"/>
             <w:shd w:val="clear" w:color="auto" w:fill="auto"/>
+            <w:tcMar>
+              <w:left w:w="85" w:type="dxa"/>
+              <w:right w:w="85" w:type="dxa"/>
+            </w:tcMar>
           </w:tcPr>
           <w:p>
             <w:pPr>
               <w:spacing w:line="276" w:lineRule="auto"/>
+              <w:jc w:val="center"/>
               <w:rPr>
                 <w:rFonts w:cs="Arial"/>
                 <w:sz w:val="20"/>
                 <w:szCs w:val="20"/>
               </w:rPr>
             </w:pPr>
-          </w:p>
-          <w:p>
-            <w:r/>
-            <w:r/>
-            <w:r/>
-          </w:p>
-          <w:p>
-            <w:r>
-              <w:rPr>
-                <w:b/>
-                <w:i w:val="0"/>
-              </w:rPr>
-              <w:t>"The Secret Place" by Richard McKenna</w:t>
-            </w:r>
-            <w:r>
-              <w:t xml:space="preserve"> (1966)</w:t>
-            </w:r>
-            <w:r/>
-          </w:p>
-          <w:p>
-            <w:pPr>
-              <w:pStyle w:val="ListBullet2"/>
-            </w:pPr>
-            <w:r>
-              <w:t>This story follows an AI in a mining colony located on a distant planet, delving into themes of self-discovery and what it means to be sentient.</w:t>
-            </w:r>
-            <w:r/>
-          </w:p>
-          <w:p>
-            <w:r/>
-          </w:p>
-          <w:p>
-            <w:r/>
-          </w:p>
-        </w:tc>
-        <w:tc>
-          <w:tcPr>
-            <w:tcW w:w="184" w:type="pct"/>
-            <w:shd w:val="clear" w:color="auto" w:fill="auto"/>
-          </w:tcPr>
-          <w:p>
-            <w:pPr>
-              <w:spacing w:line="276" w:lineRule="auto"/>
-              <w:jc w:val="center"/>
-              <w:rPr>
-                <w:rFonts w:cs="Arial"/>
-                <w:sz w:val="20"/>
-                <w:szCs w:val="20"/>
-              </w:rPr>
-            </w:pPr>
-            <w:r>
-              <w:t>2.5</w:t>
+            <w:r>
+              <w:t>3</w:t>
             </w:r>
           </w:p>
         </w:tc>
@@ -4454,10 +4823,15 @@
       <w:tr>
         <w:trPr>
           <w:cantSplit/>
+          <w:trHeight w:val="1134"/>
         </w:trPr>
         <w:tc>
           <w:tcPr>
-            <w:tcW w:w="336" w:type="pct"/>
+            <w:tcW w:w="313" w:type="pct"/>
+            <w:tcMar>
+              <w:left w:w="85" w:type="dxa"/>
+              <w:right w:w="85" w:type="dxa"/>
+            </w:tcMar>
           </w:tcPr>
           <w:p>
             <w:pPr>
@@ -4475,13 +4849,18 @@
                 <w:sz w:val="20"/>
                 <w:szCs w:val="20"/>
               </w:rPr>
+              <w:lastRenderedPageBreak/>
               <w:t>7</w:t>
             </w:r>
           </w:p>
         </w:tc>
         <w:tc>
           <w:tcPr>
-            <w:tcW w:w="187" w:type="pct"/>
+            <w:tcW w:w="178" w:type="pct"/>
+            <w:tcMar>
+              <w:left w:w="85" w:type="dxa"/>
+              <w:right w:w="85" w:type="dxa"/>
+            </w:tcMar>
           </w:tcPr>
           <w:p>
             <w:pPr>
@@ -4500,7 +4879,11 @@
         </w:tc>
         <w:tc>
           <w:tcPr>
-            <w:tcW w:w="373" w:type="pct"/>
+            <w:tcW w:w="357" w:type="pct"/>
+            <w:tcMar>
+              <w:left w:w="85" w:type="dxa"/>
+              <w:right w:w="85" w:type="dxa"/>
+            </w:tcMar>
           </w:tcPr>
           <w:p>
             <w:pPr>
@@ -4508,48 +4891,135 @@
               <w:rPr>
                 <w:rFonts w:cs="Arial"/>
                 <w:b/>
+                <w:sz w:val="10"/>
+                <w:szCs w:val="10"/>
+              </w:rPr>
+            </w:pPr>
+            <w:r>
+              <w:rPr>
+                <w:rFonts w:ascii="Arial" w:hAnsi="Arial"/>
+                <w:b/>
+                <w:sz w:val="11"/>
+              </w:rPr>
+              <w:t>Elements:</w:t>
+            </w:r>
+          </w:p>
+          <w:p>
+            <w:r>
+              <w:rPr>
+                <w:rFonts w:ascii="Arial" w:hAnsi="Arial"/>
+                <w:b/>
+                <w:sz w:val="11"/>
+              </w:rPr>
+              <w:t>ICTAII401:</w:t>
+            </w:r>
+            <w:r>
+              <w:rPr>
+                <w:rFonts w:ascii="Arial" w:hAnsi="Arial"/>
+                <w:sz w:val="11"/>
+              </w:rPr>
+              <w:t xml:space="preserve"> Element 1 </w:t>
+            </w:r>
+            <w:r>
+              <w:rPr>
+                <w:rFonts w:ascii="Arial" w:hAnsi="Arial"/>
+                <w:sz w:val="11"/>
+              </w:rPr>
+              <w:t xml:space="preserve"> Element 2 </w:t>
+            </w:r>
+            <w:r>
+              <w:rPr>
+                <w:rFonts w:ascii="Arial" w:hAnsi="Arial"/>
+                <w:sz w:val="11"/>
+              </w:rPr>
+              <w:t xml:space="preserve"> Element 3 </w:t>
+            </w:r>
+          </w:p>
+        </w:tc>
+        <w:tc>
+          <w:tcPr>
+            <w:tcW w:w="1742" w:type="pct"/>
+            <w:tcMar>
+              <w:left w:w="85" w:type="dxa"/>
+              <w:right w:w="85" w:type="dxa"/>
+            </w:tcMar>
+          </w:tcPr>
+          <w:p>
+            <w:pPr>
+              <w:pStyle w:val="Heading5"/>
+            </w:pPr>
+            <w:r>
+              <w:t>Week 7: Student Presentation Week — Assessment 1</w:t>
+            </w:r>
+            <w:r/>
+            <w:r/>
+          </w:p>
+          <w:p>
+            <w:r>
+              <w:rPr>
+                <w:b/>
+                <w:i w:val="0"/>
+              </w:rPr>
+              <w:t>Assessment 1 Due</w:t>
+            </w:r>
+            <w:r/>
+          </w:p>
+          <w:p>
+            <w:r/>
+            <w:r/>
+            <w:r/>
+          </w:p>
+          <w:p>
+            <w:r>
+              <w:rPr>
+                <w:b w:val="0"/>
+                <w:i/>
+              </w:rPr>
+              <w:t>Perform a 5 to 10-minute pitch on a particular opportunity for Automation in AI.</w:t>
+            </w:r>
+            <w:r/>
+          </w:p>
+        </w:tc>
+        <w:tc>
+          <w:tcPr>
+            <w:tcW w:w="1205" w:type="pct"/>
+            <w:tcMar>
+              <w:left w:w="85" w:type="dxa"/>
+              <w:right w:w="85" w:type="dxa"/>
+            </w:tcMar>
+          </w:tcPr>
+          <w:p>
+            <w:pPr>
+              <w:ind w:left="-31"/>
+              <w:rPr>
+                <w:rFonts w:cs="Arial"/>
                 <w:sz w:val="20"/>
                 <w:szCs w:val="20"/>
               </w:rPr>
             </w:pPr>
-            <w:r>
-              <w:rPr>
-                <w:rFonts w:ascii="Arial" w:hAnsi="Arial"/>
-                <w:b/>
-                <w:sz w:val="16"/>
-              </w:rPr>
-              <w:t>Elements:</w:t>
-            </w:r>
-          </w:p>
-          <w:p>
-            <w:r>
-              <w:rPr>
-                <w:rFonts w:ascii="Arial" w:hAnsi="Arial"/>
-                <w:b/>
-                <w:sz w:val="16"/>
-              </w:rPr>
-              <w:t>ICTAII401:</w:t>
-            </w:r>
-            <w:r>
-              <w:rPr>
-                <w:rFonts w:ascii="Arial" w:hAnsi="Arial"/>
-                <w:sz w:val="16"/>
-              </w:rPr>
-              <w:t xml:space="preserve"> Element 3 </w:t>
-            </w:r>
-          </w:p>
-        </w:tc>
-        <w:tc>
-          <w:tcPr>
-            <w:tcW w:w="1541" w:type="pct"/>
-          </w:tcPr>
-          <w:p>
-            <w:pPr>
-              <w:pStyle w:val="Heading5"/>
-            </w:pPr>
-            <w:r>
-              <w:t>Week 7: Student Presentation Week — Assessment 1</w:t>
-            </w:r>
+          </w:p>
+          <w:p>
+            <w:r/>
+          </w:p>
+        </w:tc>
+        <w:tc>
+          <w:tcPr>
+            <w:tcW w:w="1026" w:type="pct"/>
+            <w:shd w:val="clear" w:color="auto" w:fill="auto"/>
+            <w:tcMar>
+              <w:left w:w="85" w:type="dxa"/>
+              <w:right w:w="85" w:type="dxa"/>
+            </w:tcMar>
+          </w:tcPr>
+          <w:p>
+            <w:pPr>
+              <w:spacing w:line="276" w:lineRule="auto"/>
+              <w:rPr>
+                <w:rFonts w:cs="Arial"/>
+                <w:sz w:val="20"/>
+                <w:szCs w:val="20"/>
+              </w:rPr>
+            </w:pPr>
             <w:r/>
             <w:r/>
           </w:p>
@@ -4559,97 +5029,44 @@
                 <w:b/>
                 <w:i w:val="0"/>
               </w:rPr>
-              <w:t>Assessment 1 Due</w:t>
-            </w:r>
-            <w:r/>
-          </w:p>
-          <w:p>
-            <w:r/>
-            <w:r/>
-            <w:r/>
-          </w:p>
-          <w:p>
-            <w:r>
-              <w:rPr>
-                <w:b w:val="0"/>
-                <w:i/>
-              </w:rPr>
-              <w:t>Perform a 5 to 10-minute pitch on a particular opportunity for Automation in AI.</w:t>
-            </w:r>
-            <w:r/>
-          </w:p>
-        </w:tc>
-        <w:tc>
-          <w:tcPr>
-            <w:tcW w:w="886" w:type="pct"/>
-          </w:tcPr>
-          <w:p>
-            <w:pPr>
-              <w:ind w:left="-31"/>
+              <w:t>"The Secret Place" by Richard McKenna</w:t>
+            </w:r>
+            <w:r>
+              <w:t xml:space="preserve"> (1966)</w:t>
+            </w:r>
+            <w:r/>
+          </w:p>
+          <w:p>
+            <w:pPr>
+              <w:pStyle w:val="ListBullet2"/>
+            </w:pPr>
+            <w:r>
+              <w:t>This story follows an AI in a mining colony located on a distant planet, delving into themes of self-discovery and what it means to be sentient.</w:t>
+            </w:r>
+            <w:r/>
+          </w:p>
+        </w:tc>
+        <w:tc>
+          <w:tcPr>
+            <w:tcW w:w="179" w:type="pct"/>
+            <w:shd w:val="clear" w:color="auto" w:fill="auto"/>
+            <w:tcMar>
+              <w:left w:w="85" w:type="dxa"/>
+              <w:right w:w="85" w:type="dxa"/>
+            </w:tcMar>
+          </w:tcPr>
+          <w:p>
+            <w:pPr>
+              <w:spacing w:line="276" w:lineRule="auto"/>
+              <w:jc w:val="center"/>
               <w:rPr>
                 <w:rFonts w:cs="Arial"/>
                 <w:sz w:val="20"/>
                 <w:szCs w:val="20"/>
               </w:rPr>
             </w:pPr>
-          </w:p>
-          <w:p>
-            <w:r/>
-          </w:p>
-          <w:p>
-            <w:r/>
-          </w:p>
-          <w:p>
-            <w:r/>
-          </w:p>
-        </w:tc>
-        <w:tc>
-          <w:tcPr>
-            <w:tcW w:w="1493" w:type="pct"/>
-            <w:shd w:val="clear" w:color="auto" w:fill="auto"/>
-          </w:tcPr>
-          <w:p>
-            <w:pPr>
-              <w:spacing w:line="276" w:lineRule="auto"/>
-              <w:rPr>
-                <w:rFonts w:cs="Arial"/>
-                <w:sz w:val="20"/>
-                <w:szCs w:val="20"/>
-              </w:rPr>
-            </w:pPr>
-          </w:p>
-          <w:p>
-            <w:r/>
-          </w:p>
-          <w:p>
-            <w:r>
-              <w:t>Students to prepare presentations.</w:t>
-            </w:r>
-          </w:p>
-          <w:p>
-            <w:r/>
-          </w:p>
-          <w:p>
-            <w:r/>
-          </w:p>
-        </w:tc>
-        <w:tc>
-          <w:tcPr>
-            <w:tcW w:w="184" w:type="pct"/>
-            <w:shd w:val="clear" w:color="auto" w:fill="auto"/>
-          </w:tcPr>
-          <w:p>
-            <w:pPr>
-              <w:spacing w:line="276" w:lineRule="auto"/>
-              <w:jc w:val="center"/>
-              <w:rPr>
-                <w:rFonts w:cs="Arial"/>
-                <w:sz w:val="20"/>
-                <w:szCs w:val="20"/>
-              </w:rPr>
-            </w:pPr>
-            <w:r>
-              <w:t>2.5</w:t>
+            <w:r>
+              <w:t>3</w:t>
             </w:r>
           </w:p>
         </w:tc>
@@ -4657,10 +5074,15 @@
       <w:tr>
         <w:trPr>
           <w:cantSplit/>
+          <w:trHeight w:val="1134"/>
         </w:trPr>
         <w:tc>
           <w:tcPr>
-            <w:tcW w:w="336" w:type="pct"/>
+            <w:tcW w:w="313" w:type="pct"/>
+            <w:tcMar>
+              <w:left w:w="85" w:type="dxa"/>
+              <w:right w:w="85" w:type="dxa"/>
+            </w:tcMar>
           </w:tcPr>
           <w:p>
             <w:pPr>
@@ -4684,7 +5106,11 @@
         </w:tc>
         <w:tc>
           <w:tcPr>
-            <w:tcW w:w="187" w:type="pct"/>
+            <w:tcW w:w="178" w:type="pct"/>
+            <w:tcMar>
+              <w:left w:w="85" w:type="dxa"/>
+              <w:right w:w="85" w:type="dxa"/>
+            </w:tcMar>
           </w:tcPr>
           <w:p>
             <w:pPr>
@@ -4703,7 +5129,11 @@
         </w:tc>
         <w:tc>
           <w:tcPr>
-            <w:tcW w:w="373" w:type="pct"/>
+            <w:tcW w:w="357" w:type="pct"/>
+            <w:tcMar>
+              <w:left w:w="85" w:type="dxa"/>
+              <w:right w:w="85" w:type="dxa"/>
+            </w:tcMar>
           </w:tcPr>
           <w:p>
             <w:pPr>
@@ -4711,213 +5141,396 @@
               <w:rPr>
                 <w:rFonts w:cs="Arial"/>
                 <w:b/>
+                <w:sz w:val="10"/>
+                <w:szCs w:val="10"/>
+              </w:rPr>
+            </w:pPr>
+            <w:r>
+              <w:rPr>
+                <w:rFonts w:ascii="Arial" w:hAnsi="Arial"/>
+                <w:b/>
+                <w:sz w:val="11"/>
+              </w:rPr>
+              <w:t>Elements:</w:t>
+            </w:r>
+          </w:p>
+          <w:p>
+            <w:r>
+              <w:rPr>
+                <w:rFonts w:ascii="Arial" w:hAnsi="Arial"/>
+                <w:b/>
+                <w:sz w:val="11"/>
+              </w:rPr>
+              <w:t>ICTAII502:</w:t>
+            </w:r>
+            <w:r>
+              <w:rPr>
+                <w:rFonts w:ascii="Arial" w:hAnsi="Arial"/>
+                <w:sz w:val="11"/>
+              </w:rPr>
+              <w:t xml:space="preserve"> Element 1 </w:t>
+            </w:r>
+          </w:p>
+        </w:tc>
+        <w:tc>
+          <w:tcPr>
+            <w:tcW w:w="1742" w:type="pct"/>
+            <w:tcMar>
+              <w:left w:w="85" w:type="dxa"/>
+              <w:right w:w="85" w:type="dxa"/>
+            </w:tcMar>
+          </w:tcPr>
+          <w:p>
+            <w:pPr>
+              <w:pStyle w:val="Heading5"/>
+            </w:pPr>
+            <w:r>
+              <w:t>Week 8: Optimization &amp; Evaluation</w:t>
+            </w:r>
+            <w:r/>
+          </w:p>
+          <w:p>
+            <w:pPr>
+              <w:pStyle w:val="ListBullet"/>
+            </w:pPr>
+            <w:r>
+              <w:t>Hyper Parameters, What are they?</w:t>
+            </w:r>
+            <w:r/>
+            <w:r/>
+          </w:p>
+          <w:p>
+            <w:pPr>
+              <w:pStyle w:val="ListBullet"/>
+            </w:pPr>
+            <w:r>
+              <w:t>Model Output Evaluation Methods</w:t>
+            </w:r>
+            <w:r/>
+            <w:r/>
+          </w:p>
+          <w:p>
+            <w:pPr>
+              <w:pStyle w:val="ListBullet"/>
+            </w:pPr>
+            <w:r>
+              <w:t>Documenting ML model Evaluations</w:t>
+            </w:r>
+            <w:r/>
+            <w:r/>
+          </w:p>
+          <w:p>
+            <w:pPr>
+              <w:pStyle w:val="ListBullet"/>
+            </w:pPr>
+            <w:r>
+              <w:t>Evaluation metrics:</w:t>
+            </w:r>
+            <w:r/>
+            <w:r/>
+          </w:p>
+          <w:p>
+            <w:pPr>
+              <w:pStyle w:val="ListBullet2"/>
+            </w:pPr>
+            <w:r>
+              <w:t>f-score</w:t>
+            </w:r>
+            <w:r/>
+            <w:r/>
+          </w:p>
+          <w:p>
+            <w:pPr>
+              <w:pStyle w:val="ListBullet2"/>
+            </w:pPr>
+            <w:r>
+              <w:t>accuracy</w:t>
+            </w:r>
+            <w:r/>
+            <w:r/>
+          </w:p>
+          <w:p>
+            <w:pPr>
+              <w:pStyle w:val="ListBullet2"/>
+            </w:pPr>
+            <w:r>
+              <w:t>precision/recall</w:t>
+            </w:r>
+            <w:r/>
+            <w:r/>
+          </w:p>
+          <w:p>
+            <w:pPr>
+              <w:pStyle w:val="ListBullet2"/>
+            </w:pPr>
+            <w:r>
+              <w:t>loss metrics</w:t>
+            </w:r>
+            <w:r/>
+            <w:r/>
+          </w:p>
+          <w:p>
+            <w:pPr>
+              <w:pStyle w:val="ListBullet2"/>
+            </w:pPr>
+            <w:r>
+              <w:t>confusion matrix</w:t>
+            </w:r>
+            <w:r/>
+          </w:p>
+          <w:p>
+            <w:r/>
+          </w:p>
+          <w:p>
+            <w:r>
+              <w:t>Preview for next session (Main Concepts):</w:t>
+            </w:r>
+            <w:r/>
+          </w:p>
+          <w:p>
+            <w:pPr>
+              <w:pStyle w:val="ListBullet2"/>
+            </w:pPr>
+            <w:r>
+              <w:t>Backpropagation of the Loss</w:t>
+            </w:r>
+            <w:r/>
+            <w:r/>
+          </w:p>
+          <w:p>
+            <w:pPr>
+              <w:pStyle w:val="ListBullet2"/>
+            </w:pPr>
+            <w:r>
+              <w:t>Stochastic Gradient Descent</w:t>
+            </w:r>
+            <w:r/>
+          </w:p>
+          <w:p>
+            <w:r/>
+          </w:p>
+          <w:p>
+            <w:r/>
+            <w:r/>
+            <w:r/>
+          </w:p>
+          <w:p>
+            <w:r>
+              <w:rPr>
+                <w:b w:val="0"/>
+                <w:i/>
+              </w:rPr>
+              <w:t>Lab: Let’s apply grid search to optimize an email spam filter.</w:t>
+            </w:r>
+            <w:r/>
+          </w:p>
+        </w:tc>
+        <w:tc>
+          <w:tcPr>
+            <w:tcW w:w="1205" w:type="pct"/>
+            <w:tcMar>
+              <w:left w:w="85" w:type="dxa"/>
+              <w:right w:w="85" w:type="dxa"/>
+            </w:tcMar>
+          </w:tcPr>
+          <w:p>
+            <w:pPr>
+              <w:ind w:left="-31"/>
+              <w:rPr>
+                <w:rFonts w:cs="Arial"/>
                 <w:sz w:val="20"/>
                 <w:szCs w:val="20"/>
               </w:rPr>
             </w:pPr>
           </w:p>
-        </w:tc>
-        <w:tc>
-          <w:tcPr>
-            <w:tcW w:w="1541" w:type="pct"/>
-          </w:tcPr>
-          <w:p>
-            <w:pPr>
-              <w:pStyle w:val="Heading5"/>
-            </w:pPr>
-            <w:r>
-              <w:t>Week 8: Hyper Parameter Tuning</w:t>
-            </w:r>
-            <w:r/>
-          </w:p>
-          <w:p>
-            <w:pPr>
-              <w:pStyle w:val="ListBullet"/>
-            </w:pPr>
-            <w:r>
-              <w:t>Model Output Evaluation Methods</w:t>
-            </w:r>
-            <w:r/>
-            <w:r/>
-          </w:p>
-          <w:p>
-            <w:pPr>
-              <w:pStyle w:val="ListBullet"/>
-            </w:pPr>
-            <w:r>
-              <w:t>Documenting ML model Evaluations</w:t>
-            </w:r>
-            <w:r/>
-            <w:r/>
-          </w:p>
-          <w:p>
-            <w:pPr>
-              <w:pStyle w:val="ListBullet"/>
-            </w:pPr>
-            <w:r>
-              <w:t>Evaluation metrics:</w:t>
-            </w:r>
-            <w:r/>
-            <w:r/>
-          </w:p>
-          <w:p>
-            <w:pPr>
-              <w:pStyle w:val="ListBullet2"/>
-            </w:pPr>
-            <w:r>
-              <w:t>f-score</w:t>
-            </w:r>
-            <w:r/>
-            <w:r/>
-          </w:p>
-          <w:p>
-            <w:pPr>
-              <w:pStyle w:val="ListBullet2"/>
-            </w:pPr>
-            <w:r>
-              <w:t>accuracy</w:t>
-            </w:r>
-            <w:r/>
-            <w:r/>
-          </w:p>
-          <w:p>
-            <w:pPr>
-              <w:pStyle w:val="ListBullet2"/>
-            </w:pPr>
-            <w:r>
-              <w:t>precision/recall</w:t>
-            </w:r>
-            <w:r/>
-            <w:r/>
-          </w:p>
-          <w:p>
-            <w:pPr>
-              <w:pStyle w:val="ListBullet2"/>
-            </w:pPr>
-            <w:r>
-              <w:t>loss metrics</w:t>
-            </w:r>
-            <w:r/>
-            <w:r/>
-          </w:p>
-          <w:p>
-            <w:pPr>
-              <w:pStyle w:val="ListBullet2"/>
-            </w:pPr>
-            <w:r>
-              <w:t>confusion</w:t>
-            </w:r>
-            <w:r/>
-          </w:p>
-          <w:p>
-            <w:r/>
-          </w:p>
-          <w:p>
-            <w:r/>
-            <w:r/>
-            <w:r/>
-          </w:p>
-          <w:p>
-            <w:r>
-              <w:rPr>
-                <w:b w:val="0"/>
-                <w:i/>
-              </w:rPr>
-              <w:t>Lab: Let’s apply grid search to optimize an email spam filter.</w:t>
-            </w:r>
-            <w:r/>
-          </w:p>
-        </w:tc>
-        <w:tc>
-          <w:tcPr>
-            <w:tcW w:w="886" w:type="pct"/>
-          </w:tcPr>
-          <w:p>
-            <w:pPr>
-              <w:ind w:left="-31"/>
+          <w:p>
+            <w:r>
+              <w:t>Confusion Matrix and Optimization with Sci-kit Learn:</w:t>
+            </w:r>
+          </w:p>
+          <w:p>
+            <w:r/>
+            <w:r/>
+            <w:r/>
+            <w:hyperlink r:id="rId35">
+              <w:r>
+                <w:rPr>
+                  <w:color w:val="0000EE"/>
+                  <w:u w:val="single"/>
+                </w:rPr>
+                <w:t>Confusion matrix Stat Quest</w:t>
+              </w:r>
+            </w:hyperlink>
+            <w:r>
+              <w:br/>
+            </w:r>
+            <w:r/>
+            <w:r/>
+            <w:r/>
+            <w:hyperlink r:id="rId36">
+              <w:r>
+                <w:rPr>
+                  <w:color w:val="0000EE"/>
+                  <w:u w:val="single"/>
+                </w:rPr>
+                <w:t>Cross-Validation</w:t>
+              </w:r>
+            </w:hyperlink>
+            <w:r>
+              <w:br/>
+            </w:r>
+            <w:r/>
+          </w:p>
+          <w:p>
+            <w:r>
+              <w:t>Deep Learning Preview</w:t>
+            </w:r>
+          </w:p>
+          <w:p>
+            <w:r>
+              <w:t>3b1b videos watch in-class:</w:t>
+            </w:r>
+          </w:p>
+          <w:p>
+            <w:r/>
+            <w:r/>
+            <w:r/>
+            <w:hyperlink r:id="rId37">
+              <w:r>
+                <w:rPr>
+                  <w:color w:val="0000EE"/>
+                  <w:u w:val="single"/>
+                </w:rPr>
+                <w:t>Gradient descent, how neural networks learn</w:t>
+              </w:r>
+            </w:hyperlink>
+            <w:r>
+              <w:br/>
+            </w:r>
+            <w:r/>
+            <w:r/>
+            <w:r/>
+            <w:hyperlink r:id="rId38">
+              <w:r>
+                <w:rPr>
+                  <w:color w:val="0000EE"/>
+                  <w:u w:val="single"/>
+                </w:rPr>
+                <w:t>Backpropagation</w:t>
+              </w:r>
+            </w:hyperlink>
+            <w:r>
+              <w:br/>
+            </w:r>
+            <w:r/>
+          </w:p>
+        </w:tc>
+        <w:tc>
+          <w:tcPr>
+            <w:tcW w:w="1026" w:type="pct"/>
+            <w:shd w:val="clear" w:color="auto" w:fill="auto"/>
+            <w:tcMar>
+              <w:left w:w="85" w:type="dxa"/>
+              <w:right w:w="85" w:type="dxa"/>
+            </w:tcMar>
+          </w:tcPr>
+          <w:p>
+            <w:pPr>
+              <w:spacing w:line="276" w:lineRule="auto"/>
               <w:rPr>
                 <w:rFonts w:cs="Arial"/>
                 <w:sz w:val="20"/>
                 <w:szCs w:val="20"/>
               </w:rPr>
             </w:pPr>
-          </w:p>
-          <w:p>
-            <w:r/>
-          </w:p>
-          <w:p>
-            <w:r/>
-          </w:p>
-          <w:p>
-            <w:r/>
-          </w:p>
-        </w:tc>
-        <w:tc>
-          <w:tcPr>
-            <w:tcW w:w="1493" w:type="pct"/>
+            <w:r/>
+            <w:r/>
+          </w:p>
+          <w:p>
+            <w:r>
+              <w:rPr>
+                <w:b/>
+                <w:i w:val="0"/>
+              </w:rPr>
+              <w:t>"The Algorithms for Love" by Ken Liu</w:t>
+            </w:r>
+            <w:r>
+              <w:t xml:space="preserve"> (2004)</w:t>
+            </w:r>
+            <w:r/>
+          </w:p>
+          <w:p>
+            <w:pPr>
+              <w:pStyle w:val="ListBullet2"/>
+            </w:pPr>
+            <w:r>
+              <w:t>This story gives a deep look into AI and love, making it a valuable addition for discussions on AI emotions and ethics.</w:t>
+            </w:r>
+            <w:r/>
+          </w:p>
+          <w:p>
+            <w:r/>
+          </w:p>
+          <w:p>
+            <w:r>
+              <w:t xml:space="preserve">Look at the 3Blue1Brown course: </w:t>
+            </w:r>
+          </w:p>
+          <w:p>
+            <w:r/>
+            <w:r/>
+            <w:r/>
+            <w:hyperlink r:id="rId39">
+              <w:r>
+                <w:rPr>
+                  <w:color w:val="0000EE"/>
+                  <w:u w:val="single"/>
+                </w:rPr>
+                <w:t>Youtube Course</w:t>
+              </w:r>
+            </w:hyperlink>
+            <w:r>
+              <w:br/>
+            </w:r>
+            <w:r/>
+            <w:r/>
+            <w:r/>
+            <w:hyperlink r:id="rId40">
+              <w:r>
+                <w:rPr>
+                  <w:color w:val="0000EE"/>
+                  <w:u w:val="single"/>
+                </w:rPr>
+                <w:t>Interactive course</w:t>
+              </w:r>
+            </w:hyperlink>
+            <w:r>
+              <w:br/>
+            </w:r>
+            <w:r/>
+          </w:p>
+        </w:tc>
+        <w:tc>
+          <w:tcPr>
+            <w:tcW w:w="179" w:type="pct"/>
             <w:shd w:val="clear" w:color="auto" w:fill="auto"/>
+            <w:tcMar>
+              <w:left w:w="85" w:type="dxa"/>
+              <w:right w:w="85" w:type="dxa"/>
+            </w:tcMar>
           </w:tcPr>
           <w:p>
             <w:pPr>
               <w:spacing w:line="276" w:lineRule="auto"/>
+              <w:jc w:val="center"/>
               <w:rPr>
                 <w:rFonts w:cs="Arial"/>
                 <w:sz w:val="20"/>
                 <w:szCs w:val="20"/>
               </w:rPr>
             </w:pPr>
-          </w:p>
-          <w:p>
-            <w:r/>
-            <w:r/>
-            <w:r/>
-          </w:p>
-          <w:p>
-            <w:r>
-              <w:rPr>
-                <w:b/>
-                <w:i w:val="0"/>
-              </w:rPr>
-              <w:t>"The Algorithms for Love" by Ken Liu</w:t>
-            </w:r>
-            <w:r>
-              <w:t xml:space="preserve"> (2004)</w:t>
-            </w:r>
-            <w:r/>
-          </w:p>
-          <w:p>
-            <w:pPr>
-              <w:pStyle w:val="ListBullet2"/>
-            </w:pPr>
-            <w:r>
-              <w:t>This story gives a deep look into AI and love, making it a valuable addition for discussions on AI emotions and ethics.</w:t>
-            </w:r>
-            <w:r/>
-          </w:p>
-          <w:p>
-            <w:r/>
-          </w:p>
-          <w:p>
-            <w:r/>
-          </w:p>
-        </w:tc>
-        <w:tc>
-          <w:tcPr>
-            <w:tcW w:w="184" w:type="pct"/>
-            <w:shd w:val="clear" w:color="auto" w:fill="auto"/>
-          </w:tcPr>
-          <w:p>
-            <w:pPr>
-              <w:spacing w:line="276" w:lineRule="auto"/>
-              <w:jc w:val="center"/>
-              <w:rPr>
-                <w:rFonts w:cs="Arial"/>
-                <w:sz w:val="20"/>
-                <w:szCs w:val="20"/>
-              </w:rPr>
-            </w:pPr>
-            <w:r>
-              <w:t>2.5</w:t>
+            <w:r>
+              <w:t>3</w:t>
             </w:r>
           </w:p>
         </w:tc>
@@ -4925,10 +5538,15 @@
       <w:tr>
         <w:trPr>
           <w:cantSplit/>
+          <w:trHeight w:val="1134"/>
         </w:trPr>
         <w:tc>
           <w:tcPr>
-            <w:tcW w:w="336" w:type="pct"/>
+            <w:tcW w:w="313" w:type="pct"/>
+            <w:tcMar>
+              <w:left w:w="85" w:type="dxa"/>
+              <w:right w:w="85" w:type="dxa"/>
+            </w:tcMar>
           </w:tcPr>
           <w:p>
             <w:pPr>
@@ -4952,7 +5570,11 @@
         </w:tc>
         <w:tc>
           <w:tcPr>
-            <w:tcW w:w="187" w:type="pct"/>
+            <w:tcW w:w="178" w:type="pct"/>
+            <w:tcMar>
+              <w:left w:w="85" w:type="dxa"/>
+              <w:right w:w="85" w:type="dxa"/>
+            </w:tcMar>
           </w:tcPr>
           <w:p>
             <w:pPr>
@@ -4971,7 +5593,11 @@
         </w:tc>
         <w:tc>
           <w:tcPr>
-            <w:tcW w:w="373" w:type="pct"/>
+            <w:tcW w:w="357" w:type="pct"/>
+            <w:tcMar>
+              <w:left w:w="85" w:type="dxa"/>
+              <w:right w:w="85" w:type="dxa"/>
+            </w:tcMar>
           </w:tcPr>
           <w:p>
             <w:pPr>
@@ -4979,152 +5605,242 @@
               <w:rPr>
                 <w:rFonts w:cs="Arial"/>
                 <w:b/>
+                <w:sz w:val="10"/>
+                <w:szCs w:val="10"/>
+              </w:rPr>
+            </w:pPr>
+            <w:r>
+              <w:rPr>
+                <w:rFonts w:ascii="Arial" w:hAnsi="Arial"/>
+                <w:b/>
+                <w:sz w:val="11"/>
+              </w:rPr>
+              <w:t>Elements:</w:t>
+            </w:r>
+          </w:p>
+          <w:p>
+            <w:r>
+              <w:rPr>
+                <w:rFonts w:ascii="Arial" w:hAnsi="Arial"/>
+                <w:b/>
+                <w:sz w:val="11"/>
+              </w:rPr>
+              <w:t>ICTAII502:</w:t>
+            </w:r>
+            <w:r>
+              <w:rPr>
+                <w:rFonts w:ascii="Arial" w:hAnsi="Arial"/>
+                <w:sz w:val="11"/>
+              </w:rPr>
+              <w:t xml:space="preserve"> Element 2 </w:t>
+            </w:r>
+          </w:p>
+          <w:p>
+            <w:r>
+              <w:rPr>
+                <w:rFonts w:ascii="Arial" w:hAnsi="Arial"/>
+                <w:b/>
+                <w:sz w:val="11"/>
+              </w:rPr>
+              <w:t>ICTAII501:</w:t>
+            </w:r>
+            <w:r>
+              <w:rPr>
+                <w:rFonts w:ascii="Arial" w:hAnsi="Arial"/>
+                <w:sz w:val="11"/>
+              </w:rPr>
+              <w:t xml:space="preserve"> Element 4 </w:t>
+            </w:r>
+          </w:p>
+        </w:tc>
+        <w:tc>
+          <w:tcPr>
+            <w:tcW w:w="1742" w:type="pct"/>
+            <w:tcMar>
+              <w:left w:w="85" w:type="dxa"/>
+              <w:right w:w="85" w:type="dxa"/>
+            </w:tcMar>
+          </w:tcPr>
+          <w:p>
+            <w:pPr>
+              <w:pStyle w:val="Heading5"/>
+            </w:pPr>
+            <w:r>
+              <w:t>Week 9: Deep Learning Foundations</w:t>
+            </w:r>
+            <w:r/>
+          </w:p>
+          <w:p>
+            <w:pPr>
+              <w:pStyle w:val="ListBullet"/>
+            </w:pPr>
+            <w:r>
+              <w:t>Introduction to Neural Networks</w:t>
+            </w:r>
+            <w:r/>
+            <w:r/>
+          </w:p>
+          <w:p>
+            <w:pPr>
+              <w:pStyle w:val="ListBullet"/>
+            </w:pPr>
+            <w:r>
+              <w:t>What are ‘hidden layers’?</w:t>
+            </w:r>
+            <w:r/>
+            <w:r/>
+          </w:p>
+          <w:p>
+            <w:pPr>
+              <w:pStyle w:val="ListBullet"/>
+            </w:pPr>
+            <w:r>
+              <w:t>How can we teach machines to think good?</w:t>
+            </w:r>
+            <w:r/>
+            <w:r/>
+          </w:p>
+          <w:p>
+            <w:pPr>
+              <w:pStyle w:val="ListBullet2"/>
+            </w:pPr>
+            <w:r>
+              <w:t>Training, Test, and Validation Loops for Deep Learning</w:t>
+            </w:r>
+            <w:r/>
+            <w:r/>
+          </w:p>
+          <w:p>
+            <w:pPr>
+              <w:pStyle w:val="ListBullet2"/>
+            </w:pPr>
+            <w:r>
+              <w:t>Stochastic Gradient Descent</w:t>
+            </w:r>
+            <w:r/>
+            <w:r/>
+          </w:p>
+          <w:p>
+            <w:pPr>
+              <w:pStyle w:val="ListBullet2"/>
+            </w:pPr>
+            <w:r>
+              <w:t>Backpropagation of the Loss</w:t>
+            </w:r>
+            <w:r/>
+            <w:r/>
+          </w:p>
+          <w:p>
+            <w:pPr>
+              <w:pStyle w:val="ListBullet"/>
+            </w:pPr>
+            <w:r>
+              <w:t>Machine Vision</w:t>
+            </w:r>
+            <w:r/>
+            <w:r/>
+          </w:p>
+          <w:p>
+            <w:pPr>
+              <w:pStyle w:val="ListBullet"/>
+            </w:pPr>
+            <w:r>
+              <w:t>Neural network architecture</w:t>
+            </w:r>
+            <w:r/>
+            <w:r/>
+          </w:p>
+          <w:p>
+            <w:pPr>
+              <w:pStyle w:val="ListBullet2"/>
+            </w:pPr>
+            <w:r>
+              <w:t>Multilayer Perceptron (MLP) / Feed-Forward Networks / Fully-connected Networks</w:t>
+            </w:r>
+            <w:r/>
+            <w:r/>
+          </w:p>
+          <w:p>
+            <w:pPr>
+              <w:pStyle w:val="ListBullet2"/>
+            </w:pPr>
+            <w:r>
+              <w:t>Convolutional Neural Networks (CNN) — What does it do, why might it be better for images?</w:t>
+            </w:r>
+            <w:r/>
+            <w:r/>
+          </w:p>
+          <w:p>
+            <w:pPr>
+              <w:pStyle w:val="ListBullet2"/>
+            </w:pPr>
+            <w:r>
+              <w:t>Recurrent Neural Networks — (Stateful networks) Why should we keep track of state?</w:t>
+            </w:r>
+            <w:r/>
+          </w:p>
+          <w:p>
+            <w:r/>
+          </w:p>
+          <w:p>
+            <w:r/>
+            <w:r/>
+            <w:r/>
+          </w:p>
+          <w:p>
+            <w:r>
+              <w:rPr>
+                <w:b w:val="0"/>
+                <w:i/>
+              </w:rPr>
+              <w:t>Lab: Training a FFN on MNIST in Pytorch</w:t>
+            </w:r>
+            <w:r/>
+          </w:p>
+          <w:p>
+            <w:r/>
+            <w:r/>
+            <w:r/>
+          </w:p>
+          <w:p>
+            <w:r>
+              <w:rPr>
+                <w:b/>
+                <w:i w:val="0"/>
+              </w:rPr>
+              <w:t>Let's look at the KBA (Assessment 2 KBA)</w:t>
+            </w:r>
+            <w:r/>
+          </w:p>
+        </w:tc>
+        <w:tc>
+          <w:tcPr>
+            <w:tcW w:w="1205" w:type="pct"/>
+            <w:tcMar>
+              <w:left w:w="85" w:type="dxa"/>
+              <w:right w:w="85" w:type="dxa"/>
+            </w:tcMar>
+          </w:tcPr>
+          <w:p>
+            <w:pPr>
+              <w:ind w:left="-31"/>
+              <w:rPr>
+                <w:rFonts w:cs="Arial"/>
                 <w:sz w:val="20"/>
                 <w:szCs w:val="20"/>
               </w:rPr>
             </w:pPr>
           </w:p>
-        </w:tc>
-        <w:tc>
-          <w:tcPr>
-            <w:tcW w:w="1541" w:type="pct"/>
-          </w:tcPr>
-          <w:p>
-            <w:pPr>
-              <w:pStyle w:val="Heading5"/>
-            </w:pPr>
-            <w:r>
-              <w:t>Week 9: Deep Learning Foundations</w:t>
-            </w:r>
-            <w:r/>
-          </w:p>
-          <w:p>
-            <w:pPr>
-              <w:pStyle w:val="ListBullet"/>
-            </w:pPr>
-            <w:r>
-              <w:t>Introduction to Neural Networks</w:t>
-            </w:r>
-            <w:r/>
-            <w:r/>
-          </w:p>
-          <w:p>
-            <w:pPr>
-              <w:pStyle w:val="ListBullet"/>
-            </w:pPr>
-            <w:r>
-              <w:t>What are ‘hidden layers’?</w:t>
-            </w:r>
-            <w:r/>
-            <w:r/>
-          </w:p>
-          <w:p>
-            <w:pPr>
-              <w:pStyle w:val="ListBullet"/>
-            </w:pPr>
-            <w:r>
-              <w:t>How can we teach machines to think good?</w:t>
-            </w:r>
-            <w:r/>
-            <w:r/>
-          </w:p>
-          <w:p>
-            <w:pPr>
-              <w:pStyle w:val="ListBullet2"/>
-            </w:pPr>
-            <w:r>
-              <w:t>Training, Test, and Validation Loops</w:t>
-            </w:r>
-            <w:r/>
-            <w:r/>
-          </w:p>
-          <w:p>
-            <w:pPr>
-              <w:pStyle w:val="ListBullet2"/>
-            </w:pPr>
-            <w:r>
-              <w:t>Stochastic Gradient Descent</w:t>
-            </w:r>
-            <w:r/>
-            <w:r/>
-          </w:p>
-          <w:p>
-            <w:pPr>
-              <w:pStyle w:val="ListBullet2"/>
-            </w:pPr>
-            <w:r>
-              <w:t>Backpropagation of the Loss</w:t>
-            </w:r>
-            <w:r/>
-            <w:r/>
-          </w:p>
-          <w:p>
-            <w:pPr>
-              <w:pStyle w:val="ListBullet"/>
-            </w:pPr>
-            <w:r>
-              <w:t>Machine Vision</w:t>
-            </w:r>
-            <w:r/>
-            <w:r/>
-          </w:p>
-          <w:p>
-            <w:pPr>
-              <w:pStyle w:val="ListBullet2"/>
-            </w:pPr>
-            <w:r>
-              <w:t xml:space="preserve">Multilayer Perceptron (MLP) </w:t>
-            </w:r>
-            <w:r/>
-            <w:r/>
-          </w:p>
-          <w:p>
-            <w:pPr>
-              <w:pStyle w:val="ListBullet2"/>
-            </w:pPr>
-            <w:r>
-              <w:t>Convolutional Neural Networks (CNN)</w:t>
-            </w:r>
-            <w:r/>
-          </w:p>
-          <w:p>
-            <w:r/>
-          </w:p>
-          <w:p>
-            <w:r/>
-            <w:r/>
-            <w:r/>
-          </w:p>
-          <w:p>
-            <w:r>
-              <w:rPr>
-                <w:b w:val="0"/>
-                <w:i/>
-              </w:rPr>
-              <w:t>Lab: Continue spam filter? or Work with Sci-kit learn more</w:t>
-            </w:r>
-            <w:r/>
-          </w:p>
-        </w:tc>
-        <w:tc>
-          <w:tcPr>
-            <w:tcW w:w="886" w:type="pct"/>
-          </w:tcPr>
-          <w:p>
-            <w:pPr>
-              <w:ind w:left="-31"/>
-              <w:rPr>
-                <w:rFonts w:cs="Arial"/>
-                <w:sz w:val="20"/>
-                <w:szCs w:val="20"/>
-              </w:rPr>
-            </w:pPr>
-          </w:p>
-          <w:p>
-            <w:r/>
-            <w:r/>
-            <w:r/>
-            <w:hyperlink r:id="rId35">
+          <w:p>
+            <w:r>
+              <w:t>Videos:</w:t>
+            </w:r>
+          </w:p>
+          <w:p>
+            <w:r/>
+            <w:r/>
+            <w:r/>
+            <w:hyperlink r:id="rId41">
               <w:r>
                 <w:rPr>
                   <w:color w:val="0000EE"/>
@@ -5139,7 +5855,7 @@
             <w:r/>
             <w:r/>
             <w:r/>
-            <w:hyperlink r:id="rId36">
+            <w:hyperlink r:id="rId37">
               <w:r>
                 <w:rPr>
                   <w:color w:val="0000EE"/>
@@ -5154,7 +5870,7 @@
             <w:r/>
             <w:r/>
             <w:r/>
-            <w:hyperlink r:id="rId37">
+            <w:hyperlink r:id="rId42">
               <w:r>
                 <w:rPr>
                   <w:color w:val="0000EE"/>
@@ -5167,21 +5883,155 @@
               <w:br/>
             </w:r>
             <w:r/>
-          </w:p>
-          <w:p>
-            <w:r/>
-          </w:p>
-          <w:p>
-            <w:r/>
-          </w:p>
-          <w:p>
-            <w:r/>
-          </w:p>
-        </w:tc>
-        <w:tc>
-          <w:tcPr>
-            <w:tcW w:w="1493" w:type="pct"/>
+            <w:r/>
+            <w:r/>
+            <w:hyperlink r:id="rId43">
+              <w:r>
+                <w:rPr>
+                  <w:color w:val="0000EE"/>
+                  <w:u w:val="single"/>
+                </w:rPr>
+                <w:t>What is a convolution?</w:t>
+              </w:r>
+            </w:hyperlink>
+            <w:r>
+              <w:br/>
+            </w:r>
+            <w:r/>
+          </w:p>
+          <w:p>
+            <w:r/>
+          </w:p>
+          <w:p>
+            <w:r>
+              <w:t>Readings:</w:t>
+            </w:r>
+          </w:p>
+          <w:p>
+            <w:r/>
+            <w:r/>
+            <w:r/>
+            <w:hyperlink r:id="rId44">
+              <w:r>
+                <w:rPr>
+                  <w:color w:val="0000EE"/>
+                  <w:u w:val="single"/>
+                </w:rPr>
+                <w:t>A Nice Article by Stephen Wolfram (highly technical but solid explanation &amp; visuals)</w:t>
+              </w:r>
+            </w:hyperlink>
+            <w:r>
+              <w:br/>
+            </w:r>
+            <w:r/>
+          </w:p>
+          <w:p>
+            <w:r/>
+          </w:p>
+          <w:p>
+            <w:r>
+              <w:t>Activities:</w:t>
+            </w:r>
+          </w:p>
+          <w:p>
+            <w:r/>
+          </w:p>
+          <w:p>
+            <w:r>
+              <w:t>Line By Line Intro to a pytorch neural network (with a cool song!):</w:t>
+            </w:r>
+            <w:r/>
+            <w:r/>
+            <w:hyperlink r:id="rId45">
+              <w:r>
+                <w:rPr>
+                  <w:color w:val="0000EE"/>
+                  <w:u w:val="single"/>
+                </w:rPr>
+                <w:t>StatsQuest Introduction to pytorch</w:t>
+              </w:r>
+            </w:hyperlink>
+            <w:r>
+              <w:br/>
+            </w:r>
+            <w:r/>
+            <w:r/>
+            <w:r/>
+            <w:hyperlink r:id="rId46">
+              <w:r>
+                <w:rPr>
+                  <w:color w:val="0000EE"/>
+                  <w:u w:val="single"/>
+                </w:rPr>
+                <w:t>Code on Lightning AI</w:t>
+              </w:r>
+            </w:hyperlink>
+            <w:r>
+              <w:br/>
+            </w:r>
+            <w:r/>
+          </w:p>
+          <w:p>
+            <w:r/>
+          </w:p>
+          <w:p>
+            <w:r>
+              <w:t>Lab:</w:t>
+            </w:r>
+            <w:r/>
+            <w:r/>
+          </w:p>
+          <w:p>
+            <w:r>
+              <w:rPr>
+                <w:b w:val="0"/>
+                <w:i/>
+              </w:rPr>
+              <w:t>Let's solve MNIST with pytorch</w:t>
+            </w:r>
+            <w:r>
+              <w:t xml:space="preserve">: </w:t>
+            </w:r>
+            <w:r/>
+            <w:r/>
+            <w:hyperlink r:id="rId47">
+              <w:r>
+                <w:rPr>
+                  <w:color w:val="0000EE"/>
+                  <w:u w:val="single"/>
+                </w:rPr>
+                <w:t>Kaggle Competition</w:t>
+              </w:r>
+            </w:hyperlink>
+            <w:r>
+              <w:br/>
+            </w:r>
+            <w:r/>
+            <w:r/>
+            <w:r/>
+            <w:hyperlink r:id="rId48">
+              <w:r>
+                <w:rPr>
+                  <w:color w:val="0000EE"/>
+                  <w:u w:val="single"/>
+                </w:rPr>
+                <w:t>Worked example on Kaggle</w:t>
+              </w:r>
+            </w:hyperlink>
+            <w:r>
+              <w:br/>
+            </w:r>
+            <w:r/>
+          </w:p>
+        </w:tc>
+        <w:tc>
+          <w:tcPr>
+            <w:tcW w:w="1026" w:type="pct"/>
             <w:shd w:val="clear" w:color="auto" w:fill="auto"/>
+            <w:tcMar>
+              <w:left w:w="85" w:type="dxa"/>
+              <w:right w:w="85" w:type="dxa"/>
+            </w:tcMar>
           </w:tcPr>
           <w:p>
             <w:pPr>
@@ -5192,9 +6042,6 @@
                 <w:szCs w:val="20"/>
               </w:rPr>
             </w:pPr>
-          </w:p>
-          <w:p>
-            <w:r/>
             <w:r/>
             <w:r/>
           </w:p>
@@ -5224,13 +6071,45 @@
             <w:r/>
           </w:p>
           <w:p>
-            <w:r/>
-          </w:p>
-        </w:tc>
-        <w:tc>
-          <w:tcPr>
-            <w:tcW w:w="184" w:type="pct"/>
+            <w:r>
+              <w:t>Go back through the 3Blue1Brown Video/Excercise:</w:t>
+            </w:r>
+          </w:p>
+          <w:p>
+            <w:r/>
+            <w:r/>
+            <w:r/>
+            <w:hyperlink r:id="rId49">
+              <w:r>
+                <w:rPr>
+                  <w:color w:val="0000EE"/>
+                  <w:u w:val="single"/>
+                </w:rPr>
+                <w:t>Neural Networks</w:t>
+              </w:r>
+            </w:hyperlink>
+            <w:r>
+              <w:br/>
+            </w:r>
+            <w:r/>
+          </w:p>
+          <w:p>
+            <w:r/>
+          </w:p>
+          <w:p>
+            <w:r>
+              <w:t>Ask yourself: how many weights and biases are there in a 6x6 network? (6 layers of 6 neurons deep)</w:t>
+            </w:r>
+          </w:p>
+        </w:tc>
+        <w:tc>
+          <w:tcPr>
+            <w:tcW w:w="179" w:type="pct"/>
             <w:shd w:val="clear" w:color="auto" w:fill="auto"/>
+            <w:tcMar>
+              <w:left w:w="85" w:type="dxa"/>
+              <w:right w:w="85" w:type="dxa"/>
+            </w:tcMar>
           </w:tcPr>
           <w:p>
             <w:pPr>
@@ -5243,7 +6122,7 @@
               </w:rPr>
             </w:pPr>
             <w:r>
-              <w:t>2.5</w:t>
+              <w:t>3</w:t>
             </w:r>
           </w:p>
         </w:tc>
@@ -5251,10 +6130,15 @@
       <w:tr>
         <w:trPr>
           <w:cantSplit/>
+          <w:trHeight w:val="1134"/>
         </w:trPr>
         <w:tc>
           <w:tcPr>
-            <w:tcW w:w="336" w:type="pct"/>
+            <w:tcW w:w="313" w:type="pct"/>
+            <w:tcMar>
+              <w:left w:w="85" w:type="dxa"/>
+              <w:right w:w="85" w:type="dxa"/>
+            </w:tcMar>
           </w:tcPr>
           <w:p>
             <w:pPr>
@@ -5278,7 +6162,11 @@
         </w:tc>
         <w:tc>
           <w:tcPr>
-            <w:tcW w:w="187" w:type="pct"/>
+            <w:tcW w:w="178" w:type="pct"/>
+            <w:tcMar>
+              <w:left w:w="85" w:type="dxa"/>
+              <w:right w:w="85" w:type="dxa"/>
+            </w:tcMar>
           </w:tcPr>
           <w:p>
             <w:pPr>
@@ -5297,7 +6185,11 @@
         </w:tc>
         <w:tc>
           <w:tcPr>
-            <w:tcW w:w="373" w:type="pct"/>
+            <w:tcW w:w="357" w:type="pct"/>
+            <w:tcMar>
+              <w:left w:w="85" w:type="dxa"/>
+              <w:right w:w="85" w:type="dxa"/>
+            </w:tcMar>
           </w:tcPr>
           <w:p>
             <w:pPr>
@@ -5305,113 +6197,190 @@
               <w:rPr>
                 <w:rFonts w:cs="Arial"/>
                 <w:b/>
+                <w:sz w:val="10"/>
+                <w:szCs w:val="10"/>
+              </w:rPr>
+            </w:pPr>
+            <w:r>
+              <w:rPr>
+                <w:rFonts w:ascii="Arial" w:hAnsi="Arial"/>
+                <w:b/>
+                <w:sz w:val="11"/>
+              </w:rPr>
+              <w:t>Elements:</w:t>
+            </w:r>
+          </w:p>
+          <w:p>
+            <w:r>
+              <w:rPr>
+                <w:rFonts w:ascii="Arial" w:hAnsi="Arial"/>
+                <w:b/>
+                <w:sz w:val="11"/>
+              </w:rPr>
+              <w:t>ICTAII502:</w:t>
+            </w:r>
+            <w:r>
+              <w:rPr>
+                <w:rFonts w:ascii="Arial" w:hAnsi="Arial"/>
+                <w:sz w:val="11"/>
+              </w:rPr>
+              <w:t xml:space="preserve"> Element 3 </w:t>
+            </w:r>
+          </w:p>
+        </w:tc>
+        <w:tc>
+          <w:tcPr>
+            <w:tcW w:w="1742" w:type="pct"/>
+            <w:tcMar>
+              <w:left w:w="85" w:type="dxa"/>
+              <w:right w:w="85" w:type="dxa"/>
+            </w:tcMar>
+          </w:tcPr>
+          <w:p>
+            <w:pPr>
+              <w:pStyle w:val="Heading5"/>
+            </w:pPr>
+            <w:r>
+              <w:t>Week 10: Fundamentals in Deep Learning &amp; Introduction to Machine Vision</w:t>
+            </w:r>
+            <w:r/>
+          </w:p>
+          <w:p>
+            <w:pPr>
+              <w:pStyle w:val="ListBullet"/>
+            </w:pPr>
+            <w:r>
+              <w:t>Linear algebra for ML — scalars, vectors, and tensors</w:t>
+            </w:r>
+            <w:r/>
+            <w:r/>
+          </w:p>
+          <w:p>
+            <w:pPr>
+              <w:pStyle w:val="ListBullet"/>
+            </w:pPr>
+            <w:r>
+              <w:t>Computing Tensors, GPU vs CPU</w:t>
+            </w:r>
+            <w:r/>
+            <w:r/>
+          </w:p>
+          <w:p>
+            <w:pPr>
+              <w:pStyle w:val="ListBullet"/>
+            </w:pPr>
+            <w:r>
+              <w:t>Feature Engineering and Data Preprocessing Techniques for Deep Learning</w:t>
+            </w:r>
+            <w:r/>
+            <w:r/>
+          </w:p>
+          <w:p>
+            <w:pPr>
+              <w:pStyle w:val="ListBullet"/>
+            </w:pPr>
+            <w:r>
+              <w:t>Activation functions:</w:t>
+            </w:r>
+            <w:r/>
+            <w:r/>
+          </w:p>
+          <w:p>
+            <w:pPr>
+              <w:pStyle w:val="ListBullet2"/>
+            </w:pPr>
+            <w:r>
+              <w:t>ReLU (Hidden Layer activations)</w:t>
+            </w:r>
+            <w:r/>
+            <w:r/>
+          </w:p>
+          <w:p>
+            <w:pPr>
+              <w:pStyle w:val="ListBullet2"/>
+            </w:pPr>
+            <w:r>
+              <w:t>SoftMax (Output Layer activations)</w:t>
+            </w:r>
+            <w:r/>
+          </w:p>
+          <w:p>
+            <w:r/>
+            <w:r/>
+            <w:r/>
+          </w:p>
+          <w:p>
+            <w:r>
+              <w:rPr>
+                <w:b w:val="0"/>
+                <w:i/>
+              </w:rPr>
+              <w:t>Let's look at CNN and Machine vision more closely</w:t>
+            </w:r>
+            <w:r/>
+          </w:p>
+          <w:p>
+            <w:r/>
+            <w:r/>
+            <w:r/>
+          </w:p>
+          <w:p>
+            <w:r>
+              <w:rPr>
+                <w:b w:val="0"/>
+                <w:i/>
+              </w:rPr>
+              <w:t>Term Break</w:t>
+            </w:r>
+            <w:r/>
+          </w:p>
+        </w:tc>
+        <w:tc>
+          <w:tcPr>
+            <w:tcW w:w="1205" w:type="pct"/>
+            <w:tcMar>
+              <w:left w:w="85" w:type="dxa"/>
+              <w:right w:w="85" w:type="dxa"/>
+            </w:tcMar>
+          </w:tcPr>
+          <w:p>
+            <w:pPr>
+              <w:ind w:left="-31"/>
+              <w:rPr>
+                <w:rFonts w:cs="Arial"/>
                 <w:sz w:val="20"/>
                 <w:szCs w:val="20"/>
               </w:rPr>
             </w:pPr>
-          </w:p>
-        </w:tc>
-        <w:tc>
-          <w:tcPr>
-            <w:tcW w:w="1541" w:type="pct"/>
-          </w:tcPr>
-          <w:p>
-            <w:pPr>
-              <w:pStyle w:val="Heading5"/>
-            </w:pPr>
-            <w:r>
-              <w:t>Week 10: What is a Tensor? And why is it important?</w:t>
-            </w:r>
-            <w:r/>
-          </w:p>
-          <w:p>
-            <w:pPr>
-              <w:pStyle w:val="ListBullet"/>
-            </w:pPr>
-            <w:r>
-              <w:t>Computing Tensors, GPU vs CPU</w:t>
-            </w:r>
-            <w:r/>
-            <w:r/>
-          </w:p>
-          <w:p>
-            <w:pPr>
-              <w:pStyle w:val="ListBullet"/>
-            </w:pPr>
-            <w:r>
-              <w:t>Feature Engineering and Data Preprocessing Techniques</w:t>
-            </w:r>
-            <w:r/>
-            <w:r/>
-          </w:p>
-          <w:p>
-            <w:pPr>
-              <w:pStyle w:val="ListBullet"/>
-            </w:pPr>
-            <w:r>
-              <w:t>Activation functions:</w:t>
-            </w:r>
-            <w:r/>
-          </w:p>
-          <w:p>
-            <w:r/>
-            <w:r/>
-            <w:r/>
-          </w:p>
-          <w:p>
-            <w:r>
-              <w:rPr>
-                <w:b w:val="0"/>
-                <w:i/>
-              </w:rPr>
-              <w:t>Let’s build: A card classifier using pytorch.</w:t>
-            </w:r>
-            <w:r/>
-          </w:p>
-          <w:p>
-            <w:r/>
-            <w:r/>
-            <w:r/>
-          </w:p>
-          <w:p>
-            <w:r>
-              <w:rPr>
-                <w:b w:val="0"/>
-                <w:i/>
-              </w:rPr>
-              <w:t>Term Break</w:t>
-            </w:r>
-            <w:r/>
-          </w:p>
-        </w:tc>
-        <w:tc>
-          <w:tcPr>
-            <w:tcW w:w="886" w:type="pct"/>
-          </w:tcPr>
-          <w:p>
-            <w:pPr>
-              <w:ind w:left="-31"/>
-              <w:rPr>
-                <w:rFonts w:cs="Arial"/>
-                <w:sz w:val="20"/>
-                <w:szCs w:val="20"/>
-              </w:rPr>
-            </w:pPr>
-          </w:p>
-          <w:p>
-            <w:r/>
-          </w:p>
-          <w:p>
-            <w:r/>
-          </w:p>
-          <w:p>
-            <w:r/>
-          </w:p>
-          <w:p>
-            <w:r/>
-            <w:r/>
-            <w:r/>
-            <w:hyperlink r:id="rId38">
+            <w:r/>
+            <w:r/>
+            <w:hyperlink r:id="rId50">
+              <w:r>
+                <w:rPr>
+                  <w:color w:val="0000EE"/>
+                  <w:u w:val="single"/>
+                </w:rPr>
+                <w:t>Vectors</w:t>
+              </w:r>
+            </w:hyperlink>
+            <w:r>
+              <w:br/>
+            </w:r>
+            <w:r/>
+          </w:p>
+          <w:p>
+            <w:r/>
+          </w:p>
+          <w:p>
+            <w:r>
+              <w:t>Tensors:</w:t>
+            </w:r>
+          </w:p>
+          <w:p>
+            <w:r/>
+            <w:r/>
+            <w:r/>
+            <w:hyperlink r:id="rId51">
               <w:r>
                 <w:rPr>
                   <w:color w:val="0000EE"/>
@@ -5429,10 +6398,15 @@
             <w:r/>
           </w:p>
           <w:p>
-            <w:r/>
-            <w:r/>
-            <w:r/>
-            <w:hyperlink r:id="rId39">
+            <w:r>
+              <w:t>Acceleration:</w:t>
+            </w:r>
+          </w:p>
+          <w:p>
+            <w:r/>
+            <w:r/>
+            <w:r/>
+            <w:hyperlink r:id="rId52">
               <w:r>
                 <w:rPr>
                   <w:color w:val="0000EE"/>
@@ -5445,15 +6419,9 @@
               <w:br/>
             </w:r>
             <w:r/>
-          </w:p>
-          <w:p>
-            <w:r/>
-          </w:p>
-          <w:p>
-            <w:r/>
-            <w:r/>
-            <w:r/>
-            <w:hyperlink r:id="rId40">
+            <w:r/>
+            <w:r/>
+            <w:hyperlink r:id="rId53">
               <w:r>
                 <w:rPr>
                   <w:color w:val="0000EE"/>
@@ -5466,15 +6434,9 @@
               <w:br/>
             </w:r>
             <w:r/>
-          </w:p>
-          <w:p>
-            <w:r/>
-          </w:p>
-          <w:p>
-            <w:r/>
-            <w:r/>
-            <w:r/>
-            <w:hyperlink r:id="rId41">
+            <w:r/>
+            <w:r/>
+            <w:hyperlink r:id="rId54">
               <w:r>
                 <w:rPr>
                   <w:color w:val="0000EE"/>
@@ -5489,16 +6451,35 @@
             <w:r/>
           </w:p>
           <w:p>
-            <w:r/>
-            <w:r/>
-            <w:r/>
-            <w:hyperlink r:id="rId42">
+            <w:r>
+              <w:t>Activity:</w:t>
+            </w:r>
+          </w:p>
+          <w:p>
+            <w:r/>
+            <w:r/>
+            <w:r/>
+          </w:p>
+          <w:p>
+            <w:r>
+              <w:rPr>
+                <w:b w:val="0"/>
+                <w:i/>
+              </w:rPr>
+              <w:t>Lab:</w:t>
+            </w:r>
+            <w:r>
+              <w:t xml:space="preserve"> </w:t>
+            </w:r>
+            <w:r/>
+            <w:r/>
+            <w:hyperlink r:id="rId55">
               <w:r>
                 <w:rPr>
                   <w:color w:val="0000EE"/>
                   <w:u w:val="single"/>
                 </w:rPr>
-                <w:t>activation_functions.md</w:t>
+                <w:t>Kaggle Notebook</w:t>
               </w:r>
             </w:hyperlink>
             <w:r>
@@ -5506,19 +6487,526 @@
             </w:r>
             <w:r/>
           </w:p>
-          <w:p>
-            <w:r/>
-          </w:p>
-          <w:p>
-            <w:r>
-              <w:t>Activity:</w:t>
-            </w:r>
-          </w:p>
-          <w:p>
-            <w:r/>
-            <w:r/>
-            <w:r/>
-            <w:hyperlink r:id="rId43">
+        </w:tc>
+        <w:tc>
+          <w:tcPr>
+            <w:tcW w:w="1026" w:type="pct"/>
+            <w:shd w:val="clear" w:color="auto" w:fill="auto"/>
+            <w:tcMar>
+              <w:left w:w="85" w:type="dxa"/>
+              <w:right w:w="85" w:type="dxa"/>
+            </w:tcMar>
+          </w:tcPr>
+          <w:p>
+            <w:pPr>
+              <w:spacing w:line="276" w:lineRule="auto"/>
+              <w:rPr>
+                <w:rFonts w:cs="Arial"/>
+                <w:sz w:val="20"/>
+                <w:szCs w:val="20"/>
+              </w:rPr>
+            </w:pPr>
+            <w:r/>
+            <w:r/>
+          </w:p>
+          <w:p>
+            <w:r>
+              <w:rPr>
+                <w:b/>
+                <w:i w:val="0"/>
+              </w:rPr>
+              <w:t>"The Girl-Thing Who Went Out for Sushi" by Pat Cadigan</w:t>
+            </w:r>
+            <w:r>
+              <w:t xml:space="preserve"> (2013)</w:t>
+            </w:r>
+          </w:p>
+          <w:p>
+            <w:r/>
+            <w:r/>
+          </w:p>
+          <w:p>
+            <w:pPr>
+              <w:pStyle w:val="ListBullet2"/>
+            </w:pPr>
+            <w:r>
+              <w:t>Set in an environment of body modification and post-humanity, this story looks at AI and transhumanism through the fascinating lens of transformed humans working in space.</w:t>
+            </w:r>
+            <w:r/>
+          </w:p>
+          <w:p>
+            <w:r/>
+          </w:p>
+          <w:p>
+            <w:r>
+              <w:t>Math—Optional but Highly useful!</w:t>
+            </w:r>
+          </w:p>
+          <w:p>
+            <w:r/>
+          </w:p>
+          <w:p>
+            <w:r>
+              <w:t>We are at the point in the course where you have a decision to make.</w:t>
+            </w:r>
+          </w:p>
+          <w:p>
+            <w:r>
+              <w:t>Do I want to understand the math or do I want to focus on applying AI.</w:t>
+            </w:r>
+          </w:p>
+          <w:p>
+            <w:r/>
+            <w:r/>
+            <w:r/>
+            <w:hyperlink r:id="rId56">
+              <w:r>
+                <w:rPr>
+                  <w:color w:val="0000EE"/>
+                  <w:u w:val="single"/>
+                </w:rPr>
+                <w:t>Linear Algebra</w:t>
+              </w:r>
+            </w:hyperlink>
+            <w:r>
+              <w:br/>
+            </w:r>
+            <w:r/>
+          </w:p>
+          <w:p>
+            <w:r/>
+            <w:r/>
+            <w:r/>
+            <w:hyperlink r:id="rId57">
+              <w:r>
+                <w:rPr>
+                  <w:color w:val="0000EE"/>
+                  <w:u w:val="single"/>
+                </w:rPr>
+                <w:t>Calculus</w:t>
+              </w:r>
+            </w:hyperlink>
+            <w:r>
+              <w:br/>
+            </w:r>
+            <w:r/>
+          </w:p>
+          <w:p>
+            <w:r/>
+          </w:p>
+          <w:p>
+            <w:r>
+              <w:t>If you want a deeper understanding of how neural networks work, it will be important to brush up your math skills in each of these domains (in order, linear algebra and then Calculus). These videos present the concepts visually and give you some questions to check your understanding.</w:t>
+            </w:r>
+          </w:p>
+          <w:p>
+            <w:r/>
+          </w:p>
+          <w:p>
+            <w:r>
+              <w:t>If you're strapped for time the most important topics to review are:</w:t>
+            </w:r>
+          </w:p>
+          <w:p>
+            <w:r/>
+            <w:r/>
+            <w:r/>
+            <w:hyperlink r:id="rId58">
+              <w:r>
+                <w:rPr>
+                  <w:color w:val="0000EE"/>
+                  <w:u w:val="single"/>
+                </w:rPr>
+                <w:t>Vectors</w:t>
+              </w:r>
+            </w:hyperlink>
+            <w:r>
+              <w:br/>
+            </w:r>
+            <w:r/>
+          </w:p>
+          <w:p>
+            <w:r/>
+            <w:r/>
+            <w:r/>
+            <w:hyperlink r:id="rId59">
+              <w:r>
+                <w:rPr>
+                  <w:color w:val="0000EE"/>
+                  <w:u w:val="single"/>
+                </w:rPr>
+                <w:t>Chain rule &amp; Dot Products</w:t>
+              </w:r>
+            </w:hyperlink>
+            <w:r>
+              <w:br/>
+            </w:r>
+            <w:r/>
+          </w:p>
+          <w:p>
+            <w:r/>
+            <w:r/>
+            <w:r/>
+            <w:hyperlink r:id="rId60">
+              <w:r>
+                <w:rPr>
+                  <w:color w:val="0000EE"/>
+                  <w:u w:val="single"/>
+                </w:rPr>
+                <w:t>Abstract Vector Spaces</w:t>
+              </w:r>
+            </w:hyperlink>
+            <w:r>
+              <w:br/>
+            </w:r>
+            <w:r/>
+          </w:p>
+          <w:p>
+            <w:r/>
+            <w:r/>
+            <w:r/>
+          </w:p>
+          <w:p>
+            <w:r>
+              <w:rPr>
+                <w:b/>
+                <w:i w:val="0"/>
+              </w:rPr>
+              <w:t>AT2 KBA — Work on it over the break!</w:t>
+            </w:r>
+            <w:r/>
+          </w:p>
+        </w:tc>
+        <w:tc>
+          <w:tcPr>
+            <w:tcW w:w="179" w:type="pct"/>
+            <w:shd w:val="clear" w:color="auto" w:fill="auto"/>
+            <w:tcMar>
+              <w:left w:w="85" w:type="dxa"/>
+              <w:right w:w="85" w:type="dxa"/>
+            </w:tcMar>
+          </w:tcPr>
+          <w:p>
+            <w:pPr>
+              <w:spacing w:line="276" w:lineRule="auto"/>
+              <w:jc w:val="center"/>
+              <w:rPr>
+                <w:rFonts w:cs="Arial"/>
+                <w:sz w:val="20"/>
+                <w:szCs w:val="20"/>
+              </w:rPr>
+            </w:pPr>
+            <w:r>
+              <w:t>3</w:t>
+            </w:r>
+          </w:p>
+        </w:tc>
+      </w:tr>
+      <w:tr>
+        <w:trPr>
+          <w:cantSplit/>
+          <w:trHeight w:val="1134"/>
+        </w:trPr>
+        <w:tc>
+          <w:tcPr>
+            <w:tcW w:w="313" w:type="pct"/>
+            <w:tcMar>
+              <w:left w:w="85" w:type="dxa"/>
+              <w:right w:w="85" w:type="dxa"/>
+            </w:tcMar>
+          </w:tcPr>
+          <w:p>
+            <w:pPr>
+              <w:spacing w:line="276" w:lineRule="auto"/>
+              <w:jc w:val="center"/>
+              <w:rPr>
+                <w:rFonts w:cs="Arial"/>
+                <w:sz w:val="20"/>
+                <w:szCs w:val="20"/>
+              </w:rPr>
+            </w:pPr>
+            <w:r>
+              <w:rPr>
+                <w:rFonts w:cs="Arial"/>
+                <w:sz w:val="20"/>
+                <w:szCs w:val="20"/>
+              </w:rPr>
+              <w:t>11</w:t>
+            </w:r>
+          </w:p>
+        </w:tc>
+        <w:tc>
+          <w:tcPr>
+            <w:tcW w:w="178" w:type="pct"/>
+            <w:tcMar>
+              <w:left w:w="85" w:type="dxa"/>
+              <w:right w:w="85" w:type="dxa"/>
+            </w:tcMar>
+          </w:tcPr>
+          <w:p>
+            <w:pPr>
+              <w:spacing w:line="276" w:lineRule="auto"/>
+              <w:jc w:val="center"/>
+              <w:rPr>
+                <w:rFonts w:cs="Arial"/>
+                <w:sz w:val="20"/>
+                <w:szCs w:val="20"/>
+              </w:rPr>
+            </w:pPr>
+            <w:r>
+              <w:t>4.5</w:t>
+            </w:r>
+          </w:p>
+        </w:tc>
+        <w:tc>
+          <w:tcPr>
+            <w:tcW w:w="357" w:type="pct"/>
+            <w:tcMar>
+              <w:left w:w="85" w:type="dxa"/>
+              <w:right w:w="85" w:type="dxa"/>
+            </w:tcMar>
+          </w:tcPr>
+          <w:p>
+            <w:pPr>
+              <w:ind w:right="72"/>
+              <w:rPr>
+                <w:rFonts w:cs="Arial"/>
+                <w:b/>
+                <w:sz w:val="10"/>
+                <w:szCs w:val="10"/>
+              </w:rPr>
+            </w:pPr>
+            <w:r>
+              <w:rPr>
+                <w:rFonts w:ascii="Arial" w:hAnsi="Arial"/>
+                <w:b/>
+                <w:sz w:val="11"/>
+              </w:rPr>
+              <w:t>Elements:</w:t>
+            </w:r>
+          </w:p>
+          <w:p>
+            <w:r>
+              <w:rPr>
+                <w:rFonts w:ascii="Arial" w:hAnsi="Arial"/>
+                <w:b/>
+                <w:sz w:val="11"/>
+              </w:rPr>
+              <w:t>ICTAII502:</w:t>
+            </w:r>
+            <w:r>
+              <w:rPr>
+                <w:rFonts w:ascii="Arial" w:hAnsi="Arial"/>
+                <w:sz w:val="11"/>
+              </w:rPr>
+              <w:t xml:space="preserve"> Element 1 </w:t>
+            </w:r>
+          </w:p>
+        </w:tc>
+        <w:tc>
+          <w:tcPr>
+            <w:tcW w:w="1742" w:type="pct"/>
+            <w:tcMar>
+              <w:left w:w="85" w:type="dxa"/>
+              <w:right w:w="85" w:type="dxa"/>
+            </w:tcMar>
+          </w:tcPr>
+          <w:p>
+            <w:pPr>
+              <w:pStyle w:val="Heading5"/>
+            </w:pPr>
+            <w:r>
+              <w:t>Week 11: Applying AI/ML and Data Science Methodologies</w:t>
+            </w:r>
+            <w:r/>
+          </w:p>
+          <w:p>
+            <w:pPr>
+              <w:pStyle w:val="ListBullet"/>
+            </w:pPr>
+            <w:r>
+              <w:t>Understanding CRISP-DM methodology and software development for ML.</w:t>
+            </w:r>
+            <w:r/>
+            <w:r/>
+          </w:p>
+          <w:p>
+            <w:pPr>
+              <w:pStyle w:val="ListBullet2"/>
+            </w:pPr>
+            <w:r>
+              <w:t>Cross-Industry Standard Process for Data Mining (CRISP-DM)</w:t>
+            </w:r>
+            <w:r/>
+            <w:r/>
+          </w:p>
+          <w:p>
+            <w:pPr>
+              <w:pStyle w:val="ListBullet2"/>
+            </w:pPr>
+            <w:r>
+              <w:t>Applying Organizational Policies and Procedures to AI</w:t>
+            </w:r>
+            <w:r/>
+            <w:r/>
+          </w:p>
+          <w:p>
+            <w:pPr>
+              <w:pStyle w:val="ListBullet2"/>
+            </w:pPr>
+            <w:r>
+              <w:t>Software development methodologies relevant to AI/ML</w:t>
+            </w:r>
+            <w:r/>
+            <w:r/>
+          </w:p>
+          <w:p>
+            <w:pPr>
+              <w:pStyle w:val="ListBullet2"/>
+            </w:pPr>
+            <w:r>
+              <w:t>Applying organizational policies and procedures, and legislation to work tasks</w:t>
+            </w:r>
+            <w:r/>
+          </w:p>
+          <w:p>
+            <w:r/>
+            <w:r/>
+            <w:r/>
+          </w:p>
+          <w:p>
+            <w:r>
+              <w:rPr>
+                <w:b w:val="0"/>
+                <w:i/>
+              </w:rPr>
+              <w:t>Let’s build: A card classifier using pytorch.</w:t>
+            </w:r>
+            <w:r/>
+          </w:p>
+        </w:tc>
+        <w:tc>
+          <w:tcPr>
+            <w:tcW w:w="1205" w:type="pct"/>
+            <w:tcMar>
+              <w:left w:w="85" w:type="dxa"/>
+              <w:right w:w="85" w:type="dxa"/>
+            </w:tcMar>
+          </w:tcPr>
+          <w:p>
+            <w:pPr>
+              <w:ind w:left="-31"/>
+              <w:rPr>
+                <w:rFonts w:cs="Arial"/>
+                <w:sz w:val="20"/>
+                <w:szCs w:val="20"/>
+              </w:rPr>
+            </w:pPr>
+            <w:r/>
+            <w:r/>
+            <w:hyperlink r:id="rId61">
+              <w:r>
+                <w:rPr>
+                  <w:color w:val="0000EE"/>
+                  <w:u w:val="single"/>
+                </w:rPr>
+                <w:t>CRISP-DM in 5 mins</w:t>
+              </w:r>
+            </w:hyperlink>
+            <w:r>
+              <w:br/>
+            </w:r>
+            <w:r/>
+          </w:p>
+          <w:p>
+            <w:r/>
+          </w:p>
+          <w:p>
+            <w:r>
+              <w:t>3 Explanations of CRISP-DM:</w:t>
+            </w:r>
+          </w:p>
+          <w:p>
+            <w:r/>
+            <w:r/>
+            <w:r/>
+            <w:hyperlink r:id="rId62">
+              <w:r>
+                <w:rPr>
+                  <w:color w:val="0000EE"/>
+                  <w:u w:val="single"/>
+                </w:rPr>
+                <w:t>Crisp-DM (Data Science Process Alliance)</w:t>
+              </w:r>
+            </w:hyperlink>
+            <w:r>
+              <w:br/>
+            </w:r>
+            <w:r/>
+            <w:r/>
+            <w:r/>
+            <w:hyperlink r:id="rId63">
+              <w:r>
+                <w:rPr>
+                  <w:color w:val="0000EE"/>
+                  <w:u w:val="single"/>
+                </w:rPr>
+                <w:t>Crisp-DM IBM</w:t>
+              </w:r>
+            </w:hyperlink>
+            <w:r>
+              <w:br/>
+            </w:r>
+            <w:r/>
+            <w:r/>
+            <w:r/>
+            <w:hyperlink r:id="rId64">
+              <w:r>
+                <w:rPr>
+                  <w:color w:val="0000EE"/>
+                  <w:u w:val="single"/>
+                </w:rPr>
+                <w:t>Crisp-DM O'Reilly</w:t>
+              </w:r>
+            </w:hyperlink>
+            <w:r>
+              <w:br/>
+            </w:r>
+            <w:r/>
+          </w:p>
+          <w:p>
+            <w:r>
+              <w:t>CRISP-DM Expanded for ML:</w:t>
+            </w:r>
+          </w:p>
+          <w:p>
+            <w:r/>
+            <w:r/>
+            <w:r/>
+            <w:hyperlink r:id="rId65">
+              <w:r>
+                <w:rPr>
+                  <w:color w:val="0000EE"/>
+                  <w:u w:val="single"/>
+                </w:rPr>
+                <w:t>The ML Process</w:t>
+              </w:r>
+            </w:hyperlink>
+            <w:r>
+              <w:br/>
+            </w:r>
+            <w:r/>
+          </w:p>
+          <w:p>
+            <w:r>
+              <w:t>Lab (Machine Vision):</w:t>
+            </w:r>
+          </w:p>
+          <w:p>
+            <w:r/>
+            <w:r/>
+            <w:r/>
+            <w:hyperlink r:id="rId66">
               <w:r>
                 <w:rPr>
                   <w:color w:val="0000EE"/>
@@ -5531,12 +7019,9 @@
               <w:br/>
             </w:r>
             <w:r/>
-          </w:p>
-          <w:p>
-            <w:r/>
-            <w:r/>
-            <w:r/>
-            <w:hyperlink r:id="rId44">
+            <w:r/>
+            <w:r/>
+            <w:hyperlink r:id="rId67">
               <w:r>
                 <w:rPr>
                   <w:color w:val="0000EE"/>
@@ -5550,17 +7035,15 @@
             </w:r>
             <w:r/>
           </w:p>
-          <w:p>
-            <w:r/>
-          </w:p>
-          <w:p>
-            <w:r/>
-          </w:p>
-        </w:tc>
-        <w:tc>
-          <w:tcPr>
-            <w:tcW w:w="1493" w:type="pct"/>
+        </w:tc>
+        <w:tc>
+          <w:tcPr>
+            <w:tcW w:w="1026" w:type="pct"/>
             <w:shd w:val="clear" w:color="auto" w:fill="auto"/>
+            <w:tcMar>
+              <w:left w:w="85" w:type="dxa"/>
+              <w:right w:w="85" w:type="dxa"/>
+            </w:tcMar>
           </w:tcPr>
           <w:p>
             <w:pPr>
@@ -5571,9 +7054,6 @@
                 <w:szCs w:val="20"/>
               </w:rPr>
             </w:pPr>
-          </w:p>
-          <w:p>
-            <w:r/>
             <w:r/>
             <w:r/>
           </w:p>
@@ -5583,14 +7063,11 @@
                 <w:b/>
                 <w:i w:val="0"/>
               </w:rPr>
-              <w:t>"The Girl-Thing Who Went Out for Sushi" by Pat Cadigan</w:t>
-            </w:r>
-            <w:r>
-              <w:t xml:space="preserve"> (2013)</w:t>
-            </w:r>
-          </w:p>
-          <w:p>
-            <w:r/>
+              <w:t>"Eliot Wrote" by Nancy Kress</w:t>
+            </w:r>
+            <w:r>
+              <w:t xml:space="preserve"> (2008)</w:t>
+            </w:r>
             <w:r/>
           </w:p>
           <w:p>
@@ -5598,18 +7075,19 @@
               <w:pStyle w:val="ListBullet2"/>
             </w:pPr>
             <w:r>
-              <w:t>Set in an environment of body modification and post-humanity, this story looks at AI and transhumanism through the fascinating lens of transformed humans working in space.</w:t>
-            </w:r>
-            <w:r/>
-          </w:p>
-          <w:p>
-            <w:r/>
-          </w:p>
-        </w:tc>
-        <w:tc>
-          <w:tcPr>
-            <w:tcW w:w="184" w:type="pct"/>
+              <w:t>This story focuses on an AI developed to replicate the literary style of T.S. Eliot, examining the possibilities and limits of AI in creative endeavors.</w:t>
+            </w:r>
+            <w:r/>
+          </w:p>
+        </w:tc>
+        <w:tc>
+          <w:tcPr>
+            <w:tcW w:w="179" w:type="pct"/>
             <w:shd w:val="clear" w:color="auto" w:fill="auto"/>
+            <w:tcMar>
+              <w:left w:w="85" w:type="dxa"/>
+              <w:right w:w="85" w:type="dxa"/>
+            </w:tcMar>
           </w:tcPr>
           <w:p>
             <w:pPr>
@@ -5622,7 +7100,7 @@
               </w:rPr>
             </w:pPr>
             <w:r>
-              <w:t>2.5</w:t>
+              <w:t>3</w:t>
             </w:r>
           </w:p>
         </w:tc>
@@ -5630,10 +7108,15 @@
       <w:tr>
         <w:trPr>
           <w:cantSplit/>
+          <w:trHeight w:val="1134"/>
         </w:trPr>
         <w:tc>
           <w:tcPr>
-            <w:tcW w:w="336" w:type="pct"/>
+            <w:tcW w:w="313" w:type="pct"/>
+            <w:tcMar>
+              <w:left w:w="85" w:type="dxa"/>
+              <w:right w:w="85" w:type="dxa"/>
+            </w:tcMar>
           </w:tcPr>
           <w:p>
             <w:pPr>
@@ -5651,13 +7134,17 @@
                 <w:sz w:val="20"/>
                 <w:szCs w:val="20"/>
               </w:rPr>
-              <w:t>11</w:t>
-            </w:r>
-          </w:p>
-        </w:tc>
-        <w:tc>
-          <w:tcPr>
-            <w:tcW w:w="187" w:type="pct"/>
+              <w:t>12</w:t>
+            </w:r>
+          </w:p>
+        </w:tc>
+        <w:tc>
+          <w:tcPr>
+            <w:tcW w:w="178" w:type="pct"/>
+            <w:tcMar>
+              <w:left w:w="85" w:type="dxa"/>
+              <w:right w:w="85" w:type="dxa"/>
+            </w:tcMar>
           </w:tcPr>
           <w:p>
             <w:pPr>
@@ -5676,7 +7163,11 @@
         </w:tc>
         <w:tc>
           <w:tcPr>
-            <w:tcW w:w="373" w:type="pct"/>
+            <w:tcW w:w="357" w:type="pct"/>
+            <w:tcMar>
+              <w:left w:w="85" w:type="dxa"/>
+              <w:right w:w="85" w:type="dxa"/>
+            </w:tcMar>
           </w:tcPr>
           <w:p>
             <w:pPr>
@@ -5684,435 +7175,109 @@
               <w:rPr>
                 <w:rFonts w:cs="Arial"/>
                 <w:b/>
+                <w:sz w:val="10"/>
+                <w:szCs w:val="10"/>
+              </w:rPr>
+            </w:pPr>
+            <w:r>
+              <w:rPr>
+                <w:rFonts w:ascii="Arial" w:hAnsi="Arial"/>
+                <w:b/>
+                <w:sz w:val="11"/>
+              </w:rPr>
+              <w:t>Elements:</w:t>
+            </w:r>
+          </w:p>
+          <w:p>
+            <w:r>
+              <w:rPr>
+                <w:rFonts w:ascii="Arial" w:hAnsi="Arial"/>
+                <w:b/>
+                <w:sz w:val="11"/>
+              </w:rPr>
+              <w:t>ICTAII502:</w:t>
+            </w:r>
+            <w:r>
+              <w:rPr>
+                <w:rFonts w:ascii="Arial" w:hAnsi="Arial"/>
+                <w:sz w:val="11"/>
+              </w:rPr>
+              <w:t xml:space="preserve"> Element 5 </w:t>
+            </w:r>
+          </w:p>
+        </w:tc>
+        <w:tc>
+          <w:tcPr>
+            <w:tcW w:w="1742" w:type="pct"/>
+            <w:tcMar>
+              <w:left w:w="85" w:type="dxa"/>
+              <w:right w:w="85" w:type="dxa"/>
+            </w:tcMar>
+          </w:tcPr>
+          <w:p>
+            <w:pPr>
+              <w:pStyle w:val="Heading5"/>
+            </w:pPr>
+            <w:r>
+              <w:t>Week 12: Transformers and Embeddings</w:t>
+            </w:r>
+            <w:r/>
+          </w:p>
+          <w:p>
+            <w:pPr>
+              <w:pStyle w:val="ListBullet"/>
+            </w:pPr>
+            <w:r>
+              <w:t>Attention is all you need!</w:t>
+            </w:r>
+            <w:r/>
+            <w:r/>
+          </w:p>
+          <w:p>
+            <w:pPr>
+              <w:pStyle w:val="ListBullet"/>
+            </w:pPr>
+            <w:r>
+              <w:t>Intro to Huggingface</w:t>
+            </w:r>
+            <w:r/>
+          </w:p>
+          <w:p>
+            <w:r/>
+            <w:r/>
+            <w:r/>
+          </w:p>
+          <w:p>
+            <w:r>
+              <w:rPr>
+                <w:b w:val="0"/>
+                <w:i/>
+              </w:rPr>
+              <w:t>Code Investigation: card classifier what does ReLU do?</w:t>
+            </w:r>
+            <w:r/>
+          </w:p>
+        </w:tc>
+        <w:tc>
+          <w:tcPr>
+            <w:tcW w:w="1205" w:type="pct"/>
+            <w:tcMar>
+              <w:left w:w="85" w:type="dxa"/>
+              <w:right w:w="85" w:type="dxa"/>
+            </w:tcMar>
+          </w:tcPr>
+          <w:p>
+            <w:pPr>
+              <w:ind w:left="-31"/>
+              <w:rPr>
+                <w:rFonts w:cs="Arial"/>
                 <w:sz w:val="20"/>
                 <w:szCs w:val="20"/>
               </w:rPr>
             </w:pPr>
-          </w:p>
-        </w:tc>
-        <w:tc>
-          <w:tcPr>
-            <w:tcW w:w="1541" w:type="pct"/>
-          </w:tcPr>
-          <w:p>
-            <w:pPr>
-              <w:pStyle w:val="Heading5"/>
-            </w:pPr>
-            <w:r>
-              <w:t>Week 11: Applying AI/ML and Data Science Methodologies</w:t>
-            </w:r>
-            <w:r/>
-          </w:p>
-          <w:p>
-            <w:pPr>
-              <w:pStyle w:val="ListBullet"/>
-            </w:pPr>
-            <w:r>
-              <w:t>Understanding CRISP-DM methodology and software development for ML.</w:t>
-            </w:r>
-            <w:r/>
-            <w:r/>
-          </w:p>
-          <w:p>
-            <w:pPr>
-              <w:pStyle w:val="ListBullet2"/>
-            </w:pPr>
-            <w:r>
-              <w:t>Cross-Industry Standard Process for Data Mining (CRISP-DM)</w:t>
-            </w:r>
-            <w:r/>
-            <w:r/>
-          </w:p>
-          <w:p>
-            <w:pPr>
-              <w:pStyle w:val="ListBullet2"/>
-            </w:pPr>
-            <w:r>
-              <w:t>Applying Organizational Policies and Procedures to AI</w:t>
-            </w:r>
-            <w:r/>
-            <w:r/>
-          </w:p>
-          <w:p>
-            <w:pPr>
-              <w:pStyle w:val="ListBullet2"/>
-            </w:pPr>
-            <w:r>
-              <w:t>Software development methodologies relevant to AI/ML</w:t>
-            </w:r>
-            <w:r/>
-            <w:r/>
-          </w:p>
-          <w:p>
-            <w:pPr>
-              <w:pStyle w:val="ListBullet2"/>
-            </w:pPr>
-            <w:r>
-              <w:t>Applying organizational policies and procedures, and legislation to work tasks</w:t>
-            </w:r>
-            <w:r/>
-          </w:p>
-        </w:tc>
-        <w:tc>
-          <w:tcPr>
-            <w:tcW w:w="886" w:type="pct"/>
-          </w:tcPr>
-          <w:p>
-            <w:pPr>
-              <w:ind w:left="-31"/>
-              <w:rPr>
-                <w:rFonts w:cs="Arial"/>
-                <w:sz w:val="20"/>
-                <w:szCs w:val="20"/>
-              </w:rPr>
-            </w:pPr>
-          </w:p>
-          <w:p>
-            <w:r/>
-          </w:p>
-          <w:p>
-            <w:r/>
-          </w:p>
-          <w:p>
-            <w:r/>
-            <w:r/>
-            <w:r/>
-            <w:hyperlink r:id="rId45">
-              <w:r>
-                <w:rPr>
-                  <w:color w:val="0000EE"/>
-                  <w:u w:val="single"/>
-                </w:rPr>
-                <w:t>CRISP-DM in 5 mins</w:t>
-              </w:r>
-            </w:hyperlink>
-            <w:r>
-              <w:br/>
-            </w:r>
-            <w:r/>
-          </w:p>
-          <w:p>
-            <w:r/>
-          </w:p>
-          <w:p>
-            <w:r>
-              <w:t>3 Explanations of CRISP-DM:</w:t>
-            </w:r>
-          </w:p>
-          <w:p>
-            <w:r/>
-          </w:p>
-          <w:p>
-            <w:r/>
-            <w:r/>
-            <w:r/>
-            <w:hyperlink r:id="rId46">
-              <w:r>
-                <w:rPr>
-                  <w:color w:val="0000EE"/>
-                  <w:u w:val="single"/>
-                </w:rPr>
-                <w:t>Crisp-DM (Data Science Process Alliance)</w:t>
-              </w:r>
-            </w:hyperlink>
-            <w:r>
-              <w:br/>
-            </w:r>
-            <w:r/>
-          </w:p>
-          <w:p>
-            <w:r/>
-          </w:p>
-          <w:p>
-            <w:r/>
-            <w:r/>
-            <w:r/>
-            <w:hyperlink r:id="rId47">
-              <w:r>
-                <w:rPr>
-                  <w:color w:val="0000EE"/>
-                  <w:u w:val="single"/>
-                </w:rPr>
-                <w:t>Crisp-DM IBM</w:t>
-              </w:r>
-            </w:hyperlink>
-            <w:r>
-              <w:br/>
-            </w:r>
-            <w:r/>
-          </w:p>
-          <w:p>
-            <w:r/>
-          </w:p>
-          <w:p>
-            <w:r/>
-            <w:r/>
-            <w:r/>
-            <w:hyperlink r:id="rId48">
-              <w:r>
-                <w:rPr>
-                  <w:color w:val="0000EE"/>
-                  <w:u w:val="single"/>
-                </w:rPr>
-                <w:t>Crisp-DM O'Reilly</w:t>
-              </w:r>
-            </w:hyperlink>
-            <w:r>
-              <w:br/>
-            </w:r>
-            <w:r/>
-          </w:p>
-          <w:p>
-            <w:r/>
-          </w:p>
-          <w:p>
-            <w:r/>
-          </w:p>
-          <w:p>
-            <w:r>
-              <w:t>CRISP-DM Expanded for ML:</w:t>
-            </w:r>
-          </w:p>
-          <w:p>
-            <w:r/>
-          </w:p>
-          <w:p>
-            <w:r/>
-            <w:r/>
-            <w:r/>
-            <w:hyperlink r:id="rId49">
-              <w:r>
-                <w:rPr>
-                  <w:color w:val="0000EE"/>
-                  <w:u w:val="single"/>
-                </w:rPr>
-                <w:t>The ML Process</w:t>
-              </w:r>
-            </w:hyperlink>
-            <w:r>
-              <w:br/>
-            </w:r>
-            <w:r/>
-          </w:p>
-          <w:p>
-            <w:r/>
-          </w:p>
-          <w:p>
-            <w:r/>
-          </w:p>
-          <w:p>
-            <w:r/>
-          </w:p>
-          <w:p>
-            <w:r/>
-          </w:p>
-        </w:tc>
-        <w:tc>
-          <w:tcPr>
-            <w:tcW w:w="1493" w:type="pct"/>
-            <w:shd w:val="clear" w:color="auto" w:fill="auto"/>
-          </w:tcPr>
-          <w:p>
-            <w:pPr>
-              <w:spacing w:line="276" w:lineRule="auto"/>
-              <w:rPr>
-                <w:rFonts w:cs="Arial"/>
-                <w:sz w:val="20"/>
-                <w:szCs w:val="20"/>
-              </w:rPr>
-            </w:pPr>
-          </w:p>
-          <w:p>
-            <w:r/>
-            <w:r/>
-            <w:r/>
-          </w:p>
-          <w:p>
-            <w:r>
-              <w:rPr>
-                <w:b/>
-                <w:i w:val="0"/>
-              </w:rPr>
-              <w:t>"Eliot Wrote" by Nancy Kress</w:t>
-            </w:r>
-            <w:r>
-              <w:t xml:space="preserve"> (2008)</w:t>
-            </w:r>
-            <w:r/>
-          </w:p>
-          <w:p>
-            <w:pPr>
-              <w:pStyle w:val="ListBullet2"/>
-            </w:pPr>
-            <w:r>
-              <w:t>This story focuses on an AI developed to replicate the literary style of T.S. Eliot, examining the possibilities and limits of AI in creative endeavors.</w:t>
-            </w:r>
-            <w:r/>
-          </w:p>
-          <w:p>
-            <w:r/>
-          </w:p>
-          <w:p>
-            <w:r/>
-          </w:p>
-        </w:tc>
-        <w:tc>
-          <w:tcPr>
-            <w:tcW w:w="184" w:type="pct"/>
-            <w:shd w:val="clear" w:color="auto" w:fill="auto"/>
-          </w:tcPr>
-          <w:p>
-            <w:pPr>
-              <w:spacing w:line="276" w:lineRule="auto"/>
-              <w:jc w:val="center"/>
-              <w:rPr>
-                <w:rFonts w:cs="Arial"/>
-                <w:sz w:val="20"/>
-                <w:szCs w:val="20"/>
-              </w:rPr>
-            </w:pPr>
-            <w:r>
-              <w:t>2.5</w:t>
-            </w:r>
-          </w:p>
-        </w:tc>
-      </w:tr>
-      <w:tr>
-        <w:trPr>
-          <w:cantSplit/>
-        </w:trPr>
-        <w:tc>
-          <w:tcPr>
-            <w:tcW w:w="336" w:type="pct"/>
-          </w:tcPr>
-          <w:p>
-            <w:pPr>
-              <w:spacing w:line="276" w:lineRule="auto"/>
-              <w:jc w:val="center"/>
-              <w:rPr>
-                <w:rFonts w:cs="Arial"/>
-                <w:sz w:val="20"/>
-                <w:szCs w:val="20"/>
-              </w:rPr>
-            </w:pPr>
-            <w:r>
-              <w:rPr>
-                <w:rFonts w:cs="Arial"/>
-                <w:sz w:val="20"/>
-                <w:szCs w:val="20"/>
-              </w:rPr>
-              <w:t>12</w:t>
-            </w:r>
-          </w:p>
-        </w:tc>
-        <w:tc>
-          <w:tcPr>
-            <w:tcW w:w="187" w:type="pct"/>
-          </w:tcPr>
-          <w:p>
-            <w:pPr>
-              <w:spacing w:line="276" w:lineRule="auto"/>
-              <w:jc w:val="center"/>
-              <w:rPr>
-                <w:rFonts w:cs="Arial"/>
-                <w:sz w:val="20"/>
-                <w:szCs w:val="20"/>
-              </w:rPr>
-            </w:pPr>
-            <w:r>
-              <w:t>4.5</w:t>
-            </w:r>
-          </w:p>
-        </w:tc>
-        <w:tc>
-          <w:tcPr>
-            <w:tcW w:w="373" w:type="pct"/>
-          </w:tcPr>
-          <w:p>
-            <w:pPr>
-              <w:ind w:right="72"/>
-              <w:rPr>
-                <w:rFonts w:cs="Arial"/>
-                <w:b/>
-                <w:sz w:val="20"/>
-                <w:szCs w:val="20"/>
-              </w:rPr>
-            </w:pPr>
-          </w:p>
-        </w:tc>
-        <w:tc>
-          <w:tcPr>
-            <w:tcW w:w="1541" w:type="pct"/>
-          </w:tcPr>
-          <w:p>
-            <w:pPr>
-              <w:pStyle w:val="Heading5"/>
-            </w:pPr>
-            <w:r>
-              <w:t>Week 12: Transformers and Embeddings</w:t>
-            </w:r>
-            <w:r/>
-          </w:p>
-          <w:p>
-            <w:pPr>
-              <w:pStyle w:val="ListBullet"/>
-            </w:pPr>
-            <w:r>
-              <w:t>Attention is all you need!</w:t>
-            </w:r>
-            <w:r/>
-            <w:r/>
-          </w:p>
-          <w:p>
-            <w:pPr>
-              <w:pStyle w:val="ListBullet"/>
-            </w:pPr>
-            <w:r>
-              <w:t>Intro to Huggingface</w:t>
-            </w:r>
-            <w:r/>
-          </w:p>
-          <w:p>
-            <w:r/>
-            <w:r/>
-            <w:r/>
-          </w:p>
-          <w:p>
-            <w:r>
-              <w:rPr>
-                <w:b w:val="0"/>
-                <w:i/>
-              </w:rPr>
-              <w:t>Code Investigation: card classifier what does ReLU do?</w:t>
-            </w:r>
-            <w:r/>
-          </w:p>
-        </w:tc>
-        <w:tc>
-          <w:tcPr>
-            <w:tcW w:w="886" w:type="pct"/>
-          </w:tcPr>
-          <w:p>
-            <w:pPr>
-              <w:ind w:left="-31"/>
-              <w:rPr>
-                <w:rFonts w:cs="Arial"/>
-                <w:sz w:val="20"/>
-                <w:szCs w:val="20"/>
-              </w:rPr>
-            </w:pPr>
-          </w:p>
-          <w:p>
-            <w:r/>
-          </w:p>
-          <w:p>
-            <w:r/>
-          </w:p>
-          <w:p>
-            <w:r/>
-            <w:r/>
-            <w:r/>
-            <w:hyperlink r:id="rId50">
+            <w:r/>
+            <w:r/>
+            <w:hyperlink r:id="rId68">
               <w:r>
                 <w:rPr>
                   <w:color w:val="0000EE"/>
@@ -6125,15 +7290,9 @@
               <w:br/>
             </w:r>
             <w:r/>
-          </w:p>
-          <w:p>
-            <w:r/>
-          </w:p>
-          <w:p>
-            <w:r/>
-            <w:r/>
-            <w:r/>
-            <w:hyperlink r:id="rId51">
+            <w:r/>
+            <w:r/>
+            <w:hyperlink r:id="rId69">
               <w:r>
                 <w:rPr>
                   <w:color w:val="0000EE"/>
@@ -6168,7 +7327,7 @@
             <w:r/>
             <w:r/>
             <w:r/>
-            <w:hyperlink r:id="rId52">
+            <w:hyperlink r:id="rId70">
               <w:r>
                 <w:rPr>
                   <w:color w:val="0000EE"/>
@@ -6181,18 +7340,9 @@
               <w:br/>
             </w:r>
             <w:r/>
-          </w:p>
-          <w:p>
-            <w:r/>
-          </w:p>
-          <w:p>
-            <w:r/>
-          </w:p>
-          <w:p>
-            <w:r/>
-            <w:r/>
-            <w:r/>
-            <w:hyperlink r:id="rId53">
+            <w:r/>
+            <w:r/>
+            <w:hyperlink r:id="rId71">
               <w:r>
                 <w:rPr>
                   <w:color w:val="0000EE"/>
@@ -6206,17 +7356,15 @@
             </w:r>
             <w:r/>
           </w:p>
-          <w:p>
-            <w:r/>
-          </w:p>
-          <w:p>
-            <w:r/>
-          </w:p>
-        </w:tc>
-        <w:tc>
-          <w:tcPr>
-            <w:tcW w:w="1493" w:type="pct"/>
+        </w:tc>
+        <w:tc>
+          <w:tcPr>
+            <w:tcW w:w="1026" w:type="pct"/>
             <w:shd w:val="clear" w:color="auto" w:fill="auto"/>
+            <w:tcMar>
+              <w:left w:w="85" w:type="dxa"/>
+              <w:right w:w="85" w:type="dxa"/>
+            </w:tcMar>
           </w:tcPr>
           <w:p>
             <w:pPr>
@@ -6227,9 +7375,6 @@
                 <w:szCs w:val="20"/>
               </w:rPr>
             </w:pPr>
-          </w:p>
-          <w:p>
-            <w:r/>
             <w:r/>
             <w:r/>
           </w:p>
@@ -6255,17 +7400,15 @@
             </w:r>
             <w:r/>
           </w:p>
-          <w:p>
-            <w:r/>
-          </w:p>
-          <w:p>
-            <w:r/>
-          </w:p>
-        </w:tc>
-        <w:tc>
-          <w:tcPr>
-            <w:tcW w:w="184" w:type="pct"/>
+        </w:tc>
+        <w:tc>
+          <w:tcPr>
+            <w:tcW w:w="179" w:type="pct"/>
             <w:shd w:val="clear" w:color="auto" w:fill="auto"/>
+            <w:tcMar>
+              <w:left w:w="85" w:type="dxa"/>
+              <w:right w:w="85" w:type="dxa"/>
+            </w:tcMar>
           </w:tcPr>
           <w:p>
             <w:pPr>
@@ -6278,7 +7421,7 @@
               </w:rPr>
             </w:pPr>
             <w:r>
-              <w:t>2.5</w:t>
+              <w:t>3</w:t>
             </w:r>
           </w:p>
         </w:tc>
@@ -6286,10 +7429,15 @@
       <w:tr>
         <w:trPr>
           <w:cantSplit/>
+          <w:trHeight w:val="1134"/>
         </w:trPr>
         <w:tc>
           <w:tcPr>
-            <w:tcW w:w="336" w:type="pct"/>
+            <w:tcW w:w="313" w:type="pct"/>
+            <w:tcMar>
+              <w:left w:w="85" w:type="dxa"/>
+              <w:right w:w="85" w:type="dxa"/>
+            </w:tcMar>
           </w:tcPr>
           <w:p>
             <w:pPr>
@@ -6307,13 +7455,18 @@
                 <w:sz w:val="20"/>
                 <w:szCs w:val="20"/>
               </w:rPr>
+              <w:lastRenderedPageBreak/>
               <w:t>13</w:t>
             </w:r>
           </w:p>
         </w:tc>
         <w:tc>
           <w:tcPr>
-            <w:tcW w:w="187" w:type="pct"/>
+            <w:tcW w:w="178" w:type="pct"/>
+            <w:tcMar>
+              <w:left w:w="85" w:type="dxa"/>
+              <w:right w:w="85" w:type="dxa"/>
+            </w:tcMar>
           </w:tcPr>
           <w:p>
             <w:pPr>
@@ -6332,7 +7485,11 @@
         </w:tc>
         <w:tc>
           <w:tcPr>
-            <w:tcW w:w="373" w:type="pct"/>
+            <w:tcW w:w="357" w:type="pct"/>
+            <w:tcMar>
+              <w:left w:w="85" w:type="dxa"/>
+              <w:right w:w="85" w:type="dxa"/>
+            </w:tcMar>
           </w:tcPr>
           <w:p>
             <w:pPr>
@@ -6340,80 +7497,104 @@
               <w:rPr>
                 <w:rFonts w:cs="Arial"/>
                 <w:b/>
+                <w:sz w:val="10"/>
+                <w:szCs w:val="10"/>
+              </w:rPr>
+            </w:pPr>
+            <w:r>
+              <w:rPr>
+                <w:rFonts w:ascii="Arial" w:hAnsi="Arial"/>
+                <w:b/>
+                <w:sz w:val="11"/>
+              </w:rPr>
+              <w:t>Elements:</w:t>
+            </w:r>
+          </w:p>
+          <w:p>
+            <w:r>
+              <w:rPr>
+                <w:rFonts w:ascii="Arial" w:hAnsi="Arial"/>
+                <w:b/>
+                <w:sz w:val="11"/>
+              </w:rPr>
+              <w:t>ICTAII501:</w:t>
+            </w:r>
+            <w:r>
+              <w:rPr>
+                <w:rFonts w:ascii="Arial" w:hAnsi="Arial"/>
+                <w:sz w:val="11"/>
+              </w:rPr>
+              <w:t xml:space="preserve"> Element 3 </w:t>
+            </w:r>
+          </w:p>
+        </w:tc>
+        <w:tc>
+          <w:tcPr>
+            <w:tcW w:w="1742" w:type="pct"/>
+            <w:tcMar>
+              <w:left w:w="85" w:type="dxa"/>
+              <w:right w:w="85" w:type="dxa"/>
+            </w:tcMar>
+          </w:tcPr>
+          <w:p>
+            <w:pPr>
+              <w:pStyle w:val="Heading5"/>
+            </w:pPr>
+            <w:r>
+              <w:t>Week 13: Intro to Language Models — Small Text Models</w:t>
+            </w:r>
+            <w:r/>
+          </w:p>
+          <w:p>
+            <w:pPr>
+              <w:pStyle w:val="ListBullet"/>
+            </w:pPr>
+            <w:r>
+              <w:t>Who is LoRA?</w:t>
+            </w:r>
+            <w:r/>
+            <w:r/>
+          </w:p>
+          <w:p>
+            <w:pPr>
+              <w:pStyle w:val="ListBullet2"/>
+            </w:pPr>
+            <w:r>
+              <w:t>Fine-tuning Large Language Models</w:t>
+            </w:r>
+            <w:r/>
+            <w:r/>
+          </w:p>
+          <w:p>
+            <w:pPr>
+              <w:pStyle w:val="ListBullet2"/>
+            </w:pPr>
+            <w:r>
+              <w:t>Model sizes &amp; related challenges</w:t>
+            </w:r>
+            <w:r/>
+          </w:p>
+        </w:tc>
+        <w:tc>
+          <w:tcPr>
+            <w:tcW w:w="1205" w:type="pct"/>
+            <w:tcMar>
+              <w:left w:w="85" w:type="dxa"/>
+              <w:right w:w="85" w:type="dxa"/>
+            </w:tcMar>
+          </w:tcPr>
+          <w:p>
+            <w:pPr>
+              <w:ind w:left="-31"/>
+              <w:rPr>
+                <w:rFonts w:cs="Arial"/>
                 <w:sz w:val="20"/>
                 <w:szCs w:val="20"/>
               </w:rPr>
             </w:pPr>
-          </w:p>
-        </w:tc>
-        <w:tc>
-          <w:tcPr>
-            <w:tcW w:w="1541" w:type="pct"/>
-          </w:tcPr>
-          <w:p>
-            <w:pPr>
-              <w:pStyle w:val="Heading5"/>
-            </w:pPr>
-            <w:r>
-              <w:t>Week 13: Intro to Language Models Llama and Gemma</w:t>
-            </w:r>
-            <w:r/>
-          </w:p>
-          <w:p>
-            <w:pPr>
-              <w:pStyle w:val="ListBullet"/>
-            </w:pPr>
-            <w:r>
-              <w:t>Who is LoRA?</w:t>
-            </w:r>
-            <w:r/>
-            <w:r/>
-          </w:p>
-          <w:p>
-            <w:pPr>
-              <w:pStyle w:val="ListBullet2"/>
-            </w:pPr>
-            <w:r>
-              <w:t>Fine-tuning Large Language Models</w:t>
-            </w:r>
-            <w:r/>
-            <w:r/>
-          </w:p>
-          <w:p>
-            <w:pPr>
-              <w:pStyle w:val="ListBullet2"/>
-            </w:pPr>
-            <w:r>
-              <w:t>Model sizes &amp; related challenges</w:t>
-            </w:r>
-            <w:r/>
-          </w:p>
-        </w:tc>
-        <w:tc>
-          <w:tcPr>
-            <w:tcW w:w="886" w:type="pct"/>
-          </w:tcPr>
-          <w:p>
-            <w:pPr>
-              <w:ind w:left="-31"/>
-              <w:rPr>
-                <w:rFonts w:cs="Arial"/>
-                <w:sz w:val="20"/>
-                <w:szCs w:val="20"/>
-              </w:rPr>
-            </w:pPr>
-          </w:p>
-          <w:p>
-            <w:r/>
-          </w:p>
-          <w:p>
-            <w:r/>
-          </w:p>
-          <w:p>
-            <w:r/>
-            <w:r/>
-            <w:r/>
-            <w:hyperlink r:id="rId54">
+            <w:r/>
+            <w:r/>
+            <w:hyperlink r:id="rId72">
               <w:r>
                 <w:rPr>
                   <w:color w:val="0000EE"/>
@@ -6439,7 +7620,7 @@
             <w:r/>
             <w:r/>
             <w:r/>
-            <w:hyperlink r:id="rId55">
+            <w:hyperlink r:id="rId73">
               <w:r>
                 <w:rPr>
                   <w:color w:val="0000EE"/>
@@ -6453,17 +7634,15 @@
             </w:r>
             <w:r/>
           </w:p>
-          <w:p>
-            <w:r/>
-          </w:p>
-          <w:p>
-            <w:r/>
-          </w:p>
-        </w:tc>
-        <w:tc>
-          <w:tcPr>
-            <w:tcW w:w="1493" w:type="pct"/>
+        </w:tc>
+        <w:tc>
+          <w:tcPr>
+            <w:tcW w:w="1026" w:type="pct"/>
             <w:shd w:val="clear" w:color="auto" w:fill="auto"/>
+            <w:tcMar>
+              <w:left w:w="85" w:type="dxa"/>
+              <w:right w:w="85" w:type="dxa"/>
+            </w:tcMar>
           </w:tcPr>
           <w:p>
             <w:pPr>
@@ -6474,9 +7653,6 @@
                 <w:szCs w:val="20"/>
               </w:rPr>
             </w:pPr>
-          </w:p>
-          <w:p>
-            <w:r/>
             <w:r/>
             <w:r/>
           </w:p>
@@ -6514,7 +7690,7 @@
             <w:r/>
             <w:r/>
             <w:r/>
-            <w:hyperlink r:id="rId56">
+            <w:hyperlink r:id="rId74">
               <w:r>
                 <w:rPr>
                   <w:color w:val="0000EE"/>
@@ -6529,7 +7705,7 @@
             <w:r/>
             <w:r/>
             <w:r/>
-            <w:hyperlink r:id="rId57">
+            <w:hyperlink r:id="rId75">
               <w:r>
                 <w:rPr>
                   <w:color w:val="0000EE"/>
@@ -6544,7 +7720,7 @@
             <w:r/>
             <w:r/>
             <w:r/>
-            <w:hyperlink r:id="rId58">
+            <w:hyperlink r:id="rId76">
               <w:r>
                 <w:rPr>
                   <w:color w:val="0000EE"/>
@@ -6558,20 +7734,15 @@
             </w:r>
             <w:r/>
           </w:p>
-          <w:p>
-            <w:r/>
-          </w:p>
-          <w:p>
-            <w:r/>
-          </w:p>
-          <w:p>
-            <w:r/>
-          </w:p>
-        </w:tc>
-        <w:tc>
-          <w:tcPr>
-            <w:tcW w:w="184" w:type="pct"/>
+        </w:tc>
+        <w:tc>
+          <w:tcPr>
+            <w:tcW w:w="179" w:type="pct"/>
             <w:shd w:val="clear" w:color="auto" w:fill="auto"/>
+            <w:tcMar>
+              <w:left w:w="85" w:type="dxa"/>
+              <w:right w:w="85" w:type="dxa"/>
+            </w:tcMar>
           </w:tcPr>
           <w:p>
             <w:pPr>
@@ -6584,7 +7755,7 @@
               </w:rPr>
             </w:pPr>
             <w:r>
-              <w:t>2.5</w:t>
+              <w:t>3</w:t>
             </w:r>
           </w:p>
         </w:tc>
@@ -6592,10 +7763,15 @@
       <w:tr>
         <w:trPr>
           <w:cantSplit/>
+          <w:trHeight w:val="1134"/>
         </w:trPr>
         <w:tc>
           <w:tcPr>
-            <w:tcW w:w="336" w:type="pct"/>
+            <w:tcW w:w="313" w:type="pct"/>
+            <w:tcMar>
+              <w:left w:w="85" w:type="dxa"/>
+              <w:right w:w="85" w:type="dxa"/>
+            </w:tcMar>
           </w:tcPr>
           <w:p>
             <w:pPr>
@@ -6619,7 +7795,11 @@
         </w:tc>
         <w:tc>
           <w:tcPr>
-            <w:tcW w:w="187" w:type="pct"/>
+            <w:tcW w:w="178" w:type="pct"/>
+            <w:tcMar>
+              <w:left w:w="85" w:type="dxa"/>
+              <w:right w:w="85" w:type="dxa"/>
+            </w:tcMar>
           </w:tcPr>
           <w:p>
             <w:pPr>
@@ -6638,7 +7818,11 @@
         </w:tc>
         <w:tc>
           <w:tcPr>
-            <w:tcW w:w="373" w:type="pct"/>
+            <w:tcW w:w="357" w:type="pct"/>
+            <w:tcMar>
+              <w:left w:w="85" w:type="dxa"/>
+              <w:right w:w="85" w:type="dxa"/>
+            </w:tcMar>
           </w:tcPr>
           <w:p>
             <w:pPr>
@@ -6646,42 +7830,98 @@
               <w:rPr>
                 <w:rFonts w:cs="Arial"/>
                 <w:b/>
+                <w:sz w:val="10"/>
+                <w:szCs w:val="10"/>
+              </w:rPr>
+            </w:pPr>
+            <w:r>
+              <w:rPr>
+                <w:rFonts w:ascii="Arial" w:hAnsi="Arial"/>
+                <w:b/>
+                <w:sz w:val="11"/>
+              </w:rPr>
+              <w:t>Elements:</w:t>
+            </w:r>
+          </w:p>
+          <w:p>
+            <w:r>
+              <w:rPr>
+                <w:rFonts w:ascii="Arial" w:hAnsi="Arial"/>
+                <w:b/>
+                <w:sz w:val="11"/>
+              </w:rPr>
+              <w:t>ICTAII501:</w:t>
+            </w:r>
+            <w:r>
+              <w:rPr>
+                <w:rFonts w:ascii="Arial" w:hAnsi="Arial"/>
+                <w:sz w:val="11"/>
+              </w:rPr>
+              <w:t xml:space="preserve"> Element 3 </w:t>
+            </w:r>
+          </w:p>
+        </w:tc>
+        <w:tc>
+          <w:tcPr>
+            <w:tcW w:w="1742" w:type="pct"/>
+            <w:tcMar>
+              <w:left w:w="85" w:type="dxa"/>
+              <w:right w:w="85" w:type="dxa"/>
+            </w:tcMar>
+          </w:tcPr>
+          <w:p>
+            <w:pPr>
+              <w:pStyle w:val="Heading5"/>
+            </w:pPr>
+            <w:r>
+              <w:t>Week 14: On the horizon: ViT — Applying Transformers to vision</w:t>
+            </w:r>
+            <w:r/>
+          </w:p>
+          <w:p>
+            <w:pPr>
+              <w:pStyle w:val="ListBullet"/>
+            </w:pPr>
+            <w:r>
+              <w:t>Applying transformer architecture to multi-modal problems</w:t>
+            </w:r>
+            <w:r/>
+          </w:p>
+        </w:tc>
+        <w:tc>
+          <w:tcPr>
+            <w:tcW w:w="1205" w:type="pct"/>
+            <w:tcMar>
+              <w:left w:w="85" w:type="dxa"/>
+              <w:right w:w="85" w:type="dxa"/>
+            </w:tcMar>
+          </w:tcPr>
+          <w:p>
+            <w:pPr>
+              <w:ind w:left="-31"/>
+              <w:rPr>
+                <w:rFonts w:cs="Arial"/>
                 <w:sz w:val="20"/>
                 <w:szCs w:val="20"/>
               </w:rPr>
             </w:pPr>
           </w:p>
-        </w:tc>
-        <w:tc>
-          <w:tcPr>
-            <w:tcW w:w="1541" w:type="pct"/>
-          </w:tcPr>
-          <w:p>
-            <w:pPr>
-              <w:pStyle w:val="Heading5"/>
-            </w:pPr>
-            <w:r>
-              <w:t>Week 14: On the horizon: ViT — Applying Transformers to vision</w:t>
-            </w:r>
-            <w:r/>
-          </w:p>
-          <w:p>
-            <w:pPr>
-              <w:pStyle w:val="ListBullet"/>
-            </w:pPr>
-            <w:r>
-              <w:t>Applying transformer architecture to multi-modal problems</w:t>
-            </w:r>
-            <w:r/>
-          </w:p>
-        </w:tc>
-        <w:tc>
-          <w:tcPr>
-            <w:tcW w:w="886" w:type="pct"/>
-          </w:tcPr>
-          <w:p>
-            <w:pPr>
-              <w:ind w:left="-31"/>
+          <w:p>
+            <w:r/>
+          </w:p>
+        </w:tc>
+        <w:tc>
+          <w:tcPr>
+            <w:tcW w:w="1026" w:type="pct"/>
+            <w:shd w:val="clear" w:color="auto" w:fill="auto"/>
+            <w:tcMar>
+              <w:left w:w="85" w:type="dxa"/>
+              <w:right w:w="85" w:type="dxa"/>
+            </w:tcMar>
+          </w:tcPr>
+          <w:p>
+            <w:pPr>
+              <w:spacing w:line="276" w:lineRule="auto"/>
               <w:rPr>
                 <w:rFonts w:cs="Arial"/>
                 <w:sz w:val="20"/>
@@ -6690,43 +7930,6 @@
             </w:pPr>
           </w:p>
           <w:p>
-            <w:r/>
-          </w:p>
-          <w:p>
-            <w:r/>
-          </w:p>
-          <w:p>
-            <w:r/>
-          </w:p>
-          <w:p>
-            <w:r/>
-          </w:p>
-          <w:p>
-            <w:r/>
-          </w:p>
-          <w:p>
-            <w:r/>
-          </w:p>
-        </w:tc>
-        <w:tc>
-          <w:tcPr>
-            <w:tcW w:w="1493" w:type="pct"/>
-            <w:shd w:val="clear" w:color="auto" w:fill="auto"/>
-          </w:tcPr>
-          <w:p>
-            <w:pPr>
-              <w:spacing w:line="276" w:lineRule="auto"/>
-              <w:rPr>
-                <w:rFonts w:cs="Arial"/>
-                <w:sz w:val="20"/>
-                <w:szCs w:val="20"/>
-              </w:rPr>
-            </w:pPr>
-          </w:p>
-          <w:p>
-            <w:r/>
-          </w:p>
-          <w:p>
             <w:r>
               <w:t>Read this relevant series of essays from ex-OpenAI superalignment expert to ground our broader readings in current events and advances. Worth reading, but worth reading critically!</w:t>
             </w:r>
@@ -6735,7 +7938,7 @@
             <w:r/>
             <w:r/>
             <w:r/>
-            <w:hyperlink r:id="rId59">
+            <w:hyperlink r:id="rId77">
               <w:r>
                 <w:rPr>
                   <w:color w:val="0000EE"/>
@@ -6753,7 +7956,7 @@
             <w:r/>
             <w:r/>
             <w:r/>
-            <w:hyperlink r:id="rId59">
+            <w:hyperlink r:id="rId77">
               <w:r>
                 <w:rPr>
                   <w:color w:val="0000EE"/>
@@ -6768,7 +7971,7 @@
             <w:r/>
             <w:r/>
             <w:r/>
-            <w:hyperlink r:id="rId60">
+            <w:hyperlink r:id="rId78">
               <w:r>
                 <w:rPr>
                   <w:color w:val="0000EE"/>
@@ -6782,17 +7985,15 @@
             </w:r>
             <w:r/>
           </w:p>
-          <w:p>
-            <w:r/>
-          </w:p>
-          <w:p>
-            <w:r/>
-          </w:p>
-        </w:tc>
-        <w:tc>
-          <w:tcPr>
-            <w:tcW w:w="184" w:type="pct"/>
+        </w:tc>
+        <w:tc>
+          <w:tcPr>
+            <w:tcW w:w="179" w:type="pct"/>
             <w:shd w:val="clear" w:color="auto" w:fill="auto"/>
+            <w:tcMar>
+              <w:left w:w="85" w:type="dxa"/>
+              <w:right w:w="85" w:type="dxa"/>
+            </w:tcMar>
           </w:tcPr>
           <w:p>
             <w:pPr>
@@ -6805,7 +8006,7 @@
               </w:rPr>
             </w:pPr>
             <w:r>
-              <w:t>2.5</w:t>
+              <w:t>3</w:t>
             </w:r>
           </w:p>
         </w:tc>
@@ -6813,10 +8014,15 @@
       <w:tr>
         <w:trPr>
           <w:cantSplit/>
+          <w:trHeight w:val="1134"/>
         </w:trPr>
         <w:tc>
           <w:tcPr>
-            <w:tcW w:w="336" w:type="pct"/>
+            <w:tcW w:w="313" w:type="pct"/>
+            <w:tcMar>
+              <w:left w:w="85" w:type="dxa"/>
+              <w:right w:w="85" w:type="dxa"/>
+            </w:tcMar>
           </w:tcPr>
           <w:p>
             <w:pPr>
@@ -6840,7 +8046,11 @@
         </w:tc>
         <w:tc>
           <w:tcPr>
-            <w:tcW w:w="187" w:type="pct"/>
+            <w:tcW w:w="178" w:type="pct"/>
+            <w:tcMar>
+              <w:left w:w="85" w:type="dxa"/>
+              <w:right w:w="85" w:type="dxa"/>
+            </w:tcMar>
           </w:tcPr>
           <w:p>
             <w:pPr>
@@ -6859,7 +8069,11 @@
         </w:tc>
         <w:tc>
           <w:tcPr>
-            <w:tcW w:w="373" w:type="pct"/>
+            <w:tcW w:w="357" w:type="pct"/>
+            <w:tcMar>
+              <w:left w:w="85" w:type="dxa"/>
+              <w:right w:w="85" w:type="dxa"/>
+            </w:tcMar>
           </w:tcPr>
           <w:p>
             <w:pPr>
@@ -6867,137 +8081,173 @@
               <w:rPr>
                 <w:rFonts w:cs="Arial"/>
                 <w:b/>
+                <w:sz w:val="10"/>
+                <w:szCs w:val="10"/>
+              </w:rPr>
+            </w:pPr>
+            <w:r>
+              <w:rPr>
+                <w:rFonts w:ascii="Arial" w:hAnsi="Arial"/>
+                <w:b/>
+                <w:sz w:val="11"/>
+              </w:rPr>
+              <w:t>Elements:</w:t>
+            </w:r>
+          </w:p>
+          <w:p>
+            <w:r>
+              <w:rPr>
+                <w:rFonts w:ascii="Arial" w:hAnsi="Arial"/>
+                <w:b/>
+                <w:sz w:val="11"/>
+              </w:rPr>
+              <w:t>ICTAII501:</w:t>
+            </w:r>
+            <w:r>
+              <w:rPr>
+                <w:rFonts w:ascii="Arial" w:hAnsi="Arial"/>
+                <w:sz w:val="11"/>
+              </w:rPr>
+              <w:t xml:space="preserve"> Element 1 </w:t>
+            </w:r>
+            <w:r>
+              <w:rPr>
+                <w:rFonts w:ascii="Arial" w:hAnsi="Arial"/>
+                <w:sz w:val="11"/>
+              </w:rPr>
+              <w:t xml:space="preserve"> Element 2 </w:t>
+            </w:r>
+            <w:r>
+              <w:rPr>
+                <w:rFonts w:ascii="Arial" w:hAnsi="Arial"/>
+                <w:sz w:val="11"/>
+              </w:rPr>
+              <w:t xml:space="preserve"> Element 3 </w:t>
+            </w:r>
+            <w:r>
+              <w:rPr>
+                <w:rFonts w:ascii="Arial" w:hAnsi="Arial"/>
+                <w:sz w:val="11"/>
+              </w:rPr>
+              <w:t xml:space="preserve"> Element 4 </w:t>
+            </w:r>
+          </w:p>
+          <w:p>
+            <w:r>
+              <w:rPr>
+                <w:rFonts w:ascii="Arial" w:hAnsi="Arial"/>
+                <w:b/>
+                <w:sz w:val="11"/>
+              </w:rPr>
+              <w:t>ICTAII502:</w:t>
+            </w:r>
+            <w:r>
+              <w:rPr>
+                <w:rFonts w:ascii="Arial" w:hAnsi="Arial"/>
+                <w:sz w:val="11"/>
+              </w:rPr>
+              <w:t xml:space="preserve"> Element 1 </w:t>
+            </w:r>
+            <w:r>
+              <w:rPr>
+                <w:rFonts w:ascii="Arial" w:hAnsi="Arial"/>
+                <w:sz w:val="11"/>
+              </w:rPr>
+              <w:t xml:space="preserve"> Element 2 </w:t>
+            </w:r>
+            <w:r>
+              <w:rPr>
+                <w:rFonts w:ascii="Arial" w:hAnsi="Arial"/>
+                <w:sz w:val="11"/>
+              </w:rPr>
+              <w:t xml:space="preserve"> Element 3 </w:t>
+            </w:r>
+            <w:r>
+              <w:rPr>
+                <w:rFonts w:ascii="Arial" w:hAnsi="Arial"/>
+                <w:sz w:val="11"/>
+              </w:rPr>
+              <w:t xml:space="preserve"> Element 4 </w:t>
+            </w:r>
+            <w:r>
+              <w:rPr>
+                <w:rFonts w:ascii="Arial" w:hAnsi="Arial"/>
+                <w:sz w:val="11"/>
+              </w:rPr>
+              <w:t xml:space="preserve"> Element 5 </w:t>
+            </w:r>
+          </w:p>
+        </w:tc>
+        <w:tc>
+          <w:tcPr>
+            <w:tcW w:w="1742" w:type="pct"/>
+            <w:tcMar>
+              <w:left w:w="85" w:type="dxa"/>
+              <w:right w:w="85" w:type="dxa"/>
+            </w:tcMar>
+          </w:tcPr>
+          <w:p>
+            <w:pPr>
+              <w:pStyle w:val="Heading5"/>
+            </w:pPr>
+            <w:r>
+              <w:t>Week 15: Practical - Begin Project Assessment</w:t>
+            </w:r>
+            <w:r/>
+          </w:p>
+          <w:p>
+            <w:pPr>
+              <w:pStyle w:val="ListBullet"/>
+            </w:pPr>
+            <w:r>
+              <w:t>Starting the final project: data sourcing and initial model design.</w:t>
+            </w:r>
+            <w:r/>
+          </w:p>
+        </w:tc>
+        <w:tc>
+          <w:tcPr>
+            <w:tcW w:w="1205" w:type="pct"/>
+            <w:tcMar>
+              <w:left w:w="85" w:type="dxa"/>
+              <w:right w:w="85" w:type="dxa"/>
+            </w:tcMar>
+          </w:tcPr>
+          <w:p>
+            <w:pPr>
+              <w:ind w:left="-31"/>
+              <w:rPr>
+                <w:rFonts w:cs="Arial"/>
                 <w:sz w:val="20"/>
                 <w:szCs w:val="20"/>
               </w:rPr>
             </w:pPr>
-            <w:r>
-              <w:rPr>
-                <w:rFonts w:ascii="Arial" w:hAnsi="Arial"/>
-                <w:b/>
-                <w:sz w:val="16"/>
-              </w:rPr>
-              <w:t>Elements:</w:t>
-            </w:r>
-          </w:p>
-          <w:p>
-            <w:r>
-              <w:rPr>
-                <w:rFonts w:ascii="Arial" w:hAnsi="Arial"/>
-                <w:b/>
-                <w:sz w:val="16"/>
-              </w:rPr>
-              <w:t>ICTAII501:</w:t>
-            </w:r>
-            <w:r>
-              <w:rPr>
-                <w:rFonts w:ascii="Arial" w:hAnsi="Arial"/>
-                <w:sz w:val="16"/>
-              </w:rPr>
-              <w:t xml:space="preserve"> Element 1 </w:t>
-            </w:r>
-            <w:r>
-              <w:rPr>
-                <w:rFonts w:ascii="Arial" w:hAnsi="Arial"/>
-                <w:sz w:val="16"/>
-              </w:rPr>
-              <w:t xml:space="preserve"> Element 2 </w:t>
-            </w:r>
-          </w:p>
-          <w:p>
-            <w:r>
-              <w:rPr>
-                <w:rFonts w:ascii="Arial" w:hAnsi="Arial"/>
-                <w:b/>
-                <w:sz w:val="16"/>
-              </w:rPr>
-              <w:t>ICTAII502:</w:t>
-            </w:r>
-            <w:r>
-              <w:rPr>
-                <w:rFonts w:ascii="Arial" w:hAnsi="Arial"/>
-                <w:sz w:val="16"/>
-              </w:rPr>
-              <w:t xml:space="preserve"> Element 1 </w:t>
-            </w:r>
-          </w:p>
-        </w:tc>
-        <w:tc>
-          <w:tcPr>
-            <w:tcW w:w="1541" w:type="pct"/>
-          </w:tcPr>
-          <w:p>
-            <w:pPr>
-              <w:pStyle w:val="Heading5"/>
-            </w:pPr>
-            <w:r>
-              <w:t>Week 15: Practical - Begin Project Assessment</w:t>
-            </w:r>
-            <w:r/>
-          </w:p>
-          <w:p>
-            <w:pPr>
-              <w:pStyle w:val="ListBullet"/>
-            </w:pPr>
-            <w:r>
-              <w:t>Starting the final project: data sourcing and initial model design.</w:t>
-            </w:r>
-            <w:r/>
-          </w:p>
-        </w:tc>
-        <w:tc>
-          <w:tcPr>
-            <w:tcW w:w="886" w:type="pct"/>
-          </w:tcPr>
-          <w:p>
-            <w:pPr>
-              <w:ind w:left="-31"/>
+          </w:p>
+          <w:p>
+            <w:r/>
+          </w:p>
+        </w:tc>
+        <w:tc>
+          <w:tcPr>
+            <w:tcW w:w="1026" w:type="pct"/>
+            <w:shd w:val="clear" w:color="auto" w:fill="auto"/>
+            <w:tcMar>
+              <w:left w:w="85" w:type="dxa"/>
+              <w:right w:w="85" w:type="dxa"/>
+            </w:tcMar>
+          </w:tcPr>
+          <w:p>
+            <w:pPr>
+              <w:spacing w:line="276" w:lineRule="auto"/>
               <w:rPr>
                 <w:rFonts w:cs="Arial"/>
                 <w:sz w:val="20"/>
                 <w:szCs w:val="20"/>
               </w:rPr>
             </w:pPr>
-          </w:p>
-          <w:p>
-            <w:r/>
-          </w:p>
-          <w:p>
-            <w:r/>
-          </w:p>
-          <w:p>
-            <w:r/>
-          </w:p>
-          <w:p>
-            <w:r/>
-          </w:p>
-          <w:p>
-            <w:r/>
-          </w:p>
-          <w:p>
-            <w:r/>
-          </w:p>
-        </w:tc>
-        <w:tc>
-          <w:tcPr>
-            <w:tcW w:w="1493" w:type="pct"/>
-            <w:shd w:val="clear" w:color="auto" w:fill="auto"/>
-          </w:tcPr>
-          <w:p>
-            <w:pPr>
-              <w:spacing w:line="276" w:lineRule="auto"/>
-              <w:rPr>
-                <w:rFonts w:cs="Arial"/>
-                <w:sz w:val="20"/>
-                <w:szCs w:val="20"/>
-              </w:rPr>
-            </w:pPr>
-          </w:p>
-          <w:p>
-            <w:r/>
-            <w:r/>
-            <w:r/>
-            <w:hyperlink r:id="rId61">
+            <w:r/>
+            <w:r/>
+            <w:hyperlink r:id="rId79">
               <w:r>
                 <w:rPr>
                   <w:color w:val="0000EE"/>
@@ -7011,20 +8261,15 @@
             </w:r>
             <w:r/>
           </w:p>
-          <w:p>
-            <w:r/>
-          </w:p>
-          <w:p>
-            <w:r/>
-          </w:p>
-          <w:p>
-            <w:r/>
-          </w:p>
-        </w:tc>
-        <w:tc>
-          <w:tcPr>
-            <w:tcW w:w="184" w:type="pct"/>
+        </w:tc>
+        <w:tc>
+          <w:tcPr>
+            <w:tcW w:w="179" w:type="pct"/>
             <w:shd w:val="clear" w:color="auto" w:fill="auto"/>
+            <w:tcMar>
+              <w:left w:w="85" w:type="dxa"/>
+              <w:right w:w="85" w:type="dxa"/>
+            </w:tcMar>
           </w:tcPr>
           <w:p>
             <w:pPr>
@@ -7037,7 +8282,7 @@
               </w:rPr>
             </w:pPr>
             <w:r>
-              <w:t>2.5</w:t>
+              <w:t>3</w:t>
             </w:r>
           </w:p>
         </w:tc>
@@ -7045,10 +8290,15 @@
       <w:tr>
         <w:trPr>
           <w:cantSplit/>
+          <w:trHeight w:val="1134"/>
         </w:trPr>
         <w:tc>
           <w:tcPr>
-            <w:tcW w:w="336" w:type="pct"/>
+            <w:tcW w:w="313" w:type="pct"/>
+            <w:tcMar>
+              <w:left w:w="85" w:type="dxa"/>
+              <w:right w:w="85" w:type="dxa"/>
+            </w:tcMar>
           </w:tcPr>
           <w:p>
             <w:pPr>
@@ -7072,7 +8322,11 @@
         </w:tc>
         <w:tc>
           <w:tcPr>
-            <w:tcW w:w="187" w:type="pct"/>
+            <w:tcW w:w="178" w:type="pct"/>
+            <w:tcMar>
+              <w:left w:w="85" w:type="dxa"/>
+              <w:right w:w="85" w:type="dxa"/>
+            </w:tcMar>
           </w:tcPr>
           <w:p>
             <w:pPr>
@@ -7091,7 +8345,11 @@
         </w:tc>
         <w:tc>
           <w:tcPr>
-            <w:tcW w:w="373" w:type="pct"/>
+            <w:tcW w:w="357" w:type="pct"/>
+            <w:tcMar>
+              <w:left w:w="85" w:type="dxa"/>
+              <w:right w:w="85" w:type="dxa"/>
+            </w:tcMar>
           </w:tcPr>
           <w:p>
             <w:pPr>
@@ -7099,130 +8357,173 @@
               <w:rPr>
                 <w:rFonts w:cs="Arial"/>
                 <w:b/>
+                <w:sz w:val="10"/>
+                <w:szCs w:val="10"/>
+              </w:rPr>
+            </w:pPr>
+            <w:r>
+              <w:rPr>
+                <w:rFonts w:ascii="Arial" w:hAnsi="Arial"/>
+                <w:b/>
+                <w:sz w:val="11"/>
+              </w:rPr>
+              <w:t>Elements:</w:t>
+            </w:r>
+          </w:p>
+          <w:p>
+            <w:r>
+              <w:rPr>
+                <w:rFonts w:ascii="Arial" w:hAnsi="Arial"/>
+                <w:b/>
+                <w:sz w:val="11"/>
+              </w:rPr>
+              <w:t>ICTAII501:</w:t>
+            </w:r>
+            <w:r>
+              <w:rPr>
+                <w:rFonts w:ascii="Arial" w:hAnsi="Arial"/>
+                <w:sz w:val="11"/>
+              </w:rPr>
+              <w:t xml:space="preserve"> Element 1 </w:t>
+            </w:r>
+            <w:r>
+              <w:rPr>
+                <w:rFonts w:ascii="Arial" w:hAnsi="Arial"/>
+                <w:sz w:val="11"/>
+              </w:rPr>
+              <w:t xml:space="preserve"> Element 2 </w:t>
+            </w:r>
+            <w:r>
+              <w:rPr>
+                <w:rFonts w:ascii="Arial" w:hAnsi="Arial"/>
+                <w:sz w:val="11"/>
+              </w:rPr>
+              <w:t xml:space="preserve"> Element 3 </w:t>
+            </w:r>
+            <w:r>
+              <w:rPr>
+                <w:rFonts w:ascii="Arial" w:hAnsi="Arial"/>
+                <w:sz w:val="11"/>
+              </w:rPr>
+              <w:t xml:space="preserve"> Element 4 </w:t>
+            </w:r>
+          </w:p>
+          <w:p>
+            <w:r>
+              <w:rPr>
+                <w:rFonts w:ascii="Arial" w:hAnsi="Arial"/>
+                <w:b/>
+                <w:sz w:val="11"/>
+              </w:rPr>
+              <w:t>ICTAII502:</w:t>
+            </w:r>
+            <w:r>
+              <w:rPr>
+                <w:rFonts w:ascii="Arial" w:hAnsi="Arial"/>
+                <w:sz w:val="11"/>
+              </w:rPr>
+              <w:t xml:space="preserve"> Element 1 </w:t>
+            </w:r>
+            <w:r>
+              <w:rPr>
+                <w:rFonts w:ascii="Arial" w:hAnsi="Arial"/>
+                <w:sz w:val="11"/>
+              </w:rPr>
+              <w:t xml:space="preserve"> Element 2 </w:t>
+            </w:r>
+            <w:r>
+              <w:rPr>
+                <w:rFonts w:ascii="Arial" w:hAnsi="Arial"/>
+                <w:sz w:val="11"/>
+              </w:rPr>
+              <w:t xml:space="preserve"> Element 3 </w:t>
+            </w:r>
+            <w:r>
+              <w:rPr>
+                <w:rFonts w:ascii="Arial" w:hAnsi="Arial"/>
+                <w:sz w:val="11"/>
+              </w:rPr>
+              <w:t xml:space="preserve"> Element 4 </w:t>
+            </w:r>
+            <w:r>
+              <w:rPr>
+                <w:rFonts w:ascii="Arial" w:hAnsi="Arial"/>
+                <w:sz w:val="11"/>
+              </w:rPr>
+              <w:t xml:space="preserve"> Element 5 </w:t>
+            </w:r>
+          </w:p>
+        </w:tc>
+        <w:tc>
+          <w:tcPr>
+            <w:tcW w:w="1742" w:type="pct"/>
+            <w:tcMar>
+              <w:left w:w="85" w:type="dxa"/>
+              <w:right w:w="85" w:type="dxa"/>
+            </w:tcMar>
+          </w:tcPr>
+          <w:p>
+            <w:pPr>
+              <w:pStyle w:val="Heading5"/>
+            </w:pPr>
+            <w:r>
+              <w:t>Week 16: Practical - Continue Project Assessment</w:t>
+            </w:r>
+            <w:r/>
+          </w:p>
+          <w:p>
+            <w:pPr>
+              <w:pStyle w:val="ListBullet"/>
+            </w:pPr>
+            <w:r>
+              <w:t>Model training and testing.</w:t>
+            </w:r>
+            <w:r/>
+          </w:p>
+        </w:tc>
+        <w:tc>
+          <w:tcPr>
+            <w:tcW w:w="1205" w:type="pct"/>
+            <w:tcMar>
+              <w:left w:w="85" w:type="dxa"/>
+              <w:right w:w="85" w:type="dxa"/>
+            </w:tcMar>
+          </w:tcPr>
+          <w:p>
+            <w:pPr>
+              <w:ind w:left="-31"/>
+              <w:rPr>
+                <w:rFonts w:cs="Arial"/>
                 <w:sz w:val="20"/>
                 <w:szCs w:val="20"/>
               </w:rPr>
             </w:pPr>
-            <w:r>
-              <w:rPr>
-                <w:rFonts w:ascii="Arial" w:hAnsi="Arial"/>
-                <w:b/>
-                <w:sz w:val="16"/>
-              </w:rPr>
-              <w:t>Elements:</w:t>
-            </w:r>
-          </w:p>
-          <w:p>
-            <w:r>
-              <w:rPr>
-                <w:rFonts w:ascii="Arial" w:hAnsi="Arial"/>
-                <w:b/>
-                <w:sz w:val="16"/>
-              </w:rPr>
-              <w:t>ICTAII501:</w:t>
-            </w:r>
-            <w:r>
-              <w:rPr>
-                <w:rFonts w:ascii="Arial" w:hAnsi="Arial"/>
-                <w:sz w:val="16"/>
-              </w:rPr>
-              <w:t xml:space="preserve"> Element 3 </w:t>
-            </w:r>
-          </w:p>
-          <w:p>
-            <w:r>
-              <w:rPr>
-                <w:rFonts w:ascii="Arial" w:hAnsi="Arial"/>
-                <w:b/>
-                <w:sz w:val="16"/>
-              </w:rPr>
-              <w:t>ICTAII502:</w:t>
-            </w:r>
-            <w:r>
-              <w:rPr>
-                <w:rFonts w:ascii="Arial" w:hAnsi="Arial"/>
-                <w:sz w:val="16"/>
-              </w:rPr>
-              <w:t xml:space="preserve"> Element 2 </w:t>
-            </w:r>
-          </w:p>
-        </w:tc>
-        <w:tc>
-          <w:tcPr>
-            <w:tcW w:w="1541" w:type="pct"/>
-          </w:tcPr>
-          <w:p>
-            <w:pPr>
-              <w:pStyle w:val="Heading5"/>
-            </w:pPr>
-            <w:r>
-              <w:t>Week 16: Practical - Continue Project Assessment</w:t>
-            </w:r>
-            <w:r/>
-          </w:p>
-          <w:p>
-            <w:pPr>
-              <w:pStyle w:val="ListBullet"/>
-            </w:pPr>
-            <w:r>
-              <w:t>Model training and testing.</w:t>
-            </w:r>
-            <w:r/>
-          </w:p>
-        </w:tc>
-        <w:tc>
-          <w:tcPr>
-            <w:tcW w:w="886" w:type="pct"/>
-          </w:tcPr>
-          <w:p>
-            <w:pPr>
-              <w:ind w:left="-31"/>
+          </w:p>
+          <w:p>
+            <w:r/>
+          </w:p>
+        </w:tc>
+        <w:tc>
+          <w:tcPr>
+            <w:tcW w:w="1026" w:type="pct"/>
+            <w:shd w:val="clear" w:color="auto" w:fill="auto"/>
+            <w:tcMar>
+              <w:left w:w="85" w:type="dxa"/>
+              <w:right w:w="85" w:type="dxa"/>
+            </w:tcMar>
+          </w:tcPr>
+          <w:p>
+            <w:pPr>
+              <w:spacing w:line="276" w:lineRule="auto"/>
               <w:rPr>
                 <w:rFonts w:cs="Arial"/>
                 <w:sz w:val="20"/>
                 <w:szCs w:val="20"/>
               </w:rPr>
             </w:pPr>
-          </w:p>
-          <w:p>
-            <w:r/>
-          </w:p>
-          <w:p>
-            <w:r/>
-          </w:p>
-          <w:p>
-            <w:r/>
-          </w:p>
-          <w:p>
-            <w:r/>
-          </w:p>
-          <w:p>
-            <w:r/>
-          </w:p>
-          <w:p>
-            <w:r/>
-          </w:p>
-        </w:tc>
-        <w:tc>
-          <w:tcPr>
-            <w:tcW w:w="1493" w:type="pct"/>
-            <w:shd w:val="clear" w:color="auto" w:fill="auto"/>
-          </w:tcPr>
-          <w:p>
-            <w:pPr>
-              <w:spacing w:line="276" w:lineRule="auto"/>
-              <w:rPr>
-                <w:rFonts w:cs="Arial"/>
-                <w:sz w:val="20"/>
-                <w:szCs w:val="20"/>
-              </w:rPr>
-            </w:pPr>
-          </w:p>
-          <w:p>
-            <w:r/>
-            <w:r/>
-            <w:r/>
-            <w:hyperlink r:id="rId62">
+            <w:r/>
+            <w:r/>
+            <w:hyperlink r:id="rId80">
               <w:r>
                 <w:rPr>
                   <w:color w:val="0000EE"/>
@@ -7236,20 +8537,15 @@
             </w:r>
             <w:r/>
           </w:p>
-          <w:p>
-            <w:r/>
-          </w:p>
-          <w:p>
-            <w:r/>
-          </w:p>
-          <w:p>
-            <w:r/>
-          </w:p>
-        </w:tc>
-        <w:tc>
-          <w:tcPr>
-            <w:tcW w:w="184" w:type="pct"/>
+        </w:tc>
+        <w:tc>
+          <w:tcPr>
+            <w:tcW w:w="179" w:type="pct"/>
             <w:shd w:val="clear" w:color="auto" w:fill="auto"/>
+            <w:tcMar>
+              <w:left w:w="85" w:type="dxa"/>
+              <w:right w:w="85" w:type="dxa"/>
+            </w:tcMar>
           </w:tcPr>
           <w:p>
             <w:pPr>
@@ -7262,7 +8558,7 @@
               </w:rPr>
             </w:pPr>
             <w:r>
-              <w:t>2.5</w:t>
+              <w:t>3</w:t>
             </w:r>
           </w:p>
         </w:tc>
@@ -7270,10 +8566,15 @@
       <w:tr>
         <w:trPr>
           <w:cantSplit/>
+          <w:trHeight w:val="1134"/>
         </w:trPr>
         <w:tc>
           <w:tcPr>
-            <w:tcW w:w="336" w:type="pct"/>
+            <w:tcW w:w="313" w:type="pct"/>
+            <w:tcMar>
+              <w:left w:w="85" w:type="dxa"/>
+              <w:right w:w="85" w:type="dxa"/>
+            </w:tcMar>
           </w:tcPr>
           <w:p>
             <w:pPr>
@@ -7297,7 +8598,11 @@
         </w:tc>
         <w:tc>
           <w:tcPr>
-            <w:tcW w:w="187" w:type="pct"/>
+            <w:tcW w:w="178" w:type="pct"/>
+            <w:tcMar>
+              <w:left w:w="85" w:type="dxa"/>
+              <w:right w:w="85" w:type="dxa"/>
+            </w:tcMar>
           </w:tcPr>
           <w:p>
             <w:pPr>
@@ -7316,7 +8621,11 @@
         </w:tc>
         <w:tc>
           <w:tcPr>
-            <w:tcW w:w="373" w:type="pct"/>
+            <w:tcW w:w="357" w:type="pct"/>
+            <w:tcMar>
+              <w:left w:w="85" w:type="dxa"/>
+              <w:right w:w="85" w:type="dxa"/>
+            </w:tcMar>
           </w:tcPr>
           <w:p>
             <w:pPr>
@@ -7324,137 +8633,173 @@
               <w:rPr>
                 <w:rFonts w:cs="Arial"/>
                 <w:b/>
+                <w:sz w:val="10"/>
+                <w:szCs w:val="10"/>
+              </w:rPr>
+            </w:pPr>
+            <w:r>
+              <w:rPr>
+                <w:rFonts w:ascii="Arial" w:hAnsi="Arial"/>
+                <w:b/>
+                <w:sz w:val="11"/>
+              </w:rPr>
+              <w:t>Elements:</w:t>
+            </w:r>
+          </w:p>
+          <w:p>
+            <w:r>
+              <w:rPr>
+                <w:rFonts w:ascii="Arial" w:hAnsi="Arial"/>
+                <w:b/>
+                <w:sz w:val="11"/>
+              </w:rPr>
+              <w:t>ICTAII501:</w:t>
+            </w:r>
+            <w:r>
+              <w:rPr>
+                <w:rFonts w:ascii="Arial" w:hAnsi="Arial"/>
+                <w:sz w:val="11"/>
+              </w:rPr>
+              <w:t xml:space="preserve"> Element 1 </w:t>
+            </w:r>
+            <w:r>
+              <w:rPr>
+                <w:rFonts w:ascii="Arial" w:hAnsi="Arial"/>
+                <w:sz w:val="11"/>
+              </w:rPr>
+              <w:t xml:space="preserve"> Element 2 </w:t>
+            </w:r>
+            <w:r>
+              <w:rPr>
+                <w:rFonts w:ascii="Arial" w:hAnsi="Arial"/>
+                <w:sz w:val="11"/>
+              </w:rPr>
+              <w:t xml:space="preserve"> Element 3 </w:t>
+            </w:r>
+            <w:r>
+              <w:rPr>
+                <w:rFonts w:ascii="Arial" w:hAnsi="Arial"/>
+                <w:sz w:val="11"/>
+              </w:rPr>
+              <w:t xml:space="preserve"> Element 4 </w:t>
+            </w:r>
+          </w:p>
+          <w:p>
+            <w:r>
+              <w:rPr>
+                <w:rFonts w:ascii="Arial" w:hAnsi="Arial"/>
+                <w:b/>
+                <w:sz w:val="11"/>
+              </w:rPr>
+              <w:t>ICTAII502:</w:t>
+            </w:r>
+            <w:r>
+              <w:rPr>
+                <w:rFonts w:ascii="Arial" w:hAnsi="Arial"/>
+                <w:sz w:val="11"/>
+              </w:rPr>
+              <w:t xml:space="preserve"> Element 1 </w:t>
+            </w:r>
+            <w:r>
+              <w:rPr>
+                <w:rFonts w:ascii="Arial" w:hAnsi="Arial"/>
+                <w:sz w:val="11"/>
+              </w:rPr>
+              <w:t xml:space="preserve"> Element 2 </w:t>
+            </w:r>
+            <w:r>
+              <w:rPr>
+                <w:rFonts w:ascii="Arial" w:hAnsi="Arial"/>
+                <w:sz w:val="11"/>
+              </w:rPr>
+              <w:t xml:space="preserve"> Element 3 </w:t>
+            </w:r>
+            <w:r>
+              <w:rPr>
+                <w:rFonts w:ascii="Arial" w:hAnsi="Arial"/>
+                <w:sz w:val="11"/>
+              </w:rPr>
+              <w:t xml:space="preserve"> Element 4 </w:t>
+            </w:r>
+            <w:r>
+              <w:rPr>
+                <w:rFonts w:ascii="Arial" w:hAnsi="Arial"/>
+                <w:sz w:val="11"/>
+              </w:rPr>
+              <w:t xml:space="preserve"> Element 5 </w:t>
+            </w:r>
+          </w:p>
+        </w:tc>
+        <w:tc>
+          <w:tcPr>
+            <w:tcW w:w="1742" w:type="pct"/>
+            <w:tcMar>
+              <w:left w:w="85" w:type="dxa"/>
+              <w:right w:w="85" w:type="dxa"/>
+            </w:tcMar>
+          </w:tcPr>
+          <w:p>
+            <w:pPr>
+              <w:pStyle w:val="Heading5"/>
+            </w:pPr>
+            <w:r>
+              <w:t>Week 17: Practical - Continue Project Assessment</w:t>
+            </w:r>
+            <w:r/>
+          </w:p>
+          <w:p>
+            <w:pPr>
+              <w:pStyle w:val="ListBullet"/>
+            </w:pPr>
+            <w:r>
+              <w:t>Model evaluation and tuning.</w:t>
+            </w:r>
+            <w:r/>
+          </w:p>
+        </w:tc>
+        <w:tc>
+          <w:tcPr>
+            <w:tcW w:w="1205" w:type="pct"/>
+            <w:tcMar>
+              <w:left w:w="85" w:type="dxa"/>
+              <w:right w:w="85" w:type="dxa"/>
+            </w:tcMar>
+          </w:tcPr>
+          <w:p>
+            <w:pPr>
+              <w:ind w:left="-31"/>
+              <w:rPr>
+                <w:rFonts w:cs="Arial"/>
                 <w:sz w:val="20"/>
                 <w:szCs w:val="20"/>
               </w:rPr>
             </w:pPr>
-            <w:r>
-              <w:rPr>
-                <w:rFonts w:ascii="Arial" w:hAnsi="Arial"/>
-                <w:b/>
-                <w:sz w:val="16"/>
-              </w:rPr>
-              <w:t>Elements:</w:t>
-            </w:r>
-          </w:p>
-          <w:p>
-            <w:r>
-              <w:rPr>
-                <w:rFonts w:ascii="Arial" w:hAnsi="Arial"/>
-                <w:b/>
-                <w:sz w:val="16"/>
-              </w:rPr>
-              <w:t>ICTAII501:</w:t>
-            </w:r>
-            <w:r>
-              <w:rPr>
-                <w:rFonts w:ascii="Arial" w:hAnsi="Arial"/>
-                <w:sz w:val="16"/>
-              </w:rPr>
-              <w:t xml:space="preserve"> Element 4 </w:t>
-            </w:r>
-          </w:p>
-          <w:p>
-            <w:r>
-              <w:rPr>
-                <w:rFonts w:ascii="Arial" w:hAnsi="Arial"/>
-                <w:b/>
-                <w:sz w:val="16"/>
-              </w:rPr>
-              <w:t>ICTAII502:</w:t>
-            </w:r>
-            <w:r>
-              <w:rPr>
-                <w:rFonts w:ascii="Arial" w:hAnsi="Arial"/>
-                <w:sz w:val="16"/>
-              </w:rPr>
-              <w:t xml:space="preserve"> Element 3 </w:t>
-            </w:r>
-            <w:r>
-              <w:rPr>
-                <w:rFonts w:ascii="Arial" w:hAnsi="Arial"/>
-                <w:sz w:val="16"/>
-              </w:rPr>
-              <w:t xml:space="preserve"> Element 4 </w:t>
-            </w:r>
-          </w:p>
-        </w:tc>
-        <w:tc>
-          <w:tcPr>
-            <w:tcW w:w="1541" w:type="pct"/>
-          </w:tcPr>
-          <w:p>
-            <w:pPr>
-              <w:pStyle w:val="Heading5"/>
-            </w:pPr>
-            <w:r>
-              <w:t>Week 17: Practical - Continue Project Assessment</w:t>
-            </w:r>
-            <w:r/>
-          </w:p>
-          <w:p>
-            <w:pPr>
-              <w:pStyle w:val="ListBullet"/>
-            </w:pPr>
-            <w:r>
-              <w:t>Model evaluation and tuning.</w:t>
-            </w:r>
-            <w:r/>
-          </w:p>
-        </w:tc>
-        <w:tc>
-          <w:tcPr>
-            <w:tcW w:w="886" w:type="pct"/>
-          </w:tcPr>
-          <w:p>
-            <w:pPr>
-              <w:ind w:left="-31"/>
+          </w:p>
+          <w:p>
+            <w:r/>
+          </w:p>
+        </w:tc>
+        <w:tc>
+          <w:tcPr>
+            <w:tcW w:w="1026" w:type="pct"/>
+            <w:shd w:val="clear" w:color="auto" w:fill="auto"/>
+            <w:tcMar>
+              <w:left w:w="85" w:type="dxa"/>
+              <w:right w:w="85" w:type="dxa"/>
+            </w:tcMar>
+          </w:tcPr>
+          <w:p>
+            <w:pPr>
+              <w:spacing w:line="276" w:lineRule="auto"/>
               <w:rPr>
                 <w:rFonts w:cs="Arial"/>
                 <w:sz w:val="20"/>
                 <w:szCs w:val="20"/>
               </w:rPr>
             </w:pPr>
-          </w:p>
-          <w:p>
-            <w:r/>
-          </w:p>
-          <w:p>
-            <w:r/>
-          </w:p>
-          <w:p>
-            <w:r/>
-          </w:p>
-          <w:p>
-            <w:r/>
-          </w:p>
-          <w:p>
-            <w:r/>
-          </w:p>
-          <w:p>
-            <w:r/>
-          </w:p>
-        </w:tc>
-        <w:tc>
-          <w:tcPr>
-            <w:tcW w:w="1493" w:type="pct"/>
-            <w:shd w:val="clear" w:color="auto" w:fill="auto"/>
-          </w:tcPr>
-          <w:p>
-            <w:pPr>
-              <w:spacing w:line="276" w:lineRule="auto"/>
-              <w:rPr>
-                <w:rFonts w:cs="Arial"/>
-                <w:sz w:val="20"/>
-                <w:szCs w:val="20"/>
-              </w:rPr>
-            </w:pPr>
-          </w:p>
-          <w:p>
-            <w:r/>
-            <w:r/>
-            <w:r/>
-            <w:hyperlink r:id="rId63">
+            <w:r/>
+            <w:r/>
+            <w:hyperlink r:id="rId81">
               <w:r>
                 <w:rPr>
                   <w:color w:val="0000EE"/>
@@ -7468,20 +8813,15 @@
             </w:r>
             <w:r/>
           </w:p>
-          <w:p>
-            <w:r/>
-          </w:p>
-          <w:p>
-            <w:r/>
-          </w:p>
-          <w:p>
-            <w:r/>
-          </w:p>
-        </w:tc>
-        <w:tc>
-          <w:tcPr>
-            <w:tcW w:w="184" w:type="pct"/>
+        </w:tc>
+        <w:tc>
+          <w:tcPr>
+            <w:tcW w:w="179" w:type="pct"/>
             <w:shd w:val="clear" w:color="auto" w:fill="auto"/>
+            <w:tcMar>
+              <w:left w:w="85" w:type="dxa"/>
+              <w:right w:w="85" w:type="dxa"/>
+            </w:tcMar>
           </w:tcPr>
           <w:p>
             <w:pPr>
@@ -7494,7 +8834,7 @@
               </w:rPr>
             </w:pPr>
             <w:r>
-              <w:t>2.5</w:t>
+              <w:t>3</w:t>
             </w:r>
           </w:p>
         </w:tc>
@@ -7502,10 +8842,15 @@
       <w:tr>
         <w:trPr>
           <w:cantSplit/>
+          <w:trHeight w:val="1134"/>
         </w:trPr>
         <w:tc>
           <w:tcPr>
-            <w:tcW w:w="336" w:type="pct"/>
+            <w:tcW w:w="313" w:type="pct"/>
+            <w:tcMar>
+              <w:left w:w="85" w:type="dxa"/>
+              <w:right w:w="85" w:type="dxa"/>
+            </w:tcMar>
           </w:tcPr>
           <w:p>
             <w:pPr>
@@ -7529,7 +8874,11 @@
         </w:tc>
         <w:tc>
           <w:tcPr>
-            <w:tcW w:w="187" w:type="pct"/>
+            <w:tcW w:w="178" w:type="pct"/>
+            <w:tcMar>
+              <w:left w:w="85" w:type="dxa"/>
+              <w:right w:w="85" w:type="dxa"/>
+            </w:tcMar>
           </w:tcPr>
           <w:p>
             <w:pPr>
@@ -7548,7 +8897,11 @@
         </w:tc>
         <w:tc>
           <w:tcPr>
-            <w:tcW w:w="373" w:type="pct"/>
+            <w:tcW w:w="357" w:type="pct"/>
+            <w:tcMar>
+              <w:left w:w="85" w:type="dxa"/>
+              <w:right w:w="85" w:type="dxa"/>
+            </w:tcMar>
           </w:tcPr>
           <w:p>
             <w:pPr>
@@ -7556,113 +8909,173 @@
               <w:rPr>
                 <w:rFonts w:cs="Arial"/>
                 <w:b/>
+                <w:sz w:val="10"/>
+                <w:szCs w:val="10"/>
+              </w:rPr>
+            </w:pPr>
+            <w:r>
+              <w:rPr>
+                <w:rFonts w:ascii="Arial" w:hAnsi="Arial"/>
+                <w:b/>
+                <w:sz w:val="11"/>
+              </w:rPr>
+              <w:t>Elements:</w:t>
+            </w:r>
+          </w:p>
+          <w:p>
+            <w:r>
+              <w:rPr>
+                <w:rFonts w:ascii="Arial" w:hAnsi="Arial"/>
+                <w:b/>
+                <w:sz w:val="11"/>
+              </w:rPr>
+              <w:t>ICTAII501:</w:t>
+            </w:r>
+            <w:r>
+              <w:rPr>
+                <w:rFonts w:ascii="Arial" w:hAnsi="Arial"/>
+                <w:sz w:val="11"/>
+              </w:rPr>
+              <w:t xml:space="preserve"> Element 1 </w:t>
+            </w:r>
+            <w:r>
+              <w:rPr>
+                <w:rFonts w:ascii="Arial" w:hAnsi="Arial"/>
+                <w:sz w:val="11"/>
+              </w:rPr>
+              <w:t xml:space="preserve"> Element 2 </w:t>
+            </w:r>
+            <w:r>
+              <w:rPr>
+                <w:rFonts w:ascii="Arial" w:hAnsi="Arial"/>
+                <w:sz w:val="11"/>
+              </w:rPr>
+              <w:t xml:space="preserve"> Element 3 </w:t>
+            </w:r>
+            <w:r>
+              <w:rPr>
+                <w:rFonts w:ascii="Arial" w:hAnsi="Arial"/>
+                <w:sz w:val="11"/>
+              </w:rPr>
+              <w:t xml:space="preserve"> Element 4 </w:t>
+            </w:r>
+          </w:p>
+          <w:p>
+            <w:r>
+              <w:rPr>
+                <w:rFonts w:ascii="Arial" w:hAnsi="Arial"/>
+                <w:b/>
+                <w:sz w:val="11"/>
+              </w:rPr>
+              <w:t>ICTAII502:</w:t>
+            </w:r>
+            <w:r>
+              <w:rPr>
+                <w:rFonts w:ascii="Arial" w:hAnsi="Arial"/>
+                <w:sz w:val="11"/>
+              </w:rPr>
+              <w:t xml:space="preserve"> Element 1 </w:t>
+            </w:r>
+            <w:r>
+              <w:rPr>
+                <w:rFonts w:ascii="Arial" w:hAnsi="Arial"/>
+                <w:sz w:val="11"/>
+              </w:rPr>
+              <w:t xml:space="preserve"> Element 2 </w:t>
+            </w:r>
+            <w:r>
+              <w:rPr>
+                <w:rFonts w:ascii="Arial" w:hAnsi="Arial"/>
+                <w:sz w:val="11"/>
+              </w:rPr>
+              <w:t xml:space="preserve"> Element 3 </w:t>
+            </w:r>
+            <w:r>
+              <w:rPr>
+                <w:rFonts w:ascii="Arial" w:hAnsi="Arial"/>
+                <w:sz w:val="11"/>
+              </w:rPr>
+              <w:t xml:space="preserve"> Element 4 </w:t>
+            </w:r>
+            <w:r>
+              <w:rPr>
+                <w:rFonts w:ascii="Arial" w:hAnsi="Arial"/>
+                <w:sz w:val="11"/>
+              </w:rPr>
+              <w:t xml:space="preserve"> Element 5 </w:t>
+            </w:r>
+          </w:p>
+        </w:tc>
+        <w:tc>
+          <w:tcPr>
+            <w:tcW w:w="1742" w:type="pct"/>
+            <w:tcMar>
+              <w:left w:w="85" w:type="dxa"/>
+              <w:right w:w="85" w:type="dxa"/>
+            </w:tcMar>
+          </w:tcPr>
+          <w:p>
+            <w:pPr>
+              <w:pStyle w:val="Heading5"/>
+            </w:pPr>
+            <w:r>
+              <w:t>Week 18: Practical - Finalize Project Assessment</w:t>
+            </w:r>
+            <w:r/>
+          </w:p>
+          <w:p>
+            <w:pPr>
+              <w:pStyle w:val="ListBullet"/>
+            </w:pPr>
+            <w:r>
+              <w:t>Final adjustments to the model and prepare a white paper</w:t>
+            </w:r>
+            <w:r/>
+          </w:p>
+        </w:tc>
+        <w:tc>
+          <w:tcPr>
+            <w:tcW w:w="1205" w:type="pct"/>
+            <w:tcMar>
+              <w:left w:w="85" w:type="dxa"/>
+              <w:right w:w="85" w:type="dxa"/>
+            </w:tcMar>
+          </w:tcPr>
+          <w:p>
+            <w:pPr>
+              <w:ind w:left="-31"/>
+              <w:rPr>
+                <w:rFonts w:cs="Arial"/>
                 <w:sz w:val="20"/>
                 <w:szCs w:val="20"/>
               </w:rPr>
             </w:pPr>
-            <w:r>
-              <w:rPr>
-                <w:rFonts w:ascii="Arial" w:hAnsi="Arial"/>
-                <w:b/>
-                <w:sz w:val="16"/>
-              </w:rPr>
-              <w:t>Elements:</w:t>
-            </w:r>
-          </w:p>
-          <w:p>
-            <w:r>
-              <w:rPr>
-                <w:rFonts w:ascii="Arial" w:hAnsi="Arial"/>
-                <w:b/>
-                <w:sz w:val="16"/>
-              </w:rPr>
-              <w:t>ICTAII502:</w:t>
-            </w:r>
-            <w:r>
-              <w:rPr>
-                <w:rFonts w:ascii="Arial" w:hAnsi="Arial"/>
-                <w:sz w:val="16"/>
-              </w:rPr>
-              <w:t xml:space="preserve"> Element 5 </w:t>
-            </w:r>
-          </w:p>
-        </w:tc>
-        <w:tc>
-          <w:tcPr>
-            <w:tcW w:w="1541" w:type="pct"/>
-          </w:tcPr>
-          <w:p>
-            <w:pPr>
-              <w:pStyle w:val="Heading5"/>
-            </w:pPr>
-            <w:r>
-              <w:t>Week 18: Practical - Finalize Project Assessment</w:t>
-            </w:r>
-            <w:r/>
-          </w:p>
-          <w:p>
-            <w:pPr>
-              <w:pStyle w:val="ListBullet"/>
-            </w:pPr>
-            <w:r>
-              <w:t>Final adjustments to the model and prepare a white paper</w:t>
-            </w:r>
-            <w:r/>
-          </w:p>
-        </w:tc>
-        <w:tc>
-          <w:tcPr>
-            <w:tcW w:w="886" w:type="pct"/>
-          </w:tcPr>
-          <w:p>
-            <w:pPr>
-              <w:ind w:left="-31"/>
+          </w:p>
+          <w:p>
+            <w:r/>
+          </w:p>
+        </w:tc>
+        <w:tc>
+          <w:tcPr>
+            <w:tcW w:w="1026" w:type="pct"/>
+            <w:shd w:val="clear" w:color="auto" w:fill="auto"/>
+            <w:tcMar>
+              <w:left w:w="85" w:type="dxa"/>
+              <w:right w:w="85" w:type="dxa"/>
+            </w:tcMar>
+          </w:tcPr>
+          <w:p>
+            <w:pPr>
+              <w:spacing w:line="276" w:lineRule="auto"/>
               <w:rPr>
                 <w:rFonts w:cs="Arial"/>
                 <w:sz w:val="20"/>
                 <w:szCs w:val="20"/>
               </w:rPr>
             </w:pPr>
-          </w:p>
-          <w:p>
-            <w:r/>
-          </w:p>
-          <w:p>
-            <w:r/>
-          </w:p>
-          <w:p>
-            <w:r/>
-          </w:p>
-          <w:p>
-            <w:r/>
-          </w:p>
-          <w:p>
-            <w:r/>
-          </w:p>
-          <w:p>
-            <w:r/>
-          </w:p>
-        </w:tc>
-        <w:tc>
-          <w:tcPr>
-            <w:tcW w:w="1493" w:type="pct"/>
-            <w:shd w:val="clear" w:color="auto" w:fill="auto"/>
-          </w:tcPr>
-          <w:p>
-            <w:pPr>
-              <w:spacing w:line="276" w:lineRule="auto"/>
-              <w:rPr>
-                <w:rFonts w:cs="Arial"/>
-                <w:sz w:val="20"/>
-                <w:szCs w:val="20"/>
-              </w:rPr>
-            </w:pPr>
-          </w:p>
-          <w:p>
-            <w:r/>
-            <w:r/>
-            <w:r/>
-            <w:hyperlink r:id="rId64">
+            <w:r/>
+            <w:r/>
+            <w:hyperlink r:id="rId82">
               <w:r>
                 <w:rPr>
                   <w:color w:val="0000EE"/>
@@ -7676,20 +9089,15 @@
             </w:r>
             <w:r/>
           </w:p>
-          <w:p>
-            <w:r/>
-          </w:p>
-          <w:p>
-            <w:r/>
-          </w:p>
-          <w:p>
-            <w:r/>
-          </w:p>
-        </w:tc>
-        <w:tc>
-          <w:tcPr>
-            <w:tcW w:w="184" w:type="pct"/>
+        </w:tc>
+        <w:tc>
+          <w:tcPr>
+            <w:tcW w:w="179" w:type="pct"/>
             <w:shd w:val="clear" w:color="auto" w:fill="auto"/>
+            <w:tcMar>
+              <w:left w:w="85" w:type="dxa"/>
+              <w:right w:w="85" w:type="dxa"/>
+            </w:tcMar>
           </w:tcPr>
           <w:p>
             <w:pPr>
@@ -7702,7 +9110,7 @@
               </w:rPr>
             </w:pPr>
             <w:r>
-              <w:t>2.5</w:t>
+              <w:t>3</w:t>
             </w:r>
           </w:p>
         </w:tc>
@@ -7710,10 +9118,15 @@
       <w:tr>
         <w:trPr>
           <w:cantSplit/>
+          <w:trHeight w:val="1134"/>
         </w:trPr>
         <w:tc>
           <w:tcPr>
-            <w:tcW w:w="336" w:type="pct"/>
+            <w:tcW w:w="313" w:type="pct"/>
+            <w:tcMar>
+              <w:left w:w="85" w:type="dxa"/>
+              <w:right w:w="85" w:type="dxa"/>
+            </w:tcMar>
           </w:tcPr>
           <w:p>
             <w:pPr>
@@ -7731,13 +9144,18 @@
                 <w:sz w:val="20"/>
                 <w:szCs w:val="20"/>
               </w:rPr>
+              <w:lastRenderedPageBreak/>
               <w:t>19</w:t>
             </w:r>
           </w:p>
         </w:tc>
         <w:tc>
           <w:tcPr>
-            <w:tcW w:w="187" w:type="pct"/>
+            <w:tcW w:w="178" w:type="pct"/>
+            <w:tcMar>
+              <w:left w:w="85" w:type="dxa"/>
+              <w:right w:w="85" w:type="dxa"/>
+            </w:tcMar>
           </w:tcPr>
           <w:p>
             <w:pPr>
@@ -7756,7 +9174,11 @@
         </w:tc>
         <w:tc>
           <w:tcPr>
-            <w:tcW w:w="373" w:type="pct"/>
+            <w:tcW w:w="357" w:type="pct"/>
+            <w:tcMar>
+              <w:left w:w="85" w:type="dxa"/>
+              <w:right w:w="85" w:type="dxa"/>
+            </w:tcMar>
           </w:tcPr>
           <w:p>
             <w:pPr>
@@ -7764,81 +9186,75 @@
               <w:rPr>
                 <w:rFonts w:cs="Arial"/>
                 <w:b/>
+                <w:sz w:val="10"/>
+                <w:szCs w:val="10"/>
+              </w:rPr>
+            </w:pPr>
+          </w:p>
+        </w:tc>
+        <w:tc>
+          <w:tcPr>
+            <w:tcW w:w="1742" w:type="pct"/>
+            <w:tcMar>
+              <w:left w:w="85" w:type="dxa"/>
+              <w:right w:w="85" w:type="dxa"/>
+            </w:tcMar>
+          </w:tcPr>
+          <w:p>
+            <w:pPr>
+              <w:pStyle w:val="Heading5"/>
+            </w:pPr>
+            <w:r>
+              <w:t>Week 19: Non Contact Assessment Feedback Week</w:t>
+            </w:r>
+          </w:p>
+          <w:p>
+            <w:r/>
+          </w:p>
+        </w:tc>
+        <w:tc>
+          <w:tcPr>
+            <w:tcW w:w="1205" w:type="pct"/>
+            <w:tcMar>
+              <w:left w:w="85" w:type="dxa"/>
+              <w:right w:w="85" w:type="dxa"/>
+            </w:tcMar>
+          </w:tcPr>
+          <w:p>
+            <w:pPr>
+              <w:ind w:left="-31"/>
+              <w:rPr>
+                <w:rFonts w:cs="Arial"/>
                 <w:sz w:val="20"/>
                 <w:szCs w:val="20"/>
               </w:rPr>
             </w:pPr>
           </w:p>
-        </w:tc>
-        <w:tc>
-          <w:tcPr>
-            <w:tcW w:w="1541" w:type="pct"/>
-          </w:tcPr>
-          <w:p>
-            <w:pPr>
-              <w:pStyle w:val="Heading5"/>
-            </w:pPr>
-            <w:r>
-              <w:t>Week 19: Non Contact Assessment Feedback Week</w:t>
-            </w:r>
-          </w:p>
-          <w:p>
-            <w:r/>
-          </w:p>
-        </w:tc>
-        <w:tc>
-          <w:tcPr>
-            <w:tcW w:w="886" w:type="pct"/>
-          </w:tcPr>
-          <w:p>
-            <w:pPr>
-              <w:ind w:left="-31"/>
+          <w:p>
+            <w:r/>
+          </w:p>
+        </w:tc>
+        <w:tc>
+          <w:tcPr>
+            <w:tcW w:w="1026" w:type="pct"/>
+            <w:shd w:val="clear" w:color="auto" w:fill="auto"/>
+            <w:tcMar>
+              <w:left w:w="85" w:type="dxa"/>
+              <w:right w:w="85" w:type="dxa"/>
+            </w:tcMar>
+          </w:tcPr>
+          <w:p>
+            <w:pPr>
+              <w:spacing w:line="276" w:lineRule="auto"/>
               <w:rPr>
                 <w:rFonts w:cs="Arial"/>
                 <w:sz w:val="20"/>
                 <w:szCs w:val="20"/>
               </w:rPr>
             </w:pPr>
-          </w:p>
-          <w:p>
-            <w:r/>
-          </w:p>
-          <w:p>
-            <w:r/>
-          </w:p>
-          <w:p>
-            <w:r/>
-          </w:p>
-          <w:p>
-            <w:r/>
-          </w:p>
-          <w:p>
-            <w:r/>
-          </w:p>
-          <w:p>
-            <w:r/>
-          </w:p>
-        </w:tc>
-        <w:tc>
-          <w:tcPr>
-            <w:tcW w:w="1493" w:type="pct"/>
-            <w:shd w:val="clear" w:color="auto" w:fill="auto"/>
-          </w:tcPr>
-          <w:p>
-            <w:pPr>
-              <w:spacing w:line="276" w:lineRule="auto"/>
-              <w:rPr>
-                <w:rFonts w:cs="Arial"/>
-                <w:sz w:val="20"/>
-                <w:szCs w:val="20"/>
-              </w:rPr>
-            </w:pPr>
-          </w:p>
-          <w:p>
-            <w:r/>
-            <w:r/>
-            <w:r/>
-            <w:hyperlink r:id="rId65">
+            <w:r/>
+            <w:r/>
+            <w:hyperlink r:id="rId83">
               <w:r>
                 <w:rPr>
                   <w:color w:val="0000EE"/>
@@ -7852,20 +9268,15 @@
             </w:r>
             <w:r/>
           </w:p>
-          <w:p>
-            <w:r/>
-          </w:p>
-          <w:p>
-            <w:r/>
-          </w:p>
-          <w:p>
-            <w:r/>
-          </w:p>
-        </w:tc>
-        <w:tc>
-          <w:tcPr>
-            <w:tcW w:w="184" w:type="pct"/>
+        </w:tc>
+        <w:tc>
+          <w:tcPr>
+            <w:tcW w:w="179" w:type="pct"/>
             <w:shd w:val="clear" w:color="auto" w:fill="auto"/>
+            <w:tcMar>
+              <w:left w:w="85" w:type="dxa"/>
+              <w:right w:w="85" w:type="dxa"/>
+            </w:tcMar>
           </w:tcPr>
           <w:p>
             <w:pPr>
@@ -7878,7 +9289,7 @@
               </w:rPr>
             </w:pPr>
             <w:r>
-              <w:t>2.5</w:t>
+              <w:t>3</w:t>
             </w:r>
           </w:p>
         </w:tc>
@@ -7886,10 +9297,15 @@
       <w:tr>
         <w:trPr>
           <w:cantSplit/>
+          <w:trHeight w:val="1134"/>
         </w:trPr>
         <w:tc>
           <w:tcPr>
-            <w:tcW w:w="336" w:type="pct"/>
+            <w:tcW w:w="313" w:type="pct"/>
+            <w:tcMar>
+              <w:left w:w="85" w:type="dxa"/>
+              <w:right w:w="85" w:type="dxa"/>
+            </w:tcMar>
           </w:tcPr>
           <w:p>
             <w:pPr>
@@ -7913,7 +9329,11 @@
         </w:tc>
         <w:tc>
           <w:tcPr>
-            <w:tcW w:w="187" w:type="pct"/>
+            <w:tcW w:w="178" w:type="pct"/>
+            <w:tcMar>
+              <w:left w:w="85" w:type="dxa"/>
+              <w:right w:w="85" w:type="dxa"/>
+            </w:tcMar>
           </w:tcPr>
           <w:p>
             <w:pPr>
@@ -7932,7 +9352,11 @@
         </w:tc>
         <w:tc>
           <w:tcPr>
-            <w:tcW w:w="373" w:type="pct"/>
+            <w:tcW w:w="357" w:type="pct"/>
+            <w:tcMar>
+              <w:left w:w="85" w:type="dxa"/>
+              <w:right w:w="85" w:type="dxa"/>
+            </w:tcMar>
           </w:tcPr>
           <w:p>
             <w:pPr>
@@ -7940,69 +9364,75 @@
               <w:rPr>
                 <w:rFonts w:cs="Arial"/>
                 <w:b/>
+                <w:sz w:val="10"/>
+                <w:szCs w:val="10"/>
+              </w:rPr>
+            </w:pPr>
+          </w:p>
+        </w:tc>
+        <w:tc>
+          <w:tcPr>
+            <w:tcW w:w="1742" w:type="pct"/>
+            <w:tcMar>
+              <w:left w:w="85" w:type="dxa"/>
+              <w:right w:w="85" w:type="dxa"/>
+            </w:tcMar>
+          </w:tcPr>
+          <w:p>
+            <w:pPr>
+              <w:pStyle w:val="Heading5"/>
+            </w:pPr>
+            <w:r>
+              <w:t>Week 20: Resubmission Period</w:t>
+            </w:r>
+          </w:p>
+          <w:p>
+            <w:r/>
+          </w:p>
+        </w:tc>
+        <w:tc>
+          <w:tcPr>
+            <w:tcW w:w="1205" w:type="pct"/>
+            <w:tcMar>
+              <w:left w:w="85" w:type="dxa"/>
+              <w:right w:w="85" w:type="dxa"/>
+            </w:tcMar>
+          </w:tcPr>
+          <w:p>
+            <w:pPr>
+              <w:ind w:left="-31"/>
+              <w:rPr>
+                <w:rFonts w:cs="Arial"/>
                 <w:sz w:val="20"/>
                 <w:szCs w:val="20"/>
               </w:rPr>
             </w:pPr>
           </w:p>
-        </w:tc>
-        <w:tc>
-          <w:tcPr>
-            <w:tcW w:w="1541" w:type="pct"/>
-          </w:tcPr>
-          <w:p>
-            <w:pPr>
-              <w:pStyle w:val="Heading5"/>
-            </w:pPr>
-            <w:r>
-              <w:t>Week 20: Resubmission Period</w:t>
-            </w:r>
-          </w:p>
-          <w:p>
-            <w:r/>
-          </w:p>
-        </w:tc>
-        <w:tc>
-          <w:tcPr>
-            <w:tcW w:w="886" w:type="pct"/>
-          </w:tcPr>
-          <w:p>
-            <w:pPr>
-              <w:ind w:left="-31"/>
+          <w:p>
+            <w:r/>
+          </w:p>
+        </w:tc>
+        <w:tc>
+          <w:tcPr>
+            <w:tcW w:w="1026" w:type="pct"/>
+            <w:shd w:val="clear" w:color="auto" w:fill="auto"/>
+            <w:tcMar>
+              <w:left w:w="85" w:type="dxa"/>
+              <w:right w:w="85" w:type="dxa"/>
+            </w:tcMar>
+          </w:tcPr>
+          <w:p>
+            <w:pPr>
+              <w:spacing w:line="276" w:lineRule="auto"/>
               <w:rPr>
                 <w:rFonts w:cs="Arial"/>
                 <w:sz w:val="20"/>
                 <w:szCs w:val="20"/>
               </w:rPr>
             </w:pPr>
-          </w:p>
-          <w:p>
-            <w:r/>
-          </w:p>
-          <w:p>
-            <w:r/>
-          </w:p>
-        </w:tc>
-        <w:tc>
-          <w:tcPr>
-            <w:tcW w:w="1493" w:type="pct"/>
-            <w:shd w:val="clear" w:color="auto" w:fill="auto"/>
-          </w:tcPr>
-          <w:p>
-            <w:pPr>
-              <w:spacing w:line="276" w:lineRule="auto"/>
-              <w:rPr>
-                <w:rFonts w:cs="Arial"/>
-                <w:sz w:val="20"/>
-                <w:szCs w:val="20"/>
-              </w:rPr>
-            </w:pPr>
-          </w:p>
-          <w:p>
-            <w:r/>
-            <w:r/>
-            <w:r/>
-            <w:hyperlink r:id="rId66">
+            <w:r/>
+            <w:r/>
+            <w:hyperlink r:id="rId84">
               <w:r>
                 <w:rPr>
                   <w:color w:val="0000EE"/>
@@ -8017,7 +9447,7 @@
             <w:r/>
             <w:r/>
             <w:r/>
-            <w:hyperlink r:id="rId67">
+            <w:hyperlink r:id="rId85">
               <w:r>
                 <w:rPr>
                   <w:color w:val="0000EE"/>
@@ -8031,14 +9461,15 @@
             </w:r>
             <w:r/>
           </w:p>
-          <w:p>
-            <w:r/>
-          </w:p>
-        </w:tc>
-        <w:tc>
-          <w:tcPr>
-            <w:tcW w:w="184" w:type="pct"/>
+        </w:tc>
+        <w:tc>
+          <w:tcPr>
+            <w:tcW w:w="179" w:type="pct"/>
             <w:shd w:val="clear" w:color="auto" w:fill="auto"/>
+            <w:tcMar>
+              <w:left w:w="85" w:type="dxa"/>
+              <w:right w:w="85" w:type="dxa"/>
+            </w:tcMar>
           </w:tcPr>
           <w:p>
             <w:pPr>
@@ -8051,7 +9482,7 @@
               </w:rPr>
             </w:pPr>
             <w:r>
-              <w:t>2.5</w:t>
+              <w:t>3</w:t>
             </w:r>
           </w:p>
         </w:tc>
@@ -8062,12 +9493,11 @@
         </w:trPr>
         <w:tc>
           <w:tcPr>
-            <w:tcW w:w="336" w:type="pct"/>
+            <w:tcW w:w="313" w:type="pct"/>
             <w:tcMar>
-              <w:left w:w="57" w:type="dxa"/>
-              <w:right w:w="57" w:type="dxa"/>
+              <w:left w:w="85" w:type="dxa"/>
+              <w:right w:w="85" w:type="dxa"/>
             </w:tcMar>
-            <w:vAlign w:val="center"/>
           </w:tcPr>
           <w:p>
             <w:pPr>
@@ -8091,29 +9521,27 @@
         </w:tc>
         <w:tc>
           <w:tcPr>
-            <w:tcW w:w="187" w:type="pct"/>
+            <w:tcW w:w="178" w:type="pct"/>
             <w:shd w:val="clear" w:color="auto" w:fill="C00000"/>
             <w:tcMar>
-              <w:left w:w="57" w:type="dxa"/>
-              <w:right w:w="57" w:type="dxa"/>
+              <w:left w:w="85" w:type="dxa"/>
+              <w:right w:w="85" w:type="dxa"/>
             </w:tcMar>
-            <w:vAlign w:val="center"/>
-          </w:tcPr>
-          <w:p>
-            <w:r>
-              <w:t>81</w:t>
-            </w:r>
-          </w:p>
-        </w:tc>
-        <w:tc>
-          <w:tcPr>
-            <w:tcW w:w="1914" w:type="pct"/>
+          </w:tcPr>
+          <w:p>
+            <w:r>
+              <w:t>90</w:t>
+            </w:r>
+          </w:p>
+        </w:tc>
+        <w:tc>
+          <w:tcPr>
+            <w:tcW w:w="2099" w:type="pct"/>
             <w:gridSpan w:val="2"/>
             <w:tcMar>
-              <w:left w:w="57" w:type="dxa"/>
-              <w:right w:w="57" w:type="dxa"/>
+              <w:left w:w="85" w:type="dxa"/>
+              <w:right w:w="85" w:type="dxa"/>
             </w:tcMar>
-            <w:vAlign w:val="center"/>
           </w:tcPr>
           <w:p>
             <w:pPr>
@@ -8128,16 +9556,15 @@
         </w:tc>
         <w:tc>
           <w:tcPr>
-            <w:tcW w:w="886" w:type="pct"/>
+            <w:tcW w:w="1205" w:type="pct"/>
             <w:tcMar>
-              <w:left w:w="57" w:type="dxa"/>
-              <w:right w:w="57" w:type="dxa"/>
+              <w:left w:w="85" w:type="dxa"/>
+              <w:right w:w="85" w:type="dxa"/>
             </w:tcMar>
-            <w:vAlign w:val="center"/>
-          </w:tcPr>
-          <w:p>
-            <w:pPr>
-              <w:ind w:left="-31"/>
+          </w:tcPr>
+          <w:p>
+            <w:pPr>
+              <w:ind w:left="-31" w:right="-187"/>
               <w:rPr>
                 <w:rFonts w:cs="Arial"/>
                 <w:sz w:val="20"/>
@@ -8148,13 +9575,12 @@
         </w:tc>
         <w:tc>
           <w:tcPr>
-            <w:tcW w:w="1493" w:type="pct"/>
+            <w:tcW w:w="1026" w:type="pct"/>
             <w:shd w:val="clear" w:color="auto" w:fill="auto"/>
             <w:tcMar>
-              <w:left w:w="57" w:type="dxa"/>
-              <w:right w:w="57" w:type="dxa"/>
+              <w:left w:w="85" w:type="dxa"/>
+              <w:right w:w="85" w:type="dxa"/>
             </w:tcMar>
-            <w:vAlign w:val="center"/>
           </w:tcPr>
           <w:p>
             <w:pPr>
@@ -8197,17 +9623,16 @@
         </w:tc>
         <w:tc>
           <w:tcPr>
-            <w:tcW w:w="184" w:type="pct"/>
+            <w:tcW w:w="179" w:type="pct"/>
             <w:shd w:val="clear" w:color="auto" w:fill="C00000"/>
             <w:tcMar>
-              <w:left w:w="57" w:type="dxa"/>
-              <w:right w:w="57" w:type="dxa"/>
+              <w:left w:w="85" w:type="dxa"/>
+              <w:right w:w="85" w:type="dxa"/>
             </w:tcMar>
-            <w:vAlign w:val="center"/>
-          </w:tcPr>
-          <w:p>
-            <w:r>
-              <w:t>45</w:t>
+          </w:tcPr>
+          <w:p>
+            <w:r>
+              <w:t>60</w:t>
             </w:r>
           </w:p>
         </w:tc>
@@ -8218,9 +9643,12 @@
         </w:trPr>
         <w:tc>
           <w:tcPr>
-            <w:tcW w:w="3323" w:type="pct"/>
+            <w:tcW w:w="3795" w:type="pct"/>
             <w:gridSpan w:val="5"/>
-            <w:vAlign w:val="center"/>
+            <w:tcMar>
+              <w:left w:w="85" w:type="dxa"/>
+              <w:right w:w="85" w:type="dxa"/>
+            </w:tcMar>
           </w:tcPr>
           <w:p>
             <w:pPr>
@@ -8270,14 +9698,17 @@
         </w:tc>
         <w:tc>
           <w:tcPr>
-            <w:tcW w:w="1677" w:type="pct"/>
+            <w:tcW w:w="1205" w:type="pct"/>
             <w:gridSpan w:val="2"/>
             <w:shd w:val="clear" w:color="auto" w:fill="C00000"/>
-            <w:vAlign w:val="center"/>
-          </w:tcPr>
-          <w:p>
-            <w:r>
-              <w:t>126</w:t>
+            <w:tcMar>
+              <w:left w:w="85" w:type="dxa"/>
+              <w:right w:w="85" w:type="dxa"/>
+            </w:tcMar>
+          </w:tcPr>
+          <w:p>
+            <w:r>
+              <w:t>150</w:t>
             </w:r>
           </w:p>
         </w:tc>
@@ -9247,7 +10678,7 @@
 </file>
 
 <file path=word/endnotes.xml><?xml version="1.0" encoding="utf-8"?>
-<w:endnotes xmlns:wpc="http://schemas.microsoft.com/office/word/2010/wordprocessingCanvas" xmlns:cx="http://schemas.microsoft.com/office/drawing/2014/chartex" xmlns:cx1="http://schemas.microsoft.com/office/drawing/2015/9/8/chartex" xmlns:cx2="http://schemas.microsoft.com/office/drawing/2015/10/21/chartex" xmlns:cx3="http://schemas.microsoft.com/office/drawing/2016/5/9/chartex" xmlns:cx4="http://schemas.microsoft.com/office/drawing/2016/5/10/chartex" xmlns:cx5="http://schemas.microsoft.com/office/drawing/2016/5/11/chartex" xmlns:cx6="http://schemas.microsoft.com/office/drawing/2016/5/12/chartex" xmlns:cx7="http://schemas.microsoft.com/office/drawing/2016/5/13/chartex" xmlns:cx8="http://schemas.microsoft.com/office/drawing/2016/5/14/chartex" xmlns:mc="http://schemas.openxmlformats.org/markup-compatibility/2006" xmlns:aink="http://schemas.microsoft.com/office/drawing/2016/ink" xmlns:am3d="http://schemas.microsoft.com/office/drawing/2017/model3d" xmlns:o="urn:schemas-microsoft-com:office:office" xmlns:oel="http://schemas.microsoft.com/office/2019/extlst" xmlns:r="http://schemas.openxmlformats.org/officeDocument/2006/relationships" xmlns:m="http://schemas.openxmlformats.org/officeDocument/2006/math" xmlns:v="urn:schemas-microsoft-com:vml" xmlns:wp14="http://schemas.microsoft.com/office/word/2010/wordprocessingDrawing" xmlns:wp="http://schemas.openxmlformats.org/drawingml/2006/wordprocessingDrawing" xmlns:w10="urn:schemas-microsoft-com:office:word" xmlns:w="http://schemas.openxmlformats.org/wordprocessingml/2006/main" xmlns:w14="http://schemas.microsoft.com/office/word/2010/wordml" xmlns:w15="http://schemas.microsoft.com/office/word/2012/wordml" xmlns:w16cex="http://schemas.microsoft.com/office/word/2018/wordml/cex" xmlns:w16cid="http://schemas.microsoft.com/office/word/2016/wordml/cid" xmlns:w16="http://schemas.microsoft.com/office/word/2018/wordml" xmlns:w16sdtdh="http://schemas.microsoft.com/office/word/2020/wordml/sdtdatahash" xmlns:w16se="http://schemas.microsoft.com/office/word/2015/wordml/symex" xmlns:wpg="http://schemas.microsoft.com/office/word/2010/wordprocessingGroup" xmlns:wpi="http://schemas.microsoft.com/office/word/2010/wordprocessingInk" xmlns:wne="http://schemas.microsoft.com/office/word/2006/wordml" xmlns:wps="http://schemas.microsoft.com/office/word/2010/wordprocessingShape" mc:Ignorable="w14 w15 w16se w16cid w16 w16cex w16sdtdh wp14">
+<w:endnotes xmlns:wpc="http://schemas.microsoft.com/office/word/2010/wordprocessingCanvas" xmlns:cx="http://schemas.microsoft.com/office/drawing/2014/chartex" xmlns:cx1="http://schemas.microsoft.com/office/drawing/2015/9/8/chartex" xmlns:cx2="http://schemas.microsoft.com/office/drawing/2015/10/21/chartex" xmlns:cx3="http://schemas.microsoft.com/office/drawing/2016/5/9/chartex" xmlns:cx4="http://schemas.microsoft.com/office/drawing/2016/5/10/chartex" xmlns:cx5="http://schemas.microsoft.com/office/drawing/2016/5/11/chartex" xmlns:cx6="http://schemas.microsoft.com/office/drawing/2016/5/12/chartex" xmlns:cx7="http://schemas.microsoft.com/office/drawing/2016/5/13/chartex" xmlns:cx8="http://schemas.microsoft.com/office/drawing/2016/5/14/chartex" xmlns:mc="http://schemas.openxmlformats.org/markup-compatibility/2006" xmlns:aink="http://schemas.microsoft.com/office/drawing/2016/ink" xmlns:am3d="http://schemas.microsoft.com/office/drawing/2017/model3d" xmlns:o="urn:schemas-microsoft-com:office:office" xmlns:oel="http://schemas.microsoft.com/office/2019/extlst" xmlns:r="http://schemas.openxmlformats.org/officeDocument/2006/relationships" xmlns:m="http://schemas.openxmlformats.org/officeDocument/2006/math" xmlns:v="urn:schemas-microsoft-com:vml" xmlns:wp14="http://schemas.microsoft.com/office/word/2010/wordprocessingDrawing" xmlns:wp="http://schemas.openxmlformats.org/drawingml/2006/wordprocessingDrawing" xmlns:w10="urn:schemas-microsoft-com:office:word" xmlns:w="http://schemas.openxmlformats.org/wordprocessingml/2006/main" xmlns:w14="http://schemas.microsoft.com/office/word/2010/wordml" xmlns:w15="http://schemas.microsoft.com/office/word/2012/wordml" xmlns:w16cex="http://schemas.microsoft.com/office/word/2018/wordml/cex" xmlns:w16cid="http://schemas.microsoft.com/office/word/2016/wordml/cid" xmlns:w16="http://schemas.microsoft.com/office/word/2018/wordml" xmlns:w16du="http://schemas.microsoft.com/office/word/2023/wordml/word16du" xmlns:w16sdtdh="http://schemas.microsoft.com/office/word/2020/wordml/sdtdatahash" xmlns:w16se="http://schemas.microsoft.com/office/word/2015/wordml/symex" xmlns:wpg="http://schemas.microsoft.com/office/word/2010/wordprocessingGroup" xmlns:wpi="http://schemas.microsoft.com/office/word/2010/wordprocessingInk" xmlns:wne="http://schemas.microsoft.com/office/word/2006/wordml" xmlns:wps="http://schemas.microsoft.com/office/word/2010/wordprocessingShape" mc:Ignorable="w14 w15 w16se w16cid w16 w16cex w16sdtdh w16du wp14">
   <w:endnote w:type="separator" w:id="-1">
     <w:p>
       <w:r>
@@ -9266,7 +10697,7 @@
 </file>
 
 <file path=word/footer1.xml><?xml version="1.0" encoding="utf-8"?>
-<w:ftr xmlns:wpc="http://schemas.microsoft.com/office/word/2010/wordprocessingCanvas" xmlns:cx="http://schemas.microsoft.com/office/drawing/2014/chartex" xmlns:cx1="http://schemas.microsoft.com/office/drawing/2015/9/8/chartex" xmlns:cx2="http://schemas.microsoft.com/office/drawing/2015/10/21/chartex" xmlns:cx3="http://schemas.microsoft.com/office/drawing/2016/5/9/chartex" xmlns:cx4="http://schemas.microsoft.com/office/drawing/2016/5/10/chartex" xmlns:cx5="http://schemas.microsoft.com/office/drawing/2016/5/11/chartex" xmlns:cx6="http://schemas.microsoft.com/office/drawing/2016/5/12/chartex" xmlns:cx7="http://schemas.microsoft.com/office/drawing/2016/5/13/chartex" xmlns:cx8="http://schemas.microsoft.com/office/drawing/2016/5/14/chartex" xmlns:mc="http://schemas.openxmlformats.org/markup-compatibility/2006" xmlns:aink="http://schemas.microsoft.com/office/drawing/2016/ink" xmlns:am3d="http://schemas.microsoft.com/office/drawing/2017/model3d" xmlns:o="urn:schemas-microsoft-com:office:office" xmlns:oel="http://schemas.microsoft.com/office/2019/extlst" xmlns:r="http://schemas.openxmlformats.org/officeDocument/2006/relationships" xmlns:m="http://schemas.openxmlformats.org/officeDocument/2006/math" xmlns:v="urn:schemas-microsoft-com:vml" xmlns:wp14="http://schemas.microsoft.com/office/word/2010/wordprocessingDrawing" xmlns:wp="http://schemas.openxmlformats.org/drawingml/2006/wordprocessingDrawing" xmlns:w10="urn:schemas-microsoft-com:office:word" xmlns:w="http://schemas.openxmlformats.org/wordprocessingml/2006/main" xmlns:w14="http://schemas.microsoft.com/office/word/2010/wordml" xmlns:w15="http://schemas.microsoft.com/office/word/2012/wordml" xmlns:w16cex="http://schemas.microsoft.com/office/word/2018/wordml/cex" xmlns:w16cid="http://schemas.microsoft.com/office/word/2016/wordml/cid" xmlns:w16="http://schemas.microsoft.com/office/word/2018/wordml" xmlns:w16sdtdh="http://schemas.microsoft.com/office/word/2020/wordml/sdtdatahash" xmlns:w16se="http://schemas.microsoft.com/office/word/2015/wordml/symex" xmlns:wpg="http://schemas.microsoft.com/office/word/2010/wordprocessingGroup" xmlns:wpi="http://schemas.microsoft.com/office/word/2010/wordprocessingInk" xmlns:wne="http://schemas.microsoft.com/office/word/2006/wordml" xmlns:wps="http://schemas.microsoft.com/office/word/2010/wordprocessingShape" mc:Ignorable="w14 w15 w16se w16cid w16 w16cex w16sdtdh wp14">
+<w:ftr xmlns:wpc="http://schemas.microsoft.com/office/word/2010/wordprocessingCanvas" xmlns:cx="http://schemas.microsoft.com/office/drawing/2014/chartex" xmlns:cx1="http://schemas.microsoft.com/office/drawing/2015/9/8/chartex" xmlns:cx2="http://schemas.microsoft.com/office/drawing/2015/10/21/chartex" xmlns:cx3="http://schemas.microsoft.com/office/drawing/2016/5/9/chartex" xmlns:cx4="http://schemas.microsoft.com/office/drawing/2016/5/10/chartex" xmlns:cx5="http://schemas.microsoft.com/office/drawing/2016/5/11/chartex" xmlns:cx6="http://schemas.microsoft.com/office/drawing/2016/5/12/chartex" xmlns:cx7="http://schemas.microsoft.com/office/drawing/2016/5/13/chartex" xmlns:cx8="http://schemas.microsoft.com/office/drawing/2016/5/14/chartex" xmlns:mc="http://schemas.openxmlformats.org/markup-compatibility/2006" xmlns:aink="http://schemas.microsoft.com/office/drawing/2016/ink" xmlns:am3d="http://schemas.microsoft.com/office/drawing/2017/model3d" xmlns:o="urn:schemas-microsoft-com:office:office" xmlns:oel="http://schemas.microsoft.com/office/2019/extlst" xmlns:r="http://schemas.openxmlformats.org/officeDocument/2006/relationships" xmlns:m="http://schemas.openxmlformats.org/officeDocument/2006/math" xmlns:v="urn:schemas-microsoft-com:vml" xmlns:wp14="http://schemas.microsoft.com/office/word/2010/wordprocessingDrawing" xmlns:wp="http://schemas.openxmlformats.org/drawingml/2006/wordprocessingDrawing" xmlns:w10="urn:schemas-microsoft-com:office:word" xmlns:w="http://schemas.openxmlformats.org/wordprocessingml/2006/main" xmlns:w14="http://schemas.microsoft.com/office/word/2010/wordml" xmlns:w15="http://schemas.microsoft.com/office/word/2012/wordml" xmlns:w16cex="http://schemas.microsoft.com/office/word/2018/wordml/cex" xmlns:w16cid="http://schemas.microsoft.com/office/word/2016/wordml/cid" xmlns:w16="http://schemas.microsoft.com/office/word/2018/wordml" xmlns:w16du="http://schemas.microsoft.com/office/word/2023/wordml/word16du" xmlns:w16sdtdh="http://schemas.microsoft.com/office/word/2020/wordml/sdtdatahash" xmlns:w16se="http://schemas.microsoft.com/office/word/2015/wordml/symex" xmlns:wpg="http://schemas.microsoft.com/office/word/2010/wordprocessingGroup" xmlns:wpi="http://schemas.microsoft.com/office/word/2010/wordprocessingInk" xmlns:wne="http://schemas.microsoft.com/office/word/2006/wordml" xmlns:wps="http://schemas.microsoft.com/office/word/2010/wordprocessingShape" mc:Ignorable="w14 w15 w16se w16cid w16 w16cex w16sdtdh w16du wp14">
   <w:tbl>
     <w:tblPr>
       <w:tblStyle w:val="TableGrid3"/>
@@ -9786,7 +11217,7 @@
 </file>
 
 <file path=word/footer2.xml><?xml version="1.0" encoding="utf-8"?>
-<w:ftr xmlns:wpc="http://schemas.microsoft.com/office/word/2010/wordprocessingCanvas" xmlns:cx="http://schemas.microsoft.com/office/drawing/2014/chartex" xmlns:cx1="http://schemas.microsoft.com/office/drawing/2015/9/8/chartex" xmlns:cx2="http://schemas.microsoft.com/office/drawing/2015/10/21/chartex" xmlns:cx3="http://schemas.microsoft.com/office/drawing/2016/5/9/chartex" xmlns:cx4="http://schemas.microsoft.com/office/drawing/2016/5/10/chartex" xmlns:cx5="http://schemas.microsoft.com/office/drawing/2016/5/11/chartex" xmlns:cx6="http://schemas.microsoft.com/office/drawing/2016/5/12/chartex" xmlns:cx7="http://schemas.microsoft.com/office/drawing/2016/5/13/chartex" xmlns:cx8="http://schemas.microsoft.com/office/drawing/2016/5/14/chartex" xmlns:mc="http://schemas.openxmlformats.org/markup-compatibility/2006" xmlns:aink="http://schemas.microsoft.com/office/drawing/2016/ink" xmlns:am3d="http://schemas.microsoft.com/office/drawing/2017/model3d" xmlns:o="urn:schemas-microsoft-com:office:office" xmlns:oel="http://schemas.microsoft.com/office/2019/extlst" xmlns:r="http://schemas.openxmlformats.org/officeDocument/2006/relationships" xmlns:m="http://schemas.openxmlformats.org/officeDocument/2006/math" xmlns:v="urn:schemas-microsoft-com:vml" xmlns:wp14="http://schemas.microsoft.com/office/word/2010/wordprocessingDrawing" xmlns:wp="http://schemas.openxmlformats.org/drawingml/2006/wordprocessingDrawing" xmlns:w10="urn:schemas-microsoft-com:office:word" xmlns:w="http://schemas.openxmlformats.org/wordprocessingml/2006/main" xmlns:w14="http://schemas.microsoft.com/office/word/2010/wordml" xmlns:w15="http://schemas.microsoft.com/office/word/2012/wordml" xmlns:w16cex="http://schemas.microsoft.com/office/word/2018/wordml/cex" xmlns:w16cid="http://schemas.microsoft.com/office/word/2016/wordml/cid" xmlns:w16="http://schemas.microsoft.com/office/word/2018/wordml" xmlns:w16sdtdh="http://schemas.microsoft.com/office/word/2020/wordml/sdtdatahash" xmlns:w16se="http://schemas.microsoft.com/office/word/2015/wordml/symex" xmlns:wpg="http://schemas.microsoft.com/office/word/2010/wordprocessingGroup" xmlns:wpi="http://schemas.microsoft.com/office/word/2010/wordprocessingInk" xmlns:wne="http://schemas.microsoft.com/office/word/2006/wordml" xmlns:wps="http://schemas.microsoft.com/office/word/2010/wordprocessingShape" mc:Ignorable="w14 w15 w16se w16cid w16 w16cex w16sdtdh wp14">
+<w:ftr xmlns:wpc="http://schemas.microsoft.com/office/word/2010/wordprocessingCanvas" xmlns:cx="http://schemas.microsoft.com/office/drawing/2014/chartex" xmlns:cx1="http://schemas.microsoft.com/office/drawing/2015/9/8/chartex" xmlns:cx2="http://schemas.microsoft.com/office/drawing/2015/10/21/chartex" xmlns:cx3="http://schemas.microsoft.com/office/drawing/2016/5/9/chartex" xmlns:cx4="http://schemas.microsoft.com/office/drawing/2016/5/10/chartex" xmlns:cx5="http://schemas.microsoft.com/office/drawing/2016/5/11/chartex" xmlns:cx6="http://schemas.microsoft.com/office/drawing/2016/5/12/chartex" xmlns:cx7="http://schemas.microsoft.com/office/drawing/2016/5/13/chartex" xmlns:cx8="http://schemas.microsoft.com/office/drawing/2016/5/14/chartex" xmlns:mc="http://schemas.openxmlformats.org/markup-compatibility/2006" xmlns:aink="http://schemas.microsoft.com/office/drawing/2016/ink" xmlns:am3d="http://schemas.microsoft.com/office/drawing/2017/model3d" xmlns:o="urn:schemas-microsoft-com:office:office" xmlns:oel="http://schemas.microsoft.com/office/2019/extlst" xmlns:r="http://schemas.openxmlformats.org/officeDocument/2006/relationships" xmlns:m="http://schemas.openxmlformats.org/officeDocument/2006/math" xmlns:v="urn:schemas-microsoft-com:vml" xmlns:wp14="http://schemas.microsoft.com/office/word/2010/wordprocessingDrawing" xmlns:wp="http://schemas.openxmlformats.org/drawingml/2006/wordprocessingDrawing" xmlns:w10="urn:schemas-microsoft-com:office:word" xmlns:w="http://schemas.openxmlformats.org/wordprocessingml/2006/main" xmlns:w14="http://schemas.microsoft.com/office/word/2010/wordml" xmlns:w15="http://schemas.microsoft.com/office/word/2012/wordml" xmlns:w16cex="http://schemas.microsoft.com/office/word/2018/wordml/cex" xmlns:w16cid="http://schemas.microsoft.com/office/word/2016/wordml/cid" xmlns:w16="http://schemas.microsoft.com/office/word/2018/wordml" xmlns:w16du="http://schemas.microsoft.com/office/word/2023/wordml/word16du" xmlns:w16sdtdh="http://schemas.microsoft.com/office/word/2020/wordml/sdtdatahash" xmlns:w16se="http://schemas.microsoft.com/office/word/2015/wordml/symex" xmlns:wpg="http://schemas.microsoft.com/office/word/2010/wordprocessingGroup" xmlns:wpi="http://schemas.microsoft.com/office/word/2010/wordprocessingInk" xmlns:wne="http://schemas.microsoft.com/office/word/2006/wordml" xmlns:wps="http://schemas.microsoft.com/office/word/2010/wordprocessingShape" mc:Ignorable="w14 w15 w16se w16cid w16 w16cex w16sdtdh w16du wp14">
   <w:p>
     <w:pPr>
       <w:pStyle w:val="Footer"/>
@@ -9929,7 +11360,7 @@
 </file>
 
 <file path=word/footer3.xml><?xml version="1.0" encoding="utf-8"?>
-<w:ftr xmlns:wpc="http://schemas.microsoft.com/office/word/2010/wordprocessingCanvas" xmlns:cx="http://schemas.microsoft.com/office/drawing/2014/chartex" xmlns:cx1="http://schemas.microsoft.com/office/drawing/2015/9/8/chartex" xmlns:cx2="http://schemas.microsoft.com/office/drawing/2015/10/21/chartex" xmlns:cx3="http://schemas.microsoft.com/office/drawing/2016/5/9/chartex" xmlns:cx4="http://schemas.microsoft.com/office/drawing/2016/5/10/chartex" xmlns:cx5="http://schemas.microsoft.com/office/drawing/2016/5/11/chartex" xmlns:cx6="http://schemas.microsoft.com/office/drawing/2016/5/12/chartex" xmlns:cx7="http://schemas.microsoft.com/office/drawing/2016/5/13/chartex" xmlns:cx8="http://schemas.microsoft.com/office/drawing/2016/5/14/chartex" xmlns:mc="http://schemas.openxmlformats.org/markup-compatibility/2006" xmlns:aink="http://schemas.microsoft.com/office/drawing/2016/ink" xmlns:am3d="http://schemas.microsoft.com/office/drawing/2017/model3d" xmlns:o="urn:schemas-microsoft-com:office:office" xmlns:oel="http://schemas.microsoft.com/office/2019/extlst" xmlns:r="http://schemas.openxmlformats.org/officeDocument/2006/relationships" xmlns:m="http://schemas.openxmlformats.org/officeDocument/2006/math" xmlns:v="urn:schemas-microsoft-com:vml" xmlns:wp14="http://schemas.microsoft.com/office/word/2010/wordprocessingDrawing" xmlns:wp="http://schemas.openxmlformats.org/drawingml/2006/wordprocessingDrawing" xmlns:w10="urn:schemas-microsoft-com:office:word" xmlns:w="http://schemas.openxmlformats.org/wordprocessingml/2006/main" xmlns:w14="http://schemas.microsoft.com/office/word/2010/wordml" xmlns:w15="http://schemas.microsoft.com/office/word/2012/wordml" xmlns:w16cex="http://schemas.microsoft.com/office/word/2018/wordml/cex" xmlns:w16cid="http://schemas.microsoft.com/office/word/2016/wordml/cid" xmlns:w16="http://schemas.microsoft.com/office/word/2018/wordml" xmlns:w16sdtdh="http://schemas.microsoft.com/office/word/2020/wordml/sdtdatahash" xmlns:w16se="http://schemas.microsoft.com/office/word/2015/wordml/symex" xmlns:wpg="http://schemas.microsoft.com/office/word/2010/wordprocessingGroup" xmlns:wpi="http://schemas.microsoft.com/office/word/2010/wordprocessingInk" xmlns:wne="http://schemas.microsoft.com/office/word/2006/wordml" xmlns:wps="http://schemas.microsoft.com/office/word/2010/wordprocessingShape" mc:Ignorable="w14 w15 w16se w16cid w16 w16cex w16sdtdh wp14">
+<w:ftr xmlns:wpc="http://schemas.microsoft.com/office/word/2010/wordprocessingCanvas" xmlns:cx="http://schemas.microsoft.com/office/drawing/2014/chartex" xmlns:cx1="http://schemas.microsoft.com/office/drawing/2015/9/8/chartex" xmlns:cx2="http://schemas.microsoft.com/office/drawing/2015/10/21/chartex" xmlns:cx3="http://schemas.microsoft.com/office/drawing/2016/5/9/chartex" xmlns:cx4="http://schemas.microsoft.com/office/drawing/2016/5/10/chartex" xmlns:cx5="http://schemas.microsoft.com/office/drawing/2016/5/11/chartex" xmlns:cx6="http://schemas.microsoft.com/office/drawing/2016/5/12/chartex" xmlns:cx7="http://schemas.microsoft.com/office/drawing/2016/5/13/chartex" xmlns:cx8="http://schemas.microsoft.com/office/drawing/2016/5/14/chartex" xmlns:mc="http://schemas.openxmlformats.org/markup-compatibility/2006" xmlns:aink="http://schemas.microsoft.com/office/drawing/2016/ink" xmlns:am3d="http://schemas.microsoft.com/office/drawing/2017/model3d" xmlns:o="urn:schemas-microsoft-com:office:office" xmlns:oel="http://schemas.microsoft.com/office/2019/extlst" xmlns:r="http://schemas.openxmlformats.org/officeDocument/2006/relationships" xmlns:m="http://schemas.openxmlformats.org/officeDocument/2006/math" xmlns:v="urn:schemas-microsoft-com:vml" xmlns:wp14="http://schemas.microsoft.com/office/word/2010/wordprocessingDrawing" xmlns:wp="http://schemas.openxmlformats.org/drawingml/2006/wordprocessingDrawing" xmlns:w10="urn:schemas-microsoft-com:office:word" xmlns:w="http://schemas.openxmlformats.org/wordprocessingml/2006/main" xmlns:w14="http://schemas.microsoft.com/office/word/2010/wordml" xmlns:w15="http://schemas.microsoft.com/office/word/2012/wordml" xmlns:w16cex="http://schemas.microsoft.com/office/word/2018/wordml/cex" xmlns:w16cid="http://schemas.microsoft.com/office/word/2016/wordml/cid" xmlns:w16="http://schemas.microsoft.com/office/word/2018/wordml" xmlns:w16du="http://schemas.microsoft.com/office/word/2023/wordml/word16du" xmlns:w16sdtdh="http://schemas.microsoft.com/office/word/2020/wordml/sdtdatahash" xmlns:w16se="http://schemas.microsoft.com/office/word/2015/wordml/symex" xmlns:wpg="http://schemas.microsoft.com/office/word/2010/wordprocessingGroup" xmlns:wpi="http://schemas.microsoft.com/office/word/2010/wordprocessingInk" xmlns:wne="http://schemas.microsoft.com/office/word/2006/wordml" xmlns:wps="http://schemas.microsoft.com/office/word/2010/wordprocessingShape" mc:Ignorable="w14 w15 w16se w16cid w16 w16cex w16sdtdh w16du wp14">
   <w:tbl>
     <w:tblPr>
       <w:tblStyle w:val="TableGrid3"/>
@@ -10462,7 +11893,7 @@
 </file>
 
 <file path=word/footer4.xml><?xml version="1.0" encoding="utf-8"?>
-<w:ftr xmlns:wpc="http://schemas.microsoft.com/office/word/2010/wordprocessingCanvas" xmlns:cx="http://schemas.microsoft.com/office/drawing/2014/chartex" xmlns:cx1="http://schemas.microsoft.com/office/drawing/2015/9/8/chartex" xmlns:cx2="http://schemas.microsoft.com/office/drawing/2015/10/21/chartex" xmlns:cx3="http://schemas.microsoft.com/office/drawing/2016/5/9/chartex" xmlns:cx4="http://schemas.microsoft.com/office/drawing/2016/5/10/chartex" xmlns:cx5="http://schemas.microsoft.com/office/drawing/2016/5/11/chartex" xmlns:cx6="http://schemas.microsoft.com/office/drawing/2016/5/12/chartex" xmlns:cx7="http://schemas.microsoft.com/office/drawing/2016/5/13/chartex" xmlns:cx8="http://schemas.microsoft.com/office/drawing/2016/5/14/chartex" xmlns:mc="http://schemas.openxmlformats.org/markup-compatibility/2006" xmlns:aink="http://schemas.microsoft.com/office/drawing/2016/ink" xmlns:am3d="http://schemas.microsoft.com/office/drawing/2017/model3d" xmlns:o="urn:schemas-microsoft-com:office:office" xmlns:oel="http://schemas.microsoft.com/office/2019/extlst" xmlns:r="http://schemas.openxmlformats.org/officeDocument/2006/relationships" xmlns:m="http://schemas.openxmlformats.org/officeDocument/2006/math" xmlns:v="urn:schemas-microsoft-com:vml" xmlns:wp14="http://schemas.microsoft.com/office/word/2010/wordprocessingDrawing" xmlns:wp="http://schemas.openxmlformats.org/drawingml/2006/wordprocessingDrawing" xmlns:w10="urn:schemas-microsoft-com:office:word" xmlns:w="http://schemas.openxmlformats.org/wordprocessingml/2006/main" xmlns:w14="http://schemas.microsoft.com/office/word/2010/wordml" xmlns:w15="http://schemas.microsoft.com/office/word/2012/wordml" xmlns:w16cex="http://schemas.microsoft.com/office/word/2018/wordml/cex" xmlns:w16cid="http://schemas.microsoft.com/office/word/2016/wordml/cid" xmlns:w16="http://schemas.microsoft.com/office/word/2018/wordml" xmlns:w16sdtdh="http://schemas.microsoft.com/office/word/2020/wordml/sdtdatahash" xmlns:w16se="http://schemas.microsoft.com/office/word/2015/wordml/symex" xmlns:wpg="http://schemas.microsoft.com/office/word/2010/wordprocessingGroup" xmlns:wpi="http://schemas.microsoft.com/office/word/2010/wordprocessingInk" xmlns:wne="http://schemas.microsoft.com/office/word/2006/wordml" xmlns:wps="http://schemas.microsoft.com/office/word/2010/wordprocessingShape" mc:Ignorable="w14 w15 w16se w16cid w16 w16cex w16sdtdh wp14">
+<w:ftr xmlns:wpc="http://schemas.microsoft.com/office/word/2010/wordprocessingCanvas" xmlns:cx="http://schemas.microsoft.com/office/drawing/2014/chartex" xmlns:cx1="http://schemas.microsoft.com/office/drawing/2015/9/8/chartex" xmlns:cx2="http://schemas.microsoft.com/office/drawing/2015/10/21/chartex" xmlns:cx3="http://schemas.microsoft.com/office/drawing/2016/5/9/chartex" xmlns:cx4="http://schemas.microsoft.com/office/drawing/2016/5/10/chartex" xmlns:cx5="http://schemas.microsoft.com/office/drawing/2016/5/11/chartex" xmlns:cx6="http://schemas.microsoft.com/office/drawing/2016/5/12/chartex" xmlns:cx7="http://schemas.microsoft.com/office/drawing/2016/5/13/chartex" xmlns:cx8="http://schemas.microsoft.com/office/drawing/2016/5/14/chartex" xmlns:mc="http://schemas.openxmlformats.org/markup-compatibility/2006" xmlns:aink="http://schemas.microsoft.com/office/drawing/2016/ink" xmlns:am3d="http://schemas.microsoft.com/office/drawing/2017/model3d" xmlns:o="urn:schemas-microsoft-com:office:office" xmlns:oel="http://schemas.microsoft.com/office/2019/extlst" xmlns:r="http://schemas.openxmlformats.org/officeDocument/2006/relationships" xmlns:m="http://schemas.openxmlformats.org/officeDocument/2006/math" xmlns:v="urn:schemas-microsoft-com:vml" xmlns:wp14="http://schemas.microsoft.com/office/word/2010/wordprocessingDrawing" xmlns:wp="http://schemas.openxmlformats.org/drawingml/2006/wordprocessingDrawing" xmlns:w10="urn:schemas-microsoft-com:office:word" xmlns:w="http://schemas.openxmlformats.org/wordprocessingml/2006/main" xmlns:w14="http://schemas.microsoft.com/office/word/2010/wordml" xmlns:w15="http://schemas.microsoft.com/office/word/2012/wordml" xmlns:w16cex="http://schemas.microsoft.com/office/word/2018/wordml/cex" xmlns:w16cid="http://schemas.microsoft.com/office/word/2016/wordml/cid" xmlns:w16="http://schemas.microsoft.com/office/word/2018/wordml" xmlns:w16du="http://schemas.microsoft.com/office/word/2023/wordml/word16du" xmlns:w16sdtdh="http://schemas.microsoft.com/office/word/2020/wordml/sdtdatahash" xmlns:w16se="http://schemas.microsoft.com/office/word/2015/wordml/symex" xmlns:wpg="http://schemas.microsoft.com/office/word/2010/wordprocessingGroup" xmlns:wpi="http://schemas.microsoft.com/office/word/2010/wordprocessingInk" xmlns:wne="http://schemas.microsoft.com/office/word/2006/wordml" xmlns:wps="http://schemas.microsoft.com/office/word/2010/wordprocessingShape" mc:Ignorable="w14 w15 w16se w16cid w16 w16cex w16sdtdh w16du wp14">
   <w:p>
     <w:pPr>
       <w:pStyle w:val="Footer"/>
@@ -10605,7 +12036,7 @@
 </file>
 
 <file path=word/footnotes.xml><?xml version="1.0" encoding="utf-8"?>
-<w:footnotes xmlns:wpc="http://schemas.microsoft.com/office/word/2010/wordprocessingCanvas" xmlns:cx="http://schemas.microsoft.com/office/drawing/2014/chartex" xmlns:cx1="http://schemas.microsoft.com/office/drawing/2015/9/8/chartex" xmlns:cx2="http://schemas.microsoft.com/office/drawing/2015/10/21/chartex" xmlns:cx3="http://schemas.microsoft.com/office/drawing/2016/5/9/chartex" xmlns:cx4="http://schemas.microsoft.com/office/drawing/2016/5/10/chartex" xmlns:cx5="http://schemas.microsoft.com/office/drawing/2016/5/11/chartex" xmlns:cx6="http://schemas.microsoft.com/office/drawing/2016/5/12/chartex" xmlns:cx7="http://schemas.microsoft.com/office/drawing/2016/5/13/chartex" xmlns:cx8="http://schemas.microsoft.com/office/drawing/2016/5/14/chartex" xmlns:mc="http://schemas.openxmlformats.org/markup-compatibility/2006" xmlns:aink="http://schemas.microsoft.com/office/drawing/2016/ink" xmlns:am3d="http://schemas.microsoft.com/office/drawing/2017/model3d" xmlns:o="urn:schemas-microsoft-com:office:office" xmlns:oel="http://schemas.microsoft.com/office/2019/extlst" xmlns:r="http://schemas.openxmlformats.org/officeDocument/2006/relationships" xmlns:m="http://schemas.openxmlformats.org/officeDocument/2006/math" xmlns:v="urn:schemas-microsoft-com:vml" xmlns:wp14="http://schemas.microsoft.com/office/word/2010/wordprocessingDrawing" xmlns:wp="http://schemas.openxmlformats.org/drawingml/2006/wordprocessingDrawing" xmlns:w10="urn:schemas-microsoft-com:office:word" xmlns:w="http://schemas.openxmlformats.org/wordprocessingml/2006/main" xmlns:w14="http://schemas.microsoft.com/office/word/2010/wordml" xmlns:w15="http://schemas.microsoft.com/office/word/2012/wordml" xmlns:w16cex="http://schemas.microsoft.com/office/word/2018/wordml/cex" xmlns:w16cid="http://schemas.microsoft.com/office/word/2016/wordml/cid" xmlns:w16="http://schemas.microsoft.com/office/word/2018/wordml" xmlns:w16sdtdh="http://schemas.microsoft.com/office/word/2020/wordml/sdtdatahash" xmlns:w16se="http://schemas.microsoft.com/office/word/2015/wordml/symex" xmlns:wpg="http://schemas.microsoft.com/office/word/2010/wordprocessingGroup" xmlns:wpi="http://schemas.microsoft.com/office/word/2010/wordprocessingInk" xmlns:wne="http://schemas.microsoft.com/office/word/2006/wordml" xmlns:wps="http://schemas.microsoft.com/office/word/2010/wordprocessingShape" mc:Ignorable="w14 w15 w16se w16cid w16 w16cex w16sdtdh wp14">
+<w:footnotes xmlns:wpc="http://schemas.microsoft.com/office/word/2010/wordprocessingCanvas" xmlns:cx="http://schemas.microsoft.com/office/drawing/2014/chartex" xmlns:cx1="http://schemas.microsoft.com/office/drawing/2015/9/8/chartex" xmlns:cx2="http://schemas.microsoft.com/office/drawing/2015/10/21/chartex" xmlns:cx3="http://schemas.microsoft.com/office/drawing/2016/5/9/chartex" xmlns:cx4="http://schemas.microsoft.com/office/drawing/2016/5/10/chartex" xmlns:cx5="http://schemas.microsoft.com/office/drawing/2016/5/11/chartex" xmlns:cx6="http://schemas.microsoft.com/office/drawing/2016/5/12/chartex" xmlns:cx7="http://schemas.microsoft.com/office/drawing/2016/5/13/chartex" xmlns:cx8="http://schemas.microsoft.com/office/drawing/2016/5/14/chartex" xmlns:mc="http://schemas.openxmlformats.org/markup-compatibility/2006" xmlns:aink="http://schemas.microsoft.com/office/drawing/2016/ink" xmlns:am3d="http://schemas.microsoft.com/office/drawing/2017/model3d" xmlns:o="urn:schemas-microsoft-com:office:office" xmlns:oel="http://schemas.microsoft.com/office/2019/extlst" xmlns:r="http://schemas.openxmlformats.org/officeDocument/2006/relationships" xmlns:m="http://schemas.openxmlformats.org/officeDocument/2006/math" xmlns:v="urn:schemas-microsoft-com:vml" xmlns:wp14="http://schemas.microsoft.com/office/word/2010/wordprocessingDrawing" xmlns:wp="http://schemas.openxmlformats.org/drawingml/2006/wordprocessingDrawing" xmlns:w10="urn:schemas-microsoft-com:office:word" xmlns:w="http://schemas.openxmlformats.org/wordprocessingml/2006/main" xmlns:w14="http://schemas.microsoft.com/office/word/2010/wordml" xmlns:w15="http://schemas.microsoft.com/office/word/2012/wordml" xmlns:w16cex="http://schemas.microsoft.com/office/word/2018/wordml/cex" xmlns:w16cid="http://schemas.microsoft.com/office/word/2016/wordml/cid" xmlns:w16="http://schemas.microsoft.com/office/word/2018/wordml" xmlns:w16du="http://schemas.microsoft.com/office/word/2023/wordml/word16du" xmlns:w16sdtdh="http://schemas.microsoft.com/office/word/2020/wordml/sdtdatahash" xmlns:w16se="http://schemas.microsoft.com/office/word/2015/wordml/symex" xmlns:wpg="http://schemas.microsoft.com/office/word/2010/wordprocessingGroup" xmlns:wpi="http://schemas.microsoft.com/office/word/2010/wordprocessingInk" xmlns:wne="http://schemas.microsoft.com/office/word/2006/wordml" xmlns:wps="http://schemas.microsoft.com/office/word/2010/wordprocessingShape" mc:Ignorable="w14 w15 w16se w16cid w16 w16cex w16sdtdh w16du wp14">
   <w:footnote w:type="separator" w:id="-1">
     <w:p>
       <w:r>
@@ -10624,7 +12055,7 @@
 </file>
 
 <file path=word/header1.xml><?xml version="1.0" encoding="utf-8"?>
-<w:hdr xmlns:wpc="http://schemas.microsoft.com/office/word/2010/wordprocessingCanvas" xmlns:cx="http://schemas.microsoft.com/office/drawing/2014/chartex" xmlns:cx1="http://schemas.microsoft.com/office/drawing/2015/9/8/chartex" xmlns:cx2="http://schemas.microsoft.com/office/drawing/2015/10/21/chartex" xmlns:cx3="http://schemas.microsoft.com/office/drawing/2016/5/9/chartex" xmlns:cx4="http://schemas.microsoft.com/office/drawing/2016/5/10/chartex" xmlns:cx5="http://schemas.microsoft.com/office/drawing/2016/5/11/chartex" xmlns:cx6="http://schemas.microsoft.com/office/drawing/2016/5/12/chartex" xmlns:cx7="http://schemas.microsoft.com/office/drawing/2016/5/13/chartex" xmlns:cx8="http://schemas.microsoft.com/office/drawing/2016/5/14/chartex" xmlns:mc="http://schemas.openxmlformats.org/markup-compatibility/2006" xmlns:aink="http://schemas.microsoft.com/office/drawing/2016/ink" xmlns:am3d="http://schemas.microsoft.com/office/drawing/2017/model3d" xmlns:o="urn:schemas-microsoft-com:office:office" xmlns:oel="http://schemas.microsoft.com/office/2019/extlst" xmlns:r="http://schemas.openxmlformats.org/officeDocument/2006/relationships" xmlns:m="http://schemas.openxmlformats.org/officeDocument/2006/math" xmlns:v="urn:schemas-microsoft-com:vml" xmlns:wp14="http://schemas.microsoft.com/office/word/2010/wordprocessingDrawing" xmlns:wp="http://schemas.openxmlformats.org/drawingml/2006/wordprocessingDrawing" xmlns:w10="urn:schemas-microsoft-com:office:word" xmlns:w="http://schemas.openxmlformats.org/wordprocessingml/2006/main" xmlns:w14="http://schemas.microsoft.com/office/word/2010/wordml" xmlns:w15="http://schemas.microsoft.com/office/word/2012/wordml" xmlns:w16cex="http://schemas.microsoft.com/office/word/2018/wordml/cex" xmlns:w16cid="http://schemas.microsoft.com/office/word/2016/wordml/cid" xmlns:w16="http://schemas.microsoft.com/office/word/2018/wordml" xmlns:w16sdtdh="http://schemas.microsoft.com/office/word/2020/wordml/sdtdatahash" xmlns:w16se="http://schemas.microsoft.com/office/word/2015/wordml/symex" xmlns:wpg="http://schemas.microsoft.com/office/word/2010/wordprocessingGroup" xmlns:wpi="http://schemas.microsoft.com/office/word/2010/wordprocessingInk" xmlns:wne="http://schemas.microsoft.com/office/word/2006/wordml" xmlns:wps="http://schemas.microsoft.com/office/word/2010/wordprocessingShape" mc:Ignorable="w14 w15 w16se w16cid w16 w16cex w16sdtdh wp14">
+<w:hdr xmlns:wpc="http://schemas.microsoft.com/office/word/2010/wordprocessingCanvas" xmlns:cx="http://schemas.microsoft.com/office/drawing/2014/chartex" xmlns:cx1="http://schemas.microsoft.com/office/drawing/2015/9/8/chartex" xmlns:cx2="http://schemas.microsoft.com/office/drawing/2015/10/21/chartex" xmlns:cx3="http://schemas.microsoft.com/office/drawing/2016/5/9/chartex" xmlns:cx4="http://schemas.microsoft.com/office/drawing/2016/5/10/chartex" xmlns:cx5="http://schemas.microsoft.com/office/drawing/2016/5/11/chartex" xmlns:cx6="http://schemas.microsoft.com/office/drawing/2016/5/12/chartex" xmlns:cx7="http://schemas.microsoft.com/office/drawing/2016/5/13/chartex" xmlns:cx8="http://schemas.microsoft.com/office/drawing/2016/5/14/chartex" xmlns:mc="http://schemas.openxmlformats.org/markup-compatibility/2006" xmlns:aink="http://schemas.microsoft.com/office/drawing/2016/ink" xmlns:am3d="http://schemas.microsoft.com/office/drawing/2017/model3d" xmlns:o="urn:schemas-microsoft-com:office:office" xmlns:oel="http://schemas.microsoft.com/office/2019/extlst" xmlns:r="http://schemas.openxmlformats.org/officeDocument/2006/relationships" xmlns:m="http://schemas.openxmlformats.org/officeDocument/2006/math" xmlns:v="urn:schemas-microsoft-com:vml" xmlns:wp14="http://schemas.microsoft.com/office/word/2010/wordprocessingDrawing" xmlns:wp="http://schemas.openxmlformats.org/drawingml/2006/wordprocessingDrawing" xmlns:w10="urn:schemas-microsoft-com:office:word" xmlns:w="http://schemas.openxmlformats.org/wordprocessingml/2006/main" xmlns:w14="http://schemas.microsoft.com/office/word/2010/wordml" xmlns:w15="http://schemas.microsoft.com/office/word/2012/wordml" xmlns:w16cex="http://schemas.microsoft.com/office/word/2018/wordml/cex" xmlns:w16cid="http://schemas.microsoft.com/office/word/2016/wordml/cid" xmlns:w16="http://schemas.microsoft.com/office/word/2018/wordml" xmlns:w16du="http://schemas.microsoft.com/office/word/2023/wordml/word16du" xmlns:w16sdtdh="http://schemas.microsoft.com/office/word/2020/wordml/sdtdatahash" xmlns:w16se="http://schemas.microsoft.com/office/word/2015/wordml/symex" xmlns:wpg="http://schemas.microsoft.com/office/word/2010/wordprocessingGroup" xmlns:wpi="http://schemas.microsoft.com/office/word/2010/wordprocessingInk" xmlns:wne="http://schemas.microsoft.com/office/word/2006/wordml" xmlns:wps="http://schemas.microsoft.com/office/word/2010/wordprocessingShape" mc:Ignorable="w14 w15 w16se w16cid w16 w16cex w16sdtdh w16du wp14">
   <w:p>
     <w:pPr>
       <w:pStyle w:val="Heading1"/>
@@ -10835,7 +12266,7 @@
 </file>
 
 <file path=word/header2.xml><?xml version="1.0" encoding="utf-8"?>
-<w:hdr xmlns:wpc="http://schemas.microsoft.com/office/word/2010/wordprocessingCanvas" xmlns:cx="http://schemas.microsoft.com/office/drawing/2014/chartex" xmlns:cx1="http://schemas.microsoft.com/office/drawing/2015/9/8/chartex" xmlns:cx2="http://schemas.microsoft.com/office/drawing/2015/10/21/chartex" xmlns:cx3="http://schemas.microsoft.com/office/drawing/2016/5/9/chartex" xmlns:cx4="http://schemas.microsoft.com/office/drawing/2016/5/10/chartex" xmlns:cx5="http://schemas.microsoft.com/office/drawing/2016/5/11/chartex" xmlns:cx6="http://schemas.microsoft.com/office/drawing/2016/5/12/chartex" xmlns:cx7="http://schemas.microsoft.com/office/drawing/2016/5/13/chartex" xmlns:cx8="http://schemas.microsoft.com/office/drawing/2016/5/14/chartex" xmlns:mc="http://schemas.openxmlformats.org/markup-compatibility/2006" xmlns:aink="http://schemas.microsoft.com/office/drawing/2016/ink" xmlns:am3d="http://schemas.microsoft.com/office/drawing/2017/model3d" xmlns:o="urn:schemas-microsoft-com:office:office" xmlns:oel="http://schemas.microsoft.com/office/2019/extlst" xmlns:r="http://schemas.openxmlformats.org/officeDocument/2006/relationships" xmlns:m="http://schemas.openxmlformats.org/officeDocument/2006/math" xmlns:v="urn:schemas-microsoft-com:vml" xmlns:wp14="http://schemas.microsoft.com/office/word/2010/wordprocessingDrawing" xmlns:wp="http://schemas.openxmlformats.org/drawingml/2006/wordprocessingDrawing" xmlns:w10="urn:schemas-microsoft-com:office:word" xmlns:w="http://schemas.openxmlformats.org/wordprocessingml/2006/main" xmlns:w14="http://schemas.microsoft.com/office/word/2010/wordml" xmlns:w15="http://schemas.microsoft.com/office/word/2012/wordml" xmlns:w16cex="http://schemas.microsoft.com/office/word/2018/wordml/cex" xmlns:w16cid="http://schemas.microsoft.com/office/word/2016/wordml/cid" xmlns:w16="http://schemas.microsoft.com/office/word/2018/wordml" xmlns:w16sdtdh="http://schemas.microsoft.com/office/word/2020/wordml/sdtdatahash" xmlns:w16se="http://schemas.microsoft.com/office/word/2015/wordml/symex" xmlns:wpg="http://schemas.microsoft.com/office/word/2010/wordprocessingGroup" xmlns:wpi="http://schemas.microsoft.com/office/word/2010/wordprocessingInk" xmlns:wne="http://schemas.microsoft.com/office/word/2006/wordml" xmlns:wps="http://schemas.microsoft.com/office/word/2010/wordprocessingShape" mc:Ignorable="w14 w15 w16se w16cid w16 w16cex w16sdtdh wp14">
+<w:hdr xmlns:wpc="http://schemas.microsoft.com/office/word/2010/wordprocessingCanvas" xmlns:cx="http://schemas.microsoft.com/office/drawing/2014/chartex" xmlns:cx1="http://schemas.microsoft.com/office/drawing/2015/9/8/chartex" xmlns:cx2="http://schemas.microsoft.com/office/drawing/2015/10/21/chartex" xmlns:cx3="http://schemas.microsoft.com/office/drawing/2016/5/9/chartex" xmlns:cx4="http://schemas.microsoft.com/office/drawing/2016/5/10/chartex" xmlns:cx5="http://schemas.microsoft.com/office/drawing/2016/5/11/chartex" xmlns:cx6="http://schemas.microsoft.com/office/drawing/2016/5/12/chartex" xmlns:cx7="http://schemas.microsoft.com/office/drawing/2016/5/13/chartex" xmlns:cx8="http://schemas.microsoft.com/office/drawing/2016/5/14/chartex" xmlns:mc="http://schemas.openxmlformats.org/markup-compatibility/2006" xmlns:aink="http://schemas.microsoft.com/office/drawing/2016/ink" xmlns:am3d="http://schemas.microsoft.com/office/drawing/2017/model3d" xmlns:o="urn:schemas-microsoft-com:office:office" xmlns:oel="http://schemas.microsoft.com/office/2019/extlst" xmlns:r="http://schemas.openxmlformats.org/officeDocument/2006/relationships" xmlns:m="http://schemas.openxmlformats.org/officeDocument/2006/math" xmlns:v="urn:schemas-microsoft-com:vml" xmlns:wp14="http://schemas.microsoft.com/office/word/2010/wordprocessingDrawing" xmlns:wp="http://schemas.openxmlformats.org/drawingml/2006/wordprocessingDrawing" xmlns:w10="urn:schemas-microsoft-com:office:word" xmlns:w="http://schemas.openxmlformats.org/wordprocessingml/2006/main" xmlns:w14="http://schemas.microsoft.com/office/word/2010/wordml" xmlns:w15="http://schemas.microsoft.com/office/word/2012/wordml" xmlns:w16cex="http://schemas.microsoft.com/office/word/2018/wordml/cex" xmlns:w16cid="http://schemas.microsoft.com/office/word/2016/wordml/cid" xmlns:w16="http://schemas.microsoft.com/office/word/2018/wordml" xmlns:w16du="http://schemas.microsoft.com/office/word/2023/wordml/word16du" xmlns:w16sdtdh="http://schemas.microsoft.com/office/word/2020/wordml/sdtdatahash" xmlns:w16se="http://schemas.microsoft.com/office/word/2015/wordml/symex" xmlns:wpg="http://schemas.microsoft.com/office/word/2010/wordprocessingGroup" xmlns:wpi="http://schemas.microsoft.com/office/word/2010/wordprocessingInk" xmlns:wne="http://schemas.microsoft.com/office/word/2006/wordml" xmlns:wps="http://schemas.microsoft.com/office/word/2010/wordprocessingShape" mc:Ignorable="w14 w15 w16se w16cid w16 w16cex w16sdtdh w16du wp14">
   <w:p>
     <w:pPr>
       <w:pStyle w:val="Header"/>
@@ -10892,7 +12323,7 @@
 </file>
 
 <file path=word/header3.xml><?xml version="1.0" encoding="utf-8"?>
-<w:hdr xmlns:wpc="http://schemas.microsoft.com/office/word/2010/wordprocessingCanvas" xmlns:cx="http://schemas.microsoft.com/office/drawing/2014/chartex" xmlns:cx1="http://schemas.microsoft.com/office/drawing/2015/9/8/chartex" xmlns:cx2="http://schemas.microsoft.com/office/drawing/2015/10/21/chartex" xmlns:cx3="http://schemas.microsoft.com/office/drawing/2016/5/9/chartex" xmlns:cx4="http://schemas.microsoft.com/office/drawing/2016/5/10/chartex" xmlns:cx5="http://schemas.microsoft.com/office/drawing/2016/5/11/chartex" xmlns:cx6="http://schemas.microsoft.com/office/drawing/2016/5/12/chartex" xmlns:cx7="http://schemas.microsoft.com/office/drawing/2016/5/13/chartex" xmlns:cx8="http://schemas.microsoft.com/office/drawing/2016/5/14/chartex" xmlns:mc="http://schemas.openxmlformats.org/markup-compatibility/2006" xmlns:aink="http://schemas.microsoft.com/office/drawing/2016/ink" xmlns:am3d="http://schemas.microsoft.com/office/drawing/2017/model3d" xmlns:o="urn:schemas-microsoft-com:office:office" xmlns:oel="http://schemas.microsoft.com/office/2019/extlst" xmlns:r="http://schemas.openxmlformats.org/officeDocument/2006/relationships" xmlns:m="http://schemas.openxmlformats.org/officeDocument/2006/math" xmlns:v="urn:schemas-microsoft-com:vml" xmlns:wp14="http://schemas.microsoft.com/office/word/2010/wordprocessingDrawing" xmlns:wp="http://schemas.openxmlformats.org/drawingml/2006/wordprocessingDrawing" xmlns:w10="urn:schemas-microsoft-com:office:word" xmlns:w="http://schemas.openxmlformats.org/wordprocessingml/2006/main" xmlns:w14="http://schemas.microsoft.com/office/word/2010/wordml" xmlns:w15="http://schemas.microsoft.com/office/word/2012/wordml" xmlns:w16cex="http://schemas.microsoft.com/office/word/2018/wordml/cex" xmlns:w16cid="http://schemas.microsoft.com/office/word/2016/wordml/cid" xmlns:w16="http://schemas.microsoft.com/office/word/2018/wordml" xmlns:w16sdtdh="http://schemas.microsoft.com/office/word/2020/wordml/sdtdatahash" xmlns:w16se="http://schemas.microsoft.com/office/word/2015/wordml/symex" xmlns:wpg="http://schemas.microsoft.com/office/word/2010/wordprocessingGroup" xmlns:wpi="http://schemas.microsoft.com/office/word/2010/wordprocessingInk" xmlns:wne="http://schemas.microsoft.com/office/word/2006/wordml" xmlns:wps="http://schemas.microsoft.com/office/word/2010/wordprocessingShape" mc:Ignorable="w14 w15 w16se w16cid w16 w16cex w16sdtdh wp14">
+<w:hdr xmlns:wpc="http://schemas.microsoft.com/office/word/2010/wordprocessingCanvas" xmlns:cx="http://schemas.microsoft.com/office/drawing/2014/chartex" xmlns:cx1="http://schemas.microsoft.com/office/drawing/2015/9/8/chartex" xmlns:cx2="http://schemas.microsoft.com/office/drawing/2015/10/21/chartex" xmlns:cx3="http://schemas.microsoft.com/office/drawing/2016/5/9/chartex" xmlns:cx4="http://schemas.microsoft.com/office/drawing/2016/5/10/chartex" xmlns:cx5="http://schemas.microsoft.com/office/drawing/2016/5/11/chartex" xmlns:cx6="http://schemas.microsoft.com/office/drawing/2016/5/12/chartex" xmlns:cx7="http://schemas.microsoft.com/office/drawing/2016/5/13/chartex" xmlns:cx8="http://schemas.microsoft.com/office/drawing/2016/5/14/chartex" xmlns:mc="http://schemas.openxmlformats.org/markup-compatibility/2006" xmlns:aink="http://schemas.microsoft.com/office/drawing/2016/ink" xmlns:am3d="http://schemas.microsoft.com/office/drawing/2017/model3d" xmlns:o="urn:schemas-microsoft-com:office:office" xmlns:oel="http://schemas.microsoft.com/office/2019/extlst" xmlns:r="http://schemas.openxmlformats.org/officeDocument/2006/relationships" xmlns:m="http://schemas.openxmlformats.org/officeDocument/2006/math" xmlns:v="urn:schemas-microsoft-com:vml" xmlns:wp14="http://schemas.microsoft.com/office/word/2010/wordprocessingDrawing" xmlns:wp="http://schemas.openxmlformats.org/drawingml/2006/wordprocessingDrawing" xmlns:w10="urn:schemas-microsoft-com:office:word" xmlns:w="http://schemas.openxmlformats.org/wordprocessingml/2006/main" xmlns:w14="http://schemas.microsoft.com/office/word/2010/wordml" xmlns:w15="http://schemas.microsoft.com/office/word/2012/wordml" xmlns:w16cex="http://schemas.microsoft.com/office/word/2018/wordml/cex" xmlns:w16cid="http://schemas.microsoft.com/office/word/2016/wordml/cid" xmlns:w16="http://schemas.microsoft.com/office/word/2018/wordml" xmlns:w16du="http://schemas.microsoft.com/office/word/2023/wordml/word16du" xmlns:w16sdtdh="http://schemas.microsoft.com/office/word/2020/wordml/sdtdatahash" xmlns:w16se="http://schemas.microsoft.com/office/word/2015/wordml/symex" xmlns:wpg="http://schemas.microsoft.com/office/word/2010/wordprocessingGroup" xmlns:wpi="http://schemas.microsoft.com/office/word/2010/wordprocessingInk" xmlns:wne="http://schemas.microsoft.com/office/word/2006/wordml" xmlns:wps="http://schemas.microsoft.com/office/word/2010/wordprocessingShape" mc:Ignorable="w14 w15 w16se w16cid w16 w16cex w16sdtdh w16du wp14">
   <w:p>
     <w:pPr>
       <w:pStyle w:val="Heading1"/>
@@ -11103,7 +12534,7 @@
 </file>
 
 <file path=word/header4.xml><?xml version="1.0" encoding="utf-8"?>
-<w:hdr xmlns:wpc="http://schemas.microsoft.com/office/word/2010/wordprocessingCanvas" xmlns:cx="http://schemas.microsoft.com/office/drawing/2014/chartex" xmlns:cx1="http://schemas.microsoft.com/office/drawing/2015/9/8/chartex" xmlns:cx2="http://schemas.microsoft.com/office/drawing/2015/10/21/chartex" xmlns:cx3="http://schemas.microsoft.com/office/drawing/2016/5/9/chartex" xmlns:cx4="http://schemas.microsoft.com/office/drawing/2016/5/10/chartex" xmlns:cx5="http://schemas.microsoft.com/office/drawing/2016/5/11/chartex" xmlns:cx6="http://schemas.microsoft.com/office/drawing/2016/5/12/chartex" xmlns:cx7="http://schemas.microsoft.com/office/drawing/2016/5/13/chartex" xmlns:cx8="http://schemas.microsoft.com/office/drawing/2016/5/14/chartex" xmlns:mc="http://schemas.openxmlformats.org/markup-compatibility/2006" xmlns:aink="http://schemas.microsoft.com/office/drawing/2016/ink" xmlns:am3d="http://schemas.microsoft.com/office/drawing/2017/model3d" xmlns:o="urn:schemas-microsoft-com:office:office" xmlns:oel="http://schemas.microsoft.com/office/2019/extlst" xmlns:r="http://schemas.openxmlformats.org/officeDocument/2006/relationships" xmlns:m="http://schemas.openxmlformats.org/officeDocument/2006/math" xmlns:v="urn:schemas-microsoft-com:vml" xmlns:wp14="http://schemas.microsoft.com/office/word/2010/wordprocessingDrawing" xmlns:wp="http://schemas.openxmlformats.org/drawingml/2006/wordprocessingDrawing" xmlns:w10="urn:schemas-microsoft-com:office:word" xmlns:w="http://schemas.openxmlformats.org/wordprocessingml/2006/main" xmlns:w14="http://schemas.microsoft.com/office/word/2010/wordml" xmlns:w15="http://schemas.microsoft.com/office/word/2012/wordml" xmlns:w16cex="http://schemas.microsoft.com/office/word/2018/wordml/cex" xmlns:w16cid="http://schemas.microsoft.com/office/word/2016/wordml/cid" xmlns:w16="http://schemas.microsoft.com/office/word/2018/wordml" xmlns:w16sdtdh="http://schemas.microsoft.com/office/word/2020/wordml/sdtdatahash" xmlns:w16se="http://schemas.microsoft.com/office/word/2015/wordml/symex" xmlns:wpg="http://schemas.microsoft.com/office/word/2010/wordprocessingGroup" xmlns:wpi="http://schemas.microsoft.com/office/word/2010/wordprocessingInk" xmlns:wne="http://schemas.microsoft.com/office/word/2006/wordml" xmlns:wps="http://schemas.microsoft.com/office/word/2010/wordprocessingShape" mc:Ignorable="w14 w15 w16se w16cid w16 w16cex w16sdtdh wp14">
+<w:hdr xmlns:wpc="http://schemas.microsoft.com/office/word/2010/wordprocessingCanvas" xmlns:cx="http://schemas.microsoft.com/office/drawing/2014/chartex" xmlns:cx1="http://schemas.microsoft.com/office/drawing/2015/9/8/chartex" xmlns:cx2="http://schemas.microsoft.com/office/drawing/2015/10/21/chartex" xmlns:cx3="http://schemas.microsoft.com/office/drawing/2016/5/9/chartex" xmlns:cx4="http://schemas.microsoft.com/office/drawing/2016/5/10/chartex" xmlns:cx5="http://schemas.microsoft.com/office/drawing/2016/5/11/chartex" xmlns:cx6="http://schemas.microsoft.com/office/drawing/2016/5/12/chartex" xmlns:cx7="http://schemas.microsoft.com/office/drawing/2016/5/13/chartex" xmlns:cx8="http://schemas.microsoft.com/office/drawing/2016/5/14/chartex" xmlns:mc="http://schemas.openxmlformats.org/markup-compatibility/2006" xmlns:aink="http://schemas.microsoft.com/office/drawing/2016/ink" xmlns:am3d="http://schemas.microsoft.com/office/drawing/2017/model3d" xmlns:o="urn:schemas-microsoft-com:office:office" xmlns:oel="http://schemas.microsoft.com/office/2019/extlst" xmlns:r="http://schemas.openxmlformats.org/officeDocument/2006/relationships" xmlns:m="http://schemas.openxmlformats.org/officeDocument/2006/math" xmlns:v="urn:schemas-microsoft-com:vml" xmlns:wp14="http://schemas.microsoft.com/office/word/2010/wordprocessingDrawing" xmlns:wp="http://schemas.openxmlformats.org/drawingml/2006/wordprocessingDrawing" xmlns:w10="urn:schemas-microsoft-com:office:word" xmlns:w="http://schemas.openxmlformats.org/wordprocessingml/2006/main" xmlns:w14="http://schemas.microsoft.com/office/word/2010/wordml" xmlns:w15="http://schemas.microsoft.com/office/word/2012/wordml" xmlns:w16cex="http://schemas.microsoft.com/office/word/2018/wordml/cex" xmlns:w16cid="http://schemas.microsoft.com/office/word/2016/wordml/cid" xmlns:w16="http://schemas.microsoft.com/office/word/2018/wordml" xmlns:w16du="http://schemas.microsoft.com/office/word/2023/wordml/word16du" xmlns:w16sdtdh="http://schemas.microsoft.com/office/word/2020/wordml/sdtdatahash" xmlns:w16se="http://schemas.microsoft.com/office/word/2015/wordml/symex" xmlns:wpg="http://schemas.microsoft.com/office/word/2010/wordprocessingGroup" xmlns:wpi="http://schemas.microsoft.com/office/word/2010/wordprocessingInk" xmlns:wne="http://schemas.microsoft.com/office/word/2006/wordml" xmlns:wps="http://schemas.microsoft.com/office/word/2010/wordprocessingShape" mc:Ignorable="w14 w15 w16se w16cid w16 w16cex w16sdtdh w16du wp14">
   <w:p>
     <w:pPr>
       <w:pStyle w:val="Header"/>
@@ -11160,7 +12591,7 @@
 </file>
 
 <file path=word/numbering.xml><?xml version="1.0" encoding="utf-8"?>
-<w:numbering xmlns:wpc="http://schemas.microsoft.com/office/word/2010/wordprocessingCanvas" xmlns:cx="http://schemas.microsoft.com/office/drawing/2014/chartex" xmlns:cx1="http://schemas.microsoft.com/office/drawing/2015/9/8/chartex" xmlns:cx2="http://schemas.microsoft.com/office/drawing/2015/10/21/chartex" xmlns:cx3="http://schemas.microsoft.com/office/drawing/2016/5/9/chartex" xmlns:cx4="http://schemas.microsoft.com/office/drawing/2016/5/10/chartex" xmlns:cx5="http://schemas.microsoft.com/office/drawing/2016/5/11/chartex" xmlns:cx6="http://schemas.microsoft.com/office/drawing/2016/5/12/chartex" xmlns:cx7="http://schemas.microsoft.com/office/drawing/2016/5/13/chartex" xmlns:cx8="http://schemas.microsoft.com/office/drawing/2016/5/14/chartex" xmlns:mc="http://schemas.openxmlformats.org/markup-compatibility/2006" xmlns:aink="http://schemas.microsoft.com/office/drawing/2016/ink" xmlns:am3d="http://schemas.microsoft.com/office/drawing/2017/model3d" xmlns:o="urn:schemas-microsoft-com:office:office" xmlns:oel="http://schemas.microsoft.com/office/2019/extlst" xmlns:r="http://schemas.openxmlformats.org/officeDocument/2006/relationships" xmlns:m="http://schemas.openxmlformats.org/officeDocument/2006/math" xmlns:v="urn:schemas-microsoft-com:vml" xmlns:wp14="http://schemas.microsoft.com/office/word/2010/wordprocessingDrawing" xmlns:wp="http://schemas.openxmlformats.org/drawingml/2006/wordprocessingDrawing" xmlns:w10="urn:schemas-microsoft-com:office:word" xmlns:w="http://schemas.openxmlformats.org/wordprocessingml/2006/main" xmlns:w14="http://schemas.microsoft.com/office/word/2010/wordml" xmlns:w15="http://schemas.microsoft.com/office/word/2012/wordml" xmlns:w16cex="http://schemas.microsoft.com/office/word/2018/wordml/cex" xmlns:w16cid="http://schemas.microsoft.com/office/word/2016/wordml/cid" xmlns:w16="http://schemas.microsoft.com/office/word/2018/wordml" xmlns:w16sdtdh="http://schemas.microsoft.com/office/word/2020/wordml/sdtdatahash" xmlns:w16se="http://schemas.microsoft.com/office/word/2015/wordml/symex" xmlns:wpg="http://schemas.microsoft.com/office/word/2010/wordprocessingGroup" xmlns:wpi="http://schemas.microsoft.com/office/word/2010/wordprocessingInk" xmlns:wne="http://schemas.microsoft.com/office/word/2006/wordml" xmlns:wps="http://schemas.microsoft.com/office/word/2010/wordprocessingShape" mc:Ignorable="w14 w15 w16se w16cid w16 w16cex w16sdtdh wp14">
+<w:numbering xmlns:wpc="http://schemas.microsoft.com/office/word/2010/wordprocessingCanvas" xmlns:cx="http://schemas.microsoft.com/office/drawing/2014/chartex" xmlns:cx1="http://schemas.microsoft.com/office/drawing/2015/9/8/chartex" xmlns:cx2="http://schemas.microsoft.com/office/drawing/2015/10/21/chartex" xmlns:cx3="http://schemas.microsoft.com/office/drawing/2016/5/9/chartex" xmlns:cx4="http://schemas.microsoft.com/office/drawing/2016/5/10/chartex" xmlns:cx5="http://schemas.microsoft.com/office/drawing/2016/5/11/chartex" xmlns:cx6="http://schemas.microsoft.com/office/drawing/2016/5/12/chartex" xmlns:cx7="http://schemas.microsoft.com/office/drawing/2016/5/13/chartex" xmlns:cx8="http://schemas.microsoft.com/office/drawing/2016/5/14/chartex" xmlns:mc="http://schemas.openxmlformats.org/markup-compatibility/2006" xmlns:aink="http://schemas.microsoft.com/office/drawing/2016/ink" xmlns:am3d="http://schemas.microsoft.com/office/drawing/2017/model3d" xmlns:o="urn:schemas-microsoft-com:office:office" xmlns:oel="http://schemas.microsoft.com/office/2019/extlst" xmlns:r="http://schemas.openxmlformats.org/officeDocument/2006/relationships" xmlns:m="http://schemas.openxmlformats.org/officeDocument/2006/math" xmlns:v="urn:schemas-microsoft-com:vml" xmlns:wp14="http://schemas.microsoft.com/office/word/2010/wordprocessingDrawing" xmlns:wp="http://schemas.openxmlformats.org/drawingml/2006/wordprocessingDrawing" xmlns:w10="urn:schemas-microsoft-com:office:word" xmlns:w="http://schemas.openxmlformats.org/wordprocessingml/2006/main" xmlns:w14="http://schemas.microsoft.com/office/word/2010/wordml" xmlns:w15="http://schemas.microsoft.com/office/word/2012/wordml" xmlns:w16cex="http://schemas.microsoft.com/office/word/2018/wordml/cex" xmlns:w16cid="http://schemas.microsoft.com/office/word/2016/wordml/cid" xmlns:w16="http://schemas.microsoft.com/office/word/2018/wordml" xmlns:w16du="http://schemas.microsoft.com/office/word/2023/wordml/word16du" xmlns:w16sdtdh="http://schemas.microsoft.com/office/word/2020/wordml/sdtdatahash" xmlns:w16se="http://schemas.microsoft.com/office/word/2015/wordml/symex" xmlns:wpg="http://schemas.microsoft.com/office/word/2010/wordprocessingGroup" xmlns:wpi="http://schemas.microsoft.com/office/word/2010/wordprocessingInk" xmlns:wne="http://schemas.microsoft.com/office/word/2006/wordml" xmlns:wps="http://schemas.microsoft.com/office/word/2010/wordprocessingShape" mc:Ignorable="w14 w15 w16se w16cid w16 w16cex w16sdtdh w16du wp14">
   <w:abstractNum w:abstractNumId="0" w15:restartNumberingAfterBreak="0">
     <w:nsid w:val="FFFFFF82"/>
     <w:multiLevelType w:val="singleLevel"/>
@@ -14623,7 +16054,7 @@
 </file>
 
 <file path=word/styles.xml><?xml version="1.0" encoding="utf-8"?>
-<w:styles xmlns:mc="http://schemas.openxmlformats.org/markup-compatibility/2006" xmlns:r="http://schemas.openxmlformats.org/officeDocument/2006/relationships" xmlns:w="http://schemas.openxmlformats.org/wordprocessingml/2006/main" xmlns:w14="http://schemas.microsoft.com/office/word/2010/wordml" xmlns:w15="http://schemas.microsoft.com/office/word/2012/wordml" xmlns:w16cex="http://schemas.microsoft.com/office/word/2018/wordml/cex" xmlns:w16cid="http://schemas.microsoft.com/office/word/2016/wordml/cid" xmlns:w16="http://schemas.microsoft.com/office/word/2018/wordml" xmlns:w16sdtdh="http://schemas.microsoft.com/office/word/2020/wordml/sdtdatahash" xmlns:w16se="http://schemas.microsoft.com/office/word/2015/wordml/symex" mc:Ignorable="w14 w15 w16se w16cid w16 w16cex w16sdtdh">
+<w:styles xmlns:mc="http://schemas.openxmlformats.org/markup-compatibility/2006" xmlns:r="http://schemas.openxmlformats.org/officeDocument/2006/relationships" xmlns:w="http://schemas.openxmlformats.org/wordprocessingml/2006/main" xmlns:w14="http://schemas.microsoft.com/office/word/2010/wordml" xmlns:w15="http://schemas.microsoft.com/office/word/2012/wordml" xmlns:w16cex="http://schemas.microsoft.com/office/word/2018/wordml/cex" xmlns:w16cid="http://schemas.microsoft.com/office/word/2016/wordml/cid" xmlns:w16="http://schemas.microsoft.com/office/word/2018/wordml" xmlns:w16du="http://schemas.microsoft.com/office/word/2023/wordml/word16du" xmlns:w16sdtdh="http://schemas.microsoft.com/office/word/2020/wordml/sdtdatahash" xmlns:w16se="http://schemas.microsoft.com/office/word/2015/wordml/symex" mc:Ignorable="w14 w15 w16se w16cid w16 w16cex w16sdtdh w16du">
   <w:docDefaults>
     <w:rPrDefault>
       <w:rPr>
@@ -15062,9 +16493,10 @@
     <w:unhideWhenUsed/>
     <w:qFormat/>
     <w:locked/>
-    <w:rsid w:val="008211D3"/>
+    <w:rsid w:val="00E2227E"/>
     <w:pPr>
       <w:spacing w:line="276" w:lineRule="auto"/>
+      <w:ind w:right="-5"/>
       <w:jc w:val="center"/>
       <w:outlineLvl w:val="2"/>
     </w:pPr>
@@ -15691,7 +17123,7 @@
     <w:name w:val="Heading 3 Char"/>
     <w:basedOn w:val="DefaultParagraphFont"/>
     <w:link w:val="Heading3"/>
-    <w:rsid w:val="008211D3"/>
+    <w:rsid w:val="00E2227E"/>
     <w:rPr>
       <w:rFonts w:ascii="Arial" w:hAnsi="Arial" w:cs="Arial"/>
       <w:b/>
@@ -15759,7 +17191,7 @@
 </file>
 
 <file path=word/glossary/document.xml><?xml version="1.0" encoding="utf-8"?>
-<w:glossaryDocument xmlns:wpc="http://schemas.microsoft.com/office/word/2010/wordprocessingCanvas" xmlns:cx="http://schemas.microsoft.com/office/drawing/2014/chartex" xmlns:cx1="http://schemas.microsoft.com/office/drawing/2015/9/8/chartex" xmlns:cx2="http://schemas.microsoft.com/office/drawing/2015/10/21/chartex" xmlns:cx3="http://schemas.microsoft.com/office/drawing/2016/5/9/chartex" xmlns:cx4="http://schemas.microsoft.com/office/drawing/2016/5/10/chartex" xmlns:cx5="http://schemas.microsoft.com/office/drawing/2016/5/11/chartex" xmlns:cx6="http://schemas.microsoft.com/office/drawing/2016/5/12/chartex" xmlns:cx7="http://schemas.microsoft.com/office/drawing/2016/5/13/chartex" xmlns:cx8="http://schemas.microsoft.com/office/drawing/2016/5/14/chartex" xmlns:mc="http://schemas.openxmlformats.org/markup-compatibility/2006" xmlns:aink="http://schemas.microsoft.com/office/drawing/2016/ink" xmlns:am3d="http://schemas.microsoft.com/office/drawing/2017/model3d" xmlns:o="urn:schemas-microsoft-com:office:office" xmlns:oel="http://schemas.microsoft.com/office/2019/extlst" xmlns:r="http://schemas.openxmlformats.org/officeDocument/2006/relationships" xmlns:m="http://schemas.openxmlformats.org/officeDocument/2006/math" xmlns:v="urn:schemas-microsoft-com:vml" xmlns:wp14="http://schemas.microsoft.com/office/word/2010/wordprocessingDrawing" xmlns:wp="http://schemas.openxmlformats.org/drawingml/2006/wordprocessingDrawing" xmlns:w10="urn:schemas-microsoft-com:office:word" xmlns:w="http://schemas.openxmlformats.org/wordprocessingml/2006/main" xmlns:w14="http://schemas.microsoft.com/office/word/2010/wordml" xmlns:w15="http://schemas.microsoft.com/office/word/2012/wordml" xmlns:w16cex="http://schemas.microsoft.com/office/word/2018/wordml/cex" xmlns:w16cid="http://schemas.microsoft.com/office/word/2016/wordml/cid" xmlns:w16="http://schemas.microsoft.com/office/word/2018/wordml" xmlns:w16sdtdh="http://schemas.microsoft.com/office/word/2020/wordml/sdtdatahash" xmlns:w16se="http://schemas.microsoft.com/office/word/2015/wordml/symex" xmlns:wpg="http://schemas.microsoft.com/office/word/2010/wordprocessingGroup" xmlns:wpi="http://schemas.microsoft.com/office/word/2010/wordprocessingInk" xmlns:wne="http://schemas.microsoft.com/office/word/2006/wordml" xmlns:wps="http://schemas.microsoft.com/office/word/2010/wordprocessingShape" mc:Ignorable="w14 w15 w16se w16cid w16 w16cex w16sdtdh wp14">
+<w:glossaryDocument xmlns:wpc="http://schemas.microsoft.com/office/word/2010/wordprocessingCanvas" xmlns:cx="http://schemas.microsoft.com/office/drawing/2014/chartex" xmlns:cx1="http://schemas.microsoft.com/office/drawing/2015/9/8/chartex" xmlns:cx2="http://schemas.microsoft.com/office/drawing/2015/10/21/chartex" xmlns:cx3="http://schemas.microsoft.com/office/drawing/2016/5/9/chartex" xmlns:cx4="http://schemas.microsoft.com/office/drawing/2016/5/10/chartex" xmlns:cx5="http://schemas.microsoft.com/office/drawing/2016/5/11/chartex" xmlns:cx6="http://schemas.microsoft.com/office/drawing/2016/5/12/chartex" xmlns:cx7="http://schemas.microsoft.com/office/drawing/2016/5/13/chartex" xmlns:cx8="http://schemas.microsoft.com/office/drawing/2016/5/14/chartex" xmlns:mc="http://schemas.openxmlformats.org/markup-compatibility/2006" xmlns:aink="http://schemas.microsoft.com/office/drawing/2016/ink" xmlns:am3d="http://schemas.microsoft.com/office/drawing/2017/model3d" xmlns:o="urn:schemas-microsoft-com:office:office" xmlns:oel="http://schemas.microsoft.com/office/2019/extlst" xmlns:r="http://schemas.openxmlformats.org/officeDocument/2006/relationships" xmlns:m="http://schemas.openxmlformats.org/officeDocument/2006/math" xmlns:v="urn:schemas-microsoft-com:vml" xmlns:wp14="http://schemas.microsoft.com/office/word/2010/wordprocessingDrawing" xmlns:wp="http://schemas.openxmlformats.org/drawingml/2006/wordprocessingDrawing" xmlns:w10="urn:schemas-microsoft-com:office:word" xmlns:w="http://schemas.openxmlformats.org/wordprocessingml/2006/main" xmlns:w14="http://schemas.microsoft.com/office/word/2010/wordml" xmlns:w15="http://schemas.microsoft.com/office/word/2012/wordml" xmlns:w16cex="http://schemas.microsoft.com/office/word/2018/wordml/cex" xmlns:w16cid="http://schemas.microsoft.com/office/word/2016/wordml/cid" xmlns:w16="http://schemas.microsoft.com/office/word/2018/wordml" xmlns:w16du="http://schemas.microsoft.com/office/word/2023/wordml/word16du" xmlns:w16sdtdh="http://schemas.microsoft.com/office/word/2020/wordml/sdtdatahash" xmlns:w16se="http://schemas.microsoft.com/office/word/2015/wordml/symex" xmlns:wpg="http://schemas.microsoft.com/office/word/2010/wordprocessingGroup" xmlns:wpi="http://schemas.microsoft.com/office/word/2010/wordprocessingInk" xmlns:wne="http://schemas.microsoft.com/office/word/2006/wordml" xmlns:wps="http://schemas.microsoft.com/office/word/2010/wordprocessingShape" mc:Ignorable="w14 w15 w16se w16cid w16 w16cex w16sdtdh w16du wp14">
   <w:docParts>
     <w:docPart>
       <w:docPartPr>
@@ -15845,7 +17277,7 @@
 </file>
 
 <file path=word/glossary/fontTable.xml><?xml version="1.0" encoding="utf-8"?>
-<w:fonts xmlns:mc="http://schemas.openxmlformats.org/markup-compatibility/2006" xmlns:r="http://schemas.openxmlformats.org/officeDocument/2006/relationships" xmlns:w="http://schemas.openxmlformats.org/wordprocessingml/2006/main" xmlns:w14="http://schemas.microsoft.com/office/word/2010/wordml" xmlns:w15="http://schemas.microsoft.com/office/word/2012/wordml" xmlns:w16cex="http://schemas.microsoft.com/office/word/2018/wordml/cex" xmlns:w16cid="http://schemas.microsoft.com/office/word/2016/wordml/cid" xmlns:w16="http://schemas.microsoft.com/office/word/2018/wordml" xmlns:w16sdtdh="http://schemas.microsoft.com/office/word/2020/wordml/sdtdatahash" xmlns:w16se="http://schemas.microsoft.com/office/word/2015/wordml/symex" mc:Ignorable="w14 w15 w16se w16cid w16 w16cex w16sdtdh">
+<w:fonts xmlns:mc="http://schemas.openxmlformats.org/markup-compatibility/2006" xmlns:r="http://schemas.openxmlformats.org/officeDocument/2006/relationships" xmlns:w="http://schemas.openxmlformats.org/wordprocessingml/2006/main" xmlns:w14="http://schemas.microsoft.com/office/word/2010/wordml" xmlns:w15="http://schemas.microsoft.com/office/word/2012/wordml" xmlns:w16cex="http://schemas.microsoft.com/office/word/2018/wordml/cex" xmlns:w16cid="http://schemas.microsoft.com/office/word/2016/wordml/cid" xmlns:w16="http://schemas.microsoft.com/office/word/2018/wordml" xmlns:w16du="http://schemas.microsoft.com/office/word/2023/wordml/word16du" xmlns:w16sdtdh="http://schemas.microsoft.com/office/word/2020/wordml/sdtdatahash" xmlns:w16se="http://schemas.microsoft.com/office/word/2015/wordml/symex" mc:Ignorable="w14 w15 w16se w16cid w16 w16cex w16sdtdh w16du">
   <w:font w:name="Symbol">
     <w:panose1 w:val="05050102010706020507"/>
     <w:charset w:val="02"/>
@@ -15944,7 +17376,7 @@
 </file>
 
 <file path=word/glossary/settings.xml><?xml version="1.0" encoding="utf-8"?>
-<w:settings xmlns:mc="http://schemas.openxmlformats.org/markup-compatibility/2006" xmlns:o="urn:schemas-microsoft-com:office:office" xmlns:r="http://schemas.openxmlformats.org/officeDocument/2006/relationships" xmlns:m="http://schemas.openxmlformats.org/officeDocument/2006/math" xmlns:v="urn:schemas-microsoft-com:vml" xmlns:w10="urn:schemas-microsoft-com:office:word" xmlns:w="http://schemas.openxmlformats.org/wordprocessingml/2006/main" xmlns:w14="http://schemas.microsoft.com/office/word/2010/wordml" xmlns:w15="http://schemas.microsoft.com/office/word/2012/wordml" xmlns:w16cex="http://schemas.microsoft.com/office/word/2018/wordml/cex" xmlns:w16cid="http://schemas.microsoft.com/office/word/2016/wordml/cid" xmlns:w16="http://schemas.microsoft.com/office/word/2018/wordml" xmlns:w16sdtdh="http://schemas.microsoft.com/office/word/2020/wordml/sdtdatahash" xmlns:w16se="http://schemas.microsoft.com/office/word/2015/wordml/symex" xmlns:sl="http://schemas.openxmlformats.org/schemaLibrary/2006/main" mc:Ignorable="w14 w15 w16se w16cid w16 w16cex w16sdtdh">
+<w:settings xmlns:mc="http://schemas.openxmlformats.org/markup-compatibility/2006" xmlns:o="urn:schemas-microsoft-com:office:office" xmlns:r="http://schemas.openxmlformats.org/officeDocument/2006/relationships" xmlns:m="http://schemas.openxmlformats.org/officeDocument/2006/math" xmlns:v="urn:schemas-microsoft-com:vml" xmlns:w10="urn:schemas-microsoft-com:office:word" xmlns:w="http://schemas.openxmlformats.org/wordprocessingml/2006/main" xmlns:w14="http://schemas.microsoft.com/office/word/2010/wordml" xmlns:w15="http://schemas.microsoft.com/office/word/2012/wordml" xmlns:w16cex="http://schemas.microsoft.com/office/word/2018/wordml/cex" xmlns:w16cid="http://schemas.microsoft.com/office/word/2016/wordml/cid" xmlns:w16="http://schemas.microsoft.com/office/word/2018/wordml" xmlns:w16du="http://schemas.microsoft.com/office/word/2023/wordml/word16du" xmlns:w16sdtdh="http://schemas.microsoft.com/office/word/2020/wordml/sdtdatahash" xmlns:w16se="http://schemas.microsoft.com/office/word/2015/wordml/symex" xmlns:sl="http://schemas.openxmlformats.org/schemaLibrary/2006/main" mc:Ignorable="w14 w15 w16se w16cid w16 w16cex w16sdtdh w16du">
   <w:view w:val="normal"/>
   <w:defaultTabStop w:val="720"/>
   <w:characterSpacingControl w:val="doNotCompress"/>
@@ -15971,8 +17403,10 @@
     <w:rsid w:val="00917174"/>
     <w:rsid w:val="00943479"/>
     <w:rsid w:val="00984DA1"/>
+    <w:rsid w:val="00992E87"/>
     <w:rsid w:val="00AD231E"/>
     <w:rsid w:val="00AE33CD"/>
+    <w:rsid w:val="00B12CD4"/>
     <w:rsid w:val="00BD4AB6"/>
     <w:rsid w:val="00BE0DF8"/>
     <w:rsid w:val="00BF299B"/>
@@ -16002,7 +17436,7 @@
 </file>
 
 <file path=word/glossary/styles.xml><?xml version="1.0" encoding="utf-8"?>
-<w:styles xmlns:mc="http://schemas.openxmlformats.org/markup-compatibility/2006" xmlns:r="http://schemas.openxmlformats.org/officeDocument/2006/relationships" xmlns:w="http://schemas.openxmlformats.org/wordprocessingml/2006/main" xmlns:w14="http://schemas.microsoft.com/office/word/2010/wordml" xmlns:w15="http://schemas.microsoft.com/office/word/2012/wordml" xmlns:w16cex="http://schemas.microsoft.com/office/word/2018/wordml/cex" xmlns:w16cid="http://schemas.microsoft.com/office/word/2016/wordml/cid" xmlns:w16="http://schemas.microsoft.com/office/word/2018/wordml" xmlns:w16sdtdh="http://schemas.microsoft.com/office/word/2020/wordml/sdtdatahash" xmlns:w16se="http://schemas.microsoft.com/office/word/2015/wordml/symex" mc:Ignorable="w14 w15 w16se w16cid w16 w16cex w16sdtdh">
+<w:styles xmlns:mc="http://schemas.openxmlformats.org/markup-compatibility/2006" xmlns:r="http://schemas.openxmlformats.org/officeDocument/2006/relationships" xmlns:w="http://schemas.openxmlformats.org/wordprocessingml/2006/main" xmlns:w14="http://schemas.microsoft.com/office/word/2010/wordml" xmlns:w15="http://schemas.microsoft.com/office/word/2012/wordml" xmlns:w16cex="http://schemas.microsoft.com/office/word/2018/wordml/cex" xmlns:w16cid="http://schemas.microsoft.com/office/word/2016/wordml/cid" xmlns:w16="http://schemas.microsoft.com/office/word/2018/wordml" xmlns:w16du="http://schemas.microsoft.com/office/word/2023/wordml/word16du" xmlns:w16sdtdh="http://schemas.microsoft.com/office/word/2020/wordml/sdtdatahash" xmlns:w16se="http://schemas.microsoft.com/office/word/2015/wordml/symex" mc:Ignorable="w14 w15 w16se w16cid w16 w16cex w16sdtdh w16du">
   <w:docDefaults>
     <w:rPrDefault>
       <w:rPr>
@@ -16449,7 +17883,7 @@
 </file>
 
 <file path=word/glossary/webSettings.xml><?xml version="1.0" encoding="utf-8"?>
-<w:webSettings xmlns:mc="http://schemas.openxmlformats.org/markup-compatibility/2006" xmlns:r="http://schemas.openxmlformats.org/officeDocument/2006/relationships" xmlns:w="http://schemas.openxmlformats.org/wordprocessingml/2006/main" xmlns:w14="http://schemas.microsoft.com/office/word/2010/wordml" xmlns:w15="http://schemas.microsoft.com/office/word/2012/wordml" xmlns:w16cex="http://schemas.microsoft.com/office/word/2018/wordml/cex" xmlns:w16cid="http://schemas.microsoft.com/office/word/2016/wordml/cid" xmlns:w16="http://schemas.microsoft.com/office/word/2018/wordml" xmlns:w16sdtdh="http://schemas.microsoft.com/office/word/2020/wordml/sdtdatahash" xmlns:w16se="http://schemas.microsoft.com/office/word/2015/wordml/symex" mc:Ignorable="w14 w15 w16se w16cid w16 w16cex w16sdtdh">
+<w:webSettings xmlns:mc="http://schemas.openxmlformats.org/markup-compatibility/2006" xmlns:r="http://schemas.openxmlformats.org/officeDocument/2006/relationships" xmlns:w="http://schemas.openxmlformats.org/wordprocessingml/2006/main" xmlns:w14="http://schemas.microsoft.com/office/word/2010/wordml" xmlns:w15="http://schemas.microsoft.com/office/word/2012/wordml" xmlns:w16cex="http://schemas.microsoft.com/office/word/2018/wordml/cex" xmlns:w16cid="http://schemas.microsoft.com/office/word/2016/wordml/cid" xmlns:w16="http://schemas.microsoft.com/office/word/2018/wordml" xmlns:w16du="http://schemas.microsoft.com/office/word/2023/wordml/word16du" xmlns:w16sdtdh="http://schemas.microsoft.com/office/word/2020/wordml/sdtdatahash" xmlns:w16se="http://schemas.microsoft.com/office/word/2015/wordml/symex" mc:Ignorable="w14 w15 w16se w16cid w16 w16cex w16sdtdh w16du">
   <w:optimizeForBrowser/>
   <w:allowPNG/>
 </w:webSettings>
@@ -16741,104 +18175,11 @@
 </file>
 
 <file path=customXml/item1.xml><?xml version="1.0" encoding="utf-8"?>
-<spe:Receivers xmlns:spe="http://schemas.microsoft.com/sharepoint/events">
-  <Receiver>
-    <Name>Document ID Generator</Name>
-    <Synchronization>Synchronous</Synchronization>
-    <Type>10001</Type>
-    <SequenceNumber>1000</SequenceNumber>
-    <Url/>
-    <Assembly>Microsoft.Office.DocumentManagement, Version=16.0.0.0, Culture=neutral, PublicKeyToken=71e9bce111e9429c</Assembly>
-    <Class>Microsoft.Office.DocumentManagement.Internal.DocIdHandler</Class>
-    <Data/>
-    <Filter/>
-  </Receiver>
-  <Receiver>
-    <Name>Document ID Generator</Name>
-    <Synchronization>Synchronous</Synchronization>
-    <Type>10002</Type>
-    <SequenceNumber>1001</SequenceNumber>
-    <Url/>
-    <Assembly>Microsoft.Office.DocumentManagement, Version=16.0.0.0, Culture=neutral, PublicKeyToken=71e9bce111e9429c</Assembly>
-    <Class>Microsoft.Office.DocumentManagement.Internal.DocIdHandler</Class>
-    <Data/>
-    <Filter/>
-  </Receiver>
-  <Receiver>
-    <Name>Document ID Generator</Name>
-    <Synchronization>Synchronous</Synchronization>
-    <Type>10004</Type>
-    <SequenceNumber>1002</SequenceNumber>
-    <Url/>
-    <Assembly>Microsoft.Office.DocumentManagement, Version=16.0.0.0, Culture=neutral, PublicKeyToken=71e9bce111e9429c</Assembly>
-    <Class>Microsoft.Office.DocumentManagement.Internal.DocIdHandler</Class>
-    <Data/>
-    <Filter/>
-  </Receiver>
-  <Receiver>
-    <Name>Document ID Generator</Name>
-    <Synchronization>Synchronous</Synchronization>
-    <Type>10006</Type>
-    <SequenceNumber>1003</SequenceNumber>
-    <Url/>
-    <Assembly>Microsoft.Office.DocumentManagement, Version=16.0.0.0, Culture=neutral, PublicKeyToken=71e9bce111e9429c</Assembly>
-    <Class>Microsoft.Office.DocumentManagement.Internal.DocIdHandler</Class>
-    <Data/>
-    <Filter/>
-  </Receiver>
-</spe:Receivers>
+<SharedContentType xmlns="Microsoft.SharePoint.Taxonomy.ContentTypeSync" SourceId="598972e7-4f0e-48c0-bb56-a9f22e25d3ec" ContentTypeId="0x0101000E64A23F1383D74E9A471A69050FD18B" PreviousValue="false" LastSyncTimeStamp="2021-09-09T00:35:20.36Z"/>
 </file>
 
 <file path=customXml/item2.xml><?xml version="1.0" encoding="utf-8"?>
-<p:properties xmlns:p="http://schemas.microsoft.com/office/2006/metadata/properties" xmlns:xsi="http://www.w3.org/2001/XMLSchema-instance" xmlns:pc="http://schemas.microsoft.com/office/infopath/2007/PartnerControls">
-  <documentManagement>
-    <Entity xmlns="f76bb202-e0ee-44b5-81bd-1165e74daad9">NM TAFE</Entity>
-    <related_policy_previous xmlns="c0e62afa-2a47-46b3-9456-da846e41d927" xsi:nil="true"/>
-    <Site xmlns="f76bb202-e0ee-44b5-81bd-1165e74daad9">Controlled Documents</Site>
-    <Obsolete xmlns="5ae04d3c-143d-44b1-9de7-bd4bbc3b5a14">false</Obsolete>
-    <Document_x0020_Set_x0020_Status xmlns="f76bb202-e0ee-44b5-81bd-1165e74daad9" xsi:nil="true"/>
-    <Next_Review_Due xmlns="5ae04d3c-143d-44b1-9de7-bd4bbc3b5a14">2020-08-20T16:00:00+00:00</Next_Review_Due>
-    <approval_status_previous xmlns="5ae04d3c-143d-44b1-9de7-bd4bbc3b5a14">Approved</approval_status_previous>
-    <bul_approve_control xmlns="54903c2b-d745-4d4d-852a-5f37568ebb60">Bulk approved</bul_approve_control>
-    <file_mapping_id xmlns="5ae04d3c-143d-44b1-9de7-bd4bbc3b5a14">453</file_mapping_id>
-    <Published_Version xmlns="5ae04d3c-143d-44b1-9de7-bd4bbc3b5a14">4</Published_Version>
-    <name_previous xmlns="5ae04d3c-143d-44b1-9de7-bd4bbc3b5a14">Learning and Assessment Plan (F122A14).docx</name_previous>
-    <Document_Owner xmlns="54903c2b-d745-4d4d-852a-5f37568ebb60">
-      <UserInfo>
-        <DisplayName>Vivienne Scott</DisplayName>
-        <AccountId>835</AccountId>
-        <AccountType/>
-      </UserInfo>
-    </Document_Owner>
-    <Latest_Comment xmlns="5ae04d3c-143d-44b1-9de7-bd4bbc3b5a14">Reinstate substantive Director as document owner.  No action require
-</Latest_Comment>
-    <Document_Type xmlns="5ae04d3c-143d-44b1-9de7-bd4bbc3b5a14">Form</Document_Type>
-    <obsolete_previous xmlns="5ae04d3c-143d-44b1-9de7-bd4bbc3b5a14">False</obsolete_previous>
-    <Approval_Status xmlns="5ae04d3c-143d-44b1-9de7-bd4bbc3b5a14">Approved</Approval_Status>
-    <Document_Approver xmlns="54903c2b-d745-4d4d-852a-5f37568ebb60">
-      <UserInfo>
-        <DisplayName>El Hour Bokhari</DisplayName>
-        <AccountId>13</AccountId>
-        <AccountType/>
-      </UserInfo>
-    </Document_Approver>
-    <Business_Area xmlns="5ae04d3c-143d-44b1-9de7-bd4bbc3b5a14">Academic Quality</Business_Area>
-    <Document_Publisher xmlns="54903c2b-d745-4d4d-852a-5f37568ebb60">
-      <UserInfo>
-        <DisplayName>El Hour Bokhari</DisplayName>
-        <AccountId>13</AccountId>
-        <AccountType/>
-      </UserInfo>
-    </Document_Publisher>
-    <Library xmlns="f76bb202-e0ee-44b5-81bd-1165e74daad9">Published</Library>
-    <Related_Policy xmlns="c0e62afa-2a47-46b3-9456-da846e41d927">50</Related_Policy>
-    <_dlc_DocId xmlns="54903c2b-d745-4d4d-852a-5f37568ebb60">NMTCDMS-474321762-742</_dlc_DocId>
-    <_dlc_DocIdUrl xmlns="54903c2b-d745-4d4d-852a-5f37568ebb60">
-      <Url>https://tafewa.sharepoint.com/sites/NMT_Controlled_Documents/Controlled_Documents/_layouts/15/DocIdRedir.aspx?ID=NMTCDMS-474321762-742</Url>
-      <Description>NMTCDMS-474321762-742</Description>
-    </_dlc_DocIdUrl>
-  </documentManagement>
-</p:properties>
+<LongProperties xmlns="http://schemas.microsoft.com/office/2006/metadata/longProperties"/>
 </file>
 
 <file path=customXml/item3.xml><?xml version="1.0" encoding="utf-8"?>
@@ -17290,18 +18631,6 @@
 </file>
 
 <file path=customXml/item4.xml><?xml version="1.0" encoding="utf-8"?>
-<LongProperties xmlns="http://schemas.microsoft.com/office/2006/metadata/longProperties"/>
-</file>
-
-<file path=customXml/item5.xml><?xml version="1.0" encoding="utf-8"?>
-<SharedContentType xmlns="Microsoft.SharePoint.Taxonomy.ContentTypeSync" SourceId="598972e7-4f0e-48c0-bb56-a9f22e25d3ec" ContentTypeId="0x0101000E64A23F1383D74E9A471A69050FD18B" PreviousValue="false" LastSyncTimeStamp="2021-09-09T00:35:20.36Z"/>
-</file>
-
-<file path=customXml/item6.xml><?xml version="1.0" encoding="utf-8"?>
-<b:Sources xmlns:b="http://schemas.openxmlformats.org/officeDocument/2006/bibliography" xmlns="http://schemas.openxmlformats.org/officeDocument/2006/bibliography" SelectedStyle="\APA.XSL" StyleName="APA"/>
-</file>
-
-<file path=customXml/item7.xml><?xml version="1.0" encoding="utf-8"?>
 <FormTemplates xmlns="http://schemas.microsoft.com/sharepoint/v3/contenttype/forms">
   <Display>DocumentLibraryForm</Display>
   <Edit>DocumentLibraryForm</Edit>
@@ -17309,23 +18638,123 @@
 </FormTemplates>
 </file>
 
+<file path=customXml/item5.xml><?xml version="1.0" encoding="utf-8"?>
+<p:properties xmlns:p="http://schemas.microsoft.com/office/2006/metadata/properties" xmlns:xsi="http://www.w3.org/2001/XMLSchema-instance" xmlns:pc="http://schemas.microsoft.com/office/infopath/2007/PartnerControls">
+  <documentManagement>
+    <Entity xmlns="f76bb202-e0ee-44b5-81bd-1165e74daad9">NM TAFE</Entity>
+    <related_policy_previous xmlns="c0e62afa-2a47-46b3-9456-da846e41d927" xsi:nil="true"/>
+    <Site xmlns="f76bb202-e0ee-44b5-81bd-1165e74daad9">Controlled Documents</Site>
+    <Obsolete xmlns="5ae04d3c-143d-44b1-9de7-bd4bbc3b5a14">false</Obsolete>
+    <Document_x0020_Set_x0020_Status xmlns="f76bb202-e0ee-44b5-81bd-1165e74daad9" xsi:nil="true"/>
+    <Next_Review_Due xmlns="5ae04d3c-143d-44b1-9de7-bd4bbc3b5a14">2020-08-20T16:00:00+00:00</Next_Review_Due>
+    <approval_status_previous xmlns="5ae04d3c-143d-44b1-9de7-bd4bbc3b5a14">Approved</approval_status_previous>
+    <bul_approve_control xmlns="54903c2b-d745-4d4d-852a-5f37568ebb60">Bulk approved</bul_approve_control>
+    <file_mapping_id xmlns="5ae04d3c-143d-44b1-9de7-bd4bbc3b5a14">453</file_mapping_id>
+    <Published_Version xmlns="5ae04d3c-143d-44b1-9de7-bd4bbc3b5a14">4</Published_Version>
+    <name_previous xmlns="5ae04d3c-143d-44b1-9de7-bd4bbc3b5a14">Learning and Assessment Plan (F122A14).docx</name_previous>
+    <Document_Owner xmlns="54903c2b-d745-4d4d-852a-5f37568ebb60">
+      <UserInfo>
+        <DisplayName>Vivienne Scott</DisplayName>
+        <AccountId>835</AccountId>
+        <AccountType/>
+      </UserInfo>
+    </Document_Owner>
+    <Latest_Comment xmlns="5ae04d3c-143d-44b1-9de7-bd4bbc3b5a14">Reinstate substantive Director as document owner.  No action require
+</Latest_Comment>
+    <Document_Type xmlns="5ae04d3c-143d-44b1-9de7-bd4bbc3b5a14">Form</Document_Type>
+    <obsolete_previous xmlns="5ae04d3c-143d-44b1-9de7-bd4bbc3b5a14">False</obsolete_previous>
+    <Approval_Status xmlns="5ae04d3c-143d-44b1-9de7-bd4bbc3b5a14">Approved</Approval_Status>
+    <Document_Approver xmlns="54903c2b-d745-4d4d-852a-5f37568ebb60">
+      <UserInfo>
+        <DisplayName>El Hour Bokhari</DisplayName>
+        <AccountId>13</AccountId>
+        <AccountType/>
+      </UserInfo>
+    </Document_Approver>
+    <Business_Area xmlns="5ae04d3c-143d-44b1-9de7-bd4bbc3b5a14">Academic Quality</Business_Area>
+    <Document_Publisher xmlns="54903c2b-d745-4d4d-852a-5f37568ebb60">
+      <UserInfo>
+        <DisplayName>El Hour Bokhari</DisplayName>
+        <AccountId>13</AccountId>
+        <AccountType/>
+      </UserInfo>
+    </Document_Publisher>
+    <Library xmlns="f76bb202-e0ee-44b5-81bd-1165e74daad9">Published</Library>
+    <Related_Policy xmlns="c0e62afa-2a47-46b3-9456-da846e41d927">50</Related_Policy>
+    <_dlc_DocId xmlns="54903c2b-d745-4d4d-852a-5f37568ebb60">NMTCDMS-474321762-742</_dlc_DocId>
+    <_dlc_DocIdUrl xmlns="54903c2b-d745-4d4d-852a-5f37568ebb60">
+      <Url>https://tafewa.sharepoint.com/sites/NMT_Controlled_Documents/Controlled_Documents/_layouts/15/DocIdRedir.aspx?ID=NMTCDMS-474321762-742</Url>
+      <Description>NMTCDMS-474321762-742</Description>
+    </_dlc_DocIdUrl>
+  </documentManagement>
+</p:properties>
+</file>
+
+<file path=customXml/item6.xml><?xml version="1.0" encoding="utf-8"?>
+<spe:Receivers xmlns:spe="http://schemas.microsoft.com/sharepoint/events">
+  <Receiver>
+    <Name>Document ID Generator</Name>
+    <Synchronization>Synchronous</Synchronization>
+    <Type>10001</Type>
+    <SequenceNumber>1000</SequenceNumber>
+    <Url/>
+    <Assembly>Microsoft.Office.DocumentManagement, Version=16.0.0.0, Culture=neutral, PublicKeyToken=71e9bce111e9429c</Assembly>
+    <Class>Microsoft.Office.DocumentManagement.Internal.DocIdHandler</Class>
+    <Data/>
+    <Filter/>
+  </Receiver>
+  <Receiver>
+    <Name>Document ID Generator</Name>
+    <Synchronization>Synchronous</Synchronization>
+    <Type>10002</Type>
+    <SequenceNumber>1001</SequenceNumber>
+    <Url/>
+    <Assembly>Microsoft.Office.DocumentManagement, Version=16.0.0.0, Culture=neutral, PublicKeyToken=71e9bce111e9429c</Assembly>
+    <Class>Microsoft.Office.DocumentManagement.Internal.DocIdHandler</Class>
+    <Data/>
+    <Filter/>
+  </Receiver>
+  <Receiver>
+    <Name>Document ID Generator</Name>
+    <Synchronization>Synchronous</Synchronization>
+    <Type>10004</Type>
+    <SequenceNumber>1002</SequenceNumber>
+    <Url/>
+    <Assembly>Microsoft.Office.DocumentManagement, Version=16.0.0.0, Culture=neutral, PublicKeyToken=71e9bce111e9429c</Assembly>
+    <Class>Microsoft.Office.DocumentManagement.Internal.DocIdHandler</Class>
+    <Data/>
+    <Filter/>
+  </Receiver>
+  <Receiver>
+    <Name>Document ID Generator</Name>
+    <Synchronization>Synchronous</Synchronization>
+    <Type>10006</Type>
+    <SequenceNumber>1003</SequenceNumber>
+    <Url/>
+    <Assembly>Microsoft.Office.DocumentManagement, Version=16.0.0.0, Culture=neutral, PublicKeyToken=71e9bce111e9429c</Assembly>
+    <Class>Microsoft.Office.DocumentManagement.Internal.DocIdHandler</Class>
+    <Data/>
+    <Filter/>
+  </Receiver>
+</spe:Receivers>
+</file>
+
+<file path=customXml/item7.xml><?xml version="1.0" encoding="utf-8"?>
+<b:Sources xmlns:b="http://schemas.openxmlformats.org/officeDocument/2006/bibliography" xmlns="http://schemas.openxmlformats.org/officeDocument/2006/bibliography" SelectedStyle="\APA.XSL" StyleName="APA"/>
+</file>
+
 <file path=customXml/itemProps1.xml><?xml version="1.0" encoding="utf-8"?>
-<ds:datastoreItem xmlns:ds="http://schemas.openxmlformats.org/officeDocument/2006/customXml" ds:itemID="{1A541837-1ECE-416C-B1E7-6C518D25BE2E}">
+<ds:datastoreItem xmlns:ds="http://schemas.openxmlformats.org/officeDocument/2006/customXml" ds:itemID="{E3ED8D32-1A41-4830-9976-77B71B3EF787}">
   <ds:schemaRefs>
-    <ds:schemaRef ds:uri="http://schemas.microsoft.com/sharepoint/events"/>
+    <ds:schemaRef ds:uri="Microsoft.SharePoint.Taxonomy.ContentTypeSync"/>
   </ds:schemaRefs>
 </ds:datastoreItem>
 </file>
 
 <file path=customXml/itemProps2.xml><?xml version="1.0" encoding="utf-8"?>
-<ds:datastoreItem xmlns:ds="http://schemas.openxmlformats.org/officeDocument/2006/customXml" ds:itemID="{C6636395-F9D3-4927-80A9-66E02008421C}">
+<ds:datastoreItem xmlns:ds="http://schemas.openxmlformats.org/officeDocument/2006/customXml" ds:itemID="{75AA7996-99EB-4C55-887E-2594A8E9F051}">
   <ds:schemaRefs>
-    <ds:schemaRef ds:uri="http://schemas.microsoft.com/office/2006/metadata/properties"/>
-    <ds:schemaRef ds:uri="http://schemas.microsoft.com/office/infopath/2007/PartnerControls"/>
-    <ds:schemaRef ds:uri="f76bb202-e0ee-44b5-81bd-1165e74daad9"/>
-    <ds:schemaRef ds:uri="c0e62afa-2a47-46b3-9456-da846e41d927"/>
-    <ds:schemaRef ds:uri="5ae04d3c-143d-44b1-9de7-bd4bbc3b5a14"/>
-    <ds:schemaRef ds:uri="54903c2b-d745-4d4d-852a-5f37568ebb60"/>
+    <ds:schemaRef ds:uri="http://schemas.microsoft.com/office/2006/metadata/longProperties"/>
   </ds:schemaRefs>
 </ds:datastoreItem>
 </file>
@@ -17353,33 +18782,38 @@
 </file>
 
 <file path=customXml/itemProps4.xml><?xml version="1.0" encoding="utf-8"?>
-<ds:datastoreItem xmlns:ds="http://schemas.openxmlformats.org/officeDocument/2006/customXml" ds:itemID="{75AA7996-99EB-4C55-887E-2594A8E9F051}">
+<ds:datastoreItem xmlns:ds="http://schemas.openxmlformats.org/officeDocument/2006/customXml" ds:itemID="{278BFDAA-2330-44E0-B85E-4F1A96AFA5BE}">
   <ds:schemaRefs>
-    <ds:schemaRef ds:uri="http://schemas.microsoft.com/office/2006/metadata/longProperties"/>
+    <ds:schemaRef ds:uri="http://schemas.microsoft.com/sharepoint/v3/contenttype/forms"/>
   </ds:schemaRefs>
 </ds:datastoreItem>
 </file>
 
 <file path=customXml/itemProps5.xml><?xml version="1.0" encoding="utf-8"?>
-<ds:datastoreItem xmlns:ds="http://schemas.openxmlformats.org/officeDocument/2006/customXml" ds:itemID="{E3ED8D32-1A41-4830-9976-77B71B3EF787}">
+<ds:datastoreItem xmlns:ds="http://schemas.openxmlformats.org/officeDocument/2006/customXml" ds:itemID="{C6636395-F9D3-4927-80A9-66E02008421C}">
   <ds:schemaRefs>
-    <ds:schemaRef ds:uri="Microsoft.SharePoint.Taxonomy.ContentTypeSync"/>
+    <ds:schemaRef ds:uri="http://schemas.microsoft.com/office/2006/metadata/properties"/>
+    <ds:schemaRef ds:uri="http://schemas.microsoft.com/office/infopath/2007/PartnerControls"/>
+    <ds:schemaRef ds:uri="f76bb202-e0ee-44b5-81bd-1165e74daad9"/>
+    <ds:schemaRef ds:uri="c0e62afa-2a47-46b3-9456-da846e41d927"/>
+    <ds:schemaRef ds:uri="5ae04d3c-143d-44b1-9de7-bd4bbc3b5a14"/>
+    <ds:schemaRef ds:uri="54903c2b-d745-4d4d-852a-5f37568ebb60"/>
   </ds:schemaRefs>
 </ds:datastoreItem>
 </file>
 
 <file path=customXml/itemProps6.xml><?xml version="1.0" encoding="utf-8"?>
+<ds:datastoreItem xmlns:ds="http://schemas.openxmlformats.org/officeDocument/2006/customXml" ds:itemID="{1A541837-1ECE-416C-B1E7-6C518D25BE2E}">
+  <ds:schemaRefs>
+    <ds:schemaRef ds:uri="http://schemas.microsoft.com/sharepoint/events"/>
+  </ds:schemaRefs>
+</ds:datastoreItem>
+</file>
+
+<file path=customXml/itemProps7.xml><?xml version="1.0" encoding="utf-8"?>
 <ds:datastoreItem xmlns:ds="http://schemas.openxmlformats.org/officeDocument/2006/customXml" ds:itemID="{9BBBA466-869C-4CF6-9DA9-049A89955E90}">
   <ds:schemaRefs>
     <ds:schemaRef ds:uri="http://schemas.openxmlformats.org/officeDocument/2006/bibliography"/>
   </ds:schemaRefs>
 </ds:datastoreItem>
-</file>
-
-<file path=customXml/itemProps7.xml><?xml version="1.0" encoding="utf-8"?>
-<ds:datastoreItem xmlns:ds="http://schemas.openxmlformats.org/officeDocument/2006/customXml" ds:itemID="{278BFDAA-2330-44E0-B85E-4F1A96AFA5BE}">
-  <ds:schemaRefs>
-    <ds:schemaRef ds:uri="http://schemas.microsoft.com/sharepoint/v3/contenttype/forms"/>
-  </ds:schemaRefs>
-</ds:datastoreItem>
 </file>
--- a/example/2 KAD/1 LAP/Learning and Assessment Plan (F122A14).docx
+++ b/example/2 KAD/1 LAP/Learning and Assessment Plan (F122A14).docx
@@ -126,7 +126,7 @@
           </w:tcPr>
           <w:p>
             <w:r>
-              <w:t>2024, S2</w:t>
+              <w:t>2025, S1</w:t>
             </w:r>
           </w:p>
         </w:tc>
@@ -476,8 +476,6 @@
             </w:r>
             <w:r>
               <w:br/>
-              <w:t>- USB (at least 16GB)</w:t>
-              <w:br/>
               <w:t>- Adequate home workstation for out of class activities</w:t>
               <w:br/>
               <w:t>- Student's personal notes</w:t>
@@ -758,14 +756,9 @@
             <w:tcW w:w="1002" w:type="pct"/>
           </w:tcPr>
           <w:p>
-            <w:pPr>
-              <w:spacing w:before="60" w:after="60"/>
-              <w:rPr>
-                <w:rFonts w:cs="Arial"/>
-                <w:szCs w:val="22"/>
-                <w:lang w:val="en-US"/>
-              </w:rPr>
-            </w:pPr>
+            <w:r>
+              <w:t>Hong Fu</w:t>
+            </w:r>
           </w:p>
         </w:tc>
         <w:tc>
@@ -773,14 +766,9 @@
             <w:tcW w:w="746" w:type="pct"/>
           </w:tcPr>
           <w:p>
-            <w:pPr>
-              <w:spacing w:before="60" w:after="60"/>
-              <w:rPr>
-                <w:rFonts w:cs="Arial"/>
-                <w:szCs w:val="22"/>
-                <w:lang w:val="en-US"/>
-              </w:rPr>
-            </w:pPr>
+            <w:r>
+              <w:t>--</w:t>
+            </w:r>
           </w:p>
         </w:tc>
         <w:tc>
@@ -788,14 +776,9 @@
             <w:tcW w:w="1832" w:type="pct"/>
           </w:tcPr>
           <w:p>
-            <w:pPr>
-              <w:spacing w:before="60" w:after="60"/>
-              <w:rPr>
-                <w:rFonts w:cs="Arial"/>
-                <w:szCs w:val="22"/>
-                <w:lang w:val="en-US"/>
-              </w:rPr>
-            </w:pPr>
+            <w:r>
+              <w:t>hong.fu@nmtafe.wa.edu.au</w:t>
+            </w:r>
           </w:p>
         </w:tc>
         <w:tc>
@@ -803,14 +786,9 @@
             <w:tcW w:w="748" w:type="pct"/>
           </w:tcPr>
           <w:p>
-            <w:pPr>
-              <w:spacing w:before="60" w:after="60"/>
-              <w:rPr>
-                <w:rFonts w:cs="Arial"/>
-                <w:szCs w:val="22"/>
-                <w:lang w:val="en-US"/>
-              </w:rPr>
-            </w:pPr>
+            <w:r>
+              <w:t>in-class or by appointment</w:t>
+            </w:r>
           </w:p>
         </w:tc>
         <w:tc>
@@ -818,14 +796,9 @@
             <w:tcW w:w="673" w:type="pct"/>
           </w:tcPr>
           <w:p>
-            <w:pPr>
-              <w:spacing w:before="60" w:after="60"/>
-              <w:rPr>
-                <w:rFonts w:cs="Arial"/>
-                <w:szCs w:val="22"/>
-                <w:lang w:val="en-US"/>
-              </w:rPr>
-            </w:pPr>
+            <w:r>
+              <w:t>Perth 406</w:t>
+            </w:r>
           </w:p>
         </w:tc>
       </w:tr>
@@ -2839,7 +2812,6 @@
             <w:r>
               <w:t>Week 1: Introduction to AI, ML, and DL</w:t>
             </w:r>
-            <w:r/>
           </w:p>
           <w:p>
             <w:pPr>
@@ -2848,8 +2820,6 @@
             <w:r>
               <w:t>Overview and history of AI, ML, and DL.</w:t>
             </w:r>
-            <w:r/>
-            <w:r/>
           </w:p>
           <w:p>
             <w:pPr>
@@ -2858,8 +2828,6 @@
             <w:r>
               <w:t>Key features and functions of AI technologies.</w:t>
             </w:r>
-            <w:r/>
-            <w:r/>
           </w:p>
           <w:p>
             <w:pPr>
@@ -2868,8 +2836,6 @@
             <w:r>
               <w:t>Functions and features of industry-recognised AI, ML and DL technologies used in organisations.</w:t>
             </w:r>
-            <w:r/>
-            <w:r/>
           </w:p>
           <w:p>
             <w:pPr>
@@ -2878,8 +2844,6 @@
             <w:r>
               <w:t>Discussion of tasks and processes commonly automated using AI, ML, and DL</w:t>
             </w:r>
-            <w:r/>
-            <w:r/>
           </w:p>
           <w:p>
             <w:pPr>
@@ -2888,19 +2852,10 @@
             <w:r>
               <w:t>Explore advantages and disadvantages of AI, ML, and DL technologies.</w:t>
             </w:r>
-            <w:r/>
-          </w:p>
-          <w:p>
-            <w:r/>
-            <w:r>
-              <w:t xml:space="preserve">  </w:t>
-            </w:r>
-            <w:r/>
-          </w:p>
-          <w:p>
-            <w:r>
-              <w:rPr>
-                <w:b w:val="0"/>
+          </w:p>
+          <w:p>
+            <w:r>
+              <w:rPr>
                 <w:i/>
               </w:rPr>
               <w:t>In-class Research Activity</w:t>
@@ -2927,69 +2882,46 @@
                 <w:szCs w:val="20"/>
               </w:rPr>
             </w:pPr>
-            <w:r/>
-            <w:r/>
-            <w:hyperlink r:id="rId26">
+          </w:p>
+          <w:p>
+            <w:hyperlink r:id="rId26" w:history="1">
               <w:r>
                 <w:rPr>
-                  <w:color w:val="0000EE"/>
+                  <w:color w:val="0000FF"/>
                   <w:u w:val="single"/>
                 </w:rPr>
                 <w:t>The Pattern on the Stone, by Danny Hillis</w:t>
               </w:r>
             </w:hyperlink>
-            <w:r>
-              <w:br/>
-            </w:r>
-            <w:r/>
-            <w:r/>
-            <w:r/>
-            <w:hyperlink r:id="rId27">
+            <w:hyperlink r:id="rId27" w:history="1">
               <w:r>
                 <w:rPr>
-                  <w:color w:val="0000EE"/>
+                  <w:color w:val="0000FF"/>
                   <w:u w:val="single"/>
                 </w:rPr>
                 <w:t>The moment we stopped understanding AI [AlexNet]</w:t>
               </w:r>
             </w:hyperlink>
-            <w:r>
-              <w:br/>
-            </w:r>
-            <w:r/>
-            <w:r/>
-            <w:r/>
-            <w:hyperlink r:id="rId28">
+            <w:hyperlink r:id="rId28" w:history="1">
               <w:r>
                 <w:rPr>
-                  <w:color w:val="0000EE"/>
+                  <w:color w:val="0000FF"/>
                   <w:u w:val="single"/>
                 </w:rPr>
                 <w:t>Can machines think?</w:t>
               </w:r>
             </w:hyperlink>
-            <w:r>
-              <w:br/>
-            </w:r>
-            <w:r/>
-          </w:p>
-          <w:p>
-            <w:r/>
-            <w:r/>
-            <w:r/>
-            <w:hyperlink r:id="rId29">
+          </w:p>
+          <w:p>
+            <w:hyperlink r:id="rId29" w:history="1">
               <w:r>
                 <w:rPr>
-                  <w:color w:val="0000EE"/>
+                  <w:color w:val="0000FF"/>
                   <w:u w:val="single"/>
                 </w:rPr>
-                <w:t/>
+                <w:t>https://course.fast.ai/</w:t>
               </w:r>
             </w:hyperlink>
-            <w:r>
-              <w:br/>
-            </w:r>
-            <w:r/>
           </w:p>
         </w:tc>
         <w:tc>
@@ -3016,29 +2948,23 @@
               <w:t>This week's extension reading is:</w:t>
             </w:r>
             <w:r/>
-            <w:r/>
-          </w:p>
-          <w:p>
             <w:r>
               <w:rPr>
                 <w:b/>
-                <w:i w:val="0"/>
               </w:rPr>
               <w:t>"The Moon is a Harsh Mistress" by Robert A. Heinlein</w:t>
             </w:r>
             <w:r>
               <w:t xml:space="preserve"> (1966)</w:t>
             </w:r>
-            <w:r/>
-          </w:p>
-          <w:p>
-            <w:pPr>
-              <w:pStyle w:val="ListBullet2"/>
+          </w:p>
+          <w:p>
+            <w:pPr>
+              <w:pStyle w:val="ListBullet"/>
             </w:pPr>
             <w:r>
               <w:t>A lunar colony's AI, named Mike, gains self-awareness and aids in a revolution against Earth's government, highlighting themes of AI autonomy and human-machine relationships.</w:t>
             </w:r>
-            <w:r/>
           </w:p>
         </w:tc>
         <w:tc>
@@ -3230,7 +3156,6 @@
             <w:r>
               <w:t>Week 2: Data for Machine Learning</w:t>
             </w:r>
-            <w:r/>
           </w:p>
           <w:p>
             <w:pPr>
@@ -3239,8 +3164,6 @@
             <w:r>
               <w:t>Introduction to IPython Environment and Kaggle.</w:t>
             </w:r>
-            <w:r/>
-            <w:r/>
           </w:p>
           <w:p>
             <w:pPr>
@@ -3249,8 +3172,6 @@
             <w:r>
               <w:t>Identifying key data sources for machine learning</w:t>
             </w:r>
-            <w:r/>
-            <w:r/>
           </w:p>
           <w:p>
             <w:pPr>
@@ -3259,8 +3180,6 @@
             <w:r>
               <w:t>Types of data: Structured, Unstructured, Labelled, and Unlabelled.</w:t>
             </w:r>
-            <w:r/>
-            <w:r/>
           </w:p>
           <w:p>
             <w:pPr>
@@ -3269,38 +3188,30 @@
             <w:r>
               <w:t>Understanding ML Attributes:</w:t>
             </w:r>
-            <w:r/>
-            <w:r/>
-          </w:p>
-          <w:p>
-            <w:pPr>
-              <w:pStyle w:val="ListBullet2"/>
+          </w:p>
+          <w:p>
+            <w:pPr>
+              <w:pStyle w:val="ListBullet"/>
             </w:pPr>
             <w:r>
               <w:t>Data Attributes</w:t>
             </w:r>
-            <w:r/>
-            <w:r/>
-          </w:p>
-          <w:p>
-            <w:pPr>
-              <w:pStyle w:val="ListBullet2"/>
+          </w:p>
+          <w:p>
+            <w:pPr>
+              <w:pStyle w:val="ListBullet"/>
             </w:pPr>
             <w:r>
               <w:t>Model Attributes</w:t>
             </w:r>
-            <w:r/>
-            <w:r/>
-          </w:p>
-          <w:p>
-            <w:pPr>
-              <w:pStyle w:val="ListBullet2"/>
+          </w:p>
+          <w:p>
+            <w:pPr>
+              <w:pStyle w:val="ListBullet"/>
             </w:pPr>
             <w:r>
               <w:t>Target Attributes</w:t>
             </w:r>
-            <w:r/>
-            <w:r/>
           </w:p>
           <w:p>
             <w:pPr>
@@ -3309,8 +3220,6 @@
             <w:r>
               <w:t>Understanding relevant algorithms for labelled or unlabeled datasets.</w:t>
             </w:r>
-            <w:r/>
-            <w:r/>
           </w:p>
           <w:p>
             <w:pPr>
@@ -3319,8 +3228,6 @@
             <w:r>
               <w:t>Understand biases in datasets and methods for generating balanced data.</w:t>
             </w:r>
-            <w:r/>
-            <w:r/>
           </w:p>
           <w:p>
             <w:pPr>
@@ -3329,60 +3236,42 @@
             <w:r>
               <w:t>Intro to data pre-processing for ML:</w:t>
             </w:r>
-            <w:r/>
-            <w:r/>
-          </w:p>
-          <w:p>
-            <w:pPr>
-              <w:pStyle w:val="ListBullet2"/>
+          </w:p>
+          <w:p>
+            <w:pPr>
+              <w:pStyle w:val="ListBullet"/>
             </w:pPr>
             <w:r>
               <w:t>Randomising, deduplication</w:t>
             </w:r>
-            <w:r/>
-            <w:r/>
-          </w:p>
-          <w:p>
-            <w:pPr>
-              <w:pStyle w:val="ListBullet2"/>
+          </w:p>
+          <w:p>
+            <w:pPr>
+              <w:pStyle w:val="ListBullet"/>
             </w:pPr>
             <w:r>
               <w:t>Data cleaning</w:t>
             </w:r>
-            <w:r/>
-            <w:r/>
-          </w:p>
-          <w:p>
-            <w:pPr>
-              <w:pStyle w:val="ListBullet2"/>
+          </w:p>
+          <w:p>
+            <w:pPr>
+              <w:pStyle w:val="ListBullet"/>
             </w:pPr>
             <w:r>
               <w:t>Creating training, validation, and test subsets, why?</w:t>
             </w:r>
-            <w:r/>
-            <w:r/>
-          </w:p>
-          <w:p>
-            <w:pPr>
-              <w:pStyle w:val="ListBullet2"/>
+          </w:p>
+          <w:p>
+            <w:pPr>
+              <w:pStyle w:val="ListBullet"/>
             </w:pPr>
             <w:r>
               <w:t>Training, Test, and Validation Loops (Preview Topic)</w:t>
             </w:r>
-            <w:r/>
-          </w:p>
-          <w:p>
-            <w:r/>
-          </w:p>
-          <w:p>
-            <w:r/>
-            <w:r/>
-            <w:r/>
-          </w:p>
-          <w:p>
-            <w:r>
-              <w:rPr>
-                <w:b w:val="0"/>
+          </w:p>
+          <w:p>
+            <w:r>
+              <w:rPr>
                 <w:i/>
               </w:rPr>
               <w:t>In-class Activity</w:t>
@@ -3409,21 +3298,17 @@
                 <w:szCs w:val="20"/>
               </w:rPr>
             </w:pPr>
-            <w:r/>
-            <w:r/>
-            <w:hyperlink r:id="rId30">
+          </w:p>
+          <w:p>
+            <w:hyperlink r:id="rId30" w:history="1">
               <w:r>
                 <w:rPr>
-                  <w:color w:val="0000EE"/>
+                  <w:color w:val="0000FF"/>
                   <w:u w:val="single"/>
                 </w:rPr>
                 <w:t>Data Attributes and Model Attributes</w:t>
               </w:r>
             </w:hyperlink>
-            <w:r>
-              <w:br/>
-            </w:r>
-            <w:r/>
           </w:p>
         </w:tc>
         <w:tc>
@@ -3450,29 +3335,23 @@
               <w:t>This week's extension reading is:</w:t>
             </w:r>
             <w:r/>
-            <w:r/>
-          </w:p>
-          <w:p>
             <w:r>
               <w:rPr>
                 <w:b/>
-                <w:i w:val="0"/>
               </w:rPr>
               <w:t>"Reason" by Isaac Asimov</w:t>
             </w:r>
             <w:r>
               <w:t xml:space="preserve"> (1941)</w:t>
             </w:r>
-            <w:r/>
-          </w:p>
-          <w:p>
-            <w:pPr>
-              <w:pStyle w:val="ListBullet2"/>
+          </w:p>
+          <w:p>
+            <w:pPr>
+              <w:pStyle w:val="ListBullet"/>
             </w:pPr>
             <w:r>
               <w:t>Isaac Asimov's "Reason" depicts a robot named QT-1 who questions human authority and develops its own belief system based on logic and reason.</w:t>
             </w:r>
-            <w:r/>
           </w:p>
         </w:tc>
         <w:tc>
@@ -3654,7 +3533,6 @@
             <w:r>
               <w:t>Week 3: Essentials of ML and DL Technologies</w:t>
             </w:r>
-            <w:r/>
           </w:p>
           <w:p>
             <w:pPr>
@@ -3663,18 +3541,14 @@
             <w:r>
               <w:t>Introduction to sci-kit learn package</w:t>
             </w:r>
-            <w:r/>
-            <w:r/>
           </w:p>
           <w:p>
             <w:pPr>
               <w:pStyle w:val="ListBullet"/>
             </w:pPr>
             <w:r>
-              <w:t xml:space="preserve">Understanding ML: Supervised vs. Unsupervised Learning </w:t>
-            </w:r>
-            <w:r/>
-            <w:r/>
+              <w:t>Understanding ML: Supervised vs. Unsupervised Learning</w:t>
+            </w:r>
           </w:p>
           <w:p>
             <w:pPr>
@@ -3683,8 +3557,6 @@
             <w:r>
               <w:t>Introduction to DL and its place within AI</w:t>
             </w:r>
-            <w:r/>
-            <w:r/>
           </w:p>
           <w:p>
             <w:pPr>
@@ -3693,50 +3565,40 @@
             <w:r>
               <w:t>Regression &amp; Classification — Supervised</w:t>
             </w:r>
-            <w:r/>
-            <w:r/>
-          </w:p>
-          <w:p>
-            <w:pPr>
-              <w:pStyle w:val="ListBullet2"/>
+          </w:p>
+          <w:p>
+            <w:pPr>
+              <w:pStyle w:val="ListBullet"/>
             </w:pPr>
             <w:r>
               <w:t>Linear Regression, Support Vector Machines</w:t>
             </w:r>
-            <w:r/>
-            <w:r/>
           </w:p>
           <w:p>
             <w:pPr>
               <w:pStyle w:val="ListBullet"/>
             </w:pPr>
             <w:r>
-              <w:t xml:space="preserve">Clustering &amp; Dimensionality — Unsupervised </w:t>
-            </w:r>
-            <w:r/>
-            <w:r/>
-          </w:p>
-          <w:p>
-            <w:pPr>
-              <w:pStyle w:val="ListBullet2"/>
+              <w:t>Clustering &amp; Dimensionality — Unsupervised</w:t>
+            </w:r>
+          </w:p>
+          <w:p>
+            <w:pPr>
+              <w:pStyle w:val="ListBullet"/>
             </w:pPr>
             <w:r>
               <w:t>PCA &amp; Other</w:t>
               <w:tab/>
               <w:t>Dimensionality Reduction Techniques</w:t>
             </w:r>
-            <w:r/>
-            <w:r/>
-          </w:p>
-          <w:p>
-            <w:pPr>
-              <w:pStyle w:val="ListBullet2"/>
+          </w:p>
+          <w:p>
+            <w:pPr>
+              <w:pStyle w:val="ListBullet"/>
             </w:pPr>
             <w:r>
               <w:t>Introduction to K-Means clustering &amp; DBSCAN</w:t>
             </w:r>
-            <w:r/>
-            <w:r/>
           </w:p>
           <w:p>
             <w:pPr>
@@ -3745,8 +3607,6 @@
             <w:r>
               <w:t>Reinforcement Learning / Reward-based learning.</w:t>
             </w:r>
-            <w:r/>
-            <w:r/>
           </w:p>
           <w:p>
             <w:pPr>
@@ -3755,47 +3615,34 @@
             <w:r>
               <w:t>Deep Learning / Representation learning</w:t>
             </w:r>
-            <w:r/>
-            <w:r/>
-          </w:p>
-          <w:p>
-            <w:pPr>
-              <w:pStyle w:val="ListBullet2"/>
+          </w:p>
+          <w:p>
+            <w:pPr>
+              <w:pStyle w:val="ListBullet"/>
             </w:pPr>
             <w:r>
               <w:t>Feed Forward Neural Networks (FNN)</w:t>
             </w:r>
-            <w:r/>
-            <w:r/>
-          </w:p>
-          <w:p>
-            <w:pPr>
-              <w:pStyle w:val="ListBullet2"/>
+          </w:p>
+          <w:p>
+            <w:pPr>
+              <w:pStyle w:val="ListBullet"/>
             </w:pPr>
             <w:r>
               <w:t>Recurrent Neural Networks (RNN)</w:t>
             </w:r>
-            <w:r/>
-            <w:r/>
-          </w:p>
-          <w:p>
-            <w:pPr>
-              <w:pStyle w:val="ListBullet2"/>
+          </w:p>
+          <w:p>
+            <w:pPr>
+              <w:pStyle w:val="ListBullet"/>
             </w:pPr>
             <w:r>
               <w:t>Transformers (Attention based Networks)</w:t>
             </w:r>
-            <w:r/>
-          </w:p>
-          <w:p>
-            <w:r/>
-            <w:r/>
-            <w:r/>
-          </w:p>
-          <w:p>
-            <w:r>
-              <w:rPr>
-                <w:b w:val="0"/>
+          </w:p>
+          <w:p>
+            <w:r>
+              <w:rPr>
                 <w:i/>
               </w:rPr>
               <w:t>Lab activity</w:t>
@@ -3822,9 +3669,6 @@
                 <w:szCs w:val="20"/>
               </w:rPr>
             </w:pPr>
-          </w:p>
-          <w:p>
-            <w:r/>
           </w:p>
         </w:tc>
         <w:tc>
@@ -3851,29 +3695,23 @@
               <w:t>This week's extension reading is:</w:t>
             </w:r>
             <w:r/>
-            <w:r/>
-          </w:p>
-          <w:p>
             <w:r>
               <w:rPr>
                 <w:b/>
-                <w:i w:val="0"/>
               </w:rPr>
               <w:t>"Robbie" by Isaac Asimov</w:t>
             </w:r>
             <w:r>
               <w:t xml:space="preserve"> (1940)</w:t>
             </w:r>
-            <w:r/>
-          </w:p>
-          <w:p>
-            <w:pPr>
-              <w:pStyle w:val="ListBullet2"/>
+          </w:p>
+          <w:p>
+            <w:pPr>
+              <w:pStyle w:val="ListBullet"/>
             </w:pPr>
             <w:r>
               <w:t>Isaac Asimov's "Robbie" tells the story of a young girl who forms a deep bond with her humanoid robot companion, highlighting themes of friendship, prejudice, and the ethical implications of robotic intelligence.</w:t>
             </w:r>
-            <w:r/>
           </w:p>
         </w:tc>
         <w:tc>
@@ -4024,7 +3862,6 @@
             <w:r>
               <w:t>Week 4: Data Bias and Ethics in AI</w:t>
             </w:r>
-            <w:r/>
           </w:p>
           <w:p>
             <w:pPr>
@@ -4033,8 +3870,6 @@
             <w:r>
               <w:t>Recognising biased vs. unbiased datasets</w:t>
             </w:r>
-            <w:r/>
-            <w:r/>
           </w:p>
           <w:p>
             <w:pPr>
@@ -4043,8 +3878,6 @@
             <w:r>
               <w:t>Implementation Risks</w:t>
             </w:r>
-            <w:r/>
-            <w:r/>
           </w:p>
           <w:p>
             <w:pPr>
@@ -4053,22 +3886,14 @@
             <w:r>
               <w:t>Ethics in AI, including Australia’s AI Ethics Framework</w:t>
             </w:r>
-            <w:r/>
-          </w:p>
-          <w:p>
-            <w:r/>
-            <w:r/>
-            <w:r/>
-          </w:p>
-          <w:p>
-            <w:r>
-              <w:rPr>
-                <w:b w:val="0"/>
+          </w:p>
+          <w:p>
+            <w:r>
+              <w:rPr>
                 <w:i/>
               </w:rPr>
               <w:t>Discussion-based Learning Session</w:t>
             </w:r>
-            <w:r/>
           </w:p>
         </w:tc>
         <w:tc>
@@ -4095,83 +3920,52 @@
             </w:r>
           </w:p>
           <w:p>
-            <w:r/>
-            <w:r/>
-            <w:r/>
-            <w:hyperlink r:id="rId31">
+            <w:hyperlink r:id="rId31" w:history="1">
               <w:r>
                 <w:rPr>
-                  <w:color w:val="0000EE"/>
+                  <w:color w:val="0000FF"/>
                   <w:u w:val="single"/>
                 </w:rPr>
                 <w:t>AI Assurance Framework</w:t>
               </w:r>
             </w:hyperlink>
-            <w:r>
-              <w:br/>
-            </w:r>
-            <w:r/>
-            <w:r/>
-            <w:r/>
-            <w:hyperlink r:id="rId32">
+            <w:hyperlink r:id="rId32" w:history="1">
               <w:r>
                 <w:rPr>
-                  <w:color w:val="0000EE"/>
+                  <w:color w:val="0000FF"/>
                   <w:u w:val="single"/>
                 </w:rPr>
                 <w:t>Artificial Intelligence Policy</w:t>
               </w:r>
             </w:hyperlink>
             <w:r>
-              <w:br/>
-            </w:r>
-            <w:r/>
-          </w:p>
-          <w:p>
-            <w:r>
               <w:t>National:</w:t>
             </w:r>
           </w:p>
           <w:p>
-            <w:r/>
-            <w:r/>
-            <w:r/>
-            <w:hyperlink r:id="rId33">
+            <w:hyperlink r:id="rId33" w:history="1">
               <w:r>
                 <w:rPr>
-                  <w:color w:val="0000EE"/>
+                  <w:color w:val="0000FF"/>
                   <w:u w:val="single"/>
                 </w:rPr>
                 <w:t>Australia’s Artificial Intelligence Ethics Framework</w:t>
               </w:r>
             </w:hyperlink>
             <w:r>
-              <w:br/>
-            </w:r>
-            <w:r/>
-          </w:p>
-          <w:p>
-            <w:r>
               <w:t>Out of state:</w:t>
             </w:r>
           </w:p>
           <w:p>
-            <w:r/>
-            <w:r/>
-            <w:r/>
-            <w:hyperlink r:id="rId34">
+            <w:hyperlink r:id="rId34" w:history="1">
               <w:r>
                 <w:rPr>
-                  <w:color w:val="0000EE"/>
+                  <w:color w:val="0000FF"/>
                   <w:u w:val="single"/>
                 </w:rPr>
                 <w:t>Artificial Intelligence Ethics Policy</w:t>
               </w:r>
             </w:hyperlink>
-            <w:r>
-              <w:br/>
-            </w:r>
-            <w:r/>
           </w:p>
         </w:tc>
         <w:tc>
@@ -4198,29 +3992,23 @@
               <w:t>This week's extension reading is:</w:t>
             </w:r>
             <w:r/>
-            <w:r/>
-          </w:p>
-          <w:p>
             <w:r>
               <w:rPr>
                 <w:b/>
-                <w:i w:val="0"/>
               </w:rPr>
               <w:t>"I Have No Mouth, and I Must Scream" by Harlan Ellison</w:t>
             </w:r>
             <w:r>
               <w:t xml:space="preserve"> (1968)</w:t>
             </w:r>
-            <w:r/>
-          </w:p>
-          <w:p>
-            <w:pPr>
-              <w:pStyle w:val="ListBullet2"/>
+          </w:p>
+          <w:p>
+            <w:pPr>
+              <w:pStyle w:val="ListBullet"/>
             </w:pPr>
             <w:r>
               <w:t>A harrowing short story about a supercomputer AI that has annihilated humanity, except for five individuals it tortures, is an intense and profound exploration of AI's potential for cruelty.</w:t>
             </w:r>
-            <w:r/>
           </w:p>
         </w:tc>
         <w:tc>
@@ -4395,84 +4183,63 @@
             <w:r>
               <w:t>Week 5: Identify an Opportunity for Task Automation</w:t>
             </w:r>
+          </w:p>
+          <w:p>
+            <w:pPr>
+              <w:pStyle w:val="ListBullet"/>
+            </w:pPr>
+            <w:r>
+              <w:t>Establishing organisational AI, ML and DL objectives</w:t>
+            </w:r>
+          </w:p>
+          <w:p>
+            <w:pPr>
+              <w:pStyle w:val="ListBullet"/>
+            </w:pPr>
+            <w:r>
+              <w:t>Identifying existing organisational AI technologies and processes</w:t>
+            </w:r>
+          </w:p>
+          <w:p>
+            <w:pPr>
+              <w:pStyle w:val="ListBullet"/>
+            </w:pPr>
+            <w:r>
+              <w:t>Identifying common tasks/processes for automation</w:t>
+            </w:r>
+          </w:p>
+          <w:p>
+            <w:pPr>
+              <w:pStyle w:val="ListBullet"/>
+            </w:pPr>
+            <w:r>
+              <w:t>Examples of AI in email campaigns, chatbots, data analysis</w:t>
+            </w:r>
+          </w:p>
+          <w:p>
+            <w:pPr>
+              <w:pStyle w:val="ListBullet"/>
+            </w:pPr>
+            <w:r>
+              <w:t>Introduction to the Final Project.</w:t>
+            </w:r>
+          </w:p>
+          <w:p>
+            <w:r>
+              <w:rPr>
+                <w:i/>
+              </w:rPr>
+              <w:t>Students to complete Task 1</w:t>
+            </w:r>
+            <w:r>
+              <w:t>: Identify an Opportunity for Task Automation of AT1 in-class.</w:t>
+            </w:r>
+          </w:p>
+          <w:p>
             <w:r/>
-          </w:p>
-          <w:p>
-            <w:pPr>
-              <w:pStyle w:val="ListBullet"/>
-            </w:pPr>
-            <w:r>
-              <w:t>Establishing organisational AI, ML and DL objectives</w:t>
-            </w:r>
-            <w:r/>
-            <w:r/>
-          </w:p>
-          <w:p>
-            <w:pPr>
-              <w:pStyle w:val="ListBullet"/>
-            </w:pPr>
-            <w:r>
-              <w:t>Identifying existing organisational AI technologies and processes</w:t>
-            </w:r>
-            <w:r/>
-            <w:r/>
-          </w:p>
-          <w:p>
-            <w:pPr>
-              <w:pStyle w:val="ListBullet"/>
-            </w:pPr>
-            <w:r>
-              <w:t xml:space="preserve">Identifying common tasks/processes for automation </w:t>
-            </w:r>
-            <w:r/>
-            <w:r/>
-          </w:p>
-          <w:p>
-            <w:pPr>
-              <w:pStyle w:val="ListBullet"/>
-            </w:pPr>
-            <w:r>
-              <w:t>Examples of AI in email campaigns, chatbots, data analysis</w:t>
-            </w:r>
-            <w:r/>
-            <w:r/>
-          </w:p>
-          <w:p>
-            <w:pPr>
-              <w:pStyle w:val="ListBullet"/>
-            </w:pPr>
-            <w:r>
-              <w:t>Introduction to the Final Project.</w:t>
-            </w:r>
-            <w:r/>
-          </w:p>
-          <w:p>
-            <w:r/>
-            <w:r/>
-            <w:r/>
-          </w:p>
-          <w:p>
-            <w:r>
-              <w:rPr>
-                <w:b w:val="0"/>
-                <w:i/>
-              </w:rPr>
-              <w:t>Students to complete Task 1</w:t>
-            </w:r>
-            <w:r>
-              <w:t>: Identify an Opportunity for Task Automation of AT1 in-class.</w:t>
-            </w:r>
-          </w:p>
-          <w:p>
-            <w:r/>
-            <w:r/>
-            <w:r/>
-          </w:p>
-          <w:p>
             <w:r>
               <w:rPr>
                 <w:b/>
-                <w:i w:val="0"/>
               </w:rPr>
               <w:t>Assessment 1 Start</w:t>
             </w:r>
@@ -4496,9 +4263,6 @@
                 <w:szCs w:val="20"/>
               </w:rPr>
             </w:pPr>
-          </w:p>
-          <w:p>
-            <w:r/>
           </w:p>
         </w:tc>
         <w:tc>
@@ -4681,17 +4445,14 @@
             <w:r>
               <w:t>Week 6: Evaluating ML Opportunities</w:t>
             </w:r>
-            <w:r/>
           </w:p>
           <w:p>
             <w:pPr>
               <w:pStyle w:val="ListBullet"/>
             </w:pPr>
             <w:r>
-              <w:t xml:space="preserve">Identifying and documenting ML opportunities </w:t>
-            </w:r>
-            <w:r/>
-            <w:r/>
+              <w:t>Identifying and documenting ML opportunities</w:t>
+            </w:r>
           </w:p>
           <w:p>
             <w:pPr>
@@ -4700,8 +4461,6 @@
             <w:r>
               <w:t>Evaluation and comparison of AI, ML, and DL technologies</w:t>
             </w:r>
-            <w:r/>
-            <w:r/>
           </w:p>
           <w:p>
             <w:pPr>
@@ -4710,8 +4469,6 @@
             <w:r>
               <w:t>Key advantages and disadvantages of AI, ML and DL technologies</w:t>
             </w:r>
-            <w:r/>
-            <w:r/>
           </w:p>
           <w:p>
             <w:pPr>
@@ -4720,8 +4477,6 @@
             <w:r>
               <w:t>What kinds of datasets are useful for automating work tasks?</w:t>
             </w:r>
-            <w:r/>
-            <w:r/>
           </w:p>
           <w:p>
             <w:pPr>
@@ -4730,22 +4485,14 @@
             <w:r>
               <w:t>Industry-recognised ML principles and techniques.</w:t>
             </w:r>
-            <w:r/>
-          </w:p>
-          <w:p>
-            <w:r/>
-            <w:r/>
-            <w:r/>
-          </w:p>
-          <w:p>
-            <w:r>
-              <w:rPr>
-                <w:b w:val="0"/>
+          </w:p>
+          <w:p>
+            <w:r>
+              <w:rPr>
                 <w:i/>
               </w:rPr>
               <w:t>Students to Complete Task 2 &amp; 3 &amp; 4 of Assessment 1 in class</w:t>
             </w:r>
-            <w:r/>
           </w:p>
         </w:tc>
         <w:tc>
@@ -4765,9 +4512,6 @@
                 <w:szCs w:val="20"/>
               </w:rPr>
             </w:pPr>
-          </w:p>
-          <w:p>
-            <w:r/>
           </w:p>
         </w:tc>
         <w:tc>
@@ -4951,33 +4695,24 @@
             <w:r>
               <w:t>Week 7: Student Presentation Week — Assessment 1</w:t>
             </w:r>
+          </w:p>
+          <w:p>
             <w:r/>
+            <w:r>
+              <w:rPr>
+                <w:b/>
+              </w:rPr>
+              <w:t>Assessment 1 Due</w:t>
+            </w:r>
             <w:r/>
           </w:p>
           <w:p>
             <w:r>
               <w:rPr>
-                <w:b/>
-                <w:i w:val="0"/>
-              </w:rPr>
-              <w:t>Assessment 1 Due</w:t>
-            </w:r>
-            <w:r/>
-          </w:p>
-          <w:p>
-            <w:r/>
-            <w:r/>
-            <w:r/>
-          </w:p>
-          <w:p>
-            <w:r>
-              <w:rPr>
-                <w:b w:val="0"/>
                 <w:i/>
               </w:rPr>
               <w:t>Perform a 5 to 10-minute pitch on a particular opportunity for Automation in AI.</w:t>
             </w:r>
-            <w:r/>
           </w:p>
         </w:tc>
         <w:tc>
@@ -4997,9 +4732,6 @@
                 <w:szCs w:val="20"/>
               </w:rPr>
             </w:pPr>
-          </w:p>
-          <w:p>
-            <w:r/>
           </w:p>
         </w:tc>
         <w:tc>
@@ -5020,30 +4752,26 @@
                 <w:szCs w:val="20"/>
               </w:rPr>
             </w:pPr>
+          </w:p>
+          <w:p>
             <w:r/>
-            <w:r/>
-          </w:p>
-          <w:p>
             <w:r>
               <w:rPr>
                 <w:b/>
-                <w:i w:val="0"/>
               </w:rPr>
               <w:t>"The Secret Place" by Richard McKenna</w:t>
             </w:r>
             <w:r>
               <w:t xml:space="preserve"> (1966)</w:t>
             </w:r>
-            <w:r/>
-          </w:p>
-          <w:p>
-            <w:pPr>
-              <w:pStyle w:val="ListBullet2"/>
+          </w:p>
+          <w:p>
+            <w:pPr>
+              <w:pStyle w:val="ListBullet"/>
             </w:pPr>
             <w:r>
               <w:t>This story follows an AI in a mining colony located on a distant planet, delving into themes of self-discovery and what it means to be sentient.</w:t>
             </w:r>
-            <w:r/>
           </w:p>
         </w:tc>
         <w:tc>
@@ -5187,7 +4915,6 @@
             <w:r>
               <w:t>Week 8: Optimization &amp; Evaluation</w:t>
             </w:r>
-            <w:r/>
           </w:p>
           <w:p>
             <w:pPr>
@@ -5196,8 +4923,6 @@
             <w:r>
               <w:t>Hyper Parameters, What are they?</w:t>
             </w:r>
-            <w:r/>
-            <w:r/>
           </w:p>
           <w:p>
             <w:pPr>
@@ -5206,8 +4931,6 @@
             <w:r>
               <w:t>Model Output Evaluation Methods</w:t>
             </w:r>
-            <w:r/>
-            <w:r/>
           </w:p>
           <w:p>
             <w:pPr>
@@ -5216,8 +4939,6 @@
             <w:r>
               <w:t>Documenting ML model Evaluations</w:t>
             </w:r>
-            <w:r/>
-            <w:r/>
           </w:p>
           <w:p>
             <w:pPr>
@@ -5226,103 +4947,75 @@
             <w:r>
               <w:t>Evaluation metrics:</w:t>
             </w:r>
-            <w:r/>
-            <w:r/>
-          </w:p>
-          <w:p>
-            <w:pPr>
-              <w:pStyle w:val="ListBullet2"/>
+          </w:p>
+          <w:p>
+            <w:pPr>
+              <w:pStyle w:val="ListBullet"/>
             </w:pPr>
             <w:r>
               <w:t>f-score</w:t>
             </w:r>
-            <w:r/>
-            <w:r/>
-          </w:p>
-          <w:p>
-            <w:pPr>
-              <w:pStyle w:val="ListBullet2"/>
+          </w:p>
+          <w:p>
+            <w:pPr>
+              <w:pStyle w:val="ListBullet"/>
             </w:pPr>
             <w:r>
               <w:t>accuracy</w:t>
             </w:r>
-            <w:r/>
-            <w:r/>
-          </w:p>
-          <w:p>
-            <w:pPr>
-              <w:pStyle w:val="ListBullet2"/>
+          </w:p>
+          <w:p>
+            <w:pPr>
+              <w:pStyle w:val="ListBullet"/>
             </w:pPr>
             <w:r>
               <w:t>precision/recall</w:t>
             </w:r>
-            <w:r/>
-            <w:r/>
-          </w:p>
-          <w:p>
-            <w:pPr>
-              <w:pStyle w:val="ListBullet2"/>
+          </w:p>
+          <w:p>
+            <w:pPr>
+              <w:pStyle w:val="ListBullet"/>
             </w:pPr>
             <w:r>
               <w:t>loss metrics</w:t>
             </w:r>
-            <w:r/>
-            <w:r/>
-          </w:p>
-          <w:p>
-            <w:pPr>
-              <w:pStyle w:val="ListBullet2"/>
+          </w:p>
+          <w:p>
+            <w:pPr>
+              <w:pStyle w:val="ListBullet"/>
             </w:pPr>
             <w:r>
               <w:t>confusion matrix</w:t>
             </w:r>
-            <w:r/>
-          </w:p>
-          <w:p>
-            <w:r/>
           </w:p>
           <w:p>
             <w:r>
               <w:t>Preview for next session (Main Concepts):</w:t>
             </w:r>
-            <w:r/>
-          </w:p>
-          <w:p>
-            <w:pPr>
-              <w:pStyle w:val="ListBullet2"/>
+          </w:p>
+          <w:p>
+            <w:pPr>
+              <w:pStyle w:val="ListBullet"/>
             </w:pPr>
             <w:r>
               <w:t>Backpropagation of the Loss</w:t>
             </w:r>
-            <w:r/>
-            <w:r/>
-          </w:p>
-          <w:p>
-            <w:pPr>
-              <w:pStyle w:val="ListBullet2"/>
+          </w:p>
+          <w:p>
+            <w:pPr>
+              <w:pStyle w:val="ListBullet"/>
             </w:pPr>
             <w:r>
               <w:t>Stochastic Gradient Descent</w:t>
             </w:r>
-            <w:r/>
-          </w:p>
-          <w:p>
-            <w:r/>
-          </w:p>
-          <w:p>
-            <w:r/>
-            <w:r/>
-            <w:r/>
-          </w:p>
-          <w:p>
-            <w:r>
-              <w:rPr>
-                <w:b w:val="0"/>
+          </w:p>
+          <w:p>
+            <w:r>
+              <w:rPr>
                 <w:i/>
               </w:rPr>
               <w:t>Lab: Let’s apply grid search to optimize an email spam filter.</w:t>
             </w:r>
-            <w:r/>
           </w:p>
         </w:tc>
         <w:tc>
@@ -5349,80 +5042,50 @@
             </w:r>
           </w:p>
           <w:p>
-            <w:r/>
-            <w:r/>
-            <w:r/>
-            <w:hyperlink r:id="rId35">
+            <w:hyperlink r:id="rId35" w:history="1">
               <w:r>
                 <w:rPr>
-                  <w:color w:val="0000EE"/>
+                  <w:color w:val="0000FF"/>
                   <w:u w:val="single"/>
                 </w:rPr>
                 <w:t>Confusion matrix Stat Quest</w:t>
               </w:r>
             </w:hyperlink>
-            <w:r>
-              <w:br/>
-            </w:r>
-            <w:r/>
-            <w:r/>
-            <w:r/>
-            <w:hyperlink r:id="rId36">
+            <w:hyperlink r:id="rId36" w:history="1">
               <w:r>
                 <w:rPr>
-                  <w:color w:val="0000EE"/>
+                  <w:color w:val="0000FF"/>
                   <w:u w:val="single"/>
                 </w:rPr>
                 <w:t>Cross-Validation</w:t>
               </w:r>
             </w:hyperlink>
             <w:r>
-              <w:br/>
-            </w:r>
-            <w:r/>
-          </w:p>
-          <w:p>
-            <w:r>
               <w:t>Deep Learning Preview</w:t>
             </w:r>
-          </w:p>
-          <w:p>
             <w:r>
               <w:t>3b1b videos watch in-class:</w:t>
             </w:r>
           </w:p>
           <w:p>
-            <w:r/>
-            <w:r/>
-            <w:r/>
-            <w:hyperlink r:id="rId37">
+            <w:hyperlink r:id="rId37" w:history="1">
               <w:r>
                 <w:rPr>
-                  <w:color w:val="0000EE"/>
+                  <w:color w:val="0000FF"/>
                   <w:u w:val="single"/>
                 </w:rPr>
                 <w:t>Gradient descent, how neural networks learn</w:t>
               </w:r>
             </w:hyperlink>
-            <w:r>
-              <w:br/>
-            </w:r>
-            <w:r/>
-            <w:r/>
-            <w:r/>
-            <w:hyperlink r:id="rId38">
+            <w:hyperlink r:id="rId38" w:history="1">
               <w:r>
                 <w:rPr>
-                  <w:color w:val="0000EE"/>
+                  <w:color w:val="0000FF"/>
                   <w:u w:val="single"/>
                 </w:rPr>
                 <w:t>Backpropagation</w:t>
               </w:r>
             </w:hyperlink>
-            <w:r>
-              <w:br/>
-            </w:r>
-            <w:r/>
           </w:p>
         </w:tc>
         <w:tc>
@@ -5443,71 +5106,51 @@
                 <w:szCs w:val="20"/>
               </w:rPr>
             </w:pPr>
+          </w:p>
+          <w:p>
             <w:r/>
-            <w:r/>
-          </w:p>
-          <w:p>
             <w:r>
               <w:rPr>
                 <w:b/>
-                <w:i w:val="0"/>
               </w:rPr>
               <w:t>"The Algorithms for Love" by Ken Liu</w:t>
             </w:r>
             <w:r>
               <w:t xml:space="preserve"> (2004)</w:t>
             </w:r>
-            <w:r/>
-          </w:p>
-          <w:p>
-            <w:pPr>
-              <w:pStyle w:val="ListBullet2"/>
+          </w:p>
+          <w:p>
+            <w:pPr>
+              <w:pStyle w:val="ListBullet"/>
             </w:pPr>
             <w:r>
               <w:t>This story gives a deep look into AI and love, making it a valuable addition for discussions on AI emotions and ethics.</w:t>
             </w:r>
-            <w:r/>
-          </w:p>
-          <w:p>
-            <w:r/>
-          </w:p>
-          <w:p>
-            <w:r>
-              <w:t xml:space="preserve">Look at the 3Blue1Brown course: </w:t>
-            </w:r>
-          </w:p>
-          <w:p>
-            <w:r/>
-            <w:r/>
-            <w:r/>
-            <w:hyperlink r:id="rId39">
+          </w:p>
+          <w:p>
+            <w:r>
+              <w:t>Look at the 3Blue1Brown course:</w:t>
+            </w:r>
+          </w:p>
+          <w:p>
+            <w:hyperlink r:id="rId39" w:history="1">
               <w:r>
                 <w:rPr>
-                  <w:color w:val="0000EE"/>
+                  <w:color w:val="0000FF"/>
                   <w:u w:val="single"/>
                 </w:rPr>
                 <w:t>Youtube Course</w:t>
               </w:r>
             </w:hyperlink>
-            <w:r>
-              <w:br/>
-            </w:r>
-            <w:r/>
-            <w:r/>
-            <w:r/>
-            <w:hyperlink r:id="rId40">
+            <w:hyperlink r:id="rId40" w:history="1">
               <w:r>
                 <w:rPr>
-                  <w:color w:val="0000EE"/>
+                  <w:color w:val="0000FF"/>
                   <w:u w:val="single"/>
                 </w:rPr>
                 <w:t>Interactive course</w:t>
               </w:r>
             </w:hyperlink>
-            <w:r>
-              <w:br/>
-            </w:r>
-            <w:r/>
           </w:p>
         </w:tc>
         <w:tc>
@@ -5668,145 +5311,108 @@
             <w:r>
               <w:t>Week 9: Deep Learning Foundations</w:t>
             </w:r>
+          </w:p>
+          <w:p>
+            <w:pPr>
+              <w:pStyle w:val="ListBullet"/>
+            </w:pPr>
+            <w:r>
+              <w:t>Introduction to Neural Networks</w:t>
+            </w:r>
+          </w:p>
+          <w:p>
+            <w:pPr>
+              <w:pStyle w:val="ListBullet"/>
+            </w:pPr>
+            <w:r>
+              <w:t>What are ‘hidden layers’?</w:t>
+            </w:r>
+          </w:p>
+          <w:p>
+            <w:pPr>
+              <w:pStyle w:val="ListBullet"/>
+            </w:pPr>
+            <w:r>
+              <w:t>How can we teach machines to think good?</w:t>
+            </w:r>
+          </w:p>
+          <w:p>
+            <w:pPr>
+              <w:pStyle w:val="ListBullet"/>
+            </w:pPr>
+            <w:r>
+              <w:t>Training, Test, and Validation Loops for Deep Learning</w:t>
+            </w:r>
+          </w:p>
+          <w:p>
+            <w:pPr>
+              <w:pStyle w:val="ListBullet"/>
+            </w:pPr>
+            <w:r>
+              <w:t>Stochastic Gradient Descent</w:t>
+            </w:r>
+          </w:p>
+          <w:p>
+            <w:pPr>
+              <w:pStyle w:val="ListBullet"/>
+            </w:pPr>
+            <w:r>
+              <w:t>Backpropagation of the Loss</w:t>
+            </w:r>
+          </w:p>
+          <w:p>
+            <w:pPr>
+              <w:pStyle w:val="ListBullet"/>
+            </w:pPr>
+            <w:r>
+              <w:t>Machine Vision</w:t>
+            </w:r>
+          </w:p>
+          <w:p>
+            <w:pPr>
+              <w:pStyle w:val="ListBullet"/>
+            </w:pPr>
+            <w:r>
+              <w:t>Neural network architecture</w:t>
+            </w:r>
+          </w:p>
+          <w:p>
+            <w:pPr>
+              <w:pStyle w:val="ListBullet"/>
+            </w:pPr>
+            <w:r>
+              <w:t>Multilayer Perceptron (MLP) / Feed-Forward Networks / Fully-connected Networks</w:t>
+            </w:r>
+          </w:p>
+          <w:p>
+            <w:pPr>
+              <w:pStyle w:val="ListBullet"/>
+            </w:pPr>
+            <w:r>
+              <w:t>Convolutional Neural Networks (CNN) — What does it do, why might it be better for images?</w:t>
+            </w:r>
+          </w:p>
+          <w:p>
+            <w:pPr>
+              <w:pStyle w:val="ListBullet"/>
+            </w:pPr>
+            <w:r>
+              <w:t>Recurrent Neural Networks — (Stateful networks) Why should we keep track of state?</w:t>
+            </w:r>
+          </w:p>
+          <w:p>
+            <w:r>
+              <w:rPr>
+                <w:i/>
+              </w:rPr>
+              <w:t>Lab: Training a FFN on MNIST in Pytorch</w:t>
+            </w:r>
+          </w:p>
+          <w:p>
             <w:r/>
-          </w:p>
-          <w:p>
-            <w:pPr>
-              <w:pStyle w:val="ListBullet"/>
-            </w:pPr>
-            <w:r>
-              <w:t>Introduction to Neural Networks</w:t>
-            </w:r>
-            <w:r/>
-            <w:r/>
-          </w:p>
-          <w:p>
-            <w:pPr>
-              <w:pStyle w:val="ListBullet"/>
-            </w:pPr>
-            <w:r>
-              <w:t>What are ‘hidden layers’?</w:t>
-            </w:r>
-            <w:r/>
-            <w:r/>
-          </w:p>
-          <w:p>
-            <w:pPr>
-              <w:pStyle w:val="ListBullet"/>
-            </w:pPr>
-            <w:r>
-              <w:t>How can we teach machines to think good?</w:t>
-            </w:r>
-            <w:r/>
-            <w:r/>
-          </w:p>
-          <w:p>
-            <w:pPr>
-              <w:pStyle w:val="ListBullet2"/>
-            </w:pPr>
-            <w:r>
-              <w:t>Training, Test, and Validation Loops for Deep Learning</w:t>
-            </w:r>
-            <w:r/>
-            <w:r/>
-          </w:p>
-          <w:p>
-            <w:pPr>
-              <w:pStyle w:val="ListBullet2"/>
-            </w:pPr>
-            <w:r>
-              <w:t>Stochastic Gradient Descent</w:t>
-            </w:r>
-            <w:r/>
-            <w:r/>
-          </w:p>
-          <w:p>
-            <w:pPr>
-              <w:pStyle w:val="ListBullet2"/>
-            </w:pPr>
-            <w:r>
-              <w:t>Backpropagation of the Loss</w:t>
-            </w:r>
-            <w:r/>
-            <w:r/>
-          </w:p>
-          <w:p>
-            <w:pPr>
-              <w:pStyle w:val="ListBullet"/>
-            </w:pPr>
-            <w:r>
-              <w:t>Machine Vision</w:t>
-            </w:r>
-            <w:r/>
-            <w:r/>
-          </w:p>
-          <w:p>
-            <w:pPr>
-              <w:pStyle w:val="ListBullet"/>
-            </w:pPr>
-            <w:r>
-              <w:t>Neural network architecture</w:t>
-            </w:r>
-            <w:r/>
-            <w:r/>
-          </w:p>
-          <w:p>
-            <w:pPr>
-              <w:pStyle w:val="ListBullet2"/>
-            </w:pPr>
-            <w:r>
-              <w:t>Multilayer Perceptron (MLP) / Feed-Forward Networks / Fully-connected Networks</w:t>
-            </w:r>
-            <w:r/>
-            <w:r/>
-          </w:p>
-          <w:p>
-            <w:pPr>
-              <w:pStyle w:val="ListBullet2"/>
-            </w:pPr>
-            <w:r>
-              <w:t>Convolutional Neural Networks (CNN) — What does it do, why might it be better for images?</w:t>
-            </w:r>
-            <w:r/>
-            <w:r/>
-          </w:p>
-          <w:p>
-            <w:pPr>
-              <w:pStyle w:val="ListBullet2"/>
-            </w:pPr>
-            <w:r>
-              <w:t>Recurrent Neural Networks — (Stateful networks) Why should we keep track of state?</w:t>
-            </w:r>
-            <w:r/>
-          </w:p>
-          <w:p>
-            <w:r/>
-          </w:p>
-          <w:p>
-            <w:r/>
-            <w:r/>
-            <w:r/>
-          </w:p>
-          <w:p>
-            <w:r>
-              <w:rPr>
-                <w:b w:val="0"/>
-                <w:i/>
-              </w:rPr>
-              <w:t>Lab: Training a FFN on MNIST in Pytorch</w:t>
-            </w:r>
-            <w:r/>
-          </w:p>
-          <w:p>
-            <w:r/>
-            <w:r/>
-            <w:r/>
-          </w:p>
-          <w:p>
             <w:r>
               <w:rPr>
                 <w:b/>
-                <w:i w:val="0"/>
               </w:rPr>
               <w:t>Let's look at the KBA (Assessment 2 KBA)</w:t>
             </w:r>
@@ -5837,70 +5443,42 @@
             </w:r>
           </w:p>
           <w:p>
-            <w:r/>
-            <w:r/>
-            <w:r/>
-            <w:hyperlink r:id="rId41">
+            <w:hyperlink r:id="rId41" w:history="1">
               <w:r>
                 <w:rPr>
-                  <w:color w:val="0000EE"/>
+                  <w:color w:val="0000FF"/>
                   <w:u w:val="single"/>
                 </w:rPr>
                 <w:t>But what is a neural network?</w:t>
               </w:r>
             </w:hyperlink>
-            <w:r>
-              <w:br/>
-            </w:r>
-            <w:r/>
-            <w:r/>
-            <w:r/>
-            <w:hyperlink r:id="rId37">
+            <w:hyperlink r:id="rId37" w:history="1">
               <w:r>
                 <w:rPr>
-                  <w:color w:val="0000EE"/>
+                  <w:color w:val="0000FF"/>
                   <w:u w:val="single"/>
                 </w:rPr>
                 <w:t>Gradient descent, how neural networks learn</w:t>
               </w:r>
             </w:hyperlink>
-            <w:r>
-              <w:br/>
-            </w:r>
-            <w:r/>
-            <w:r/>
-            <w:r/>
-            <w:hyperlink r:id="rId42">
+            <w:hyperlink r:id="rId42" w:history="1">
               <w:r>
                 <w:rPr>
-                  <w:color w:val="0000EE"/>
+                  <w:color w:val="0000FF"/>
                   <w:u w:val="single"/>
                 </w:rPr>
                 <w:t>What is backpropagation really doing?</w:t>
               </w:r>
             </w:hyperlink>
-            <w:r>
-              <w:br/>
-            </w:r>
-            <w:r/>
-            <w:r/>
-            <w:r/>
-            <w:hyperlink r:id="rId43">
+            <w:hyperlink r:id="rId43" w:history="1">
               <w:r>
                 <w:rPr>
-                  <w:color w:val="0000EE"/>
+                  <w:color w:val="0000FF"/>
                   <w:u w:val="single"/>
                 </w:rPr>
                 <w:t>What is a convolution?</w:t>
               </w:r>
             </w:hyperlink>
-            <w:r>
-              <w:br/>
-            </w:r>
-            <w:r/>
-          </w:p>
-          <w:p>
-            <w:r/>
           </w:p>
           <w:p>
             <w:r>
@@ -5908,25 +5486,15 @@
             </w:r>
           </w:p>
           <w:p>
-            <w:r/>
-            <w:r/>
-            <w:r/>
-            <w:hyperlink r:id="rId44">
+            <w:hyperlink r:id="rId44" w:history="1">
               <w:r>
                 <w:rPr>
-                  <w:color w:val="0000EE"/>
+                  <w:color w:val="0000FF"/>
                   <w:u w:val="single"/>
                 </w:rPr>
                 <w:t>A Nice Article by Stephen Wolfram (highly technical but solid explanation &amp; visuals)</w:t>
               </w:r>
             </w:hyperlink>
-            <w:r>
-              <w:br/>
-            </w:r>
-            <w:r/>
-          </w:p>
-          <w:p>
-            <w:r/>
           </w:p>
           <w:p>
             <w:r>
@@ -5934,94 +5502,59 @@
             </w:r>
           </w:p>
           <w:p>
-            <w:r/>
-          </w:p>
-          <w:p>
             <w:r>
               <w:t>Line By Line Intro to a pytorch neural network (with a cool song!):</w:t>
             </w:r>
-            <w:r/>
-            <w:r/>
-            <w:hyperlink r:id="rId45">
+            <w:hyperlink r:id="rId45" w:history="1">
               <w:r>
                 <w:rPr>
-                  <w:color w:val="0000EE"/>
+                  <w:color w:val="0000FF"/>
                   <w:u w:val="single"/>
                 </w:rPr>
                 <w:t>StatsQuest Introduction to pytorch</w:t>
               </w:r>
             </w:hyperlink>
-            <w:r>
-              <w:br/>
-            </w:r>
-            <w:r/>
-            <w:r/>
-            <w:r/>
-            <w:hyperlink r:id="rId46">
+            <w:hyperlink r:id="rId46" w:history="1">
               <w:r>
                 <w:rPr>
-                  <w:color w:val="0000EE"/>
+                  <w:color w:val="0000FF"/>
                   <w:u w:val="single"/>
                 </w:rPr>
                 <w:t>Code on Lightning AI</w:t>
               </w:r>
             </w:hyperlink>
-            <w:r>
-              <w:br/>
-            </w:r>
-            <w:r/>
-          </w:p>
-          <w:p>
-            <w:r/>
           </w:p>
           <w:p>
             <w:r>
               <w:t>Lab:</w:t>
             </w:r>
-            <w:r/>
-            <w:r/>
-          </w:p>
-          <w:p>
-            <w:r>
-              <w:rPr>
-                <w:b w:val="0"/>
+            <w:r>
+              <w:rPr>
                 <w:i/>
               </w:rPr>
               <w:t>Let's solve MNIST with pytorch</w:t>
             </w:r>
             <w:r>
-              <w:t xml:space="preserve">: </w:t>
-            </w:r>
-            <w:r/>
-            <w:r/>
-            <w:hyperlink r:id="rId47">
+              <w:t>:</w:t>
+            </w:r>
+            <w:hyperlink r:id="rId47" w:history="1">
               <w:r>
                 <w:rPr>
-                  <w:color w:val="0000EE"/>
+                  <w:color w:val="0000FF"/>
                   <w:u w:val="single"/>
                 </w:rPr>
                 <w:t>Kaggle Competition</w:t>
               </w:r>
             </w:hyperlink>
-            <w:r>
-              <w:br/>
-            </w:r>
-            <w:r/>
-            <w:r/>
-            <w:r/>
-            <w:hyperlink r:id="rId48">
+            <w:hyperlink r:id="rId48" w:history="1">
               <w:r>
                 <w:rPr>
-                  <w:color w:val="0000EE"/>
+                  <w:color w:val="0000FF"/>
                   <w:u w:val="single"/>
                 </w:rPr>
                 <w:t>Worked example on Kaggle</w:t>
               </w:r>
             </w:hyperlink>
-            <w:r>
-              <w:br/>
-            </w:r>
-            <w:r/>
           </w:p>
         </w:tc>
         <w:tc>
@@ -6042,33 +5575,26 @@
                 <w:szCs w:val="20"/>
               </w:rPr>
             </w:pPr>
+          </w:p>
+          <w:p>
             <w:r/>
-            <w:r/>
-          </w:p>
-          <w:p>
             <w:r>
               <w:rPr>
                 <w:b/>
-                <w:i w:val="0"/>
               </w:rPr>
               <w:t>"Computer Friendly" by Eileen Gunn</w:t>
             </w:r>
             <w:r>
               <w:t xml:space="preserve"> (1989)</w:t>
             </w:r>
-            <w:r/>
-          </w:p>
-          <w:p>
-            <w:pPr>
-              <w:pStyle w:val="ListBullet2"/>
+          </w:p>
+          <w:p>
+            <w:pPr>
+              <w:pStyle w:val="ListBullet"/>
             </w:pPr>
             <w:r>
               <w:t>This short story is a speculative look at AI in education, exploring the impact of computer-managed teaching on students and society.</w:t>
             </w:r>
-            <w:r/>
-          </w:p>
-          <w:p>
-            <w:r/>
           </w:p>
           <w:p>
             <w:r>
@@ -6076,25 +5602,15 @@
             </w:r>
           </w:p>
           <w:p>
-            <w:r/>
-            <w:r/>
-            <w:r/>
-            <w:hyperlink r:id="rId49">
+            <w:hyperlink r:id="rId49" w:history="1">
               <w:r>
                 <w:rPr>
-                  <w:color w:val="0000EE"/>
+                  <w:color w:val="0000FF"/>
                   <w:u w:val="single"/>
                 </w:rPr>
                 <w:t>Neural Networks</w:t>
               </w:r>
             </w:hyperlink>
-            <w:r>
-              <w:br/>
-            </w:r>
-            <w:r/>
-          </w:p>
-          <w:p>
-            <w:r/>
           </w:p>
           <w:p>
             <w:r>
@@ -6243,7 +5759,6 @@
             <w:r>
               <w:t>Week 10: Fundamentals in Deep Learning &amp; Introduction to Machine Vision</w:t>
             </w:r>
-            <w:r/>
           </w:p>
           <w:p>
             <w:pPr>
@@ -6252,8 +5767,6 @@
             <w:r>
               <w:t>Linear algebra for ML — scalars, vectors, and tensors</w:t>
             </w:r>
-            <w:r/>
-            <w:r/>
           </w:p>
           <w:p>
             <w:pPr>
@@ -6262,8 +5775,6 @@
             <w:r>
               <w:t>Computing Tensors, GPU vs CPU</w:t>
             </w:r>
-            <w:r/>
-            <w:r/>
           </w:p>
           <w:p>
             <w:pPr>
@@ -6272,8 +5783,6 @@
             <w:r>
               <w:t>Feature Engineering and Data Preprocessing Techniques for Deep Learning</w:t>
             </w:r>
-            <w:r/>
-            <w:r/>
           </w:p>
           <w:p>
             <w:pPr>
@@ -6282,57 +5791,38 @@
             <w:r>
               <w:t>Activation functions:</w:t>
             </w:r>
-            <w:r/>
-            <w:r/>
-          </w:p>
-          <w:p>
-            <w:pPr>
-              <w:pStyle w:val="ListBullet2"/>
+          </w:p>
+          <w:p>
+            <w:pPr>
+              <w:pStyle w:val="ListBullet"/>
             </w:pPr>
             <w:r>
               <w:t>ReLU (Hidden Layer activations)</w:t>
             </w:r>
-            <w:r/>
-            <w:r/>
-          </w:p>
-          <w:p>
-            <w:pPr>
-              <w:pStyle w:val="ListBullet2"/>
+          </w:p>
+          <w:p>
+            <w:pPr>
+              <w:pStyle w:val="ListBullet"/>
             </w:pPr>
             <w:r>
               <w:t>SoftMax (Output Layer activations)</w:t>
             </w:r>
-            <w:r/>
-          </w:p>
-          <w:p>
-            <w:r/>
-            <w:r/>
-            <w:r/>
-          </w:p>
-          <w:p>
-            <w:r>
-              <w:rPr>
-                <w:b w:val="0"/>
+          </w:p>
+          <w:p>
+            <w:r>
+              <w:rPr>
                 <w:i/>
               </w:rPr>
               <w:t>Let's look at CNN and Machine vision more closely</w:t>
             </w:r>
-            <w:r/>
-          </w:p>
-          <w:p>
-            <w:r/>
-            <w:r/>
-            <w:r/>
-          </w:p>
-          <w:p>
-            <w:r>
-              <w:rPr>
-                <w:b w:val="0"/>
+          </w:p>
+          <w:p>
+            <w:r>
+              <w:rPr>
                 <w:i/>
               </w:rPr>
               <w:t>Term Break</w:t>
             </w:r>
-            <w:r/>
           </w:p>
         </w:tc>
         <w:tc>
@@ -6352,24 +5842,17 @@
                 <w:szCs w:val="20"/>
               </w:rPr>
             </w:pPr>
-            <w:r/>
-            <w:r/>
-            <w:hyperlink r:id="rId50">
+          </w:p>
+          <w:p>
+            <w:hyperlink r:id="rId50" w:history="1">
               <w:r>
                 <w:rPr>
-                  <w:color w:val="0000EE"/>
+                  <w:color w:val="0000FF"/>
                   <w:u w:val="single"/>
                 </w:rPr>
                 <w:t>Vectors</w:t>
               </w:r>
             </w:hyperlink>
-            <w:r>
-              <w:br/>
-            </w:r>
-            <w:r/>
-          </w:p>
-          <w:p>
-            <w:r/>
           </w:p>
           <w:p>
             <w:r>
@@ -6377,25 +5860,15 @@
             </w:r>
           </w:p>
           <w:p>
-            <w:r/>
-            <w:r/>
-            <w:r/>
-            <w:hyperlink r:id="rId51">
+            <w:hyperlink r:id="rId51" w:history="1">
               <w:r>
                 <w:rPr>
-                  <w:color w:val="0000EE"/>
+                  <w:color w:val="0000FF"/>
                   <w:u w:val="single"/>
                 </w:rPr>
                 <w:t>Vectors and Tensors</w:t>
               </w:r>
             </w:hyperlink>
-            <w:r>
-              <w:br/>
-            </w:r>
-            <w:r/>
-          </w:p>
-          <w:p>
-            <w:r/>
           </w:p>
           <w:p>
             <w:r>
@@ -6403,89 +5876,53 @@
             </w:r>
           </w:p>
           <w:p>
-            <w:r/>
-            <w:r/>
-            <w:r/>
-            <w:hyperlink r:id="rId52">
+            <w:hyperlink r:id="rId52" w:history="1">
               <w:r>
                 <w:rPr>
-                  <w:color w:val="0000EE"/>
+                  <w:color w:val="0000FF"/>
                   <w:u w:val="single"/>
                 </w:rPr>
                 <w:t>GPU vs CPU Mythbusters</w:t>
               </w:r>
             </w:hyperlink>
-            <w:r>
-              <w:br/>
-            </w:r>
-            <w:r/>
-            <w:r/>
-            <w:r/>
-            <w:hyperlink r:id="rId53">
+            <w:hyperlink r:id="rId53" w:history="1">
               <w:r>
                 <w:rPr>
-                  <w:color w:val="0000EE"/>
+                  <w:color w:val="0000FF"/>
                   <w:u w:val="single"/>
                 </w:rPr>
                 <w:t>Extension: CUDA &amp; NVLink</w:t>
               </w:r>
             </w:hyperlink>
-            <w:r>
-              <w:br/>
-            </w:r>
-            <w:r/>
-            <w:r/>
-            <w:r/>
-            <w:hyperlink r:id="rId54">
+            <w:hyperlink r:id="rId54" w:history="1">
               <w:r>
                 <w:rPr>
-                  <w:color w:val="0000EE"/>
+                  <w:color w:val="0000FF"/>
                   <w:u w:val="single"/>
                 </w:rPr>
                 <w:t>GPU for AI/ML/DL</w:t>
               </w:r>
             </w:hyperlink>
             <w:r>
-              <w:br/>
-            </w:r>
-            <w:r/>
-          </w:p>
-          <w:p>
-            <w:r>
               <w:t>Activity:</w:t>
             </w:r>
           </w:p>
           <w:p>
-            <w:r/>
-            <w:r/>
-            <w:r/>
-          </w:p>
-          <w:p>
-            <w:r>
-              <w:rPr>
-                <w:b w:val="0"/>
+            <w:r>
+              <w:rPr>
                 <w:i/>
               </w:rPr>
               <w:t>Lab:</w:t>
             </w:r>
-            <w:r>
-              <w:t xml:space="preserve"> </w:t>
-            </w:r>
-            <w:r/>
-            <w:r/>
-            <w:hyperlink r:id="rId55">
+            <w:hyperlink r:id="rId55" w:history="1">
               <w:r>
                 <w:rPr>
-                  <w:color w:val="0000EE"/>
+                  <w:color w:val="0000FF"/>
                   <w:u w:val="single"/>
                 </w:rPr>
                 <w:t>Kaggle Notebook</w:t>
               </w:r>
             </w:hyperlink>
-            <w:r>
-              <w:br/>
-            </w:r>
-            <w:r/>
           </w:p>
         </w:tc>
         <w:tc>
@@ -6506,14 +5943,12 @@
                 <w:szCs w:val="20"/>
               </w:rPr>
             </w:pPr>
+          </w:p>
+          <w:p>
             <w:r/>
-            <w:r/>
-          </w:p>
-          <w:p>
             <w:r>
               <w:rPr>
                 <w:b/>
-                <w:i w:val="0"/>
               </w:rPr>
               <w:t>"The Girl-Thing Who Went Out for Sushi" by Pat Cadigan</w:t>
             </w:r>
@@ -6522,20 +5957,12 @@
             </w:r>
           </w:p>
           <w:p>
-            <w:r/>
-            <w:r/>
-          </w:p>
-          <w:p>
-            <w:pPr>
-              <w:pStyle w:val="ListBullet2"/>
+            <w:pPr>
+              <w:pStyle w:val="ListBullet"/>
             </w:pPr>
             <w:r>
               <w:t>Set in an environment of body modification and post-humanity, this story looks at AI and transhumanism through the fascinating lens of transformed humans working in space.</w:t>
             </w:r>
-            <w:r/>
-          </w:p>
-          <w:p>
-            <w:r/>
           </w:p>
           <w:p>
             <w:r>
@@ -6543,56 +5970,34 @@
             </w:r>
           </w:p>
           <w:p>
-            <w:r/>
-          </w:p>
-          <w:p>
             <w:r>
               <w:t>We are at the point in the course where you have a decision to make.</w:t>
             </w:r>
-          </w:p>
-          <w:p>
             <w:r>
               <w:t>Do I want to understand the math or do I want to focus on applying AI.</w:t>
             </w:r>
           </w:p>
           <w:p>
-            <w:r/>
-            <w:r/>
-            <w:r/>
-            <w:hyperlink r:id="rId56">
+            <w:hyperlink r:id="rId56" w:history="1">
               <w:r>
                 <w:rPr>
-                  <w:color w:val="0000EE"/>
+                  <w:color w:val="0000FF"/>
                   <w:u w:val="single"/>
                 </w:rPr>
                 <w:t>Linear Algebra</w:t>
               </w:r>
             </w:hyperlink>
-            <w:r>
-              <w:br/>
-            </w:r>
-            <w:r/>
-          </w:p>
-          <w:p>
-            <w:r/>
-            <w:r/>
-            <w:r/>
-            <w:hyperlink r:id="rId57">
+          </w:p>
+          <w:p>
+            <w:hyperlink r:id="rId57" w:history="1">
               <w:r>
                 <w:rPr>
-                  <w:color w:val="0000EE"/>
+                  <w:color w:val="0000FF"/>
                   <w:u w:val="single"/>
                 </w:rPr>
                 <w:t>Calculus</w:t>
               </w:r>
             </w:hyperlink>
-            <w:r>
-              <w:br/>
-            </w:r>
-            <w:r/>
-          </w:p>
-          <w:p>
-            <w:r/>
           </w:p>
           <w:p>
             <w:r>
@@ -6600,77 +6005,48 @@
             </w:r>
           </w:p>
           <w:p>
-            <w:r/>
-          </w:p>
-          <w:p>
             <w:r>
               <w:t>If you're strapped for time the most important topics to review are:</w:t>
             </w:r>
           </w:p>
           <w:p>
-            <w:r/>
-            <w:r/>
-            <w:r/>
-            <w:hyperlink r:id="rId58">
+            <w:hyperlink r:id="rId58" w:history="1">
               <w:r>
                 <w:rPr>
-                  <w:color w:val="0000EE"/>
+                  <w:color w:val="0000FF"/>
                   <w:u w:val="single"/>
                 </w:rPr>
                 <w:t>Vectors</w:t>
               </w:r>
             </w:hyperlink>
-            <w:r>
-              <w:br/>
-            </w:r>
-            <w:r/>
-          </w:p>
-          <w:p>
-            <w:r/>
-            <w:r/>
-            <w:r/>
-            <w:hyperlink r:id="rId59">
+          </w:p>
+          <w:p>
+            <w:hyperlink r:id="rId59" w:history="1">
               <w:r>
                 <w:rPr>
-                  <w:color w:val="0000EE"/>
+                  <w:color w:val="0000FF"/>
                   <w:u w:val="single"/>
                 </w:rPr>
                 <w:t>Chain rule &amp; Dot Products</w:t>
               </w:r>
             </w:hyperlink>
-            <w:r>
-              <w:br/>
-            </w:r>
-            <w:r/>
-          </w:p>
-          <w:p>
-            <w:r/>
-            <w:r/>
-            <w:r/>
-            <w:hyperlink r:id="rId60">
+          </w:p>
+          <w:p>
+            <w:hyperlink r:id="rId60" w:history="1">
               <w:r>
                 <w:rPr>
-                  <w:color w:val="0000EE"/>
+                  <w:color w:val="0000FF"/>
                   <w:u w:val="single"/>
                 </w:rPr>
                 <w:t>Abstract Vector Spaces</w:t>
               </w:r>
             </w:hyperlink>
-            <w:r>
-              <w:br/>
-            </w:r>
+          </w:p>
+          <w:p>
             <w:r/>
-          </w:p>
-          <w:p>
-            <w:r/>
-            <w:r/>
-            <w:r/>
-          </w:p>
-          <w:p>
             <w:r>
               <w:rPr>
                 <w:b/>
-                <w:i w:val="0"/>
               </w:rPr>
               <w:t>AT2 KBA — Work on it over the break!</w:t>
             </w:r>
@@ -6818,7 +6194,6 @@
             <w:r>
               <w:t>Week 11: Applying AI/ML and Data Science Methodologies</w:t>
             </w:r>
-            <w:r/>
           </w:p>
           <w:p>
             <w:pPr>
@@ -6827,62 +6202,46 @@
             <w:r>
               <w:t>Understanding CRISP-DM methodology and software development for ML.</w:t>
             </w:r>
-            <w:r/>
-            <w:r/>
-          </w:p>
-          <w:p>
-            <w:pPr>
-              <w:pStyle w:val="ListBullet2"/>
+          </w:p>
+          <w:p>
+            <w:pPr>
+              <w:pStyle w:val="ListBullet"/>
             </w:pPr>
             <w:r>
               <w:t>Cross-Industry Standard Process for Data Mining (CRISP-DM)</w:t>
             </w:r>
-            <w:r/>
-            <w:r/>
-          </w:p>
-          <w:p>
-            <w:pPr>
-              <w:pStyle w:val="ListBullet2"/>
+          </w:p>
+          <w:p>
+            <w:pPr>
+              <w:pStyle w:val="ListBullet"/>
             </w:pPr>
             <w:r>
               <w:t>Applying Organizational Policies and Procedures to AI</w:t>
             </w:r>
-            <w:r/>
-            <w:r/>
-          </w:p>
-          <w:p>
-            <w:pPr>
-              <w:pStyle w:val="ListBullet2"/>
+          </w:p>
+          <w:p>
+            <w:pPr>
+              <w:pStyle w:val="ListBullet"/>
             </w:pPr>
             <w:r>
               <w:t>Software development methodologies relevant to AI/ML</w:t>
             </w:r>
-            <w:r/>
-            <w:r/>
-          </w:p>
-          <w:p>
-            <w:pPr>
-              <w:pStyle w:val="ListBullet2"/>
+          </w:p>
+          <w:p>
+            <w:pPr>
+              <w:pStyle w:val="ListBullet"/>
             </w:pPr>
             <w:r>
               <w:t>Applying organizational policies and procedures, and legislation to work tasks</w:t>
             </w:r>
-            <w:r/>
-          </w:p>
-          <w:p>
-            <w:r/>
-            <w:r/>
-            <w:r/>
-          </w:p>
-          <w:p>
-            <w:r>
-              <w:rPr>
-                <w:b w:val="0"/>
+          </w:p>
+          <w:p>
+            <w:r>
+              <w:rPr>
                 <w:i/>
               </w:rPr>
               <w:t>Let’s build: A card classifier using pytorch.</w:t>
             </w:r>
-            <w:r/>
           </w:p>
         </w:tc>
         <w:tc>
@@ -6902,24 +6261,17 @@
                 <w:szCs w:val="20"/>
               </w:rPr>
             </w:pPr>
-            <w:r/>
-            <w:r/>
-            <w:hyperlink r:id="rId61">
+          </w:p>
+          <w:p>
+            <w:hyperlink r:id="rId61" w:history="1">
               <w:r>
                 <w:rPr>
-                  <w:color w:val="0000EE"/>
+                  <w:color w:val="0000FF"/>
                   <w:u w:val="single"/>
                 </w:rPr>
                 <w:t>CRISP-DM in 5 mins</w:t>
               </w:r>
             </w:hyperlink>
-            <w:r>
-              <w:br/>
-            </w:r>
-            <w:r/>
-          </w:p>
-          <w:p>
-            <w:r/>
           </w:p>
           <w:p>
             <w:r>
@@ -6927,113 +6279,70 @@
             </w:r>
           </w:p>
           <w:p>
-            <w:r/>
-            <w:r/>
-            <w:r/>
-            <w:hyperlink r:id="rId62">
+            <w:hyperlink r:id="rId62" w:history="1">
               <w:r>
                 <w:rPr>
-                  <w:color w:val="0000EE"/>
+                  <w:color w:val="0000FF"/>
                   <w:u w:val="single"/>
                 </w:rPr>
                 <w:t>Crisp-DM (Data Science Process Alliance)</w:t>
               </w:r>
             </w:hyperlink>
-            <w:r>
-              <w:br/>
-            </w:r>
-            <w:r/>
-            <w:r/>
-            <w:r/>
-            <w:hyperlink r:id="rId63">
+            <w:hyperlink r:id="rId63" w:history="1">
               <w:r>
                 <w:rPr>
-                  <w:color w:val="0000EE"/>
+                  <w:color w:val="0000FF"/>
                   <w:u w:val="single"/>
                 </w:rPr>
                 <w:t>Crisp-DM IBM</w:t>
               </w:r>
             </w:hyperlink>
-            <w:r>
-              <w:br/>
-            </w:r>
-            <w:r/>
-            <w:r/>
-            <w:r/>
-            <w:hyperlink r:id="rId64">
+            <w:hyperlink r:id="rId64" w:history="1">
               <w:r>
                 <w:rPr>
-                  <w:color w:val="0000EE"/>
+                  <w:color w:val="0000FF"/>
                   <w:u w:val="single"/>
                 </w:rPr>
                 <w:t>Crisp-DM O'Reilly</w:t>
               </w:r>
             </w:hyperlink>
             <w:r>
-              <w:br/>
-            </w:r>
-            <w:r/>
-          </w:p>
-          <w:p>
-            <w:r>
               <w:t>CRISP-DM Expanded for ML:</w:t>
             </w:r>
           </w:p>
           <w:p>
-            <w:r/>
-            <w:r/>
-            <w:r/>
-            <w:hyperlink r:id="rId65">
+            <w:hyperlink r:id="rId65" w:history="1">
               <w:r>
                 <w:rPr>
-                  <w:color w:val="0000EE"/>
+                  <w:color w:val="0000FF"/>
                   <w:u w:val="single"/>
                 </w:rPr>
                 <w:t>The ML Process</w:t>
               </w:r>
             </w:hyperlink>
             <w:r>
-              <w:br/>
-            </w:r>
-            <w:r/>
-          </w:p>
-          <w:p>
-            <w:r>
               <w:t>Lab (Machine Vision):</w:t>
             </w:r>
           </w:p>
           <w:p>
-            <w:r/>
-            <w:r/>
-            <w:r/>
-            <w:hyperlink r:id="rId66">
+            <w:hyperlink r:id="rId66" w:history="1">
               <w:r>
                 <w:rPr>
-                  <w:color w:val="0000EE"/>
+                  <w:color w:val="0000FF"/>
                   <w:u w:val="single"/>
                 </w:rPr>
                 <w:t>Build Your First Pytorch Model In Minutes! [Tutorial + Code]</w:t>
               </w:r>
             </w:hyperlink>
-            <w:r>
-              <w:br/>
-            </w:r>
-            <w:r/>
-            <w:r/>
-            <w:r/>
-            <w:hyperlink r:id="rId67">
+            <w:hyperlink r:id="rId67" w:history="1">
               <w:r>
                 <w:rPr>
-                  <w:color w:val="0000EE"/>
+                  <w:color w:val="0000FF"/>
                   <w:u w:val="single"/>
                 </w:rPr>
                 <w:t>Kaggle Notebook</w:t>
               </w:r>
             </w:hyperlink>
-            <w:r>
-              <w:br/>
-            </w:r>
-            <w:r/>
           </w:p>
         </w:tc>
         <w:tc>
@@ -7054,30 +6363,26 @@
                 <w:szCs w:val="20"/>
               </w:rPr>
             </w:pPr>
+          </w:p>
+          <w:p>
             <w:r/>
-            <w:r/>
-          </w:p>
-          <w:p>
             <w:r>
               <w:rPr>
                 <w:b/>
-                <w:i w:val="0"/>
               </w:rPr>
               <w:t>"Eliot Wrote" by Nancy Kress</w:t>
             </w:r>
             <w:r>
               <w:t xml:space="preserve"> (2008)</w:t>
             </w:r>
-            <w:r/>
-          </w:p>
-          <w:p>
-            <w:pPr>
-              <w:pStyle w:val="ListBullet2"/>
+          </w:p>
+          <w:p>
+            <w:pPr>
+              <w:pStyle w:val="ListBullet"/>
             </w:pPr>
             <w:r>
               <w:t>This story focuses on an AI developed to replicate the literary style of T.S. Eliot, examining the possibilities and limits of AI in creative endeavors.</w:t>
             </w:r>
-            <w:r/>
           </w:p>
         </w:tc>
         <w:tc>
@@ -7221,7 +6526,6 @@
             <w:r>
               <w:t>Week 12: Transformers and Embeddings</w:t>
             </w:r>
-            <w:r/>
           </w:p>
           <w:p>
             <w:pPr>
@@ -7230,8 +6534,6 @@
             <w:r>
               <w:t>Attention is all you need!</w:t>
             </w:r>
-            <w:r/>
-            <w:r/>
           </w:p>
           <w:p>
             <w:pPr>
@@ -7240,22 +6542,14 @@
             <w:r>
               <w:t>Intro to Huggingface</w:t>
             </w:r>
-            <w:r/>
-          </w:p>
-          <w:p>
-            <w:r/>
-            <w:r/>
-            <w:r/>
-          </w:p>
-          <w:p>
-            <w:r>
-              <w:rPr>
-                <w:b w:val="0"/>
+          </w:p>
+          <w:p>
+            <w:r>
+              <w:rPr>
                 <w:i/>
               </w:rPr>
               <w:t>Code Investigation: card classifier what does ReLU do?</w:t>
             </w:r>
-            <w:r/>
           </w:p>
         </w:tc>
         <w:tc>
@@ -7275,45 +6569,26 @@
                 <w:szCs w:val="20"/>
               </w:rPr>
             </w:pPr>
-            <w:r/>
-            <w:r/>
-            <w:hyperlink r:id="rId68">
+          </w:p>
+          <w:p>
+            <w:hyperlink r:id="rId68" w:history="1">
               <w:r>
                 <w:rPr>
-                  <w:color w:val="0000EE"/>
+                  <w:color w:val="0000FF"/>
                   <w:u w:val="single"/>
                 </w:rPr>
                 <w:t>Transformers</w:t>
               </w:r>
             </w:hyperlink>
-            <w:r>
-              <w:br/>
-            </w:r>
-            <w:r/>
-            <w:r/>
-            <w:r/>
-            <w:hyperlink r:id="rId69">
+            <w:hyperlink r:id="rId69" w:history="1">
               <w:r>
                 <w:rPr>
-                  <w:color w:val="0000EE"/>
+                  <w:color w:val="0000FF"/>
                   <w:u w:val="single"/>
                 </w:rPr>
                 <w:t>Attention Visually Explained</w:t>
               </w:r>
             </w:hyperlink>
-            <w:r>
-              <w:br/>
-            </w:r>
-            <w:r/>
-          </w:p>
-          <w:p>
-            <w:r/>
-          </w:p>
-          <w:p>
-            <w:r/>
-          </w:p>
-          <w:p>
-            <w:r/>
           </w:p>
           <w:p>
             <w:r>
@@ -7321,40 +6596,24 @@
             </w:r>
           </w:p>
           <w:p>
-            <w:r/>
-          </w:p>
-          <w:p>
-            <w:r/>
-            <w:r/>
-            <w:r/>
-            <w:hyperlink r:id="rId70">
+            <w:hyperlink r:id="rId70" w:history="1">
               <w:r>
                 <w:rPr>
-                  <w:color w:val="0000EE"/>
+                  <w:color w:val="0000FF"/>
                   <w:u w:val="single"/>
                 </w:rPr>
                 <w:t>Attention is all you need!</w:t>
               </w:r>
             </w:hyperlink>
-            <w:r>
-              <w:br/>
-            </w:r>
-            <w:r/>
-            <w:r/>
-            <w:r/>
-            <w:hyperlink r:id="rId71">
+            <w:hyperlink r:id="rId71" w:history="1">
               <w:r>
                 <w:rPr>
-                  <w:color w:val="0000EE"/>
+                  <w:color w:val="0000FF"/>
                   <w:u w:val="single"/>
                 </w:rPr>
                 <w:t>Efficient Estimation of Word Representations in Vector Space</w:t>
               </w:r>
             </w:hyperlink>
-            <w:r>
-              <w:br/>
-            </w:r>
-            <w:r/>
           </w:p>
         </w:tc>
         <w:tc>
@@ -7375,30 +6634,26 @@
                 <w:szCs w:val="20"/>
               </w:rPr>
             </w:pPr>
+          </w:p>
+          <w:p>
             <w:r/>
-            <w:r/>
-          </w:p>
-          <w:p>
             <w:r>
               <w:rPr>
                 <w:b/>
-                <w:i w:val="0"/>
               </w:rPr>
               <w:t>"For a Breath I Tarry" by Roger Zelazny</w:t>
             </w:r>
             <w:r>
               <w:t xml:space="preserve"> (1966)</w:t>
             </w:r>
-            <w:r/>
-          </w:p>
-          <w:p>
-            <w:pPr>
-              <w:pStyle w:val="ListBullet2"/>
+          </w:p>
+          <w:p>
+            <w:pPr>
+              <w:pStyle w:val="ListBullet"/>
             </w:pPr>
             <w:r>
               <w:t>Set in a post-human world, it follows an AI’s quest to become human and explores deeply philosophical themes of identity and existence.</w:t>
             </w:r>
-            <w:r/>
           </w:p>
         </w:tc>
         <w:tc>
@@ -7543,7 +6798,6 @@
             <w:r>
               <w:t>Week 13: Intro to Language Models — Small Text Models</w:t>
             </w:r>
-            <w:r/>
           </w:p>
           <w:p>
             <w:pPr>
@@ -7552,27 +6806,22 @@
             <w:r>
               <w:t>Who is LoRA?</w:t>
             </w:r>
-            <w:r/>
-            <w:r/>
-          </w:p>
-          <w:p>
-            <w:pPr>
-              <w:pStyle w:val="ListBullet2"/>
+          </w:p>
+          <w:p>
+            <w:pPr>
+              <w:pStyle w:val="ListBullet"/>
             </w:pPr>
             <w:r>
               <w:t>Fine-tuning Large Language Models</w:t>
             </w:r>
-            <w:r/>
-            <w:r/>
-          </w:p>
-          <w:p>
-            <w:pPr>
-              <w:pStyle w:val="ListBullet2"/>
+          </w:p>
+          <w:p>
+            <w:pPr>
+              <w:pStyle w:val="ListBullet"/>
             </w:pPr>
             <w:r>
               <w:t>Model sizes &amp; related challenges</w:t>
             </w:r>
-            <w:r/>
           </w:p>
         </w:tc>
         <w:tc>
@@ -7592,24 +6841,17 @@
                 <w:szCs w:val="20"/>
               </w:rPr>
             </w:pPr>
-            <w:r/>
-            <w:r/>
-            <w:hyperlink r:id="rId72">
+          </w:p>
+          <w:p>
+            <w:hyperlink r:id="rId72" w:history="1">
               <w:r>
                 <w:rPr>
-                  <w:color w:val="0000EE"/>
+                  <w:color w:val="0000FF"/>
                   <w:u w:val="single"/>
                 </w:rPr>
                 <w:t>Explanation of 'decoder only' Transformers</w:t>
               </w:r>
             </w:hyperlink>
-            <w:r>
-              <w:br/>
-            </w:r>
-            <w:r/>
-          </w:p>
-          <w:p>
-            <w:r/>
           </w:p>
           <w:p>
             <w:r>
@@ -7617,22 +6859,15 @@
             </w:r>
           </w:p>
           <w:p>
-            <w:r/>
-            <w:r/>
-            <w:r/>
-            <w:hyperlink r:id="rId73">
+            <w:hyperlink r:id="rId73" w:history="1">
               <w:r>
                 <w:rPr>
-                  <w:color w:val="0000EE"/>
+                  <w:color w:val="0000FF"/>
                   <w:u w:val="single"/>
                 </w:rPr>
                 <w:t>LoRA: Low-Rank Adaptation of Large Language Models</w:t>
               </w:r>
             </w:hyperlink>
-            <w:r>
-              <w:br/>
-            </w:r>
-            <w:r/>
           </w:p>
         </w:tc>
         <w:tc>
@@ -7653,33 +6888,21 @@
                 <w:szCs w:val="20"/>
               </w:rPr>
             </w:pPr>
+          </w:p>
+          <w:p>
             <w:r/>
-            <w:r/>
-          </w:p>
-          <w:p>
             <w:r>
               <w:rPr>
                 <w:b/>
-                <w:i w:val="0"/>
               </w:rPr>
               <w:t>"Coming of Age in Karhide" by Ursula K. Le Guin</w:t>
             </w:r>
             <w:r>
               <w:t xml:space="preserve"> (1995)</w:t>
             </w:r>
-            <w:r/>
-          </w:p>
-          <w:p>
-            <w:pPr>
-              <w:pStyle w:val="ListBullet3"/>
-            </w:pPr>
-            <w:r>
-              <w:t>Although it includes broader themes, the perspective on societal evolution with AI-environment integration is relevant and enriches discussions about AI in different cultural contexts.</w:t>
-            </w:r>
-            <w:r/>
-          </w:p>
-          <w:p>
-            <w:r/>
+            <w:r>
+              <w:t>- Although it includes broader themes, the perspective on societal evolution with AI-environment integration is relevant and enriches discussions about AI in different cultural contexts.</w:t>
+            </w:r>
           </w:p>
           <w:p>
             <w:r>
@@ -7687,52 +6910,33 @@
             </w:r>
           </w:p>
           <w:p>
-            <w:r/>
-            <w:r/>
-            <w:r/>
-            <w:hyperlink r:id="rId74">
+            <w:hyperlink r:id="rId74" w:history="1">
               <w:r>
                 <w:rPr>
-                  <w:color w:val="0000EE"/>
+                  <w:color w:val="0000FF"/>
                   <w:u w:val="single"/>
                 </w:rPr>
                 <w:t>Arthur C. Clarke, 2001: A Space Odyssey</w:t>
               </w:r>
             </w:hyperlink>
-            <w:r>
-              <w:br/>
-            </w:r>
-            <w:r/>
-            <w:r/>
-            <w:r/>
-            <w:hyperlink r:id="rId75">
+            <w:hyperlink r:id="rId75" w:history="1">
               <w:r>
                 <w:rPr>
-                  <w:color w:val="0000EE"/>
+                  <w:color w:val="0000FF"/>
                   <w:u w:val="single"/>
                 </w:rPr>
                 <w:t>Philip K. Dick, Do Androids Dream of Electric Sheep?</w:t>
               </w:r>
             </w:hyperlink>
-            <w:r>
-              <w:br/>
-            </w:r>
-            <w:r/>
-            <w:r/>
-            <w:r/>
-            <w:hyperlink r:id="rId76">
+            <w:hyperlink r:id="rId76" w:history="1">
               <w:r>
                 <w:rPr>
-                  <w:color w:val="0000EE"/>
+                  <w:color w:val="0000FF"/>
                   <w:u w:val="single"/>
                 </w:rPr>
                 <w:t>Neuromancer</w:t>
               </w:r>
             </w:hyperlink>
-            <w:r>
-              <w:br/>
-            </w:r>
-            <w:r/>
           </w:p>
         </w:tc>
         <w:tc>
@@ -7876,7 +7080,6 @@
             <w:r>
               <w:t>Week 14: On the horizon: ViT — Applying Transformers to vision</w:t>
             </w:r>
-            <w:r/>
           </w:p>
           <w:p>
             <w:pPr>
@@ -7885,7 +7088,6 @@
             <w:r>
               <w:t>Applying transformer architecture to multi-modal problems</w:t>
             </w:r>
-            <w:r/>
           </w:p>
         </w:tc>
         <w:tc>
@@ -7905,9 +7107,6 @@
                 <w:szCs w:val="20"/>
               </w:rPr>
             </w:pPr>
-          </w:p>
-          <w:p>
-            <w:r/>
           </w:p>
         </w:tc>
         <w:tc>
@@ -7935,55 +7134,35 @@
             </w:r>
           </w:p>
           <w:p>
-            <w:r/>
-            <w:r/>
-            <w:r/>
-            <w:hyperlink r:id="rId77">
+            <w:hyperlink r:id="rId77" w:history="1">
               <w:r>
                 <w:rPr>
-                  <w:color w:val="0000EE"/>
+                  <w:color w:val="0000FF"/>
                   <w:u w:val="single"/>
                 </w:rPr>
                 <w:t>"SITUATIONAL AWARENESS: The Decade Ahead by Leopold Aschenbrenner, June 2024"</w:t>
               </w:r>
             </w:hyperlink>
-            <w:r>
-              <w:br/>
-            </w:r>
-            <w:r/>
-          </w:p>
-          <w:p>
-            <w:r/>
-            <w:r/>
-            <w:r/>
-            <w:hyperlink r:id="rId77">
+          </w:p>
+          <w:p>
+            <w:hyperlink r:id="rId77" w:history="1">
               <w:r>
                 <w:rPr>
-                  <w:color w:val="0000EE"/>
+                  <w:color w:val="0000FF"/>
                   <w:u w:val="single"/>
                 </w:rPr>
                 <w:t>Introduction</w:t>
               </w:r>
             </w:hyperlink>
-            <w:r>
-              <w:br/>
-            </w:r>
-            <w:r/>
-            <w:r/>
-            <w:r/>
-            <w:hyperlink r:id="rId78">
+            <w:hyperlink r:id="rId78" w:history="1">
               <w:r>
                 <w:rPr>
-                  <w:color w:val="0000EE"/>
+                  <w:color w:val="0000FF"/>
                   <w:u w:val="single"/>
                 </w:rPr>
                 <w:t>I. From GPT-4 to AGI: Counting the OOMs</w:t>
               </w:r>
             </w:hyperlink>
-            <w:r>
-              <w:br/>
-            </w:r>
-            <w:r/>
           </w:p>
         </w:tc>
         <w:tc>
@@ -8193,7 +7372,6 @@
             <w:r>
               <w:t>Week 15: Practical - Begin Project Assessment</w:t>
             </w:r>
-            <w:r/>
           </w:p>
           <w:p>
             <w:pPr>
@@ -8202,7 +7380,6 @@
             <w:r>
               <w:t>Starting the final project: data sourcing and initial model design.</w:t>
             </w:r>
-            <w:r/>
           </w:p>
         </w:tc>
         <w:tc>
@@ -8222,9 +7399,6 @@
                 <w:szCs w:val="20"/>
               </w:rPr>
             </w:pPr>
-          </w:p>
-          <w:p>
-            <w:r/>
           </w:p>
         </w:tc>
         <w:tc>
@@ -8245,21 +7419,17 @@
                 <w:szCs w:val="20"/>
               </w:rPr>
             </w:pPr>
-            <w:r/>
-            <w:r/>
-            <w:hyperlink r:id="rId79">
+          </w:p>
+          <w:p>
+            <w:hyperlink r:id="rId79" w:history="1">
               <w:r>
                 <w:rPr>
-                  <w:color w:val="0000EE"/>
+                  <w:color w:val="0000FF"/>
                   <w:u w:val="single"/>
                 </w:rPr>
                 <w:t>II. From AGI to Superintelligence: the Intelligence Explosion</w:t>
               </w:r>
             </w:hyperlink>
-            <w:r>
-              <w:br/>
-            </w:r>
-            <w:r/>
           </w:p>
         </w:tc>
         <w:tc>
@@ -8469,7 +7639,6 @@
             <w:r>
               <w:t>Week 16: Practical - Continue Project Assessment</w:t>
             </w:r>
-            <w:r/>
           </w:p>
           <w:p>
             <w:pPr>
@@ -8478,7 +7647,6 @@
             <w:r>
               <w:t>Model training and testing.</w:t>
             </w:r>
-            <w:r/>
           </w:p>
         </w:tc>
         <w:tc>
@@ -8498,9 +7666,6 @@
                 <w:szCs w:val="20"/>
               </w:rPr>
             </w:pPr>
-          </w:p>
-          <w:p>
-            <w:r/>
           </w:p>
         </w:tc>
         <w:tc>
@@ -8521,21 +7686,17 @@
                 <w:szCs w:val="20"/>
               </w:rPr>
             </w:pPr>
-            <w:r/>
-            <w:r/>
-            <w:hyperlink r:id="rId80">
+          </w:p>
+          <w:p>
+            <w:hyperlink r:id="rId80" w:history="1">
               <w:r>
                 <w:rPr>
-                  <w:color w:val="0000EE"/>
+                  <w:color w:val="0000FF"/>
                   <w:u w:val="single"/>
                 </w:rPr>
                 <w:t>IIIa. Racing to the Trillion-Dollar Cluster</w:t>
               </w:r>
             </w:hyperlink>
-            <w:r>
-              <w:br/>
-            </w:r>
-            <w:r/>
           </w:p>
         </w:tc>
         <w:tc>
@@ -8745,7 +7906,6 @@
             <w:r>
               <w:t>Week 17: Practical - Continue Project Assessment</w:t>
             </w:r>
-            <w:r/>
           </w:p>
           <w:p>
             <w:pPr>
@@ -8754,7 +7914,6 @@
             <w:r>
               <w:t>Model evaluation and tuning.</w:t>
             </w:r>
-            <w:r/>
           </w:p>
         </w:tc>
         <w:tc>
@@ -8774,9 +7933,6 @@
                 <w:szCs w:val="20"/>
               </w:rPr>
             </w:pPr>
-          </w:p>
-          <w:p>
-            <w:r/>
           </w:p>
         </w:tc>
         <w:tc>
@@ -8797,21 +7953,17 @@
                 <w:szCs w:val="20"/>
               </w:rPr>
             </w:pPr>
-            <w:r/>
-            <w:r/>
-            <w:hyperlink r:id="rId81">
+          </w:p>
+          <w:p>
+            <w:hyperlink r:id="rId81" w:history="1">
               <w:r>
                 <w:rPr>
-                  <w:color w:val="0000EE"/>
+                  <w:color w:val="0000FF"/>
                   <w:u w:val="single"/>
                 </w:rPr>
                 <w:t>IIIb. Lock Down the Labs: Security for AGI</w:t>
               </w:r>
             </w:hyperlink>
-            <w:r>
-              <w:br/>
-            </w:r>
-            <w:r/>
           </w:p>
         </w:tc>
         <w:tc>
@@ -9021,7 +8173,6 @@
             <w:r>
               <w:t>Week 18: Practical - Finalize Project Assessment</w:t>
             </w:r>
-            <w:r/>
           </w:p>
           <w:p>
             <w:pPr>
@@ -9030,7 +8181,6 @@
             <w:r>
               <w:t>Final adjustments to the model and prepare a white paper</w:t>
             </w:r>
-            <w:r/>
           </w:p>
         </w:tc>
         <w:tc>
@@ -9050,9 +8200,6 @@
                 <w:szCs w:val="20"/>
               </w:rPr>
             </w:pPr>
-          </w:p>
-          <w:p>
-            <w:r/>
           </w:p>
         </w:tc>
         <w:tc>
@@ -9073,21 +8220,17 @@
                 <w:szCs w:val="20"/>
               </w:rPr>
             </w:pPr>
-            <w:r/>
-            <w:r/>
-            <w:hyperlink r:id="rId82">
+          </w:p>
+          <w:p>
+            <w:hyperlink r:id="rId82" w:history="1">
               <w:r>
                 <w:rPr>
-                  <w:color w:val="0000EE"/>
+                  <w:color w:val="0000FF"/>
                   <w:u w:val="single"/>
                 </w:rPr>
                 <w:t>IIIc. Superalignment</w:t>
               </w:r>
             </w:hyperlink>
-            <w:r>
-              <w:br/>
-            </w:r>
-            <w:r/>
           </w:p>
         </w:tc>
         <w:tc>
@@ -9208,9 +8351,6 @@
               <w:t>Week 19: Non Contact Assessment Feedback Week</w:t>
             </w:r>
           </w:p>
-          <w:p>
-            <w:r/>
-          </w:p>
         </w:tc>
         <w:tc>
           <w:tcPr>
@@ -9229,9 +8369,6 @@
                 <w:szCs w:val="20"/>
               </w:rPr>
             </w:pPr>
-          </w:p>
-          <w:p>
-            <w:r/>
           </w:p>
         </w:tc>
         <w:tc>
@@ -9252,21 +8389,17 @@
                 <w:szCs w:val="20"/>
               </w:rPr>
             </w:pPr>
-            <w:r/>
-            <w:r/>
-            <w:hyperlink r:id="rId83">
+          </w:p>
+          <w:p>
+            <w:hyperlink r:id="rId83" w:history="1">
               <w:r>
                 <w:rPr>
-                  <w:color w:val="0000EE"/>
+                  <w:color w:val="0000FF"/>
                   <w:u w:val="single"/>
                 </w:rPr>
                 <w:t>IIId. The Free World Must Prevail</w:t>
               </w:r>
             </w:hyperlink>
-            <w:r>
-              <w:br/>
-            </w:r>
-            <w:r/>
           </w:p>
         </w:tc>
         <w:tc>
@@ -9386,9 +8519,6 @@
               <w:t>Week 20: Resubmission Period</w:t>
             </w:r>
           </w:p>
-          <w:p>
-            <w:r/>
-          </w:p>
         </w:tc>
         <w:tc>
           <w:tcPr>
@@ -9407,9 +8537,6 @@
                 <w:szCs w:val="20"/>
               </w:rPr>
             </w:pPr>
-          </w:p>
-          <w:p>
-            <w:r/>
           </w:p>
         </w:tc>
         <w:tc>
@@ -9430,36 +8557,26 @@
                 <w:szCs w:val="20"/>
               </w:rPr>
             </w:pPr>
-            <w:r/>
-            <w:r/>
-            <w:hyperlink r:id="rId84">
+          </w:p>
+          <w:p>
+            <w:hyperlink r:id="rId84" w:history="1">
               <w:r>
                 <w:rPr>
-                  <w:color w:val="0000EE"/>
+                  <w:color w:val="0000FF"/>
                   <w:u w:val="single"/>
                 </w:rPr>
                 <w:t>IV. The Project</w:t>
               </w:r>
             </w:hyperlink>
-            <w:r>
-              <w:br/>
-            </w:r>
-            <w:r/>
-            <w:r/>
-            <w:r/>
-            <w:hyperlink r:id="rId85">
+            <w:hyperlink r:id="rId85" w:history="1">
               <w:r>
                 <w:rPr>
-                  <w:color w:val="0000EE"/>
+                  <w:color w:val="0000FF"/>
                   <w:u w:val="single"/>
                 </w:rPr>
                 <w:t>V. Parting Thoughts</w:t>
               </w:r>
             </w:hyperlink>
-            <w:r>
-              <w:br/>
-            </w:r>
-            <w:r/>
           </w:p>
         </w:tc>
         <w:tc>

--- a/example/2 KAD/1 LAP/Learning and Assessment Plan (F122A14).docx
+++ b/example/2 KAD/1 LAP/Learning and Assessment Plan (F122A14).docx
@@ -2815,7 +2815,7 @@
           </w:p>
           <w:p>
             <w:pPr>
-              <w:pStyle w:val="ListBullet"/>
+              <w:pStyle w:val="ListBullet2"/>
             </w:pPr>
             <w:r>
               <w:t>Overview and history of AI, ML, and DL.</w:t>
@@ -2823,7 +2823,7 @@
           </w:p>
           <w:p>
             <w:pPr>
-              <w:pStyle w:val="ListBullet"/>
+              <w:pStyle w:val="ListBullet2"/>
             </w:pPr>
             <w:r>
               <w:t>Key features and functions of AI technologies.</w:t>
@@ -2831,7 +2831,7 @@
           </w:p>
           <w:p>
             <w:pPr>
-              <w:pStyle w:val="ListBullet"/>
+              <w:pStyle w:val="ListBullet2"/>
             </w:pPr>
             <w:r>
               <w:t>Functions and features of industry-recognised AI, ML and DL technologies used in organisations.</w:t>
@@ -2839,7 +2839,7 @@
           </w:p>
           <w:p>
             <w:pPr>
-              <w:pStyle w:val="ListBullet"/>
+              <w:pStyle w:val="ListBullet2"/>
             </w:pPr>
             <w:r>
               <w:t>Discussion of tasks and processes commonly automated using AI, ML, and DL</w:t>
@@ -2847,7 +2847,7 @@
           </w:p>
           <w:p>
             <w:pPr>
-              <w:pStyle w:val="ListBullet"/>
+              <w:pStyle w:val="ListBullet2"/>
             </w:pPr>
             <w:r>
               <w:t>Explore advantages and disadvantages of AI, ML, and DL technologies.</w:t>
@@ -2893,6 +2893,9 @@
                 <w:t>The Pattern on the Stone, by Danny Hillis</w:t>
               </w:r>
             </w:hyperlink>
+            <w:r>
+              <w:br/>
+            </w:r>
             <w:hyperlink r:id="rId27" w:history="1">
               <w:r>
                 <w:rPr>
@@ -2902,6 +2905,9 @@
                 <w:t>The moment we stopped understanding AI [AlexNet]</w:t>
               </w:r>
             </w:hyperlink>
+            <w:r>
+              <w:br/>
+            </w:r>
             <w:hyperlink r:id="rId28" w:history="1">
               <w:r>
                 <w:rPr>
@@ -2947,6 +2953,9 @@
             <w:r>
               <w:t>This week's extension reading is:</w:t>
             </w:r>
+            <w:r>
+              <w:br/>
+            </w:r>
             <w:r/>
             <w:r>
               <w:rPr>
@@ -2960,7 +2969,7 @@
           </w:p>
           <w:p>
             <w:pPr>
-              <w:pStyle w:val="ListBullet"/>
+              <w:pStyle w:val="ListBullet2"/>
             </w:pPr>
             <w:r>
               <w:t>A lunar colony's AI, named Mike, gains self-awareness and aids in a revolution against Earth's government, highlighting themes of AI autonomy and human-machine relationships.</w:t>
@@ -3159,7 +3168,7 @@
           </w:p>
           <w:p>
             <w:pPr>
-              <w:pStyle w:val="ListBullet"/>
+              <w:pStyle w:val="ListBullet2"/>
             </w:pPr>
             <w:r>
               <w:t>Introduction to IPython Environment and Kaggle.</w:t>
@@ -3167,7 +3176,7 @@
           </w:p>
           <w:p>
             <w:pPr>
-              <w:pStyle w:val="ListBullet"/>
+              <w:pStyle w:val="ListBullet2"/>
             </w:pPr>
             <w:r>
               <w:t>Identifying key data sources for machine learning</w:t>
@@ -3175,7 +3184,7 @@
           </w:p>
           <w:p>
             <w:pPr>
-              <w:pStyle w:val="ListBullet"/>
+              <w:pStyle w:val="ListBullet2"/>
             </w:pPr>
             <w:r>
               <w:t>Types of data: Structured, Unstructured, Labelled, and Unlabelled.</w:t>
@@ -3183,7 +3192,7 @@
           </w:p>
           <w:p>
             <w:pPr>
-              <w:pStyle w:val="ListBullet"/>
+              <w:pStyle w:val="ListBullet2"/>
             </w:pPr>
             <w:r>
               <w:t>Understanding ML Attributes:</w:t>
@@ -3191,7 +3200,7 @@
           </w:p>
           <w:p>
             <w:pPr>
-              <w:pStyle w:val="ListBullet"/>
+              <w:pStyle w:val="ListBullet3"/>
             </w:pPr>
             <w:r>
               <w:t>Data Attributes</w:t>
@@ -3199,7 +3208,7 @@
           </w:p>
           <w:p>
             <w:pPr>
-              <w:pStyle w:val="ListBullet"/>
+              <w:pStyle w:val="ListBullet3"/>
             </w:pPr>
             <w:r>
               <w:t>Model Attributes</w:t>
@@ -3207,7 +3216,7 @@
           </w:p>
           <w:p>
             <w:pPr>
-              <w:pStyle w:val="ListBullet"/>
+              <w:pStyle w:val="ListBullet3"/>
             </w:pPr>
             <w:r>
               <w:t>Target Attributes</w:t>
@@ -3215,7 +3224,7 @@
           </w:p>
           <w:p>
             <w:pPr>
-              <w:pStyle w:val="ListBullet"/>
+              <w:pStyle w:val="ListBullet2"/>
             </w:pPr>
             <w:r>
               <w:t>Understanding relevant algorithms for labelled or unlabeled datasets.</w:t>
@@ -3223,7 +3232,7 @@
           </w:p>
           <w:p>
             <w:pPr>
-              <w:pStyle w:val="ListBullet"/>
+              <w:pStyle w:val="ListBullet2"/>
             </w:pPr>
             <w:r>
               <w:t>Understand biases in datasets and methods for generating balanced data.</w:t>
@@ -3231,7 +3240,7 @@
           </w:p>
           <w:p>
             <w:pPr>
-              <w:pStyle w:val="ListBullet"/>
+              <w:pStyle w:val="ListBullet2"/>
             </w:pPr>
             <w:r>
               <w:t>Intro to data pre-processing for ML:</w:t>
@@ -3239,7 +3248,7 @@
           </w:p>
           <w:p>
             <w:pPr>
-              <w:pStyle w:val="ListBullet"/>
+              <w:pStyle w:val="ListBullet2"/>
             </w:pPr>
             <w:r>
               <w:t>Randomising, deduplication</w:t>
@@ -3247,7 +3256,7 @@
           </w:p>
           <w:p>
             <w:pPr>
-              <w:pStyle w:val="ListBullet"/>
+              <w:pStyle w:val="ListBullet2"/>
             </w:pPr>
             <w:r>
               <w:t>Data cleaning</w:t>
@@ -3255,7 +3264,7 @@
           </w:p>
           <w:p>
             <w:pPr>
-              <w:pStyle w:val="ListBullet"/>
+              <w:pStyle w:val="ListBullet2"/>
             </w:pPr>
             <w:r>
               <w:t>Creating training, validation, and test subsets, why?</w:t>
@@ -3263,7 +3272,7 @@
           </w:p>
           <w:p>
             <w:pPr>
-              <w:pStyle w:val="ListBullet"/>
+              <w:pStyle w:val="ListBullet2"/>
             </w:pPr>
             <w:r>
               <w:t>Training, Test, and Validation Loops (Preview Topic)</w:t>
@@ -3334,6 +3343,9 @@
             <w:r>
               <w:t>This week's extension reading is:</w:t>
             </w:r>
+            <w:r>
+              <w:br/>
+            </w:r>
             <w:r/>
             <w:r>
               <w:rPr>
@@ -3347,7 +3359,7 @@
           </w:p>
           <w:p>
             <w:pPr>
-              <w:pStyle w:val="ListBullet"/>
+              <w:pStyle w:val="ListBullet2"/>
             </w:pPr>
             <w:r>
               <w:t>Isaac Asimov's "Reason" depicts a robot named QT-1 who questions human authority and develops its own belief system based on logic and reason.</w:t>
@@ -3536,7 +3548,7 @@
           </w:p>
           <w:p>
             <w:pPr>
-              <w:pStyle w:val="ListBullet"/>
+              <w:pStyle w:val="ListBullet2"/>
             </w:pPr>
             <w:r>
               <w:t>Introduction to sci-kit learn package</w:t>
@@ -3544,7 +3556,7 @@
           </w:p>
           <w:p>
             <w:pPr>
-              <w:pStyle w:val="ListBullet"/>
+              <w:pStyle w:val="ListBullet2"/>
             </w:pPr>
             <w:r>
               <w:t>Understanding ML: Supervised vs. Unsupervised Learning</w:t>
@@ -3552,7 +3564,7 @@
           </w:p>
           <w:p>
             <w:pPr>
-              <w:pStyle w:val="ListBullet"/>
+              <w:pStyle w:val="ListBullet2"/>
             </w:pPr>
             <w:r>
               <w:t>Introduction to DL and its place within AI</w:t>
@@ -3560,7 +3572,7 @@
           </w:p>
           <w:p>
             <w:pPr>
-              <w:pStyle w:val="ListBullet"/>
+              <w:pStyle w:val="ListBullet2"/>
             </w:pPr>
             <w:r>
               <w:t>Regression &amp; Classification — Supervised</w:t>
@@ -3568,7 +3580,7 @@
           </w:p>
           <w:p>
             <w:pPr>
-              <w:pStyle w:val="ListBullet"/>
+              <w:pStyle w:val="ListBullet2"/>
             </w:pPr>
             <w:r>
               <w:t>Linear Regression, Support Vector Machines</w:t>
@@ -3576,7 +3588,7 @@
           </w:p>
           <w:p>
             <w:pPr>
-              <w:pStyle w:val="ListBullet"/>
+              <w:pStyle w:val="ListBullet2"/>
             </w:pPr>
             <w:r>
               <w:t>Clustering &amp; Dimensionality — Unsupervised</w:t>
@@ -3584,7 +3596,7 @@
           </w:p>
           <w:p>
             <w:pPr>
-              <w:pStyle w:val="ListBullet"/>
+              <w:pStyle w:val="ListBullet2"/>
             </w:pPr>
             <w:r>
               <w:t>PCA &amp; Other</w:t>
@@ -3594,7 +3606,7 @@
           </w:p>
           <w:p>
             <w:pPr>
-              <w:pStyle w:val="ListBullet"/>
+              <w:pStyle w:val="ListBullet2"/>
             </w:pPr>
             <w:r>
               <w:t>Introduction to K-Means clustering &amp; DBSCAN</w:t>
@@ -3602,7 +3614,7 @@
           </w:p>
           <w:p>
             <w:pPr>
-              <w:pStyle w:val="ListBullet"/>
+              <w:pStyle w:val="ListBullet2"/>
             </w:pPr>
             <w:r>
               <w:t>Reinforcement Learning / Reward-based learning.</w:t>
@@ -3610,7 +3622,7 @@
           </w:p>
           <w:p>
             <w:pPr>
-              <w:pStyle w:val="ListBullet"/>
+              <w:pStyle w:val="ListBullet2"/>
             </w:pPr>
             <w:r>
               <w:t>Deep Learning / Representation learning</w:t>
@@ -3618,7 +3630,7 @@
           </w:p>
           <w:p>
             <w:pPr>
-              <w:pStyle w:val="ListBullet"/>
+              <w:pStyle w:val="ListBullet3"/>
             </w:pPr>
             <w:r>
               <w:t>Feed Forward Neural Networks (FNN)</w:t>
@@ -3626,7 +3638,7 @@
           </w:p>
           <w:p>
             <w:pPr>
-              <w:pStyle w:val="ListBullet"/>
+              <w:pStyle w:val="ListBullet3"/>
             </w:pPr>
             <w:r>
               <w:t>Recurrent Neural Networks (RNN)</w:t>
@@ -3634,7 +3646,7 @@
           </w:p>
           <w:p>
             <w:pPr>
-              <w:pStyle w:val="ListBullet"/>
+              <w:pStyle w:val="ListBullet3"/>
             </w:pPr>
             <w:r>
               <w:t>Transformers (Attention based Networks)</w:t>
@@ -3694,6 +3706,9 @@
             <w:r>
               <w:t>This week's extension reading is:</w:t>
             </w:r>
+            <w:r>
+              <w:br/>
+            </w:r>
             <w:r/>
             <w:r>
               <w:rPr>
@@ -3707,7 +3722,7 @@
           </w:p>
           <w:p>
             <w:pPr>
-              <w:pStyle w:val="ListBullet"/>
+              <w:pStyle w:val="ListBullet2"/>
             </w:pPr>
             <w:r>
               <w:t>Isaac Asimov's "Robbie" tells the story of a young girl who forms a deep bond with her humanoid robot companion, highlighting themes of friendship, prejudice, and the ethical implications of robotic intelligence.</w:t>
@@ -3865,7 +3880,7 @@
           </w:p>
           <w:p>
             <w:pPr>
-              <w:pStyle w:val="ListBullet"/>
+              <w:pStyle w:val="ListBullet2"/>
             </w:pPr>
             <w:r>
               <w:t>Recognising biased vs. unbiased datasets</w:t>
@@ -3873,7 +3888,7 @@
           </w:p>
           <w:p>
             <w:pPr>
-              <w:pStyle w:val="ListBullet"/>
+              <w:pStyle w:val="ListBullet2"/>
             </w:pPr>
             <w:r>
               <w:t>Implementation Risks</w:t>
@@ -3881,7 +3896,7 @@
           </w:p>
           <w:p>
             <w:pPr>
-              <w:pStyle w:val="ListBullet"/>
+              <w:pStyle w:val="ListBullet2"/>
             </w:pPr>
             <w:r>
               <w:t>Ethics in AI, including Australia’s AI Ethics Framework</w:t>
@@ -3929,6 +3944,9 @@
                 <w:t>AI Assurance Framework</w:t>
               </w:r>
             </w:hyperlink>
+            <w:r>
+              <w:br/>
+            </w:r>
             <w:hyperlink r:id="rId32" w:history="1">
               <w:r>
                 <w:rPr>
@@ -3939,6 +3957,9 @@
               </w:r>
             </w:hyperlink>
             <w:r>
+              <w:br/>
+            </w:r>
+            <w:r>
               <w:t>National:</w:t>
             </w:r>
           </w:p>
@@ -3953,6 +3974,9 @@
               </w:r>
             </w:hyperlink>
             <w:r>
+              <w:br/>
+            </w:r>
+            <w:r>
               <w:t>Out of state:</w:t>
             </w:r>
           </w:p>
@@ -3991,6 +4015,9 @@
             <w:r>
               <w:t>This week's extension reading is:</w:t>
             </w:r>
+            <w:r>
+              <w:br/>
+            </w:r>
             <w:r/>
             <w:r>
               <w:rPr>
@@ -4004,7 +4031,7 @@
           </w:p>
           <w:p>
             <w:pPr>
-              <w:pStyle w:val="ListBullet"/>
+              <w:pStyle w:val="ListBullet2"/>
             </w:pPr>
             <w:r>
               <w:t>A harrowing short story about a supercomputer AI that has annihilated humanity, except for five individuals it tortures, is an intense and profound exploration of AI's potential for cruelty.</w:t>
@@ -4186,7 +4213,7 @@
           </w:p>
           <w:p>
             <w:pPr>
-              <w:pStyle w:val="ListBullet"/>
+              <w:pStyle w:val="ListBullet2"/>
             </w:pPr>
             <w:r>
               <w:t>Establishing organisational AI, ML and DL objectives</w:t>
@@ -4194,7 +4221,7 @@
           </w:p>
           <w:p>
             <w:pPr>
-              <w:pStyle w:val="ListBullet"/>
+              <w:pStyle w:val="ListBullet2"/>
             </w:pPr>
             <w:r>
               <w:t>Identifying existing organisational AI technologies and processes</w:t>
@@ -4202,7 +4229,7 @@
           </w:p>
           <w:p>
             <w:pPr>
-              <w:pStyle w:val="ListBullet"/>
+              <w:pStyle w:val="ListBullet2"/>
             </w:pPr>
             <w:r>
               <w:t>Identifying common tasks/processes for automation</w:t>
@@ -4210,7 +4237,7 @@
           </w:p>
           <w:p>
             <w:pPr>
-              <w:pStyle w:val="ListBullet"/>
+              <w:pStyle w:val="ListBullet2"/>
             </w:pPr>
             <w:r>
               <w:t>Examples of AI in email campaigns, chatbots, data analysis</w:t>
@@ -4218,7 +4245,7 @@
           </w:p>
           <w:p>
             <w:pPr>
-              <w:pStyle w:val="ListBullet"/>
+              <w:pStyle w:val="ListBullet2"/>
             </w:pPr>
             <w:r>
               <w:t>Introduction to the Final Project.</w:t>
@@ -4448,7 +4475,7 @@
           </w:p>
           <w:p>
             <w:pPr>
-              <w:pStyle w:val="ListBullet"/>
+              <w:pStyle w:val="ListBullet2"/>
             </w:pPr>
             <w:r>
               <w:t>Identifying and documenting ML opportunities</w:t>
@@ -4456,7 +4483,7 @@
           </w:p>
           <w:p>
             <w:pPr>
-              <w:pStyle w:val="ListBullet"/>
+              <w:pStyle w:val="ListBullet2"/>
             </w:pPr>
             <w:r>
               <w:t>Evaluation and comparison of AI, ML, and DL technologies</w:t>
@@ -4464,7 +4491,7 @@
           </w:p>
           <w:p>
             <w:pPr>
-              <w:pStyle w:val="ListBullet"/>
+              <w:pStyle w:val="ListBullet2"/>
             </w:pPr>
             <w:r>
               <w:t>Key advantages and disadvantages of AI, ML and DL technologies</w:t>
@@ -4472,7 +4499,7 @@
           </w:p>
           <w:p>
             <w:pPr>
-              <w:pStyle w:val="ListBullet"/>
+              <w:pStyle w:val="ListBullet2"/>
             </w:pPr>
             <w:r>
               <w:t>What kinds of datasets are useful for automating work tasks?</w:t>
@@ -4480,7 +4507,7 @@
           </w:p>
           <w:p>
             <w:pPr>
-              <w:pStyle w:val="ListBullet"/>
+              <w:pStyle w:val="ListBullet2"/>
             </w:pPr>
             <w:r>
               <w:t>Industry-recognised ML principles and techniques.</w:t>
@@ -4767,7 +4794,7 @@
           </w:p>
           <w:p>
             <w:pPr>
-              <w:pStyle w:val="ListBullet"/>
+              <w:pStyle w:val="ListBullet2"/>
             </w:pPr>
             <w:r>
               <w:t>This story follows an AI in a mining colony located on a distant planet, delving into themes of self-discovery and what it means to be sentient.</w:t>
@@ -4918,7 +4945,7 @@
           </w:p>
           <w:p>
             <w:pPr>
-              <w:pStyle w:val="ListBullet"/>
+              <w:pStyle w:val="ListBullet2"/>
             </w:pPr>
             <w:r>
               <w:t>Hyper Parameters, What are they?</w:t>
@@ -4926,7 +4953,7 @@
           </w:p>
           <w:p>
             <w:pPr>
-              <w:pStyle w:val="ListBullet"/>
+              <w:pStyle w:val="ListBullet2"/>
             </w:pPr>
             <w:r>
               <w:t>Model Output Evaluation Methods</w:t>
@@ -4934,7 +4961,7 @@
           </w:p>
           <w:p>
             <w:pPr>
-              <w:pStyle w:val="ListBullet"/>
+              <w:pStyle w:val="ListBullet2"/>
             </w:pPr>
             <w:r>
               <w:t>Documenting ML model Evaluations</w:t>
@@ -4942,7 +4969,7 @@
           </w:p>
           <w:p>
             <w:pPr>
-              <w:pStyle w:val="ListBullet"/>
+              <w:pStyle w:val="ListBullet2"/>
             </w:pPr>
             <w:r>
               <w:t>Evaluation metrics:</w:t>
@@ -4950,7 +4977,7 @@
           </w:p>
           <w:p>
             <w:pPr>
-              <w:pStyle w:val="ListBullet"/>
+              <w:pStyle w:val="ListBullet3"/>
             </w:pPr>
             <w:r>
               <w:t>f-score</w:t>
@@ -4958,7 +4985,7 @@
           </w:p>
           <w:p>
             <w:pPr>
-              <w:pStyle w:val="ListBullet"/>
+              <w:pStyle w:val="ListBullet3"/>
             </w:pPr>
             <w:r>
               <w:t>accuracy</w:t>
@@ -4966,7 +4993,7 @@
           </w:p>
           <w:p>
             <w:pPr>
-              <w:pStyle w:val="ListBullet"/>
+              <w:pStyle w:val="ListBullet3"/>
             </w:pPr>
             <w:r>
               <w:t>precision/recall</w:t>
@@ -4974,7 +5001,7 @@
           </w:p>
           <w:p>
             <w:pPr>
-              <w:pStyle w:val="ListBullet"/>
+              <w:pStyle w:val="ListBullet3"/>
             </w:pPr>
             <w:r>
               <w:t>loss metrics</w:t>
@@ -4982,7 +5009,7 @@
           </w:p>
           <w:p>
             <w:pPr>
-              <w:pStyle w:val="ListBullet"/>
+              <w:pStyle w:val="ListBullet3"/>
             </w:pPr>
             <w:r>
               <w:t>confusion matrix</w:t>
@@ -4995,7 +5022,7 @@
           </w:p>
           <w:p>
             <w:pPr>
-              <w:pStyle w:val="ListBullet"/>
+              <w:pStyle w:val="ListBullet2"/>
             </w:pPr>
             <w:r>
               <w:t>Backpropagation of the Loss</w:t>
@@ -5003,7 +5030,7 @@
           </w:p>
           <w:p>
             <w:pPr>
-              <w:pStyle w:val="ListBullet"/>
+              <w:pStyle w:val="ListBullet2"/>
             </w:pPr>
             <w:r>
               <w:t>Stochastic Gradient Descent</w:t>
@@ -5051,6 +5078,9 @@
                 <w:t>Confusion matrix Stat Quest</w:t>
               </w:r>
             </w:hyperlink>
+            <w:r>
+              <w:br/>
+            </w:r>
             <w:hyperlink r:id="rId36" w:history="1">
               <w:r>
                 <w:rPr>
@@ -5061,7 +5091,13 @@
               </w:r>
             </w:hyperlink>
             <w:r>
+              <w:br/>
+            </w:r>
+            <w:r>
               <w:t>Deep Learning Preview</w:t>
+            </w:r>
+            <w:r>
+              <w:br/>
             </w:r>
             <w:r>
               <w:t>3b1b videos watch in-class:</w:t>
@@ -5077,6 +5113,9 @@
                 <w:t>Gradient descent, how neural networks learn</w:t>
               </w:r>
             </w:hyperlink>
+            <w:r>
+              <w:br/>
+            </w:r>
             <w:hyperlink r:id="rId38" w:history="1">
               <w:r>
                 <w:rPr>
@@ -5121,7 +5160,7 @@
           </w:p>
           <w:p>
             <w:pPr>
-              <w:pStyle w:val="ListBullet"/>
+              <w:pStyle w:val="ListBullet2"/>
             </w:pPr>
             <w:r>
               <w:t>This story gives a deep look into AI and love, making it a valuable addition for discussions on AI emotions and ethics.</w:t>
@@ -5142,6 +5181,9 @@
                 <w:t>Youtube Course</w:t>
               </w:r>
             </w:hyperlink>
+            <w:r>
+              <w:br/>
+            </w:r>
             <w:hyperlink r:id="rId40" w:history="1">
               <w:r>
                 <w:rPr>
@@ -5314,7 +5356,7 @@
           </w:p>
           <w:p>
             <w:pPr>
-              <w:pStyle w:val="ListBullet"/>
+              <w:pStyle w:val="ListBullet2"/>
             </w:pPr>
             <w:r>
               <w:t>Introduction to Neural Networks</w:t>
@@ -5322,7 +5364,7 @@
           </w:p>
           <w:p>
             <w:pPr>
-              <w:pStyle w:val="ListBullet"/>
+              <w:pStyle w:val="ListBullet2"/>
             </w:pPr>
             <w:r>
               <w:t>What are ‘hidden layers’?</w:t>
@@ -5330,7 +5372,7 @@
           </w:p>
           <w:p>
             <w:pPr>
-              <w:pStyle w:val="ListBullet"/>
+              <w:pStyle w:val="ListBullet2"/>
             </w:pPr>
             <w:r>
               <w:t>How can we teach machines to think good?</w:t>
@@ -5338,7 +5380,7 @@
           </w:p>
           <w:p>
             <w:pPr>
-              <w:pStyle w:val="ListBullet"/>
+              <w:pStyle w:val="ListBullet2"/>
             </w:pPr>
             <w:r>
               <w:t>Training, Test, and Validation Loops for Deep Learning</w:t>
@@ -5346,7 +5388,7 @@
           </w:p>
           <w:p>
             <w:pPr>
-              <w:pStyle w:val="ListBullet"/>
+              <w:pStyle w:val="ListBullet2"/>
             </w:pPr>
             <w:r>
               <w:t>Stochastic Gradient Descent</w:t>
@@ -5354,7 +5396,7 @@
           </w:p>
           <w:p>
             <w:pPr>
-              <w:pStyle w:val="ListBullet"/>
+              <w:pStyle w:val="ListBullet2"/>
             </w:pPr>
             <w:r>
               <w:t>Backpropagation of the Loss</w:t>
@@ -5362,7 +5404,7 @@
           </w:p>
           <w:p>
             <w:pPr>
-              <w:pStyle w:val="ListBullet"/>
+              <w:pStyle w:val="ListBullet2"/>
             </w:pPr>
             <w:r>
               <w:t>Machine Vision</w:t>
@@ -5370,7 +5412,7 @@
           </w:p>
           <w:p>
             <w:pPr>
-              <w:pStyle w:val="ListBullet"/>
+              <w:pStyle w:val="ListBullet2"/>
             </w:pPr>
             <w:r>
               <w:t>Neural network architecture</w:t>
@@ -5378,7 +5420,7 @@
           </w:p>
           <w:p>
             <w:pPr>
-              <w:pStyle w:val="ListBullet"/>
+              <w:pStyle w:val="ListBullet3"/>
             </w:pPr>
             <w:r>
               <w:t>Multilayer Perceptron (MLP) / Feed-Forward Networks / Fully-connected Networks</w:t>
@@ -5386,7 +5428,7 @@
           </w:p>
           <w:p>
             <w:pPr>
-              <w:pStyle w:val="ListBullet"/>
+              <w:pStyle w:val="ListBullet3"/>
             </w:pPr>
             <w:r>
               <w:t>Convolutional Neural Networks (CNN) — What does it do, why might it be better for images?</w:t>
@@ -5394,7 +5436,7 @@
           </w:p>
           <w:p>
             <w:pPr>
-              <w:pStyle w:val="ListBullet"/>
+              <w:pStyle w:val="ListBullet3"/>
             </w:pPr>
             <w:r>
               <w:t>Recurrent Neural Networks — (Stateful networks) Why should we keep track of state?</w:t>
@@ -5452,6 +5494,9 @@
                 <w:t>But what is a neural network?</w:t>
               </w:r>
             </w:hyperlink>
+            <w:r>
+              <w:br/>
+            </w:r>
             <w:hyperlink r:id="rId37" w:history="1">
               <w:r>
                 <w:rPr>
@@ -5461,6 +5506,9 @@
                 <w:t>Gradient descent, how neural networks learn</w:t>
               </w:r>
             </w:hyperlink>
+            <w:r>
+              <w:br/>
+            </w:r>
             <w:hyperlink r:id="rId42" w:history="1">
               <w:r>
                 <w:rPr>
@@ -5470,6 +5518,9 @@
                 <w:t>What is backpropagation really doing?</w:t>
               </w:r>
             </w:hyperlink>
+            <w:r>
+              <w:br/>
+            </w:r>
             <w:hyperlink r:id="rId43" w:history="1">
               <w:r>
                 <w:rPr>
@@ -5505,6 +5556,9 @@
             <w:r>
               <w:t>Line By Line Intro to a pytorch neural network (with a cool song!):</w:t>
             </w:r>
+            <w:r>
+              <w:br/>
+            </w:r>
             <w:hyperlink r:id="rId45" w:history="1">
               <w:r>
                 <w:rPr>
@@ -5514,6 +5568,9 @@
                 <w:t>StatsQuest Introduction to pytorch</w:t>
               </w:r>
             </w:hyperlink>
+            <w:r>
+              <w:br/>
+            </w:r>
             <w:hyperlink r:id="rId46" w:history="1">
               <w:r>
                 <w:rPr>
@@ -5529,6 +5586,9 @@
               <w:t>Lab:</w:t>
             </w:r>
             <w:r>
+              <w:br/>
+            </w:r>
+            <w:r>
               <w:rPr>
                 <w:i/>
               </w:rPr>
@@ -5536,6 +5596,9 @@
             </w:r>
             <w:r>
               <w:t>:</w:t>
+            </w:r>
+            <w:r>
+              <w:br/>
             </w:r>
             <w:hyperlink r:id="rId47" w:history="1">
               <w:r>
@@ -5546,6 +5609,9 @@
                 <w:t>Kaggle Competition</w:t>
               </w:r>
             </w:hyperlink>
+            <w:r>
+              <w:br/>
+            </w:r>
             <w:hyperlink r:id="rId48" w:history="1">
               <w:r>
                 <w:rPr>
@@ -5590,7 +5656,7 @@
           </w:p>
           <w:p>
             <w:pPr>
-              <w:pStyle w:val="ListBullet"/>
+              <w:pStyle w:val="ListBullet2"/>
             </w:pPr>
             <w:r>
               <w:t>This short story is a speculative look at AI in education, exploring the impact of computer-managed teaching on students and society.</w:t>
@@ -5762,7 +5828,7 @@
           </w:p>
           <w:p>
             <w:pPr>
-              <w:pStyle w:val="ListBullet"/>
+              <w:pStyle w:val="ListBullet2"/>
             </w:pPr>
             <w:r>
               <w:t>Linear algebra for ML — scalars, vectors, and tensors</w:t>
@@ -5770,7 +5836,7 @@
           </w:p>
           <w:p>
             <w:pPr>
-              <w:pStyle w:val="ListBullet"/>
+              <w:pStyle w:val="ListBullet2"/>
             </w:pPr>
             <w:r>
               <w:t>Computing Tensors, GPU vs CPU</w:t>
@@ -5778,7 +5844,7 @@
           </w:p>
           <w:p>
             <w:pPr>
-              <w:pStyle w:val="ListBullet"/>
+              <w:pStyle w:val="ListBullet2"/>
             </w:pPr>
             <w:r>
               <w:t>Feature Engineering and Data Preprocessing Techniques for Deep Learning</w:t>
@@ -5786,7 +5852,7 @@
           </w:p>
           <w:p>
             <w:pPr>
-              <w:pStyle w:val="ListBullet"/>
+              <w:pStyle w:val="ListBullet2"/>
             </w:pPr>
             <w:r>
               <w:t>Activation functions:</w:t>
@@ -5794,7 +5860,7 @@
           </w:p>
           <w:p>
             <w:pPr>
-              <w:pStyle w:val="ListBullet"/>
+              <w:pStyle w:val="ListBullet3"/>
             </w:pPr>
             <w:r>
               <w:t>ReLU (Hidden Layer activations)</w:t>
@@ -5802,7 +5868,7 @@
           </w:p>
           <w:p>
             <w:pPr>
-              <w:pStyle w:val="ListBullet"/>
+              <w:pStyle w:val="ListBullet3"/>
             </w:pPr>
             <w:r>
               <w:t>SoftMax (Output Layer activations)</w:t>
@@ -5885,6 +5951,9 @@
                 <w:t>GPU vs CPU Mythbusters</w:t>
               </w:r>
             </w:hyperlink>
+            <w:r>
+              <w:br/>
+            </w:r>
             <w:hyperlink r:id="rId53" w:history="1">
               <w:r>
                 <w:rPr>
@@ -5894,6 +5963,9 @@
                 <w:t>Extension: CUDA &amp; NVLink</w:t>
               </w:r>
             </w:hyperlink>
+            <w:r>
+              <w:br/>
+            </w:r>
             <w:hyperlink r:id="rId54" w:history="1">
               <w:r>
                 <w:rPr>
@@ -5904,6 +5976,9 @@
               </w:r>
             </w:hyperlink>
             <w:r>
+              <w:br/>
+            </w:r>
+            <w:r>
               <w:t>Activity:</w:t>
             </w:r>
           </w:p>
@@ -5913,6 +5988,9 @@
                 <w:i/>
               </w:rPr>
               <w:t>Lab:</w:t>
+            </w:r>
+            <w:r>
+              <w:br/>
             </w:r>
             <w:hyperlink r:id="rId55" w:history="1">
               <w:r>
@@ -5958,7 +6036,7 @@
           </w:p>
           <w:p>
             <w:pPr>
-              <w:pStyle w:val="ListBullet"/>
+              <w:pStyle w:val="ListBullet2"/>
             </w:pPr>
             <w:r>
               <w:t>Set in an environment of body modification and post-humanity, this story looks at AI and transhumanism through the fascinating lens of transformed humans working in space.</w:t>
@@ -5972,6 +6050,9 @@
           <w:p>
             <w:r>
               <w:t>We are at the point in the course where you have a decision to make.</w:t>
+            </w:r>
+            <w:r>
+              <w:br/>
             </w:r>
             <w:r>
               <w:t>Do I want to understand the math or do I want to focus on applying AI.</w:t>
@@ -6197,7 +6278,7 @@
           </w:p>
           <w:p>
             <w:pPr>
-              <w:pStyle w:val="ListBullet"/>
+              <w:pStyle w:val="ListBullet2"/>
             </w:pPr>
             <w:r>
               <w:t>Understanding CRISP-DM methodology and software development for ML.</w:t>
@@ -6205,7 +6286,7 @@
           </w:p>
           <w:p>
             <w:pPr>
-              <w:pStyle w:val="ListBullet"/>
+              <w:pStyle w:val="ListBullet2"/>
             </w:pPr>
             <w:r>
               <w:t>Cross-Industry Standard Process for Data Mining (CRISP-DM)</w:t>
@@ -6213,7 +6294,7 @@
           </w:p>
           <w:p>
             <w:pPr>
-              <w:pStyle w:val="ListBullet"/>
+              <w:pStyle w:val="ListBullet2"/>
             </w:pPr>
             <w:r>
               <w:t>Applying Organizational Policies and Procedures to AI</w:t>
@@ -6221,7 +6302,7 @@
           </w:p>
           <w:p>
             <w:pPr>
-              <w:pStyle w:val="ListBullet"/>
+              <w:pStyle w:val="ListBullet2"/>
             </w:pPr>
             <w:r>
               <w:t>Software development methodologies relevant to AI/ML</w:t>
@@ -6229,7 +6310,7 @@
           </w:p>
           <w:p>
             <w:pPr>
-              <w:pStyle w:val="ListBullet"/>
+              <w:pStyle w:val="ListBullet2"/>
             </w:pPr>
             <w:r>
               <w:t>Applying organizational policies and procedures, and legislation to work tasks</w:t>
@@ -6288,6 +6369,9 @@
                 <w:t>Crisp-DM (Data Science Process Alliance)</w:t>
               </w:r>
             </w:hyperlink>
+            <w:r>
+              <w:br/>
+            </w:r>
             <w:hyperlink r:id="rId63" w:history="1">
               <w:r>
                 <w:rPr>
@@ -6297,6 +6381,9 @@
                 <w:t>Crisp-DM IBM</w:t>
               </w:r>
             </w:hyperlink>
+            <w:r>
+              <w:br/>
+            </w:r>
             <w:hyperlink r:id="rId64" w:history="1">
               <w:r>
                 <w:rPr>
@@ -6307,6 +6394,9 @@
               </w:r>
             </w:hyperlink>
             <w:r>
+              <w:br/>
+            </w:r>
+            <w:r>
               <w:t>CRISP-DM Expanded for ML:</w:t>
             </w:r>
           </w:p>
@@ -6321,6 +6411,9 @@
               </w:r>
             </w:hyperlink>
             <w:r>
+              <w:br/>
+            </w:r>
+            <w:r>
               <w:t>Lab (Machine Vision):</w:t>
             </w:r>
           </w:p>
@@ -6334,6 +6427,9 @@
                 <w:t>Build Your First Pytorch Model In Minutes! [Tutorial + Code]</w:t>
               </w:r>
             </w:hyperlink>
+            <w:r>
+              <w:br/>
+            </w:r>
             <w:hyperlink r:id="rId67" w:history="1">
               <w:r>
                 <w:rPr>
@@ -6378,7 +6474,7 @@
           </w:p>
           <w:p>
             <w:pPr>
-              <w:pStyle w:val="ListBullet"/>
+              <w:pStyle w:val="ListBullet2"/>
             </w:pPr>
             <w:r>
               <w:t>This story focuses on an AI developed to replicate the literary style of T.S. Eliot, examining the possibilities and limits of AI in creative endeavors.</w:t>
@@ -6529,7 +6625,7 @@
           </w:p>
           <w:p>
             <w:pPr>
-              <w:pStyle w:val="ListBullet"/>
+              <w:pStyle w:val="ListBullet2"/>
             </w:pPr>
             <w:r>
               <w:t>Attention is all you need!</w:t>
@@ -6537,7 +6633,7 @@
           </w:p>
           <w:p>
             <w:pPr>
-              <w:pStyle w:val="ListBullet"/>
+              <w:pStyle w:val="ListBullet2"/>
             </w:pPr>
             <w:r>
               <w:t>Intro to Huggingface</w:t>
@@ -6580,6 +6676,9 @@
                 <w:t>Transformers</w:t>
               </w:r>
             </w:hyperlink>
+            <w:r>
+              <w:br/>
+            </w:r>
             <w:hyperlink r:id="rId69" w:history="1">
               <w:r>
                 <w:rPr>
@@ -6605,6 +6704,9 @@
                 <w:t>Attention is all you need!</w:t>
               </w:r>
             </w:hyperlink>
+            <w:r>
+              <w:br/>
+            </w:r>
             <w:hyperlink r:id="rId71" w:history="1">
               <w:r>
                 <w:rPr>
@@ -6649,7 +6751,7 @@
           </w:p>
           <w:p>
             <w:pPr>
-              <w:pStyle w:val="ListBullet"/>
+              <w:pStyle w:val="ListBullet2"/>
             </w:pPr>
             <w:r>
               <w:t>Set in a post-human world, it follows an AI’s quest to become human and explores deeply philosophical themes of identity and existence.</w:t>
@@ -6801,7 +6903,7 @@
           </w:p>
           <w:p>
             <w:pPr>
-              <w:pStyle w:val="ListBullet"/>
+              <w:pStyle w:val="ListBullet2"/>
             </w:pPr>
             <w:r>
               <w:t>Who is LoRA?</w:t>
@@ -6809,7 +6911,7 @@
           </w:p>
           <w:p>
             <w:pPr>
-              <w:pStyle w:val="ListBullet"/>
+              <w:pStyle w:val="ListBullet2"/>
             </w:pPr>
             <w:r>
               <w:t>Fine-tuning Large Language Models</w:t>
@@ -6817,7 +6919,7 @@
           </w:p>
           <w:p>
             <w:pPr>
-              <w:pStyle w:val="ListBullet"/>
+              <w:pStyle w:val="ListBullet2"/>
             </w:pPr>
             <w:r>
               <w:t>Model sizes &amp; related challenges</w:t>
@@ -6901,6 +7003,9 @@
               <w:t xml:space="preserve"> (1995)</w:t>
             </w:r>
             <w:r>
+              <w:br/>
+            </w:r>
+            <w:r>
               <w:t>- Although it includes broader themes, the perspective on societal evolution with AI-environment integration is relevant and enriches discussions about AI in different cultural contexts.</w:t>
             </w:r>
           </w:p>
@@ -6919,6 +7024,9 @@
                 <w:t>Arthur C. Clarke, 2001: A Space Odyssey</w:t>
               </w:r>
             </w:hyperlink>
+            <w:r>
+              <w:br/>
+            </w:r>
             <w:hyperlink r:id="rId75" w:history="1">
               <w:r>
                 <w:rPr>
@@ -6928,6 +7036,9 @@
                 <w:t>Philip K. Dick, Do Androids Dream of Electric Sheep?</w:t>
               </w:r>
             </w:hyperlink>
+            <w:r>
+              <w:br/>
+            </w:r>
             <w:hyperlink r:id="rId76" w:history="1">
               <w:r>
                 <w:rPr>
@@ -7083,7 +7194,7 @@
           </w:p>
           <w:p>
             <w:pPr>
-              <w:pStyle w:val="ListBullet"/>
+              <w:pStyle w:val="ListBullet2"/>
             </w:pPr>
             <w:r>
               <w:t>Applying transformer architecture to multi-modal problems</w:t>
@@ -7154,6 +7265,9 @@
                 <w:t>Introduction</w:t>
               </w:r>
             </w:hyperlink>
+            <w:r>
+              <w:br/>
+            </w:r>
             <w:hyperlink r:id="rId78" w:history="1">
               <w:r>
                 <w:rPr>
@@ -7375,7 +7489,7 @@
           </w:p>
           <w:p>
             <w:pPr>
-              <w:pStyle w:val="ListBullet"/>
+              <w:pStyle w:val="ListBullet2"/>
             </w:pPr>
             <w:r>
               <w:t>Starting the final project: data sourcing and initial model design.</w:t>
@@ -7642,7 +7756,7 @@
           </w:p>
           <w:p>
             <w:pPr>
-              <w:pStyle w:val="ListBullet"/>
+              <w:pStyle w:val="ListBullet2"/>
             </w:pPr>
             <w:r>
               <w:t>Model training and testing.</w:t>
@@ -7909,7 +8023,7 @@
           </w:p>
           <w:p>
             <w:pPr>
-              <w:pStyle w:val="ListBullet"/>
+              <w:pStyle w:val="ListBullet2"/>
             </w:pPr>
             <w:r>
               <w:t>Model evaluation and tuning.</w:t>
@@ -8176,7 +8290,7 @@
           </w:p>
           <w:p>
             <w:pPr>
-              <w:pStyle w:val="ListBullet"/>
+              <w:pStyle w:val="ListBullet2"/>
             </w:pPr>
             <w:r>
               <w:t>Final adjustments to the model and prepare a white paper</w:t>
@@ -8568,6 +8682,9 @@
                 <w:t>IV. The Project</w:t>
               </w:r>
             </w:hyperlink>
+            <w:r>
+              <w:br/>
+            </w:r>
             <w:hyperlink r:id="rId85" w:history="1">
               <w:r>
                 <w:rPr>
@@ -16303,6 +16420,526 @@
     <w:pPr>
       <w:ind w:left="868"/>
     </w:pPr>
+  </w:style>
+  <w:style w:type="paragraph" w:customStyle="1" w:styleId="Heading7">
+    <w:name w:val="heading 7"/>
+    <w:basedOn w:val="Heading7"/>
+  </w:style>
+  <w:style w:type="paragraph" w:customStyle="1" w:styleId="Heading9">
+    <w:name w:val="heading 9"/>
+    <w:basedOn w:val="Heading9"/>
+  </w:style>
+  <w:style w:type="paragraph" w:customStyle="1" w:styleId="Title">
+    <w:name w:val="Title"/>
+    <w:basedOn w:val="Title"/>
+  </w:style>
+  <w:style w:type="paragraph" w:customStyle="1" w:styleId="TitleChar">
+    <w:name w:val="Title Char"/>
+    <w:basedOn w:val="TitleChar"/>
+  </w:style>
+  <w:style w:type="paragraph" w:customStyle="1" w:styleId="Subtitle">
+    <w:name w:val="Subtitle"/>
+    <w:basedOn w:val="Subtitle"/>
+  </w:style>
+  <w:style w:type="paragraph" w:customStyle="1" w:styleId="SubtitleChar">
+    <w:name w:val="Subtitle Char"/>
+    <w:basedOn w:val="SubtitleChar"/>
+  </w:style>
+  <w:style w:type="paragraph" w:customStyle="1" w:styleId="BodyText2">
+    <w:name w:val="Body Text 2"/>
+    <w:basedOn w:val="BodyText2"/>
+  </w:style>
+  <w:style w:type="paragraph" w:customStyle="1" w:styleId="BodyText2Char">
+    <w:name w:val="Body Text 2 Char"/>
+    <w:basedOn w:val="BodyText2Char"/>
+  </w:style>
+  <w:style w:type="paragraph" w:customStyle="1" w:styleId="BodyText3">
+    <w:name w:val="Body Text 3"/>
+    <w:basedOn w:val="BodyText3"/>
+  </w:style>
+  <w:style w:type="paragraph" w:customStyle="1" w:styleId="BodyText3Char">
+    <w:name w:val="Body Text 3 Char"/>
+    <w:basedOn w:val="BodyText3Char"/>
+  </w:style>
+  <w:style w:type="paragraph" w:customStyle="1" w:styleId="List2">
+    <w:name w:val="List 2"/>
+    <w:basedOn w:val="List2"/>
+  </w:style>
+  <w:style w:type="paragraph" w:customStyle="1" w:styleId="List3">
+    <w:name w:val="List 3"/>
+    <w:basedOn w:val="List3"/>
+  </w:style>
+  <w:style w:type="paragraph" w:customStyle="1" w:styleId="ListNumber2">
+    <w:name w:val="List Number 2"/>
+    <w:basedOn w:val="ListNumber2"/>
+  </w:style>
+  <w:style w:type="paragraph" w:customStyle="1" w:styleId="ListNumber3">
+    <w:name w:val="List Number 3"/>
+    <w:basedOn w:val="ListNumber3"/>
+  </w:style>
+  <w:style w:type="paragraph" w:customStyle="1" w:styleId="ListContinue2">
+    <w:name w:val="List Continue 2"/>
+    <w:basedOn w:val="ListContinue2"/>
+  </w:style>
+  <w:style w:type="paragraph" w:customStyle="1" w:styleId="ListContinue3">
+    <w:name w:val="List Continue 3"/>
+    <w:basedOn w:val="ListContinue3"/>
+  </w:style>
+  <w:style w:type="paragraph" w:customStyle="1" w:styleId="macro">
+    <w:name w:val="macro"/>
+    <w:basedOn w:val="MacroText"/>
+  </w:style>
+  <w:style w:type="paragraph" w:customStyle="1" w:styleId="MacroTextChar">
+    <w:name w:val="Macro Text Char"/>
+    <w:basedOn w:val="MacroTextChar"/>
+  </w:style>
+  <w:style w:type="paragraph" w:customStyle="1" w:styleId="Quote">
+    <w:name w:val="Quote"/>
+    <w:basedOn w:val="Quote"/>
+  </w:style>
+  <w:style w:type="paragraph" w:customStyle="1" w:styleId="QuoteChar">
+    <w:name w:val="Quote Char"/>
+    <w:basedOn w:val="QuoteChar"/>
+  </w:style>
+  <w:style w:type="paragraph" w:customStyle="1" w:styleId="Heading7Char">
+    <w:name w:val="Heading 7 Char"/>
+    <w:basedOn w:val="Heading7Char"/>
+  </w:style>
+  <w:style w:type="paragraph" w:customStyle="1" w:styleId="Heading9Char">
+    <w:name w:val="Heading 9 Char"/>
+    <w:basedOn w:val="Heading9Char"/>
+  </w:style>
+  <w:style w:type="paragraph" w:customStyle="1" w:styleId="Caption">
+    <w:name w:val="caption"/>
+    <w:basedOn w:val="Caption"/>
+  </w:style>
+  <w:style w:type="paragraph" w:customStyle="1" w:styleId="Strong">
+    <w:name w:val="Strong"/>
+    <w:basedOn w:val="Strong"/>
+  </w:style>
+  <w:style w:type="paragraph" w:customStyle="1" w:styleId="Emphasis">
+    <w:name w:val="Emphasis"/>
+    <w:basedOn w:val="Emphasis"/>
+  </w:style>
+  <w:style w:type="paragraph" w:customStyle="1" w:styleId="IntenseQuote">
+    <w:name w:val="Intense Quote"/>
+    <w:basedOn w:val="IntenseQuote"/>
+  </w:style>
+  <w:style w:type="paragraph" w:customStyle="1" w:styleId="IntenseQuoteChar">
+    <w:name w:val="Intense Quote Char"/>
+    <w:basedOn w:val="IntenseQuoteChar"/>
+  </w:style>
+  <w:style w:type="paragraph" w:customStyle="1" w:styleId="IntenseEmphasis">
+    <w:name w:val="Intense Emphasis"/>
+    <w:basedOn w:val="IntenseEmphasis"/>
+  </w:style>
+  <w:style w:type="paragraph" w:customStyle="1" w:styleId="SubtleReference">
+    <w:name w:val="Subtle Reference"/>
+    <w:basedOn w:val="SubtleReference"/>
+  </w:style>
+  <w:style w:type="paragraph" w:customStyle="1" w:styleId="IntenseReference">
+    <w:name w:val="Intense Reference"/>
+    <w:basedOn w:val="IntenseReference"/>
+  </w:style>
+  <w:style w:type="paragraph" w:customStyle="1" w:styleId="BookTitle">
+    <w:name w:val="Book Title"/>
+    <w:basedOn w:val="BookTitle"/>
+  </w:style>
+  <w:style w:type="paragraph" w:customStyle="1" w:styleId="TOCHeading">
+    <w:name w:val="TOC Heading"/>
+    <w:basedOn w:val="TOCHeading"/>
+  </w:style>
+  <w:style w:type="paragraph" w:customStyle="1" w:styleId="LightShading">
+    <w:name w:val="Light Shading"/>
+    <w:basedOn w:val="LightShading"/>
+  </w:style>
+  <w:style w:type="paragraph" w:customStyle="1" w:styleId="LightShadingAccent1">
+    <w:name w:val="Light Shading Accent 1"/>
+    <w:basedOn w:val="LightShading-Accent1"/>
+  </w:style>
+  <w:style w:type="paragraph" w:customStyle="1" w:styleId="LightShadingAccent2">
+    <w:name w:val="Light Shading Accent 2"/>
+    <w:basedOn w:val="LightShading-Accent2"/>
+  </w:style>
+  <w:style w:type="paragraph" w:customStyle="1" w:styleId="LightShadingAccent3">
+    <w:name w:val="Light Shading Accent 3"/>
+    <w:basedOn w:val="LightShading-Accent3"/>
+  </w:style>
+  <w:style w:type="paragraph" w:customStyle="1" w:styleId="LightShadingAccent4">
+    <w:name w:val="Light Shading Accent 4"/>
+    <w:basedOn w:val="LightShading-Accent4"/>
+  </w:style>
+  <w:style w:type="paragraph" w:customStyle="1" w:styleId="LightShadingAccent5">
+    <w:name w:val="Light Shading Accent 5"/>
+    <w:basedOn w:val="LightShading-Accent5"/>
+  </w:style>
+  <w:style w:type="paragraph" w:customStyle="1" w:styleId="LightShadingAccent6">
+    <w:name w:val="Light Shading Accent 6"/>
+    <w:basedOn w:val="LightShading-Accent6"/>
+  </w:style>
+  <w:style w:type="paragraph" w:customStyle="1" w:styleId="LightList">
+    <w:name w:val="Light List"/>
+    <w:basedOn w:val="LightList"/>
+  </w:style>
+  <w:style w:type="paragraph" w:customStyle="1" w:styleId="LightListAccent1">
+    <w:name w:val="Light List Accent 1"/>
+    <w:basedOn w:val="LightList-Accent1"/>
+  </w:style>
+  <w:style w:type="paragraph" w:customStyle="1" w:styleId="LightListAccent2">
+    <w:name w:val="Light List Accent 2"/>
+    <w:basedOn w:val="LightList-Accent2"/>
+  </w:style>
+  <w:style w:type="paragraph" w:customStyle="1" w:styleId="LightListAccent3">
+    <w:name w:val="Light List Accent 3"/>
+    <w:basedOn w:val="LightList-Accent3"/>
+  </w:style>
+  <w:style w:type="paragraph" w:customStyle="1" w:styleId="LightListAccent4">
+    <w:name w:val="Light List Accent 4"/>
+    <w:basedOn w:val="LightList-Accent4"/>
+  </w:style>
+  <w:style w:type="paragraph" w:customStyle="1" w:styleId="LightListAccent5">
+    <w:name w:val="Light List Accent 5"/>
+    <w:basedOn w:val="LightList-Accent5"/>
+  </w:style>
+  <w:style w:type="paragraph" w:customStyle="1" w:styleId="LightListAccent6">
+    <w:name w:val="Light List Accent 6"/>
+    <w:basedOn w:val="LightList-Accent6"/>
+  </w:style>
+  <w:style w:type="paragraph" w:customStyle="1" w:styleId="LightGrid">
+    <w:name w:val="Light Grid"/>
+    <w:basedOn w:val="LightGrid"/>
+  </w:style>
+  <w:style w:type="paragraph" w:customStyle="1" w:styleId="LightGridAccent1">
+    <w:name w:val="Light Grid Accent 1"/>
+    <w:basedOn w:val="LightGrid-Accent1"/>
+  </w:style>
+  <w:style w:type="paragraph" w:customStyle="1" w:styleId="LightGridAccent2">
+    <w:name w:val="Light Grid Accent 2"/>
+    <w:basedOn w:val="LightGrid-Accent2"/>
+  </w:style>
+  <w:style w:type="paragraph" w:customStyle="1" w:styleId="LightGridAccent3">
+    <w:name w:val="Light Grid Accent 3"/>
+    <w:basedOn w:val="LightGrid-Accent3"/>
+  </w:style>
+  <w:style w:type="paragraph" w:customStyle="1" w:styleId="LightGridAccent4">
+    <w:name w:val="Light Grid Accent 4"/>
+    <w:basedOn w:val="LightGrid-Accent4"/>
+  </w:style>
+  <w:style w:type="paragraph" w:customStyle="1" w:styleId="LightGridAccent5">
+    <w:name w:val="Light Grid Accent 5"/>
+    <w:basedOn w:val="LightGrid-Accent5"/>
+  </w:style>
+  <w:style w:type="paragraph" w:customStyle="1" w:styleId="LightGridAccent6">
+    <w:name w:val="Light Grid Accent 6"/>
+    <w:basedOn w:val="LightGrid-Accent6"/>
+  </w:style>
+  <w:style w:type="paragraph" w:customStyle="1" w:styleId="MediumShading1">
+    <w:name w:val="Medium Shading 1"/>
+    <w:basedOn w:val="MediumShading1"/>
+  </w:style>
+  <w:style w:type="paragraph" w:customStyle="1" w:styleId="MediumShading1Accent1">
+    <w:name w:val="Medium Shading 1 Accent 1"/>
+    <w:basedOn w:val="MediumShading1-Accent1"/>
+  </w:style>
+  <w:style w:type="paragraph" w:customStyle="1" w:styleId="MediumShading1Accent2">
+    <w:name w:val="Medium Shading 1 Accent 2"/>
+    <w:basedOn w:val="MediumShading1-Accent2"/>
+  </w:style>
+  <w:style w:type="paragraph" w:customStyle="1" w:styleId="MediumShading1Accent3">
+    <w:name w:val="Medium Shading 1 Accent 3"/>
+    <w:basedOn w:val="MediumShading1-Accent3"/>
+  </w:style>
+  <w:style w:type="paragraph" w:customStyle="1" w:styleId="MediumShading1Accent4">
+    <w:name w:val="Medium Shading 1 Accent 4"/>
+    <w:basedOn w:val="MediumShading1-Accent4"/>
+  </w:style>
+  <w:style w:type="paragraph" w:customStyle="1" w:styleId="MediumShading1Accent5">
+    <w:name w:val="Medium Shading 1 Accent 5"/>
+    <w:basedOn w:val="MediumShading1-Accent5"/>
+  </w:style>
+  <w:style w:type="paragraph" w:customStyle="1" w:styleId="MediumShading1Accent6">
+    <w:name w:val="Medium Shading 1 Accent 6"/>
+    <w:basedOn w:val="MediumShading1-Accent6"/>
+  </w:style>
+  <w:style w:type="paragraph" w:customStyle="1" w:styleId="MediumShading2">
+    <w:name w:val="Medium Shading 2"/>
+    <w:basedOn w:val="MediumShading2"/>
+  </w:style>
+  <w:style w:type="paragraph" w:customStyle="1" w:styleId="MediumShading2Accent1">
+    <w:name w:val="Medium Shading 2 Accent 1"/>
+    <w:basedOn w:val="MediumShading2-Accent1"/>
+  </w:style>
+  <w:style w:type="paragraph" w:customStyle="1" w:styleId="MediumShading2Accent2">
+    <w:name w:val="Medium Shading 2 Accent 2"/>
+    <w:basedOn w:val="MediumShading2-Accent2"/>
+  </w:style>
+  <w:style w:type="paragraph" w:customStyle="1" w:styleId="MediumShading2Accent3">
+    <w:name w:val="Medium Shading 2 Accent 3"/>
+    <w:basedOn w:val="MediumShading2-Accent3"/>
+  </w:style>
+  <w:style w:type="paragraph" w:customStyle="1" w:styleId="MediumShading2Accent4">
+    <w:name w:val="Medium Shading 2 Accent 4"/>
+    <w:basedOn w:val="MediumShading2-Accent4"/>
+  </w:style>
+  <w:style w:type="paragraph" w:customStyle="1" w:styleId="MediumShading2Accent5">
+    <w:name w:val="Medium Shading 2 Accent 5"/>
+    <w:basedOn w:val="MediumShading2-Accent5"/>
+  </w:style>
+  <w:style w:type="paragraph" w:customStyle="1" w:styleId="MediumShading2Accent6">
+    <w:name w:val="Medium Shading 2 Accent 6"/>
+    <w:basedOn w:val="MediumShading2-Accent6"/>
+  </w:style>
+  <w:style w:type="paragraph" w:customStyle="1" w:styleId="MediumList1">
+    <w:name w:val="Medium List 1"/>
+    <w:basedOn w:val="MediumList1"/>
+  </w:style>
+  <w:style w:type="paragraph" w:customStyle="1" w:styleId="MediumList1Accent1">
+    <w:name w:val="Medium List 1 Accent 1"/>
+    <w:basedOn w:val="MediumList1-Accent1"/>
+  </w:style>
+  <w:style w:type="paragraph" w:customStyle="1" w:styleId="MediumList1Accent2">
+    <w:name w:val="Medium List 1 Accent 2"/>
+    <w:basedOn w:val="MediumList1-Accent2"/>
+  </w:style>
+  <w:style w:type="paragraph" w:customStyle="1" w:styleId="MediumList1Accent3">
+    <w:name w:val="Medium List 1 Accent 3"/>
+    <w:basedOn w:val="MediumList1-Accent3"/>
+  </w:style>
+  <w:style w:type="paragraph" w:customStyle="1" w:styleId="MediumList1Accent4">
+    <w:name w:val="Medium List 1 Accent 4"/>
+    <w:basedOn w:val="MediumList1-Accent4"/>
+  </w:style>
+  <w:style w:type="paragraph" w:customStyle="1" w:styleId="MediumList1Accent5">
+    <w:name w:val="Medium List 1 Accent 5"/>
+    <w:basedOn w:val="MediumList1-Accent5"/>
+  </w:style>
+  <w:style w:type="paragraph" w:customStyle="1" w:styleId="MediumList1Accent6">
+    <w:name w:val="Medium List 1 Accent 6"/>
+    <w:basedOn w:val="MediumList1-Accent6"/>
+  </w:style>
+  <w:style w:type="paragraph" w:customStyle="1" w:styleId="MediumList2">
+    <w:name w:val="Medium List 2"/>
+    <w:basedOn w:val="MediumList2"/>
+  </w:style>
+  <w:style w:type="paragraph" w:customStyle="1" w:styleId="MediumList2Accent1">
+    <w:name w:val="Medium List 2 Accent 1"/>
+    <w:basedOn w:val="MediumList2-Accent1"/>
+  </w:style>
+  <w:style w:type="paragraph" w:customStyle="1" w:styleId="MediumList2Accent2">
+    <w:name w:val="Medium List 2 Accent 2"/>
+    <w:basedOn w:val="MediumList2-Accent2"/>
+  </w:style>
+  <w:style w:type="paragraph" w:customStyle="1" w:styleId="MediumList2Accent3">
+    <w:name w:val="Medium List 2 Accent 3"/>
+    <w:basedOn w:val="MediumList2-Accent3"/>
+  </w:style>
+  <w:style w:type="paragraph" w:customStyle="1" w:styleId="MediumList2Accent4">
+    <w:name w:val="Medium List 2 Accent 4"/>
+    <w:basedOn w:val="MediumList2-Accent4"/>
+  </w:style>
+  <w:style w:type="paragraph" w:customStyle="1" w:styleId="MediumList2Accent5">
+    <w:name w:val="Medium List 2 Accent 5"/>
+    <w:basedOn w:val="MediumList2-Accent5"/>
+  </w:style>
+  <w:style w:type="paragraph" w:customStyle="1" w:styleId="MediumList2Accent6">
+    <w:name w:val="Medium List 2 Accent 6"/>
+    <w:basedOn w:val="MediumList2-Accent6"/>
+  </w:style>
+  <w:style w:type="paragraph" w:customStyle="1" w:styleId="MediumGrid1">
+    <w:name w:val="Medium Grid 1"/>
+    <w:basedOn w:val="MediumGrid1"/>
+  </w:style>
+  <w:style w:type="paragraph" w:customStyle="1" w:styleId="MediumGrid1Accent1">
+    <w:name w:val="Medium Grid 1 Accent 1"/>
+    <w:basedOn w:val="MediumGrid1-Accent1"/>
+  </w:style>
+  <w:style w:type="paragraph" w:customStyle="1" w:styleId="MediumGrid1Accent2">
+    <w:name w:val="Medium Grid 1 Accent 2"/>
+    <w:basedOn w:val="MediumGrid1-Accent2"/>
+  </w:style>
+  <w:style w:type="paragraph" w:customStyle="1" w:styleId="MediumGrid1Accent3">
+    <w:name w:val="Medium Grid 1 Accent 3"/>
+    <w:basedOn w:val="MediumGrid1-Accent3"/>
+  </w:style>
+  <w:style w:type="paragraph" w:customStyle="1" w:styleId="MediumGrid1Accent4">
+    <w:name w:val="Medium Grid 1 Accent 4"/>
+    <w:basedOn w:val="MediumGrid1-Accent4"/>
+  </w:style>
+  <w:style w:type="paragraph" w:customStyle="1" w:styleId="MediumGrid1Accent5">
+    <w:name w:val="Medium Grid 1 Accent 5"/>
+    <w:basedOn w:val="MediumGrid1-Accent5"/>
+  </w:style>
+  <w:style w:type="paragraph" w:customStyle="1" w:styleId="MediumGrid1Accent6">
+    <w:name w:val="Medium Grid 1 Accent 6"/>
+    <w:basedOn w:val="MediumGrid1-Accent6"/>
+  </w:style>
+  <w:style w:type="paragraph" w:customStyle="1" w:styleId="MediumGrid2">
+    <w:name w:val="Medium Grid 2"/>
+    <w:basedOn w:val="MediumGrid2"/>
+  </w:style>
+  <w:style w:type="paragraph" w:customStyle="1" w:styleId="MediumGrid2Accent1">
+    <w:name w:val="Medium Grid 2 Accent 1"/>
+    <w:basedOn w:val="MediumGrid2-Accent1"/>
+  </w:style>
+  <w:style w:type="paragraph" w:customStyle="1" w:styleId="MediumGrid2Accent2">
+    <w:name w:val="Medium Grid 2 Accent 2"/>
+    <w:basedOn w:val="MediumGrid2-Accent2"/>
+  </w:style>
+  <w:style w:type="paragraph" w:customStyle="1" w:styleId="MediumGrid2Accent3">
+    <w:name w:val="Medium Grid 2 Accent 3"/>
+    <w:basedOn w:val="MediumGrid2-Accent3"/>
+  </w:style>
+  <w:style w:type="paragraph" w:customStyle="1" w:styleId="MediumGrid2Accent4">
+    <w:name w:val="Medium Grid 2 Accent 4"/>
+    <w:basedOn w:val="MediumGrid2-Accent4"/>
+  </w:style>
+  <w:style w:type="paragraph" w:customStyle="1" w:styleId="MediumGrid2Accent5">
+    <w:name w:val="Medium Grid 2 Accent 5"/>
+    <w:basedOn w:val="MediumGrid2-Accent5"/>
+  </w:style>
+  <w:style w:type="paragraph" w:customStyle="1" w:styleId="MediumGrid2Accent6">
+    <w:name w:val="Medium Grid 2 Accent 6"/>
+    <w:basedOn w:val="MediumGrid2-Accent6"/>
+  </w:style>
+  <w:style w:type="paragraph" w:customStyle="1" w:styleId="MediumGrid3">
+    <w:name w:val="Medium Grid 3"/>
+    <w:basedOn w:val="MediumGrid3"/>
+  </w:style>
+  <w:style w:type="paragraph" w:customStyle="1" w:styleId="MediumGrid3Accent1">
+    <w:name w:val="Medium Grid 3 Accent 1"/>
+    <w:basedOn w:val="MediumGrid3-Accent1"/>
+  </w:style>
+  <w:style w:type="paragraph" w:customStyle="1" w:styleId="MediumGrid3Accent2">
+    <w:name w:val="Medium Grid 3 Accent 2"/>
+    <w:basedOn w:val="MediumGrid3-Accent2"/>
+  </w:style>
+  <w:style w:type="paragraph" w:customStyle="1" w:styleId="MediumGrid3Accent3">
+    <w:name w:val="Medium Grid 3 Accent 3"/>
+    <w:basedOn w:val="MediumGrid3-Accent3"/>
+  </w:style>
+  <w:style w:type="paragraph" w:customStyle="1" w:styleId="MediumGrid3Accent4">
+    <w:name w:val="Medium Grid 3 Accent 4"/>
+    <w:basedOn w:val="MediumGrid3-Accent4"/>
+  </w:style>
+  <w:style w:type="paragraph" w:customStyle="1" w:styleId="MediumGrid3Accent5">
+    <w:name w:val="Medium Grid 3 Accent 5"/>
+    <w:basedOn w:val="MediumGrid3-Accent5"/>
+  </w:style>
+  <w:style w:type="paragraph" w:customStyle="1" w:styleId="MediumGrid3Accent6">
+    <w:name w:val="Medium Grid 3 Accent 6"/>
+    <w:basedOn w:val="MediumGrid3-Accent6"/>
+  </w:style>
+  <w:style w:type="paragraph" w:customStyle="1" w:styleId="DarkList">
+    <w:name w:val="Dark List"/>
+    <w:basedOn w:val="DarkList"/>
+  </w:style>
+  <w:style w:type="paragraph" w:customStyle="1" w:styleId="DarkListAccent1">
+    <w:name w:val="Dark List Accent 1"/>
+    <w:basedOn w:val="DarkList-Accent1"/>
+  </w:style>
+  <w:style w:type="paragraph" w:customStyle="1" w:styleId="DarkListAccent2">
+    <w:name w:val="Dark List Accent 2"/>
+    <w:basedOn w:val="DarkList-Accent2"/>
+  </w:style>
+  <w:style w:type="paragraph" w:customStyle="1" w:styleId="DarkListAccent3">
+    <w:name w:val="Dark List Accent 3"/>
+    <w:basedOn w:val="DarkList-Accent3"/>
+  </w:style>
+  <w:style w:type="paragraph" w:customStyle="1" w:styleId="DarkListAccent4">
+    <w:name w:val="Dark List Accent 4"/>
+    <w:basedOn w:val="DarkList-Accent4"/>
+  </w:style>
+  <w:style w:type="paragraph" w:customStyle="1" w:styleId="DarkListAccent5">
+    <w:name w:val="Dark List Accent 5"/>
+    <w:basedOn w:val="DarkList-Accent5"/>
+  </w:style>
+  <w:style w:type="paragraph" w:customStyle="1" w:styleId="DarkListAccent6">
+    <w:name w:val="Dark List Accent 6"/>
+    <w:basedOn w:val="DarkList-Accent6"/>
+  </w:style>
+  <w:style w:type="paragraph" w:customStyle="1" w:styleId="ColorfulShading">
+    <w:name w:val="Colorful Shading"/>
+    <w:basedOn w:val="ColorfulShading"/>
+  </w:style>
+  <w:style w:type="paragraph" w:customStyle="1" w:styleId="ColorfulShadingAccent1">
+    <w:name w:val="Colorful Shading Accent 1"/>
+    <w:basedOn w:val="ColorfulShading-Accent1"/>
+  </w:style>
+  <w:style w:type="paragraph" w:customStyle="1" w:styleId="ColorfulShadingAccent2">
+    <w:name w:val="Colorful Shading Accent 2"/>
+    <w:basedOn w:val="ColorfulShading-Accent2"/>
+  </w:style>
+  <w:style w:type="paragraph" w:customStyle="1" w:styleId="ColorfulShadingAccent3">
+    <w:name w:val="Colorful Shading Accent 3"/>
+    <w:basedOn w:val="ColorfulShading-Accent3"/>
+  </w:style>
+  <w:style w:type="paragraph" w:customStyle="1" w:styleId="ColorfulShadingAccent4">
+    <w:name w:val="Colorful Shading Accent 4"/>
+    <w:basedOn w:val="ColorfulShading-Accent4"/>
+  </w:style>
+  <w:style w:type="paragraph" w:customStyle="1" w:styleId="ColorfulShadingAccent5">
+    <w:name w:val="Colorful Shading Accent 5"/>
+    <w:basedOn w:val="ColorfulShading-Accent5"/>
+  </w:style>
+  <w:style w:type="paragraph" w:customStyle="1" w:styleId="ColorfulShadingAccent6">
+    <w:name w:val="Colorful Shading Accent 6"/>
+    <w:basedOn w:val="ColorfulShading-Accent6"/>
+  </w:style>
+  <w:style w:type="paragraph" w:customStyle="1" w:styleId="ColorfulList">
+    <w:name w:val="Colorful List"/>
+    <w:basedOn w:val="ColorfulList"/>
+  </w:style>
+  <w:style w:type="paragraph" w:customStyle="1" w:styleId="ColorfulListAccent1">
+    <w:name w:val="Colorful List Accent 1"/>
+    <w:basedOn w:val="ColorfulList-Accent1"/>
+  </w:style>
+  <w:style w:type="paragraph" w:customStyle="1" w:styleId="ColorfulListAccent2">
+    <w:name w:val="Colorful List Accent 2"/>
+    <w:basedOn w:val="ColorfulList-Accent2"/>
+  </w:style>
+  <w:style w:type="paragraph" w:customStyle="1" w:styleId="ColorfulListAccent3">
+    <w:name w:val="Colorful List Accent 3"/>
+    <w:basedOn w:val="ColorfulList-Accent3"/>
+  </w:style>
+  <w:style w:type="paragraph" w:customStyle="1" w:styleId="ColorfulListAccent4">
+    <w:name w:val="Colorful List Accent 4"/>
+    <w:basedOn w:val="ColorfulList-Accent4"/>
+  </w:style>
+  <w:style w:type="paragraph" w:customStyle="1" w:styleId="ColorfulListAccent5">
+    <w:name w:val="Colorful List Accent 5"/>
+    <w:basedOn w:val="ColorfulList-Accent5"/>
+  </w:style>
+  <w:style w:type="paragraph" w:customStyle="1" w:styleId="ColorfulListAccent6">
+    <w:name w:val="Colorful List Accent 6"/>
+    <w:basedOn w:val="ColorfulList-Accent6"/>
+  </w:style>
+  <w:style w:type="paragraph" w:customStyle="1" w:styleId="ColorfulGrid">
+    <w:name w:val="Colorful Grid"/>
+    <w:basedOn w:val="ColorfulGrid"/>
+  </w:style>
+  <w:style w:type="paragraph" w:customStyle="1" w:styleId="ColorfulGridAccent1">
+    <w:name w:val="Colorful Grid Accent 1"/>
+    <w:basedOn w:val="ColorfulGrid-Accent1"/>
+  </w:style>
+  <w:style w:type="paragraph" w:customStyle="1" w:styleId="ColorfulGridAccent2">
+    <w:name w:val="Colorful Grid Accent 2"/>
+    <w:basedOn w:val="ColorfulGrid-Accent2"/>
+  </w:style>
+  <w:style w:type="paragraph" w:customStyle="1" w:styleId="ColorfulGridAccent3">
+    <w:name w:val="Colorful Grid Accent 3"/>
+    <w:basedOn w:val="ColorfulGrid-Accent3"/>
+  </w:style>
+  <w:style w:type="paragraph" w:customStyle="1" w:styleId="ColorfulGridAccent4">
+    <w:name w:val="Colorful Grid Accent 4"/>
+    <w:basedOn w:val="ColorfulGrid-Accent4"/>
+  </w:style>
+  <w:style w:type="paragraph" w:customStyle="1" w:styleId="ColorfulGridAccent5">
+    <w:name w:val="Colorful Grid Accent 5"/>
+    <w:basedOn w:val="ColorfulGrid-Accent5"/>
+  </w:style>
+  <w:style w:type="paragraph" w:customStyle="1" w:styleId="ColorfulGridAccent6">
+    <w:name w:val="Colorful Grid Accent 6"/>
+    <w:basedOn w:val="ColorfulGrid-Accent6"/>
   </w:style>
 </w:styles>
 </file>
